--- a/Semester 3/Elective III - Deep Learning/questions/dl_unit3.docx
+++ b/Semester 3/Elective III - Deep Learning/questions/dl_unit3.docx
@@ -7,33 +7,63 @@
         <w:spacing w:before="120" w:after="240" w:line="275" w:lineRule="auto"/>
         <w:jc w:val="center"/>
         <w:rPr>
-          <w:rFonts w:ascii="Google Sans Text" w:eastAsia="Google Sans Text" w:hAnsi="Google Sans Text" w:cs="Google Sans Text"/>
+          <w:rFonts w:asciiTheme="majorHAnsi" w:eastAsia="Google Sans Text" w:hAnsiTheme="majorHAnsi" w:cstheme="majorHAnsi"/>
           <w:b/>
           <w:color w:val="1B1C1D"/>
-          <w:sz w:val="34"/>
+          <w:sz w:val="36"/>
           <w:szCs w:val="26"/>
-        </w:rPr>
-      </w:pPr>
-      <w:r>
-        <w:rPr>
-          <w:rFonts w:ascii="Google Sans Text" w:eastAsia="Google Sans Text" w:hAnsi="Google Sans Text" w:cs="Google Sans Text"/>
+          <w:u w:val="single"/>
+        </w:rPr>
+      </w:pPr>
+      <w:r>
+        <w:rPr>
+          <w:rFonts w:asciiTheme="majorHAnsi" w:eastAsia="Google Sans Text" w:hAnsiTheme="majorHAnsi" w:cstheme="majorHAnsi"/>
           <w:b/>
           <w:color w:val="1B1C1D"/>
-          <w:sz w:val="34"/>
+          <w:sz w:val="36"/>
           <w:szCs w:val="26"/>
-        </w:rPr>
-        <w:t>UNIT 3: Convolutional Neural Network (CNN)</w:t>
+          <w:highlight w:val="yellow"/>
+          <w:u w:val="single"/>
+        </w:rPr>
+        <w:t xml:space="preserve">UNIT </w:t>
+      </w:r>
+      <w:r>
+        <w:rPr>
+          <w:rFonts w:asciiTheme="majorHAnsi" w:eastAsia="Google Sans Text" w:hAnsiTheme="majorHAnsi" w:cstheme="majorHAnsi"/>
+          <w:b/>
+          <w:color w:val="1B1C1D"/>
+          <w:sz w:val="36"/>
+          <w:szCs w:val="26"/>
+          <w:highlight w:val="yellow"/>
+          <w:u w:val="single"/>
+        </w:rPr>
+        <w:t>III</w:t>
+      </w:r>
+      <w:r>
+        <w:rPr>
+          <w:rFonts w:asciiTheme="majorHAnsi" w:eastAsia="Google Sans Text" w:hAnsiTheme="majorHAnsi" w:cstheme="majorHAnsi"/>
+          <w:b/>
+          <w:color w:val="1B1C1D"/>
+          <w:sz w:val="36"/>
+          <w:szCs w:val="26"/>
+          <w:highlight w:val="yellow"/>
+          <w:u w:val="single"/>
+        </w:rPr>
+        <w:t>: Convolutional Neural Network (CNN)</w:t>
       </w:r>
     </w:p>
     <w:p>
       <w:pPr>
         <w:spacing w:before="120" w:after="240" w:line="275" w:lineRule="auto"/>
         <w:rPr>
-          <w:rFonts w:ascii="Google Sans Text" w:eastAsia="Google Sans Text" w:hAnsi="Google Sans Text" w:cs="Google Sans Text"/>
-          <w:color w:val="1B1C1D"/>
-        </w:rPr>
-      </w:pPr>
-      <w:r>
+          <w:rFonts w:asciiTheme="majorHAnsi" w:eastAsia="Google Sans Text" w:hAnsiTheme="majorHAnsi" w:cstheme="majorHAnsi"/>
+          <w:color w:val="1B1C1D"/>
+        </w:rPr>
+      </w:pPr>
+      <w:r>
+        <w:rPr>
+          <w:rFonts w:asciiTheme="majorHAnsi" w:hAnsiTheme="majorHAnsi" w:cstheme="majorHAnsi"/>
+        </w:rPr>
         <w:pict>
           <v:rect id="_x0000_i1025" style="width:0;height:1.5pt" o:hralign="center" o:hrstd="t" o:hr="t" fillcolor="#a0a0a0" stroked="f"/>
         </w:pict>
@@ -44,15 +74,19 @@
         <w:pStyle w:val="Heading3"/>
         <w:spacing w:before="0" w:after="120" w:line="275" w:lineRule="auto"/>
         <w:rPr>
-          <w:rFonts w:ascii="Google Sans Text" w:eastAsia="Google Sans Text" w:hAnsi="Google Sans Text" w:cs="Google Sans Text"/>
-          <w:color w:val="1B1C1D"/>
-        </w:rPr>
-      </w:pPr>
-      <w:r>
-        <w:rPr>
-          <w:rFonts w:ascii="Google Sans Text" w:eastAsia="Google Sans Text" w:hAnsi="Google Sans Text" w:cs="Google Sans Text"/>
-          <w:color w:val="1B1C1D"/>
+          <w:rFonts w:asciiTheme="majorHAnsi" w:eastAsia="Google Sans Text" w:hAnsiTheme="majorHAnsi" w:cstheme="majorHAnsi"/>
+          <w:color w:val="1B1C1D"/>
+          <w:sz w:val="24"/>
+          <w:u w:val="single"/>
+        </w:rPr>
+      </w:pPr>
+      <w:r>
+        <w:rPr>
+          <w:rFonts w:asciiTheme="majorHAnsi" w:eastAsia="Google Sans Text" w:hAnsiTheme="majorHAnsi" w:cstheme="majorHAnsi"/>
+          <w:color w:val="1B1C1D"/>
+          <w:sz w:val="24"/>
           <w:highlight w:val="yellow"/>
+          <w:u w:val="single"/>
         </w:rPr>
         <w:t>1. What is the motivation behind Convolutional Neural Networks (CNNs)?</w:t>
       </w:r>
@@ -68,13 +102,13 @@
         </w:pBdr>
         <w:spacing w:after="240" w:line="275" w:lineRule="auto"/>
         <w:rPr>
-          <w:rFonts w:ascii="Google Sans Text" w:eastAsia="Google Sans Text" w:hAnsi="Google Sans Text" w:cs="Google Sans Text"/>
-          <w:color w:val="1B1C1D"/>
-        </w:rPr>
-      </w:pPr>
-      <w:r>
-        <w:rPr>
-          <w:rFonts w:ascii="Google Sans Text" w:eastAsia="Google Sans Text" w:hAnsi="Google Sans Text" w:cs="Google Sans Text"/>
+          <w:rFonts w:asciiTheme="majorHAnsi" w:eastAsia="Google Sans Text" w:hAnsiTheme="majorHAnsi" w:cstheme="majorHAnsi"/>
+          <w:color w:val="1B1C1D"/>
+        </w:rPr>
+      </w:pPr>
+      <w:r>
+        <w:rPr>
+          <w:rFonts w:asciiTheme="majorHAnsi" w:eastAsia="Google Sans Text" w:hAnsiTheme="majorHAnsi" w:cstheme="majorHAnsi"/>
           <w:color w:val="1B1C1D"/>
         </w:rPr>
         <w:t xml:space="preserve">The primary motivation behind Convolutional Neural Networks (CNNs) is to efficiently process data with a grid-like topology, such as images, by overcoming the limitations of traditional </w:t>
@@ -82,7 +116,7 @@
       <w:proofErr w:type="spellStart"/>
       <w:r>
         <w:rPr>
-          <w:rFonts w:ascii="Google Sans Text" w:eastAsia="Google Sans Text" w:hAnsi="Google Sans Text" w:cs="Google Sans Text"/>
+          <w:rFonts w:asciiTheme="majorHAnsi" w:eastAsia="Google Sans Text" w:hAnsiTheme="majorHAnsi" w:cstheme="majorHAnsi"/>
           <w:color w:val="1B1C1D"/>
         </w:rPr>
         <w:t>feedforward</w:t>
@@ -90,7 +124,7 @@
       <w:proofErr w:type="spellEnd"/>
       <w:r>
         <w:rPr>
-          <w:rFonts w:ascii="Google Sans Text" w:eastAsia="Google Sans Text" w:hAnsi="Google Sans Text" w:cs="Google Sans Text"/>
+          <w:rFonts w:asciiTheme="majorHAnsi" w:eastAsia="Google Sans Text" w:hAnsiTheme="majorHAnsi" w:cstheme="majorHAnsi"/>
           <w:color w:val="1B1C1D"/>
         </w:rPr>
         <w:t xml:space="preserve"> neural networks (like Multi-Layer </w:t>
@@ -98,7 +132,7 @@
       <w:proofErr w:type="spellStart"/>
       <w:r>
         <w:rPr>
-          <w:rFonts w:ascii="Google Sans Text" w:eastAsia="Google Sans Text" w:hAnsi="Google Sans Text" w:cs="Google Sans Text"/>
+          <w:rFonts w:asciiTheme="majorHAnsi" w:eastAsia="Google Sans Text" w:hAnsiTheme="majorHAnsi" w:cstheme="majorHAnsi"/>
           <w:color w:val="1B1C1D"/>
         </w:rPr>
         <w:t>Perceptrons</w:t>
@@ -106,40 +140,24 @@
       <w:proofErr w:type="spellEnd"/>
       <w:r>
         <w:rPr>
-          <w:rFonts w:ascii="Google Sans Text" w:eastAsia="Google Sans Text" w:hAnsi="Google Sans Text" w:cs="Google Sans Text"/>
+          <w:rFonts w:asciiTheme="majorHAnsi" w:eastAsia="Google Sans Text" w:hAnsiTheme="majorHAnsi" w:cstheme="majorHAnsi"/>
           <w:color w:val="1B1C1D"/>
         </w:rPr>
         <w:t>, or MLPs).</w:t>
       </w:r>
-    </w:p>
-    <w:p>
-      <w:pPr>
-        <w:pBdr>
-          <w:top w:val="nil"/>
-          <w:left w:val="nil"/>
-          <w:bottom w:val="nil"/>
-          <w:right w:val="nil"/>
-          <w:between w:val="nil"/>
-        </w:pBdr>
-        <w:spacing w:after="120" w:line="275" w:lineRule="auto"/>
-        <w:rPr>
-          <w:rFonts w:ascii="Google Sans Text" w:eastAsia="Google Sans Text" w:hAnsi="Google Sans Text" w:cs="Google Sans Text"/>
-          <w:color w:val="1B1C1D"/>
-        </w:rPr>
-      </w:pPr>
-      <w:r>
-        <w:rPr>
-          <w:rFonts w:ascii="Google Sans Text" w:eastAsia="Google Sans Text" w:hAnsi="Google Sans Text" w:cs="Google Sans Text"/>
-          <w:color w:val="1B1C1D"/>
-        </w:rPr>
-        <w:t>M</w:t>
-      </w:r>
-      <w:r>
-        <w:rPr>
-          <w:rFonts w:ascii="Google Sans Text" w:eastAsia="Google Sans Text" w:hAnsi="Google Sans Text" w:cs="Google Sans Text"/>
-          <w:color w:val="1B1C1D"/>
-        </w:rPr>
-        <w:t>LPs are not well-suited for image processing for two main reasons:</w:t>
+      <w:r>
+        <w:rPr>
+          <w:rFonts w:asciiTheme="majorHAnsi" w:eastAsia="Google Sans Text" w:hAnsiTheme="majorHAnsi" w:cstheme="majorHAnsi"/>
+          <w:color w:val="1B1C1D"/>
+        </w:rPr>
+        <w:t xml:space="preserve"> </w:t>
+      </w:r>
+      <w:r>
+        <w:rPr>
+          <w:rFonts w:asciiTheme="majorHAnsi" w:eastAsia="Google Sans Text" w:hAnsiTheme="majorHAnsi" w:cstheme="majorHAnsi"/>
+          <w:color w:val="1B1C1D"/>
+        </w:rPr>
+        <w:t>MLPs are not well-suited for image processing for two main reasons:</w:t>
       </w:r>
     </w:p>
     <w:p>
@@ -156,10 +174,13 @@
           <w:between w:val="nil"/>
         </w:pBdr>
         <w:spacing w:line="275" w:lineRule="auto"/>
-      </w:pPr>
-      <w:r>
-        <w:rPr>
-          <w:rFonts w:ascii="Google Sans Text" w:eastAsia="Google Sans Text" w:hAnsi="Google Sans Text" w:cs="Google Sans Text"/>
+        <w:rPr>
+          <w:rFonts w:asciiTheme="majorHAnsi" w:hAnsiTheme="majorHAnsi" w:cstheme="majorHAnsi"/>
+        </w:rPr>
+      </w:pPr>
+      <w:r>
+        <w:rPr>
+          <w:rFonts w:asciiTheme="majorHAnsi" w:eastAsia="Google Sans Text" w:hAnsiTheme="majorHAnsi" w:cstheme="majorHAnsi"/>
           <w:b/>
           <w:color w:val="1B1C1D"/>
         </w:rPr>
@@ -167,22 +188,15 @@
       </w:r>
       <w:r>
         <w:rPr>
-          <w:rFonts w:ascii="Google Sans Text" w:eastAsia="Google Sans Text" w:hAnsi="Google Sans Text" w:cs="Google Sans Text"/>
-          <w:color w:val="1B1C1D"/>
-        </w:rPr>
-        <w:t xml:space="preserve"> A simple 256x256 pixel image has over 65,000 pixels. If this is fed into an MLP, the first hidden layer would have an enormous number of weights, leading to a massive n</w:t>
-      </w:r>
-      <w:r>
-        <w:rPr>
-          <w:rFonts w:ascii="Google Sans Text" w:eastAsia="Google Sans Text" w:hAnsi="Google Sans Text" w:cs="Google Sans Text"/>
-          <w:color w:val="1B1C1D"/>
-        </w:rPr>
-        <w:t xml:space="preserve">umber of parameters. This is computationally expensive and makes the network highly prone to </w:t>
+          <w:rFonts w:asciiTheme="majorHAnsi" w:eastAsia="Google Sans Text" w:hAnsiTheme="majorHAnsi" w:cstheme="majorHAnsi"/>
+          <w:color w:val="1B1C1D"/>
+        </w:rPr>
+        <w:t xml:space="preserve"> A simple 256x256 pixel image has over 65,000 pixels. If this is fed into an MLP, the first hidden layer would have an enormous number of weights, leading to a massive number of parameters. This is computationally expensive and makes the network highly prone to </w:t>
       </w:r>
       <w:proofErr w:type="spellStart"/>
       <w:r>
         <w:rPr>
-          <w:rFonts w:ascii="Google Sans Text" w:eastAsia="Google Sans Text" w:hAnsi="Google Sans Text" w:cs="Google Sans Text"/>
+          <w:rFonts w:asciiTheme="majorHAnsi" w:eastAsia="Google Sans Text" w:hAnsiTheme="majorHAnsi" w:cstheme="majorHAnsi"/>
           <w:b/>
           <w:color w:val="1B1C1D"/>
         </w:rPr>
@@ -191,7 +205,7 @@
       <w:proofErr w:type="spellEnd"/>
       <w:r>
         <w:rPr>
-          <w:rFonts w:ascii="Google Sans Text" w:eastAsia="Google Sans Text" w:hAnsi="Google Sans Text" w:cs="Google Sans Text"/>
+          <w:rFonts w:asciiTheme="majorHAnsi" w:eastAsia="Google Sans Text" w:hAnsiTheme="majorHAnsi" w:cstheme="majorHAnsi"/>
           <w:color w:val="1B1C1D"/>
         </w:rPr>
         <w:t>.</w:t>
@@ -211,10 +225,13 @@
           <w:between w:val="nil"/>
         </w:pBdr>
         <w:spacing w:after="120" w:line="275" w:lineRule="auto"/>
-      </w:pPr>
-      <w:r>
-        <w:rPr>
-          <w:rFonts w:ascii="Google Sans Text" w:eastAsia="Google Sans Text" w:hAnsi="Google Sans Text" w:cs="Google Sans Text"/>
+        <w:rPr>
+          <w:rFonts w:asciiTheme="majorHAnsi" w:hAnsiTheme="majorHAnsi" w:cstheme="majorHAnsi"/>
+        </w:rPr>
+      </w:pPr>
+      <w:r>
+        <w:rPr>
+          <w:rFonts w:asciiTheme="majorHAnsi" w:eastAsia="Google Sans Text" w:hAnsiTheme="majorHAnsi" w:cstheme="majorHAnsi"/>
           <w:b/>
           <w:color w:val="1B1C1D"/>
         </w:rPr>
@@ -222,17 +239,10 @@
       </w:r>
       <w:r>
         <w:rPr>
-          <w:rFonts w:ascii="Google Sans Text" w:eastAsia="Google Sans Text" w:hAnsi="Google Sans Text" w:cs="Google Sans Text"/>
-          <w:color w:val="1B1C1D"/>
-        </w:rPr>
-        <w:t xml:space="preserve"> MLPs require the input image to be flattened into a 1D vector. This process completely discards the spatial information of the image (i.e., which pixels are near each other). However, in images, nearby pixels are highly correlated and form meaningful loca</w:t>
-      </w:r>
-      <w:r>
-        <w:rPr>
-          <w:rFonts w:ascii="Google Sans Text" w:eastAsia="Google Sans Text" w:hAnsi="Google Sans Text" w:cs="Google Sans Text"/>
-          <w:color w:val="1B1C1D"/>
-        </w:rPr>
-        <w:t>l patterns like edges, corners, and textures.</w:t>
+          <w:rFonts w:asciiTheme="majorHAnsi" w:eastAsia="Google Sans Text" w:hAnsiTheme="majorHAnsi" w:cstheme="majorHAnsi"/>
+          <w:color w:val="1B1C1D"/>
+        </w:rPr>
+        <w:t xml:space="preserve"> MLPs require the input image to be flattened into a 1D vector. This process completely discards the spatial information of the image (i.e., which pixels are near each other). However, in images, nearby pixels are highly correlated and form meaningful local patterns like edges, corners, and textures.</w:t>
       </w:r>
     </w:p>
     <w:p>
@@ -246,13 +256,13 @@
         </w:pBdr>
         <w:spacing w:before="240" w:after="120" w:line="275" w:lineRule="auto"/>
         <w:rPr>
-          <w:rFonts w:ascii="Google Sans Text" w:eastAsia="Google Sans Text" w:hAnsi="Google Sans Text" w:cs="Google Sans Text"/>
-          <w:color w:val="1B1C1D"/>
-        </w:rPr>
-      </w:pPr>
-      <w:r>
-        <w:rPr>
-          <w:rFonts w:ascii="Google Sans Text" w:eastAsia="Google Sans Text" w:hAnsi="Google Sans Text" w:cs="Google Sans Text"/>
+          <w:rFonts w:asciiTheme="majorHAnsi" w:eastAsia="Google Sans Text" w:hAnsiTheme="majorHAnsi" w:cstheme="majorHAnsi"/>
+          <w:color w:val="1B1C1D"/>
+        </w:rPr>
+      </w:pPr>
+      <w:r>
+        <w:rPr>
+          <w:rFonts w:asciiTheme="majorHAnsi" w:eastAsia="Google Sans Text" w:hAnsiTheme="majorHAnsi" w:cstheme="majorHAnsi"/>
           <w:color w:val="1B1C1D"/>
         </w:rPr>
         <w:t>CNNs were motivated by the need to address these issues. They are inspired by the human visual cortex and are designed to:</w:t>
@@ -272,10 +282,13 @@
           <w:between w:val="nil"/>
         </w:pBdr>
         <w:spacing w:line="275" w:lineRule="auto"/>
-      </w:pPr>
-      <w:r>
-        <w:rPr>
-          <w:rFonts w:ascii="Google Sans Text" w:eastAsia="Google Sans Text" w:hAnsi="Google Sans Text" w:cs="Google Sans Text"/>
+        <w:rPr>
+          <w:rFonts w:asciiTheme="majorHAnsi" w:hAnsiTheme="majorHAnsi" w:cstheme="majorHAnsi"/>
+        </w:rPr>
+      </w:pPr>
+      <w:r>
+        <w:rPr>
+          <w:rFonts w:asciiTheme="majorHAnsi" w:eastAsia="Google Sans Text" w:hAnsiTheme="majorHAnsi" w:cstheme="majorHAnsi"/>
           <w:b/>
           <w:color w:val="1B1C1D"/>
         </w:rPr>
@@ -283,17 +296,10 @@
       </w:r>
       <w:r>
         <w:rPr>
-          <w:rFonts w:ascii="Google Sans Text" w:eastAsia="Google Sans Text" w:hAnsi="Google Sans Text" w:cs="Google Sans Text"/>
-          <w:color w:val="1B1C1D"/>
-        </w:rPr>
-        <w:t xml:space="preserve"> They process images in their 2D form, preserving the spatia</w:t>
-      </w:r>
-      <w:r>
-        <w:rPr>
-          <w:rFonts w:ascii="Google Sans Text" w:eastAsia="Google Sans Text" w:hAnsi="Google Sans Text" w:cs="Google Sans Text"/>
-          <w:color w:val="1B1C1D"/>
-        </w:rPr>
-        <w:t>l relationships between pixels.</w:t>
+          <w:rFonts w:asciiTheme="majorHAnsi" w:eastAsia="Google Sans Text" w:hAnsiTheme="majorHAnsi" w:cstheme="majorHAnsi"/>
+          <w:color w:val="1B1C1D"/>
+        </w:rPr>
+        <w:t xml:space="preserve"> process images in their 2D form, preserving spatial relationships between pixels.</w:t>
       </w:r>
     </w:p>
     <w:p>
@@ -310,10 +316,13 @@
           <w:between w:val="nil"/>
         </w:pBdr>
         <w:spacing w:line="275" w:lineRule="auto"/>
-      </w:pPr>
-      <w:r>
-        <w:rPr>
-          <w:rFonts w:ascii="Google Sans Text" w:eastAsia="Google Sans Text" w:hAnsi="Google Sans Text" w:cs="Google Sans Text"/>
+        <w:rPr>
+          <w:rFonts w:asciiTheme="majorHAnsi" w:hAnsiTheme="majorHAnsi" w:cstheme="majorHAnsi"/>
+        </w:rPr>
+      </w:pPr>
+      <w:r>
+        <w:rPr>
+          <w:rFonts w:asciiTheme="majorHAnsi" w:eastAsia="Google Sans Text" w:hAnsiTheme="majorHAnsi" w:cstheme="majorHAnsi"/>
           <w:b/>
           <w:color w:val="1B1C1D"/>
         </w:rPr>
@@ -321,7 +330,7 @@
       </w:r>
       <w:r>
         <w:rPr>
-          <w:rFonts w:ascii="Google Sans Text" w:eastAsia="Google Sans Text" w:hAnsi="Google Sans Text" w:cs="Google Sans Text"/>
+          <w:rFonts w:asciiTheme="majorHAnsi" w:eastAsia="Google Sans Text" w:hAnsiTheme="majorHAnsi" w:cstheme="majorHAnsi"/>
           <w:color w:val="1B1C1D"/>
         </w:rPr>
         <w:t xml:space="preserve"> CNNs automatically learn a hierarchy of features. Early layers learn simple features like edges and </w:t>
@@ -329,7 +338,7 @@
       <w:proofErr w:type="spellStart"/>
       <w:r>
         <w:rPr>
-          <w:rFonts w:ascii="Google Sans Text" w:eastAsia="Google Sans Text" w:hAnsi="Google Sans Text" w:cs="Google Sans Text"/>
+          <w:rFonts w:asciiTheme="majorHAnsi" w:eastAsia="Google Sans Text" w:hAnsiTheme="majorHAnsi" w:cstheme="majorHAnsi"/>
           <w:color w:val="1B1C1D"/>
         </w:rPr>
         <w:t>colors</w:t>
@@ -337,17 +346,10 @@
       <w:proofErr w:type="spellEnd"/>
       <w:r>
         <w:rPr>
-          <w:rFonts w:ascii="Google Sans Text" w:eastAsia="Google Sans Text" w:hAnsi="Google Sans Text" w:cs="Google Sans Text"/>
-          <w:color w:val="1B1C1D"/>
-        </w:rPr>
-        <w:t>, while deeper layers combine these to learn more complex features like shapes, textures,</w:t>
-      </w:r>
-      <w:r>
-        <w:rPr>
-          <w:rFonts w:ascii="Google Sans Text" w:eastAsia="Google Sans Text" w:hAnsi="Google Sans Text" w:cs="Google Sans Text"/>
-          <w:color w:val="1B1C1D"/>
-        </w:rPr>
-        <w:t xml:space="preserve"> and eventually, objects.</w:t>
+          <w:rFonts w:asciiTheme="majorHAnsi" w:eastAsia="Google Sans Text" w:hAnsiTheme="majorHAnsi" w:cstheme="majorHAnsi"/>
+          <w:color w:val="1B1C1D"/>
+        </w:rPr>
+        <w:t>, while deeper layers combine these to learn more complex features like shapes, textures, and eventually, objects.</w:t>
       </w:r>
     </w:p>
     <w:p>
@@ -364,10 +366,13 @@
           <w:between w:val="nil"/>
         </w:pBdr>
         <w:spacing w:after="120" w:line="275" w:lineRule="auto"/>
-      </w:pPr>
-      <w:r>
-        <w:rPr>
-          <w:rFonts w:ascii="Google Sans Text" w:eastAsia="Google Sans Text" w:hAnsi="Google Sans Text" w:cs="Google Sans Text"/>
+        <w:rPr>
+          <w:rFonts w:asciiTheme="majorHAnsi" w:hAnsiTheme="majorHAnsi" w:cstheme="majorHAnsi"/>
+        </w:rPr>
+      </w:pPr>
+      <w:r>
+        <w:rPr>
+          <w:rFonts w:asciiTheme="majorHAnsi" w:eastAsia="Google Sans Text" w:hAnsiTheme="majorHAnsi" w:cstheme="majorHAnsi"/>
           <w:b/>
           <w:color w:val="1B1C1D"/>
         </w:rPr>
@@ -375,14 +380,14 @@
       </w:r>
       <w:r>
         <w:rPr>
-          <w:rFonts w:ascii="Google Sans Text" w:eastAsia="Google Sans Text" w:hAnsi="Google Sans Text" w:cs="Google Sans Text"/>
+          <w:rFonts w:asciiTheme="majorHAnsi" w:eastAsia="Google Sans Text" w:hAnsiTheme="majorHAnsi" w:cstheme="majorHAnsi"/>
           <w:color w:val="1B1C1D"/>
         </w:rPr>
         <w:t xml:space="preserve"> They use two key principles—</w:t>
       </w:r>
       <w:r>
         <w:rPr>
-          <w:rFonts w:ascii="Google Sans Text" w:eastAsia="Google Sans Text" w:hAnsi="Google Sans Text" w:cs="Google Sans Text"/>
+          <w:rFonts w:asciiTheme="majorHAnsi" w:eastAsia="Google Sans Text" w:hAnsiTheme="majorHAnsi" w:cstheme="majorHAnsi"/>
           <w:b/>
           <w:color w:val="1B1C1D"/>
         </w:rPr>
@@ -390,14 +395,14 @@
       </w:r>
       <w:r>
         <w:rPr>
-          <w:rFonts w:ascii="Google Sans Text" w:eastAsia="Google Sans Text" w:hAnsi="Google Sans Text" w:cs="Google Sans Text"/>
+          <w:rFonts w:asciiTheme="majorHAnsi" w:eastAsia="Google Sans Text" w:hAnsiTheme="majorHAnsi" w:cstheme="majorHAnsi"/>
           <w:color w:val="1B1C1D"/>
         </w:rPr>
         <w:t xml:space="preserve"> and </w:t>
       </w:r>
       <w:r>
         <w:rPr>
-          <w:rFonts w:ascii="Google Sans Text" w:eastAsia="Google Sans Text" w:hAnsi="Google Sans Text" w:cs="Google Sans Text"/>
+          <w:rFonts w:asciiTheme="majorHAnsi" w:eastAsia="Google Sans Text" w:hAnsiTheme="majorHAnsi" w:cstheme="majorHAnsi"/>
           <w:b/>
           <w:color w:val="1B1C1D"/>
         </w:rPr>
@@ -405,22 +410,15 @@
       </w:r>
       <w:r>
         <w:rPr>
-          <w:rFonts w:ascii="Google Sans Text" w:eastAsia="Google Sans Text" w:hAnsi="Google Sans Text" w:cs="Google Sans Text"/>
-          <w:color w:val="1B1C1D"/>
-        </w:rPr>
-        <w:t>—to drastically reduce the number of parameters compared to a fully connected network, making them more efficient and less prone</w:t>
-      </w:r>
-      <w:r>
-        <w:rPr>
-          <w:rFonts w:ascii="Google Sans Text" w:eastAsia="Google Sans Text" w:hAnsi="Google Sans Text" w:cs="Google Sans Text"/>
-          <w:color w:val="1B1C1D"/>
-        </w:rPr>
-        <w:t xml:space="preserve"> to </w:t>
+          <w:rFonts w:asciiTheme="majorHAnsi" w:eastAsia="Google Sans Text" w:hAnsiTheme="majorHAnsi" w:cstheme="majorHAnsi"/>
+          <w:color w:val="1B1C1D"/>
+        </w:rPr>
+        <w:t xml:space="preserve">—to drastically reduce the number of parameters compared to a fully connected network, making them more efficient and less prone to </w:t>
       </w:r>
       <w:proofErr w:type="spellStart"/>
       <w:r>
         <w:rPr>
-          <w:rFonts w:ascii="Google Sans Text" w:eastAsia="Google Sans Text" w:hAnsi="Google Sans Text" w:cs="Google Sans Text"/>
+          <w:rFonts w:asciiTheme="majorHAnsi" w:eastAsia="Google Sans Text" w:hAnsiTheme="majorHAnsi" w:cstheme="majorHAnsi"/>
           <w:color w:val="1B1C1D"/>
         </w:rPr>
         <w:t>overfitting</w:t>
@@ -428,7 +426,7 @@
       <w:proofErr w:type="spellEnd"/>
       <w:r>
         <w:rPr>
-          <w:rFonts w:ascii="Google Sans Text" w:eastAsia="Google Sans Text" w:hAnsi="Google Sans Text" w:cs="Google Sans Text"/>
+          <w:rFonts w:asciiTheme="majorHAnsi" w:eastAsia="Google Sans Text" w:hAnsiTheme="majorHAnsi" w:cstheme="majorHAnsi"/>
           <w:color w:val="1B1C1D"/>
         </w:rPr>
         <w:t>.</w:t>
@@ -445,11 +443,14 @@
         </w:pBdr>
         <w:spacing w:before="120" w:after="240" w:line="275" w:lineRule="auto"/>
         <w:rPr>
-          <w:rFonts w:ascii="Google Sans Text" w:eastAsia="Google Sans Text" w:hAnsi="Google Sans Text" w:cs="Google Sans Text"/>
-          <w:color w:val="1B1C1D"/>
-        </w:rPr>
-      </w:pPr>
-      <w:r>
+          <w:rFonts w:asciiTheme="majorHAnsi" w:eastAsia="Google Sans Text" w:hAnsiTheme="majorHAnsi" w:cstheme="majorHAnsi"/>
+          <w:color w:val="1B1C1D"/>
+        </w:rPr>
+      </w:pPr>
+      <w:r>
+        <w:rPr>
+          <w:rFonts w:asciiTheme="majorHAnsi" w:hAnsiTheme="majorHAnsi" w:cstheme="majorHAnsi"/>
+        </w:rPr>
         <w:pict>
           <v:rect id="_x0000_i1026" style="width:0;height:1.5pt" o:hralign="center" o:hrstd="t" o:hr="t" fillcolor="#a0a0a0" stroked="f"/>
         </w:pict>
@@ -460,40 +461,21 @@
         <w:pStyle w:val="Heading3"/>
         <w:spacing w:before="0" w:after="120" w:line="275" w:lineRule="auto"/>
         <w:rPr>
-          <w:rFonts w:ascii="Google Sans Text" w:eastAsia="Google Sans Text" w:hAnsi="Google Sans Text" w:cs="Google Sans Text"/>
-          <w:color w:val="1B1C1D"/>
-        </w:rPr>
-      </w:pPr>
-      <w:r>
-        <w:rPr>
-          <w:rFonts w:ascii="Google Sans Text" w:eastAsia="Google Sans Text" w:hAnsi="Google Sans Text" w:cs="Google Sans Text"/>
-          <w:color w:val="1B1C1D"/>
+          <w:rFonts w:asciiTheme="majorHAnsi" w:eastAsia="Google Sans Text" w:hAnsiTheme="majorHAnsi" w:cstheme="majorHAnsi"/>
+          <w:color w:val="1B1C1D"/>
+          <w:sz w:val="24"/>
+          <w:u w:val="single"/>
+        </w:rPr>
+      </w:pPr>
+      <w:r>
+        <w:rPr>
+          <w:rFonts w:asciiTheme="majorHAnsi" w:eastAsia="Google Sans Text" w:hAnsiTheme="majorHAnsi" w:cstheme="majorHAnsi"/>
+          <w:color w:val="1B1C1D"/>
+          <w:sz w:val="24"/>
           <w:highlight w:val="yellow"/>
+          <w:u w:val="single"/>
         </w:rPr>
         <w:t>2. Differentiate between convolutional layer and pooling layer in CNN.</w:t>
-      </w:r>
-    </w:p>
-    <w:p>
-      <w:pPr>
-        <w:pBdr>
-          <w:top w:val="nil"/>
-          <w:left w:val="nil"/>
-          <w:bottom w:val="nil"/>
-          <w:right w:val="nil"/>
-          <w:between w:val="nil"/>
-        </w:pBdr>
-        <w:spacing w:after="240" w:line="275" w:lineRule="auto"/>
-        <w:rPr>
-          <w:rFonts w:ascii="Google Sans Text" w:eastAsia="Google Sans Text" w:hAnsi="Google Sans Text" w:cs="Google Sans Text"/>
-          <w:color w:val="1B1C1D"/>
-        </w:rPr>
-      </w:pPr>
-      <w:r>
-        <w:rPr>
-          <w:rFonts w:ascii="Google Sans Text" w:eastAsia="Google Sans Text" w:hAnsi="Google Sans Text" w:cs="Google Sans Text"/>
-          <w:color w:val="1B1C1D"/>
-        </w:rPr>
-        <w:t>The convolutional layer and pooling layer are both fundamental components of a CNN, but they serve very different purposes.</w:t>
       </w:r>
     </w:p>
     <w:tbl>
@@ -504,14 +486,14 @@
         <w:tblLook w:val="0600" w:firstRow="0" w:lastRow="0" w:firstColumn="0" w:lastColumn="0" w:noHBand="1" w:noVBand="1"/>
       </w:tblPr>
       <w:tblGrid>
-        <w:gridCol w:w="2192"/>
-        <w:gridCol w:w="4246"/>
+        <w:gridCol w:w="1951"/>
+        <w:gridCol w:w="4487"/>
         <w:gridCol w:w="4246"/>
       </w:tblGrid>
       <w:tr>
         <w:tc>
           <w:tcPr>
-            <w:tcW w:w="2192" w:type="dxa"/>
+            <w:tcW w:w="1951" w:type="dxa"/>
           </w:tcPr>
           <w:p>
             <w:pPr>
@@ -524,14 +506,14 @@
               </w:pBdr>
               <w:spacing w:before="120" w:after="120" w:line="275" w:lineRule="auto"/>
               <w:rPr>
-                <w:rFonts w:ascii="Google Sans Text" w:eastAsia="Google Sans Text" w:hAnsi="Google Sans Text" w:cs="Google Sans Text"/>
+                <w:rFonts w:asciiTheme="majorHAnsi" w:eastAsia="Google Sans Text" w:hAnsiTheme="majorHAnsi" w:cstheme="majorHAnsi"/>
                 <w:b/>
                 <w:color w:val="1B1C1D"/>
               </w:rPr>
             </w:pPr>
             <w:r>
               <w:rPr>
-                <w:rFonts w:ascii="Google Sans Text" w:eastAsia="Google Sans Text" w:hAnsi="Google Sans Text" w:cs="Google Sans Text"/>
+                <w:rFonts w:asciiTheme="majorHAnsi" w:eastAsia="Google Sans Text" w:hAnsiTheme="majorHAnsi" w:cstheme="majorHAnsi"/>
                 <w:b/>
                 <w:color w:val="1B1C1D"/>
               </w:rPr>
@@ -541,7 +523,7 @@
         </w:tc>
         <w:tc>
           <w:tcPr>
-            <w:tcW w:w="4246" w:type="dxa"/>
+            <w:tcW w:w="4487" w:type="dxa"/>
           </w:tcPr>
           <w:p>
             <w:pPr>
@@ -554,14 +536,14 @@
               </w:pBdr>
               <w:spacing w:before="120" w:after="120" w:line="275" w:lineRule="auto"/>
               <w:rPr>
-                <w:rFonts w:ascii="Google Sans Text" w:eastAsia="Google Sans Text" w:hAnsi="Google Sans Text" w:cs="Google Sans Text"/>
+                <w:rFonts w:asciiTheme="majorHAnsi" w:eastAsia="Google Sans Text" w:hAnsiTheme="majorHAnsi" w:cstheme="majorHAnsi"/>
                 <w:b/>
                 <w:color w:val="1B1C1D"/>
               </w:rPr>
             </w:pPr>
             <w:r>
               <w:rPr>
-                <w:rFonts w:ascii="Google Sans Text" w:eastAsia="Google Sans Text" w:hAnsi="Google Sans Text" w:cs="Google Sans Text"/>
+                <w:rFonts w:asciiTheme="majorHAnsi" w:eastAsia="Google Sans Text" w:hAnsiTheme="majorHAnsi" w:cstheme="majorHAnsi"/>
                 <w:b/>
                 <w:color w:val="1B1C1D"/>
               </w:rPr>
@@ -584,14 +566,14 @@
               </w:pBdr>
               <w:spacing w:before="120" w:after="120" w:line="275" w:lineRule="auto"/>
               <w:rPr>
-                <w:rFonts w:ascii="Google Sans Text" w:eastAsia="Google Sans Text" w:hAnsi="Google Sans Text" w:cs="Google Sans Text"/>
+                <w:rFonts w:asciiTheme="majorHAnsi" w:eastAsia="Google Sans Text" w:hAnsiTheme="majorHAnsi" w:cstheme="majorHAnsi"/>
                 <w:b/>
                 <w:color w:val="1B1C1D"/>
               </w:rPr>
             </w:pPr>
             <w:r>
               <w:rPr>
-                <w:rFonts w:ascii="Google Sans Text" w:eastAsia="Google Sans Text" w:hAnsi="Google Sans Text" w:cs="Google Sans Text"/>
+                <w:rFonts w:asciiTheme="majorHAnsi" w:eastAsia="Google Sans Text" w:hAnsiTheme="majorHAnsi" w:cstheme="majorHAnsi"/>
                 <w:b/>
                 <w:color w:val="1B1C1D"/>
               </w:rPr>
@@ -603,7 +585,7 @@
       <w:tr>
         <w:tc>
           <w:tcPr>
-            <w:tcW w:w="2192" w:type="dxa"/>
+            <w:tcW w:w="1951" w:type="dxa"/>
           </w:tcPr>
           <w:p>
             <w:pPr>
@@ -616,14 +598,14 @@
               </w:pBdr>
               <w:spacing w:before="120" w:after="120" w:line="275" w:lineRule="auto"/>
               <w:rPr>
-                <w:rFonts w:ascii="Google Sans Text" w:eastAsia="Google Sans Text" w:hAnsi="Google Sans Text" w:cs="Google Sans Text"/>
+                <w:rFonts w:asciiTheme="majorHAnsi" w:eastAsia="Google Sans Text" w:hAnsiTheme="majorHAnsi" w:cstheme="majorHAnsi"/>
                 <w:b/>
                 <w:color w:val="1B1C1D"/>
               </w:rPr>
             </w:pPr>
             <w:r>
               <w:rPr>
-                <w:rFonts w:ascii="Google Sans Text" w:eastAsia="Google Sans Text" w:hAnsi="Google Sans Text" w:cs="Google Sans Text"/>
+                <w:rFonts w:asciiTheme="majorHAnsi" w:eastAsia="Google Sans Text" w:hAnsiTheme="majorHAnsi" w:cstheme="majorHAnsi"/>
                 <w:b/>
                 <w:color w:val="1B1C1D"/>
               </w:rPr>
@@ -633,7 +615,7 @@
         </w:tc>
         <w:tc>
           <w:tcPr>
-            <w:tcW w:w="4246" w:type="dxa"/>
+            <w:tcW w:w="4487" w:type="dxa"/>
           </w:tcPr>
           <w:p>
             <w:pPr>
@@ -646,13 +628,13 @@
               </w:pBdr>
               <w:spacing w:before="120" w:after="120" w:line="275" w:lineRule="auto"/>
               <w:rPr>
-                <w:rFonts w:ascii="Google Sans Text" w:eastAsia="Google Sans Text" w:hAnsi="Google Sans Text" w:cs="Google Sans Text"/>
+                <w:rFonts w:asciiTheme="majorHAnsi" w:eastAsia="Google Sans Text" w:hAnsiTheme="majorHAnsi" w:cstheme="majorHAnsi"/>
                 <w:color w:val="1B1C1D"/>
               </w:rPr>
             </w:pPr>
             <w:r>
               <w:rPr>
-                <w:rFonts w:ascii="Google Sans Text" w:eastAsia="Google Sans Text" w:hAnsi="Google Sans Text" w:cs="Google Sans Text"/>
+                <w:rFonts w:asciiTheme="majorHAnsi" w:eastAsia="Google Sans Text" w:hAnsiTheme="majorHAnsi" w:cstheme="majorHAnsi"/>
                 <w:b/>
                 <w:color w:val="1B1C1D"/>
               </w:rPr>
@@ -660,7 +642,7 @@
             </w:r>
             <w:r>
               <w:rPr>
-                <w:rFonts w:ascii="Google Sans Text" w:eastAsia="Google Sans Text" w:hAnsi="Google Sans Text" w:cs="Google Sans Text"/>
+                <w:rFonts w:asciiTheme="majorHAnsi" w:eastAsia="Google Sans Text" w:hAnsiTheme="majorHAnsi" w:cstheme="majorHAnsi"/>
                 <w:color w:val="1B1C1D"/>
               </w:rPr>
               <w:t xml:space="preserve"> To detect patterns like edges, corners, and textures in the input feature map.</w:t>
@@ -682,14 +664,14 @@
               </w:pBdr>
               <w:spacing w:before="120" w:after="120" w:line="275" w:lineRule="auto"/>
               <w:rPr>
-                <w:rFonts w:ascii="Google Sans Text" w:eastAsia="Google Sans Text" w:hAnsi="Google Sans Text" w:cs="Google Sans Text"/>
+                <w:rFonts w:asciiTheme="majorHAnsi" w:eastAsia="Google Sans Text" w:hAnsiTheme="majorHAnsi" w:cstheme="majorHAnsi"/>
                 <w:color w:val="1B1C1D"/>
               </w:rPr>
             </w:pPr>
             <w:proofErr w:type="spellStart"/>
             <w:r>
               <w:rPr>
-                <w:rFonts w:ascii="Google Sans Text" w:eastAsia="Google Sans Text" w:hAnsi="Google Sans Text" w:cs="Google Sans Text"/>
+                <w:rFonts w:asciiTheme="majorHAnsi" w:eastAsia="Google Sans Text" w:hAnsiTheme="majorHAnsi" w:cstheme="majorHAnsi"/>
                 <w:b/>
                 <w:color w:val="1B1C1D"/>
               </w:rPr>
@@ -698,7 +680,7 @@
             <w:proofErr w:type="spellEnd"/>
             <w:r>
               <w:rPr>
-                <w:rFonts w:ascii="Google Sans Text" w:eastAsia="Google Sans Text" w:hAnsi="Google Sans Text" w:cs="Google Sans Text"/>
+                <w:rFonts w:asciiTheme="majorHAnsi" w:eastAsia="Google Sans Text" w:hAnsiTheme="majorHAnsi" w:cstheme="majorHAnsi"/>
                 <w:b/>
                 <w:color w:val="1B1C1D"/>
               </w:rPr>
@@ -706,7 +688,7 @@
             </w:r>
             <w:r>
               <w:rPr>
-                <w:rFonts w:ascii="Google Sans Text" w:eastAsia="Google Sans Text" w:hAnsi="Google Sans Text" w:cs="Google Sans Text"/>
+                <w:rFonts w:asciiTheme="majorHAnsi" w:eastAsia="Google Sans Text" w:hAnsiTheme="majorHAnsi" w:cstheme="majorHAnsi"/>
                 <w:color w:val="1B1C1D"/>
               </w:rPr>
               <w:t xml:space="preserve"> To reduce the spatial dimensions (width and height) of the feature map.</w:t>
@@ -717,7 +699,7 @@
       <w:tr>
         <w:tc>
           <w:tcPr>
-            <w:tcW w:w="2192" w:type="dxa"/>
+            <w:tcW w:w="1951" w:type="dxa"/>
           </w:tcPr>
           <w:p>
             <w:pPr>
@@ -730,18 +712,61 @@
               </w:pBdr>
               <w:spacing w:before="120" w:after="120" w:line="275" w:lineRule="auto"/>
               <w:rPr>
-                <w:rFonts w:ascii="Google Sans Text" w:eastAsia="Google Sans Text" w:hAnsi="Google Sans Text" w:cs="Google Sans Text"/>
+                <w:rFonts w:asciiTheme="majorHAnsi" w:eastAsia="Google Sans Text" w:hAnsiTheme="majorHAnsi" w:cstheme="majorHAnsi"/>
                 <w:b/>
                 <w:color w:val="1B1C1D"/>
               </w:rPr>
             </w:pPr>
             <w:r>
               <w:rPr>
-                <w:rFonts w:ascii="Google Sans Text" w:eastAsia="Google Sans Text" w:hAnsi="Google Sans Text" w:cs="Google Sans Text"/>
+                <w:rFonts w:asciiTheme="majorHAnsi" w:eastAsia="Google Sans Text" w:hAnsiTheme="majorHAnsi" w:cstheme="majorHAnsi"/>
                 <w:b/>
                 <w:color w:val="1B1C1D"/>
               </w:rPr>
               <w:t>Operation</w:t>
+            </w:r>
+          </w:p>
+        </w:tc>
+        <w:tc>
+          <w:tcPr>
+            <w:tcW w:w="4487" w:type="dxa"/>
+          </w:tcPr>
+          <w:p>
+            <w:pPr>
+              <w:pBdr>
+                <w:top w:val="nil"/>
+                <w:left w:val="nil"/>
+                <w:bottom w:val="nil"/>
+                <w:right w:val="nil"/>
+                <w:between w:val="nil"/>
+              </w:pBdr>
+              <w:spacing w:before="120" w:after="120" w:line="275" w:lineRule="auto"/>
+              <w:rPr>
+                <w:rFonts w:asciiTheme="majorHAnsi" w:eastAsia="Google Sans Text" w:hAnsiTheme="majorHAnsi" w:cstheme="majorHAnsi"/>
+                <w:color w:val="1B1C1D"/>
+              </w:rPr>
+            </w:pPr>
+            <w:r>
+              <w:rPr>
+                <w:rFonts w:asciiTheme="majorHAnsi" w:eastAsia="Google Sans Text" w:hAnsiTheme="majorHAnsi" w:cstheme="majorHAnsi"/>
+                <w:color w:val="1B1C1D"/>
+              </w:rPr>
+              <w:t xml:space="preserve">Performs a </w:t>
+            </w:r>
+            <w:r>
+              <w:rPr>
+                <w:rFonts w:asciiTheme="majorHAnsi" w:eastAsia="Google Sans Text" w:hAnsiTheme="majorHAnsi" w:cstheme="majorHAnsi"/>
+                <w:b/>
+                <w:color w:val="1B1C1D"/>
+              </w:rPr>
+              <w:t>convolution</w:t>
+            </w:r>
+            <w:r>
+              <w:rPr>
+                <w:rFonts w:asciiTheme="majorHAnsi" w:eastAsia="Google Sans Text" w:hAnsiTheme="majorHAnsi" w:cstheme="majorHAnsi"/>
+                <w:color w:val="1B1C1D"/>
+              </w:rPr>
+              <w:t xml:space="preserve"> operation, which is a linear operation involving a dot product between the filter and local regions of the input.</w:t>
             </w:r>
           </w:p>
         </w:tc>
@@ -760,44 +785,54 @@
               </w:pBdr>
               <w:spacing w:before="120" w:after="120" w:line="275" w:lineRule="auto"/>
               <w:rPr>
-                <w:rFonts w:ascii="Google Sans Text" w:eastAsia="Google Sans Text" w:hAnsi="Google Sans Text" w:cs="Google Sans Text"/>
+                <w:rFonts w:asciiTheme="majorHAnsi" w:eastAsia="Google Sans Text" w:hAnsiTheme="majorHAnsi" w:cstheme="majorHAnsi"/>
                 <w:color w:val="1B1C1D"/>
               </w:rPr>
             </w:pPr>
             <w:r>
               <w:rPr>
-                <w:rFonts w:ascii="Google Sans Text" w:eastAsia="Google Sans Text" w:hAnsi="Google Sans Text" w:cs="Google Sans Text"/>
-                <w:color w:val="1B1C1D"/>
-              </w:rPr>
-              <w:t xml:space="preserve">Performs a </w:t>
+                <w:rFonts w:asciiTheme="majorHAnsi" w:eastAsia="Google Sans Text" w:hAnsiTheme="majorHAnsi" w:cstheme="majorHAnsi"/>
+                <w:color w:val="1B1C1D"/>
+              </w:rPr>
+              <w:t xml:space="preserve">Performs a non-linear aggregation operation, typically </w:t>
             </w:r>
             <w:r>
               <w:rPr>
-                <w:rFonts w:ascii="Google Sans Text" w:eastAsia="Google Sans Text" w:hAnsi="Google Sans Text" w:cs="Google Sans Text"/>
+                <w:rFonts w:asciiTheme="majorHAnsi" w:eastAsia="Google Sans Text" w:hAnsiTheme="majorHAnsi" w:cstheme="majorHAnsi"/>
                 <w:b/>
                 <w:color w:val="1B1C1D"/>
               </w:rPr>
-              <w:t>convolution</w:t>
+              <w:t>Max Pooling</w:t>
             </w:r>
             <w:r>
               <w:rPr>
-                <w:rFonts w:ascii="Google Sans Text" w:eastAsia="Google Sans Text" w:hAnsi="Google Sans Text" w:cs="Google Sans Text"/>
-                <w:color w:val="1B1C1D"/>
-              </w:rPr>
-              <w:t xml:space="preserve"> operation, which is </w:t>
+                <w:rFonts w:asciiTheme="majorHAnsi" w:eastAsia="Google Sans Text" w:hAnsiTheme="majorHAnsi" w:cstheme="majorHAnsi"/>
+                <w:color w:val="1B1C1D"/>
+              </w:rPr>
+              <w:t xml:space="preserve"> (taking the maximum value) or </w:t>
             </w:r>
             <w:r>
               <w:rPr>
-                <w:rFonts w:ascii="Google Sans Text" w:eastAsia="Google Sans Text" w:hAnsi="Google Sans Text" w:cs="Google Sans Text"/>
-                <w:color w:val="1B1C1D"/>
-              </w:rPr>
-              <w:t>a linear operation involving a dot product between the filter and local regions of the input.</w:t>
+                <w:rFonts w:asciiTheme="majorHAnsi" w:eastAsia="Google Sans Text" w:hAnsiTheme="majorHAnsi" w:cstheme="majorHAnsi"/>
+                <w:b/>
+                <w:color w:val="1B1C1D"/>
+              </w:rPr>
+              <w:t>Average Pooling</w:t>
+            </w:r>
+            <w:r>
+              <w:rPr>
+                <w:rFonts w:asciiTheme="majorHAnsi" w:eastAsia="Google Sans Text" w:hAnsiTheme="majorHAnsi" w:cstheme="majorHAnsi"/>
+                <w:color w:val="1B1C1D"/>
+              </w:rPr>
+              <w:t>.</w:t>
             </w:r>
           </w:p>
         </w:tc>
+      </w:tr>
+      <w:tr>
         <w:tc>
           <w:tcPr>
-            <w:tcW w:w="4246" w:type="dxa"/>
+            <w:tcW w:w="1951" w:type="dxa"/>
           </w:tcPr>
           <w:p>
             <w:pPr>
@@ -810,54 +845,24 @@
               </w:pBdr>
               <w:spacing w:before="120" w:after="120" w:line="275" w:lineRule="auto"/>
               <w:rPr>
-                <w:rFonts w:ascii="Google Sans Text" w:eastAsia="Google Sans Text" w:hAnsi="Google Sans Text" w:cs="Google Sans Text"/>
+                <w:rFonts w:asciiTheme="majorHAnsi" w:eastAsia="Google Sans Text" w:hAnsiTheme="majorHAnsi" w:cstheme="majorHAnsi"/>
+                <w:b/>
                 <w:color w:val="1B1C1D"/>
               </w:rPr>
             </w:pPr>
             <w:r>
               <w:rPr>
-                <w:rFonts w:ascii="Google Sans Text" w:eastAsia="Google Sans Text" w:hAnsi="Google Sans Text" w:cs="Google Sans Text"/>
-                <w:color w:val="1B1C1D"/>
-              </w:rPr>
-              <w:t xml:space="preserve">Performs a non-linear aggregation operation, typically </w:t>
-            </w:r>
-            <w:r>
-              <w:rPr>
-                <w:rFonts w:ascii="Google Sans Text" w:eastAsia="Google Sans Text" w:hAnsi="Google Sans Text" w:cs="Google Sans Text"/>
+                <w:rFonts w:asciiTheme="majorHAnsi" w:eastAsia="Google Sans Text" w:hAnsiTheme="majorHAnsi" w:cstheme="majorHAnsi"/>
                 <w:b/>
                 <w:color w:val="1B1C1D"/>
               </w:rPr>
-              <w:t>Max Pooling</w:t>
-            </w:r>
-            <w:r>
-              <w:rPr>
-                <w:rFonts w:ascii="Google Sans Text" w:eastAsia="Google Sans Text" w:hAnsi="Google Sans Text" w:cs="Google Sans Text"/>
-                <w:color w:val="1B1C1D"/>
-              </w:rPr>
-              <w:t xml:space="preserve"> (taking the maximum value) or </w:t>
-            </w:r>
-            <w:r>
-              <w:rPr>
-                <w:rFonts w:ascii="Google Sans Text" w:eastAsia="Google Sans Text" w:hAnsi="Google Sans Text" w:cs="Google Sans Text"/>
-                <w:b/>
-                <w:color w:val="1B1C1D"/>
-              </w:rPr>
-              <w:t>Average Pooling</w:t>
-            </w:r>
-            <w:r>
-              <w:rPr>
-                <w:rFonts w:ascii="Google Sans Text" w:eastAsia="Google Sans Text" w:hAnsi="Google Sans Text" w:cs="Google Sans Text"/>
-                <w:color w:val="1B1C1D"/>
-              </w:rPr>
-              <w:t>.</w:t>
+              <w:t>Parameters</w:t>
             </w:r>
           </w:p>
         </w:tc>
-      </w:tr>
-      <w:tr>
         <w:tc>
           <w:tcPr>
-            <w:tcW w:w="2192" w:type="dxa"/>
+            <w:tcW w:w="4487" w:type="dxa"/>
           </w:tcPr>
           <w:p>
             <w:pPr>
@@ -870,45 +875,14 @@
               </w:pBdr>
               <w:spacing w:before="120" w:after="120" w:line="275" w:lineRule="auto"/>
               <w:rPr>
-                <w:rFonts w:ascii="Google Sans Text" w:eastAsia="Google Sans Text" w:hAnsi="Google Sans Text" w:cs="Google Sans Text"/>
-                <w:b/>
-                <w:color w:val="1B1C1D"/>
-              </w:rPr>
-            </w:pPr>
-            <w:r>
-              <w:rPr>
-                <w:rFonts w:ascii="Google Sans Text" w:eastAsia="Google Sans Text" w:hAnsi="Google Sans Text" w:cs="Google Sans Text"/>
-                <w:b/>
-                <w:color w:val="1B1C1D"/>
-              </w:rPr>
-              <w:lastRenderedPageBreak/>
-              <w:t>Parameters</w:t>
-            </w:r>
-          </w:p>
-        </w:tc>
-        <w:tc>
-          <w:tcPr>
-            <w:tcW w:w="4246" w:type="dxa"/>
-          </w:tcPr>
-          <w:p>
-            <w:pPr>
-              <w:pBdr>
-                <w:top w:val="nil"/>
-                <w:left w:val="nil"/>
-                <w:bottom w:val="nil"/>
-                <w:right w:val="nil"/>
-                <w:between w:val="nil"/>
-              </w:pBdr>
-              <w:spacing w:before="120" w:after="120" w:line="275" w:lineRule="auto"/>
-              <w:rPr>
-                <w:rFonts w:ascii="Google Sans Text" w:eastAsia="Google Sans Text" w:hAnsi="Google Sans Text" w:cs="Google Sans Text"/>
+                <w:rFonts w:asciiTheme="majorHAnsi" w:eastAsia="Google Sans Text" w:hAnsiTheme="majorHAnsi" w:cstheme="majorHAnsi"/>
                 <w:color w:val="1B1C1D"/>
               </w:rPr>
             </w:pPr>
             <w:proofErr w:type="gramStart"/>
             <w:r>
               <w:rPr>
-                <w:rFonts w:ascii="Google Sans Text" w:eastAsia="Google Sans Text" w:hAnsi="Google Sans Text" w:cs="Google Sans Text"/>
+                <w:rFonts w:asciiTheme="majorHAnsi" w:eastAsia="Google Sans Text" w:hAnsiTheme="majorHAnsi" w:cstheme="majorHAnsi"/>
                 <w:b/>
                 <w:color w:val="1B1C1D"/>
               </w:rPr>
@@ -917,7 +891,7 @@
             <w:proofErr w:type="gramEnd"/>
             <w:r>
               <w:rPr>
-                <w:rFonts w:ascii="Google Sans Text" w:eastAsia="Google Sans Text" w:hAnsi="Google Sans Text" w:cs="Google Sans Text"/>
+                <w:rFonts w:asciiTheme="majorHAnsi" w:eastAsia="Google Sans Text" w:hAnsiTheme="majorHAnsi" w:cstheme="majorHAnsi"/>
                 <w:b/>
                 <w:color w:val="1B1C1D"/>
               </w:rPr>
@@ -925,22 +899,15 @@
             </w:r>
             <w:r>
               <w:rPr>
-                <w:rFonts w:ascii="Google Sans Text" w:eastAsia="Google Sans Text" w:hAnsi="Google Sans Text" w:cs="Google Sans Text"/>
-                <w:color w:val="1B1C1D"/>
-              </w:rPr>
-              <w:t xml:space="preserve"> the weight</w:t>
-            </w:r>
-            <w:r>
-              <w:rPr>
-                <w:rFonts w:ascii="Google Sans Text" w:eastAsia="Google Sans Text" w:hAnsi="Google Sans Text" w:cs="Google Sans Text"/>
-                <w:color w:val="1B1C1D"/>
-              </w:rPr>
-              <w:t xml:space="preserve">s and biases of its filters (kernels). These are updated during training via </w:t>
+                <w:rFonts w:asciiTheme="majorHAnsi" w:eastAsia="Google Sans Text" w:hAnsiTheme="majorHAnsi" w:cstheme="majorHAnsi"/>
+                <w:color w:val="1B1C1D"/>
+              </w:rPr>
+              <w:t xml:space="preserve"> the weights and biases of its filters (kernels). These are updated during training via </w:t>
             </w:r>
             <w:proofErr w:type="spellStart"/>
             <w:r>
               <w:rPr>
-                <w:rFonts w:ascii="Google Sans Text" w:eastAsia="Google Sans Text" w:hAnsi="Google Sans Text" w:cs="Google Sans Text"/>
+                <w:rFonts w:asciiTheme="majorHAnsi" w:eastAsia="Google Sans Text" w:hAnsiTheme="majorHAnsi" w:cstheme="majorHAnsi"/>
                 <w:color w:val="1B1C1D"/>
               </w:rPr>
               <w:t>backpropagation</w:t>
@@ -948,7 +915,7 @@
             <w:proofErr w:type="spellEnd"/>
             <w:r>
               <w:rPr>
-                <w:rFonts w:ascii="Google Sans Text" w:eastAsia="Google Sans Text" w:hAnsi="Google Sans Text" w:cs="Google Sans Text"/>
+                <w:rFonts w:asciiTheme="majorHAnsi" w:eastAsia="Google Sans Text" w:hAnsiTheme="majorHAnsi" w:cstheme="majorHAnsi"/>
                 <w:color w:val="1B1C1D"/>
               </w:rPr>
               <w:t>.</w:t>
@@ -970,14 +937,14 @@
               </w:pBdr>
               <w:spacing w:before="120" w:after="120" w:line="275" w:lineRule="auto"/>
               <w:rPr>
-                <w:rFonts w:ascii="Google Sans Text" w:eastAsia="Google Sans Text" w:hAnsi="Google Sans Text" w:cs="Google Sans Text"/>
+                <w:rFonts w:asciiTheme="majorHAnsi" w:eastAsia="Google Sans Text" w:hAnsiTheme="majorHAnsi" w:cstheme="majorHAnsi"/>
                 <w:color w:val="1B1C1D"/>
               </w:rPr>
             </w:pPr>
             <w:proofErr w:type="gramStart"/>
             <w:r>
               <w:rPr>
-                <w:rFonts w:ascii="Google Sans Text" w:eastAsia="Google Sans Text" w:hAnsi="Google Sans Text" w:cs="Google Sans Text"/>
+                <w:rFonts w:asciiTheme="majorHAnsi" w:eastAsia="Google Sans Text" w:hAnsiTheme="majorHAnsi" w:cstheme="majorHAnsi"/>
                 <w:b/>
                 <w:color w:val="1B1C1D"/>
               </w:rPr>
@@ -986,7 +953,7 @@
             <w:proofErr w:type="gramEnd"/>
             <w:r>
               <w:rPr>
-                <w:rFonts w:ascii="Google Sans Text" w:eastAsia="Google Sans Text" w:hAnsi="Google Sans Text" w:cs="Google Sans Text"/>
+                <w:rFonts w:asciiTheme="majorHAnsi" w:eastAsia="Google Sans Text" w:hAnsiTheme="majorHAnsi" w:cstheme="majorHAnsi"/>
                 <w:b/>
                 <w:color w:val="1B1C1D"/>
               </w:rPr>
@@ -994,7 +961,7 @@
             </w:r>
             <w:r>
               <w:rPr>
-                <w:rFonts w:ascii="Google Sans Text" w:eastAsia="Google Sans Text" w:hAnsi="Google Sans Text" w:cs="Google Sans Text"/>
+                <w:rFonts w:asciiTheme="majorHAnsi" w:eastAsia="Google Sans Text" w:hAnsiTheme="majorHAnsi" w:cstheme="majorHAnsi"/>
                 <w:color w:val="1B1C1D"/>
               </w:rPr>
               <w:t xml:space="preserve"> The operation (e.g., finding the max in a 2x2 window) is fixed.</w:t>
@@ -1005,7 +972,7 @@
       <w:tr>
         <w:tc>
           <w:tcPr>
-            <w:tcW w:w="2192" w:type="dxa"/>
+            <w:tcW w:w="1951" w:type="dxa"/>
           </w:tcPr>
           <w:p>
             <w:pPr>
@@ -1018,14 +985,14 @@
               </w:pBdr>
               <w:spacing w:before="120" w:after="120" w:line="275" w:lineRule="auto"/>
               <w:rPr>
-                <w:rFonts w:ascii="Google Sans Text" w:eastAsia="Google Sans Text" w:hAnsi="Google Sans Text" w:cs="Google Sans Text"/>
+                <w:rFonts w:asciiTheme="majorHAnsi" w:eastAsia="Google Sans Text" w:hAnsiTheme="majorHAnsi" w:cstheme="majorHAnsi"/>
                 <w:b/>
                 <w:color w:val="1B1C1D"/>
               </w:rPr>
             </w:pPr>
             <w:r>
               <w:rPr>
-                <w:rFonts w:ascii="Google Sans Text" w:eastAsia="Google Sans Text" w:hAnsi="Google Sans Text" w:cs="Google Sans Text"/>
+                <w:rFonts w:asciiTheme="majorHAnsi" w:eastAsia="Google Sans Text" w:hAnsiTheme="majorHAnsi" w:cstheme="majorHAnsi"/>
                 <w:b/>
                 <w:color w:val="1B1C1D"/>
               </w:rPr>
@@ -1035,7 +1002,7 @@
         </w:tc>
         <w:tc>
           <w:tcPr>
-            <w:tcW w:w="4246" w:type="dxa"/>
+            <w:tcW w:w="4487" w:type="dxa"/>
           </w:tcPr>
           <w:p>
             <w:pPr>
@@ -1048,13 +1015,13 @@
               </w:pBdr>
               <w:spacing w:before="120" w:after="120" w:line="275" w:lineRule="auto"/>
               <w:rPr>
-                <w:rFonts w:ascii="Google Sans Text" w:eastAsia="Google Sans Text" w:hAnsi="Google Sans Text" w:cs="Google Sans Text"/>
+                <w:rFonts w:asciiTheme="majorHAnsi" w:eastAsia="Google Sans Text" w:hAnsiTheme="majorHAnsi" w:cstheme="majorHAnsi"/>
                 <w:color w:val="1B1C1D"/>
               </w:rPr>
             </w:pPr>
             <w:r>
               <w:rPr>
-                <w:rFonts w:ascii="Google Sans Text" w:eastAsia="Google Sans Text" w:hAnsi="Google Sans Text" w:cs="Google Sans Text"/>
+                <w:rFonts w:asciiTheme="majorHAnsi" w:eastAsia="Google Sans Text" w:hAnsiTheme="majorHAnsi" w:cstheme="majorHAnsi"/>
                 <w:color w:val="1B1C1D"/>
               </w:rPr>
               <w:t>The output feature map's size is controlled by filter size, stride, and padding. It can be the same size, smaller, or even larger than the input.</w:t>
@@ -1076,20 +1043,20 @@
               </w:pBdr>
               <w:spacing w:before="120" w:after="120" w:line="275" w:lineRule="auto"/>
               <w:rPr>
-                <w:rFonts w:ascii="Google Sans Text" w:eastAsia="Google Sans Text" w:hAnsi="Google Sans Text" w:cs="Google Sans Text"/>
+                <w:rFonts w:asciiTheme="majorHAnsi" w:eastAsia="Google Sans Text" w:hAnsiTheme="majorHAnsi" w:cstheme="majorHAnsi"/>
                 <w:color w:val="1B1C1D"/>
               </w:rPr>
             </w:pPr>
             <w:r>
               <w:rPr>
-                <w:rFonts w:ascii="Google Sans Text" w:eastAsia="Google Sans Text" w:hAnsi="Google Sans Text" w:cs="Google Sans Text"/>
+                <w:rFonts w:asciiTheme="majorHAnsi" w:eastAsia="Google Sans Text" w:hAnsiTheme="majorHAnsi" w:cstheme="majorHAnsi"/>
                 <w:color w:val="1B1C1D"/>
               </w:rPr>
               <w:t xml:space="preserve">The output feature map is always </w:t>
             </w:r>
             <w:r>
               <w:rPr>
-                <w:rFonts w:ascii="Google Sans Text" w:eastAsia="Google Sans Text" w:hAnsi="Google Sans Text" w:cs="Google Sans Text"/>
+                <w:rFonts w:asciiTheme="majorHAnsi" w:eastAsia="Google Sans Text" w:hAnsiTheme="majorHAnsi" w:cstheme="majorHAnsi"/>
                 <w:b/>
                 <w:color w:val="1B1C1D"/>
               </w:rPr>
@@ -1097,7 +1064,7 @@
             </w:r>
             <w:r>
               <w:rPr>
-                <w:rFonts w:ascii="Google Sans Text" w:eastAsia="Google Sans Text" w:hAnsi="Google Sans Text" w:cs="Google Sans Text"/>
+                <w:rFonts w:asciiTheme="majorHAnsi" w:eastAsia="Google Sans Text" w:hAnsiTheme="majorHAnsi" w:cstheme="majorHAnsi"/>
                 <w:color w:val="1B1C1D"/>
               </w:rPr>
               <w:t xml:space="preserve"> in spatial dimensions than the input.</w:t>
@@ -1108,7 +1075,7 @@
       <w:tr>
         <w:tc>
           <w:tcPr>
-            <w:tcW w:w="2192" w:type="dxa"/>
+            <w:tcW w:w="1951" w:type="dxa"/>
           </w:tcPr>
           <w:p>
             <w:pPr>
@@ -1121,24 +1088,25 @@
               </w:pBdr>
               <w:spacing w:before="120" w:after="120" w:line="275" w:lineRule="auto"/>
               <w:rPr>
-                <w:rFonts w:ascii="Google Sans Text" w:eastAsia="Google Sans Text" w:hAnsi="Google Sans Text" w:cs="Google Sans Text"/>
+                <w:rFonts w:asciiTheme="majorHAnsi" w:eastAsia="Google Sans Text" w:hAnsiTheme="majorHAnsi" w:cstheme="majorHAnsi"/>
                 <w:b/>
                 <w:color w:val="1B1C1D"/>
               </w:rPr>
             </w:pPr>
             <w:r>
               <w:rPr>
-                <w:rFonts w:ascii="Google Sans Text" w:eastAsia="Google Sans Text" w:hAnsi="Google Sans Text" w:cs="Google Sans Text"/>
+                <w:rFonts w:asciiTheme="majorHAnsi" w:eastAsia="Google Sans Text" w:hAnsiTheme="majorHAnsi" w:cstheme="majorHAnsi"/>
                 <w:b/>
                 <w:color w:val="1B1C1D"/>
               </w:rPr>
+              <w:lastRenderedPageBreak/>
               <w:t>Key Contribution</w:t>
             </w:r>
           </w:p>
         </w:tc>
         <w:tc>
           <w:tcPr>
-            <w:tcW w:w="4246" w:type="dxa"/>
+            <w:tcW w:w="4487" w:type="dxa"/>
           </w:tcPr>
           <w:p>
             <w:pPr>
@@ -1151,27 +1119,20 @@
               </w:pBdr>
               <w:spacing w:before="120" w:after="120" w:line="275" w:lineRule="auto"/>
               <w:rPr>
-                <w:rFonts w:ascii="Google Sans Text" w:eastAsia="Google Sans Text" w:hAnsi="Google Sans Text" w:cs="Google Sans Text"/>
+                <w:rFonts w:asciiTheme="majorHAnsi" w:eastAsia="Google Sans Text" w:hAnsiTheme="majorHAnsi" w:cstheme="majorHAnsi"/>
                 <w:color w:val="1B1C1D"/>
               </w:rPr>
             </w:pPr>
             <w:r>
               <w:rPr>
-                <w:rFonts w:ascii="Google Sans Text" w:eastAsia="Google Sans Text" w:hAnsi="Google Sans Text" w:cs="Google Sans Text"/>
-                <w:color w:val="1B1C1D"/>
-              </w:rPr>
-              <w:t>It identifies</w:t>
+                <w:rFonts w:asciiTheme="majorHAnsi" w:eastAsia="Google Sans Text" w:hAnsiTheme="majorHAnsi" w:cstheme="majorHAnsi"/>
+                <w:color w:val="1B1C1D"/>
+              </w:rPr>
+              <w:t xml:space="preserve">It identifies </w:t>
             </w:r>
             <w:r>
               <w:rPr>
-                <w:rFonts w:ascii="Google Sans Text" w:eastAsia="Google Sans Text" w:hAnsi="Google Sans Text" w:cs="Google Sans Text"/>
-                <w:color w:val="1B1C1D"/>
-              </w:rPr>
-              <w:t xml:space="preserve"> </w:t>
-            </w:r>
-            <w:r>
-              <w:rPr>
-                <w:rFonts w:ascii="Google Sans Text" w:eastAsia="Google Sans Text" w:hAnsi="Google Sans Text" w:cs="Google Sans Text"/>
+                <w:rFonts w:asciiTheme="majorHAnsi" w:eastAsia="Google Sans Text" w:hAnsiTheme="majorHAnsi" w:cstheme="majorHAnsi"/>
                 <w:i/>
                 <w:color w:val="1B1C1D"/>
               </w:rPr>
@@ -1179,14 +1140,14 @@
             </w:r>
             <w:r>
               <w:rPr>
-                <w:rFonts w:ascii="Google Sans Text" w:eastAsia="Google Sans Text" w:hAnsi="Google Sans Text" w:cs="Google Sans Text"/>
+                <w:rFonts w:asciiTheme="majorHAnsi" w:eastAsia="Google Sans Text" w:hAnsiTheme="majorHAnsi" w:cstheme="majorHAnsi"/>
                 <w:color w:val="1B1C1D"/>
               </w:rPr>
               <w:t xml:space="preserve"> features are present in the input and </w:t>
             </w:r>
             <w:r>
               <w:rPr>
-                <w:rFonts w:ascii="Google Sans Text" w:eastAsia="Google Sans Text" w:hAnsi="Google Sans Text" w:cs="Google Sans Text"/>
+                <w:rFonts w:asciiTheme="majorHAnsi" w:eastAsia="Google Sans Text" w:hAnsiTheme="majorHAnsi" w:cstheme="majorHAnsi"/>
                 <w:i/>
                 <w:color w:val="1B1C1D"/>
               </w:rPr>
@@ -1194,7 +1155,7 @@
             </w:r>
             <w:r>
               <w:rPr>
-                <w:rFonts w:ascii="Google Sans Text" w:eastAsia="Google Sans Text" w:hAnsi="Google Sans Text" w:cs="Google Sans Text"/>
+                <w:rFonts w:asciiTheme="majorHAnsi" w:eastAsia="Google Sans Text" w:hAnsiTheme="majorHAnsi" w:cstheme="majorHAnsi"/>
                 <w:color w:val="1B1C1D"/>
               </w:rPr>
               <w:t xml:space="preserve"> they are located, creating feature maps.</w:t>
@@ -1216,20 +1177,20 @@
               </w:pBdr>
               <w:spacing w:before="120" w:after="120" w:line="275" w:lineRule="auto"/>
               <w:rPr>
-                <w:rFonts w:ascii="Google Sans Text" w:eastAsia="Google Sans Text" w:hAnsi="Google Sans Text" w:cs="Google Sans Text"/>
+                <w:rFonts w:asciiTheme="majorHAnsi" w:eastAsia="Google Sans Text" w:hAnsiTheme="majorHAnsi" w:cstheme="majorHAnsi"/>
                 <w:color w:val="1B1C1D"/>
               </w:rPr>
             </w:pPr>
             <w:r>
               <w:rPr>
-                <w:rFonts w:ascii="Google Sans Text" w:eastAsia="Google Sans Text" w:hAnsi="Google Sans Text" w:cs="Google Sans Text"/>
+                <w:rFonts w:asciiTheme="majorHAnsi" w:eastAsia="Google Sans Text" w:hAnsiTheme="majorHAnsi" w:cstheme="majorHAnsi"/>
                 <w:color w:val="1B1C1D"/>
               </w:rPr>
               <w:t xml:space="preserve">It makes the network more computationally efficient and provides a degree of </w:t>
             </w:r>
             <w:r>
               <w:rPr>
-                <w:rFonts w:ascii="Google Sans Text" w:eastAsia="Google Sans Text" w:hAnsi="Google Sans Text" w:cs="Google Sans Text"/>
+                <w:rFonts w:asciiTheme="majorHAnsi" w:eastAsia="Google Sans Text" w:hAnsiTheme="majorHAnsi" w:cstheme="majorHAnsi"/>
                 <w:b/>
                 <w:color w:val="1B1C1D"/>
               </w:rPr>
@@ -1237,17 +1198,10 @@
             </w:r>
             <w:r>
               <w:rPr>
-                <w:rFonts w:ascii="Google Sans Text" w:eastAsia="Google Sans Text" w:hAnsi="Google Sans Text" w:cs="Google Sans Text"/>
-                <w:color w:val="1B1C1D"/>
-              </w:rPr>
-              <w:t xml:space="preserve">, making the feature detection more robust to small shifts in the </w:t>
-            </w:r>
-            <w:r>
-              <w:rPr>
-                <w:rFonts w:ascii="Google Sans Text" w:eastAsia="Google Sans Text" w:hAnsi="Google Sans Text" w:cs="Google Sans Text"/>
-                <w:color w:val="1B1C1D"/>
-              </w:rPr>
-              <w:t>input.</w:t>
+                <w:rFonts w:asciiTheme="majorHAnsi" w:eastAsia="Google Sans Text" w:hAnsiTheme="majorHAnsi" w:cstheme="majorHAnsi"/>
+                <w:color w:val="1B1C1D"/>
+              </w:rPr>
+              <w:t>, making the feature detection more robust to small shifts in the input.</w:t>
             </w:r>
           </w:p>
         </w:tc>
@@ -1264,11 +1218,14 @@
         </w:pBdr>
         <w:spacing w:before="120" w:after="240" w:line="275" w:lineRule="auto"/>
         <w:rPr>
-          <w:rFonts w:ascii="Google Sans Text" w:eastAsia="Google Sans Text" w:hAnsi="Google Sans Text" w:cs="Google Sans Text"/>
-          <w:color w:val="1B1C1D"/>
-        </w:rPr>
-      </w:pPr>
-      <w:r>
+          <w:rFonts w:asciiTheme="majorHAnsi" w:eastAsia="Google Sans Text" w:hAnsiTheme="majorHAnsi" w:cstheme="majorHAnsi"/>
+          <w:color w:val="1B1C1D"/>
+        </w:rPr>
+      </w:pPr>
+      <w:r>
+        <w:rPr>
+          <w:rFonts w:asciiTheme="majorHAnsi" w:hAnsiTheme="majorHAnsi" w:cstheme="majorHAnsi"/>
+        </w:rPr>
         <w:pict>
           <v:rect id="_x0000_i1027" style="width:0;height:1.5pt" o:hralign="center" o:hrstd="t" o:hr="t" fillcolor="#a0a0a0" stroked="f"/>
         </w:pict>
@@ -1279,16 +1236,20 @@
         <w:pStyle w:val="Heading3"/>
         <w:spacing w:before="0" w:after="120" w:line="275" w:lineRule="auto"/>
         <w:rPr>
-          <w:rFonts w:ascii="Google Sans Text" w:eastAsia="Google Sans Text" w:hAnsi="Google Sans Text" w:cs="Google Sans Text"/>
+          <w:rFonts w:asciiTheme="majorHAnsi" w:eastAsia="Google Sans Text" w:hAnsiTheme="majorHAnsi" w:cstheme="majorHAnsi"/>
           <w:b w:val="0"/>
           <w:color w:val="1B1C1D"/>
-        </w:rPr>
-      </w:pPr>
-      <w:r>
-        <w:rPr>
-          <w:rFonts w:ascii="Google Sans Text" w:eastAsia="Google Sans Text" w:hAnsi="Google Sans Text" w:cs="Google Sans Text"/>
-          <w:color w:val="1B1C1D"/>
+          <w:sz w:val="24"/>
+          <w:u w:val="single"/>
+        </w:rPr>
+      </w:pPr>
+      <w:r>
+        <w:rPr>
+          <w:rFonts w:asciiTheme="majorHAnsi" w:eastAsia="Google Sans Text" w:hAnsiTheme="majorHAnsi" w:cstheme="majorHAnsi"/>
+          <w:color w:val="1B1C1D"/>
+          <w:sz w:val="24"/>
           <w:highlight w:val="yellow"/>
+          <w:u w:val="single"/>
         </w:rPr>
         <w:t>3. Explain the concept of parameter sharing in CNNs with an example.</w:t>
       </w:r>
@@ -1304,13 +1265,13 @@
         </w:pBdr>
         <w:spacing w:after="240" w:line="275" w:lineRule="auto"/>
         <w:rPr>
-          <w:rFonts w:ascii="Google Sans Text" w:eastAsia="Google Sans Text" w:hAnsi="Google Sans Text" w:cs="Google Sans Text"/>
-          <w:color w:val="1B1C1D"/>
-        </w:rPr>
-      </w:pPr>
-      <w:r>
-        <w:rPr>
-          <w:rFonts w:ascii="Google Sans Text" w:eastAsia="Google Sans Text" w:hAnsi="Google Sans Text" w:cs="Google Sans Text"/>
+          <w:rFonts w:asciiTheme="majorHAnsi" w:eastAsia="Google Sans Text" w:hAnsiTheme="majorHAnsi" w:cstheme="majorHAnsi"/>
+          <w:color w:val="1B1C1D"/>
+        </w:rPr>
+      </w:pPr>
+      <w:r>
+        <w:rPr>
+          <w:rFonts w:asciiTheme="majorHAnsi" w:eastAsia="Google Sans Text" w:hAnsiTheme="majorHAnsi" w:cstheme="majorHAnsi"/>
           <w:b/>
           <w:color w:val="1B1C1D"/>
         </w:rPr>
@@ -1318,10 +1279,50 @@
       </w:r>
       <w:r>
         <w:rPr>
-          <w:rFonts w:ascii="Google Sans Text" w:eastAsia="Google Sans Text" w:hAnsi="Google Sans Text" w:cs="Google Sans Text"/>
+          <w:rFonts w:asciiTheme="majorHAnsi" w:eastAsia="Google Sans Text" w:hAnsiTheme="majorHAnsi" w:cstheme="majorHAnsi"/>
           <w:color w:val="1B1C1D"/>
         </w:rPr>
         <w:t xml:space="preserve"> is a core concept in CNNs that dramatically reduces the number of parameters in the model. The key idea is that a feature detector (a filter) that is useful in one part of the image is likely also useful in another part of the image.</w:t>
+      </w:r>
+    </w:p>
+    <w:p>
+      <w:pPr>
+        <w:pBdr>
+          <w:top w:val="nil"/>
+          <w:left w:val="nil"/>
+          <w:bottom w:val="nil"/>
+          <w:right w:val="nil"/>
+          <w:between w:val="nil"/>
+        </w:pBdr>
+        <w:spacing w:after="240" w:line="275" w:lineRule="auto"/>
+        <w:rPr>
+          <w:rFonts w:asciiTheme="majorHAnsi" w:eastAsia="Google Sans Text" w:hAnsiTheme="majorHAnsi" w:cstheme="majorHAnsi"/>
+        </w:rPr>
+      </w:pPr>
+      <w:r>
+        <w:rPr>
+          <w:rFonts w:asciiTheme="majorHAnsi" w:eastAsia="Google Sans Text" w:hAnsiTheme="majorHAnsi" w:cstheme="majorHAnsi"/>
+          <w:b/>
+        </w:rPr>
+        <w:t>Concept</w:t>
+      </w:r>
+      <w:r>
+        <w:rPr>
+          <w:rFonts w:asciiTheme="majorHAnsi" w:eastAsia="Google Sans Text" w:hAnsiTheme="majorHAnsi" w:cstheme="majorHAnsi"/>
+        </w:rPr>
+        <w:t>:</w:t>
+      </w:r>
+      <w:r>
+        <w:rPr>
+          <w:rFonts w:asciiTheme="majorHAnsi" w:eastAsia="Google Sans Text" w:hAnsiTheme="majorHAnsi" w:cstheme="majorHAnsi"/>
+        </w:rPr>
+        <w:t xml:space="preserve"> </w:t>
+      </w:r>
+      <w:r>
+        <w:rPr>
+          <w:rFonts w:asciiTheme="majorHAnsi" w:eastAsia="Google Sans Text" w:hAnsiTheme="majorHAnsi" w:cstheme="majorHAnsi"/>
+        </w:rPr>
+        <w:t>Instead of learning a separate set of weights for every single location in the input image, a CNN learns a single set of weights (a filter) and applies it across the entire image. This means the same filter is used to detect a specific feature (e.g., a vertical edge) regardless of where it appears. All the neurons in a given feature map share the same set of weights and bias.</w:t>
       </w:r>
     </w:p>
     <w:p>
@@ -1335,147 +1336,74 @@
         </w:pBdr>
         <w:spacing w:line="275" w:lineRule="auto"/>
         <w:rPr>
-          <w:rFonts w:ascii="Google Sans Text" w:eastAsia="Google Sans Text" w:hAnsi="Google Sans Text" w:cs="Google Sans Text"/>
-        </w:rPr>
-      </w:pPr>
-      <w:r>
-        <w:rPr>
-          <w:rFonts w:ascii="Google Sans Text" w:eastAsia="Google Sans Text" w:hAnsi="Google Sans Text" w:cs="Google Sans Text"/>
-        </w:rPr>
-        <w:t>Concept:</w:t>
-      </w:r>
-    </w:p>
-    <w:p>
-      <w:pPr>
-        <w:pBdr>
-          <w:top w:val="nil"/>
-          <w:left w:val="nil"/>
-          <w:bottom w:val="nil"/>
-          <w:right w:val="nil"/>
-          <w:between w:val="nil"/>
-        </w:pBdr>
-        <w:spacing w:line="275" w:lineRule="auto"/>
-        <w:rPr>
-          <w:rFonts w:ascii="Google Sans Text" w:eastAsia="Google Sans Text" w:hAnsi="Google Sans Text" w:cs="Google Sans Text"/>
-        </w:rPr>
-      </w:pPr>
-      <w:r>
-        <w:rPr>
-          <w:rFonts w:ascii="Google Sans Text" w:eastAsia="Google Sans Text" w:hAnsi="Google Sans Text" w:cs="Google Sans Text"/>
-        </w:rPr>
-        <w:t>Instead of l</w:t>
-      </w:r>
-      <w:r>
-        <w:rPr>
-          <w:rFonts w:ascii="Google Sans Text" w:eastAsia="Google Sans Text" w:hAnsi="Google Sans Text" w:cs="Google Sans Text"/>
-        </w:rPr>
-        <w:t xml:space="preserve">earning a separate set of weights for every single location in the input image, a CNN learns a single set of weights (a filter) and applies it across the entire image. This means the same filter is used to detect a specific feature (e.g., a vertical edge) </w:t>
-      </w:r>
-      <w:r>
-        <w:rPr>
-          <w:rFonts w:ascii="Google Sans Text" w:eastAsia="Google Sans Text" w:hAnsi="Google Sans Text" w:cs="Google Sans Text"/>
-        </w:rPr>
-        <w:t>regardless of where it appears. All the neurons in a given feature map share the same set of weights and bias.</w:t>
-      </w:r>
-    </w:p>
-    <w:p>
-      <w:pPr>
-        <w:pBdr>
-          <w:top w:val="nil"/>
-          <w:left w:val="nil"/>
-          <w:bottom w:val="nil"/>
-          <w:right w:val="nil"/>
-          <w:between w:val="nil"/>
-        </w:pBdr>
-        <w:spacing w:line="275" w:lineRule="auto"/>
-        <w:rPr>
-          <w:rFonts w:ascii="Google Sans Text" w:eastAsia="Google Sans Text" w:hAnsi="Google Sans Text" w:cs="Google Sans Text"/>
-        </w:rPr>
-      </w:pPr>
-      <w:r>
-        <w:rPr>
-          <w:rFonts w:ascii="Google Sans Text" w:eastAsia="Google Sans Text" w:hAnsi="Google Sans Text" w:cs="Google Sans Text"/>
-        </w:rPr>
-        <w:t>Example:</w:t>
-      </w:r>
-    </w:p>
-    <w:p>
-      <w:pPr>
-        <w:pBdr>
-          <w:top w:val="nil"/>
-          <w:left w:val="nil"/>
-          <w:bottom w:val="nil"/>
-          <w:right w:val="nil"/>
-          <w:between w:val="nil"/>
-        </w:pBdr>
-        <w:spacing w:line="275" w:lineRule="auto"/>
-        <w:rPr>
-          <w:rFonts w:ascii="Google Sans Text" w:eastAsia="Google Sans Text" w:hAnsi="Google Sans Text" w:cs="Google Sans Text"/>
-        </w:rPr>
-      </w:pPr>
-      <w:r>
-        <w:rPr>
-          <w:rFonts w:ascii="Google Sans Text" w:eastAsia="Google Sans Text" w:hAnsi="Google Sans Text" w:cs="Google Sans Text"/>
+          <w:rFonts w:asciiTheme="majorHAnsi" w:eastAsia="Google Sans Text" w:hAnsiTheme="majorHAnsi" w:cstheme="majorHAnsi"/>
+        </w:rPr>
+      </w:pPr>
+      <w:r>
+        <w:rPr>
+          <w:rFonts w:asciiTheme="majorHAnsi" w:eastAsia="Google Sans Text" w:hAnsiTheme="majorHAnsi" w:cstheme="majorHAnsi"/>
+          <w:b/>
+        </w:rPr>
+        <w:t>Example</w:t>
+      </w:r>
+      <w:r>
+        <w:rPr>
+          <w:rFonts w:asciiTheme="majorHAnsi" w:eastAsia="Google Sans Text" w:hAnsiTheme="majorHAnsi" w:cstheme="majorHAnsi"/>
+        </w:rPr>
+        <w:t>:</w:t>
+      </w:r>
+      <w:r>
+        <w:rPr>
+          <w:rFonts w:asciiTheme="majorHAnsi" w:eastAsia="Google Sans Text" w:hAnsiTheme="majorHAnsi" w:cstheme="majorHAnsi"/>
+        </w:rPr>
+        <w:t xml:space="preserve"> </w:t>
+      </w:r>
+      <w:r>
+        <w:rPr>
+          <w:rFonts w:asciiTheme="majorHAnsi" w:eastAsia="Google Sans Text" w:hAnsiTheme="majorHAnsi" w:cstheme="majorHAnsi"/>
         </w:rPr>
         <w:t xml:space="preserve">Imagine we want to detect vertical edges in a 5x5 </w:t>
       </w:r>
       <w:proofErr w:type="spellStart"/>
       <w:r>
         <w:rPr>
-          <w:rFonts w:ascii="Google Sans Text" w:eastAsia="Google Sans Text" w:hAnsi="Google Sans Text" w:cs="Google Sans Text"/>
+          <w:rFonts w:asciiTheme="majorHAnsi" w:eastAsia="Google Sans Text" w:hAnsiTheme="majorHAnsi" w:cstheme="majorHAnsi"/>
         </w:rPr>
         <w:t>grayscale</w:t>
       </w:r>
       <w:proofErr w:type="spellEnd"/>
       <w:r>
         <w:rPr>
-          <w:rFonts w:ascii="Google Sans Text" w:eastAsia="Google Sans Text" w:hAnsi="Google Sans Text" w:cs="Google Sans Text"/>
+          <w:rFonts w:asciiTheme="majorHAnsi" w:eastAsia="Google Sans Text" w:hAnsiTheme="majorHAnsi" w:cstheme="majorHAnsi"/>
         </w:rPr>
         <w:t xml:space="preserve"> image. We can design a 3x3 </w:t>
       </w:r>
       <w:proofErr w:type="gramStart"/>
       <w:r>
         <w:rPr>
-          <w:rFonts w:ascii="Google Sans Text" w:eastAsia="Google Sans Text" w:hAnsi="Google Sans Text" w:cs="Google Sans Text"/>
+          <w:rFonts w:asciiTheme="majorHAnsi" w:eastAsia="Google Sans Text" w:hAnsiTheme="majorHAnsi" w:cstheme="majorHAnsi"/>
         </w:rPr>
         <w:t>filter</w:t>
       </w:r>
       <w:proofErr w:type="gramEnd"/>
       <w:r>
         <w:rPr>
-          <w:rFonts w:ascii="Google Sans Text" w:eastAsia="Google Sans Text" w:hAnsi="Google Sans Text" w:cs="Google Sans Text"/>
+          <w:rFonts w:asciiTheme="majorHAnsi" w:eastAsia="Google Sans Text" w:hAnsiTheme="majorHAnsi" w:cstheme="majorHAnsi"/>
         </w:rPr>
         <w:t xml:space="preserve"> (or kernel) for this task:</w:t>
       </w:r>
-    </w:p>
-    <w:p>
-      <w:pPr>
-        <w:pBdr>
-          <w:top w:val="nil"/>
-          <w:left w:val="nil"/>
-          <w:bottom w:val="nil"/>
-          <w:right w:val="nil"/>
-          <w:between w:val="nil"/>
-        </w:pBdr>
-        <w:spacing w:line="275" w:lineRule="auto"/>
-        <w:rPr>
-          <w:rFonts w:ascii="Google Sans Text" w:eastAsia="Google Sans Text" w:hAnsi="Google Sans Text" w:cs="Google Sans Text"/>
-          <w:color w:val="1B1C1D"/>
-        </w:rPr>
-      </w:pPr>
-      <w:r>
-        <w:rPr>
-          <w:rFonts w:ascii="Google Sans Text" w:eastAsia="Google Sans Text" w:hAnsi="Google Sans Text" w:cs="Google Sans Text"/>
-          <w:color w:val="1B1C1D"/>
-        </w:rPr>
-        <w:t>Vertical Edge F</w:t>
-      </w:r>
-      <w:r>
-        <w:rPr>
-          <w:rFonts w:ascii="Google Sans Text" w:eastAsia="Google Sans Text" w:hAnsi="Google Sans Text" w:cs="Google Sans Text"/>
-          <w:color w:val="1B1C1D"/>
-        </w:rPr>
-        <w:t>ilter=​111​000​−1−1−1​​</w:t>
+      <w:r>
+        <w:rPr>
+          <w:rFonts w:asciiTheme="majorHAnsi" w:eastAsia="Google Sans Text" w:hAnsiTheme="majorHAnsi" w:cstheme="majorHAnsi"/>
+        </w:rPr>
+        <w:t xml:space="preserve"> </w:t>
+      </w:r>
+      <w:r>
+        <w:rPr>
+          <w:rFonts w:asciiTheme="majorHAnsi" w:eastAsia="Google Sans Text" w:hAnsiTheme="majorHAnsi" w:cstheme="majorHAnsi"/>
+          <w:color w:val="1B1C1D"/>
+        </w:rPr>
+        <w:t>Vertical Edge Filter=​111​000​−1−1−1​​</w:t>
       </w:r>
     </w:p>
     <w:p>
@@ -1492,10 +1420,13 @@
           <w:between w:val="nil"/>
         </w:pBdr>
         <w:spacing w:line="275" w:lineRule="auto"/>
-      </w:pPr>
-      <w:r>
-        <w:rPr>
-          <w:rFonts w:ascii="Google Sans Text" w:eastAsia="Google Sans Text" w:hAnsi="Google Sans Text" w:cs="Google Sans Text"/>
+        <w:rPr>
+          <w:rFonts w:asciiTheme="majorHAnsi" w:hAnsiTheme="majorHAnsi" w:cstheme="majorHAnsi"/>
+        </w:rPr>
+      </w:pPr>
+      <w:r>
+        <w:rPr>
+          <w:rFonts w:asciiTheme="majorHAnsi" w:eastAsia="Google Sans Text" w:hAnsiTheme="majorHAnsi" w:cstheme="majorHAnsi"/>
           <w:b/>
           <w:color w:val="1B1C1D"/>
         </w:rPr>
@@ -1503,7 +1434,7 @@
       </w:r>
       <w:r>
         <w:rPr>
-          <w:rFonts w:ascii="Google Sans Text" w:eastAsia="Google Sans Text" w:hAnsi="Google Sans Text" w:cs="Google Sans Text"/>
+          <w:rFonts w:asciiTheme="majorHAnsi" w:eastAsia="Google Sans Text" w:hAnsiTheme="majorHAnsi" w:cstheme="majorHAnsi"/>
           <w:color w:val="1B1C1D"/>
         </w:rPr>
         <w:t xml:space="preserve"> In a fully connected network, to process a 3x3 patch, we would need 9 unique weights. To process the entire 5x5 image by looking at every 3x3 patch, we would need a different set of 9 weights for each patch, resulting in a very large number of parameters.</w:t>
@@ -1523,10 +1454,13 @@
           <w:between w:val="nil"/>
         </w:pBdr>
         <w:spacing w:after="120" w:line="275" w:lineRule="auto"/>
-      </w:pPr>
-      <w:r>
-        <w:rPr>
-          <w:rFonts w:ascii="Google Sans Text" w:eastAsia="Google Sans Text" w:hAnsi="Google Sans Text" w:cs="Google Sans Text"/>
+        <w:rPr>
+          <w:rFonts w:asciiTheme="majorHAnsi" w:hAnsiTheme="majorHAnsi" w:cstheme="majorHAnsi"/>
+        </w:rPr>
+      </w:pPr>
+      <w:r>
+        <w:rPr>
+          <w:rFonts w:asciiTheme="majorHAnsi" w:eastAsia="Google Sans Text" w:hAnsiTheme="majorHAnsi" w:cstheme="majorHAnsi"/>
           <w:b/>
           <w:color w:val="1B1C1D"/>
         </w:rPr>
@@ -1534,14 +1468,14 @@
       </w:r>
       <w:r>
         <w:rPr>
-          <w:rFonts w:ascii="Google Sans Text" w:eastAsia="Google Sans Text" w:hAnsi="Google Sans Text" w:cs="Google Sans Text"/>
+          <w:rFonts w:asciiTheme="majorHAnsi" w:eastAsia="Google Sans Text" w:hAnsiTheme="majorHAnsi" w:cstheme="majorHAnsi"/>
           <w:color w:val="1B1C1D"/>
         </w:rPr>
         <w:t xml:space="preserve"> The CNN uses this </w:t>
       </w:r>
       <w:r>
         <w:rPr>
-          <w:rFonts w:ascii="Google Sans Text" w:eastAsia="Google Sans Text" w:hAnsi="Google Sans Text" w:cs="Google Sans Text"/>
+          <w:rFonts w:asciiTheme="majorHAnsi" w:eastAsia="Google Sans Text" w:hAnsiTheme="majorHAnsi" w:cstheme="majorHAnsi"/>
           <w:i/>
           <w:color w:val="1B1C1D"/>
         </w:rPr>
@@ -1549,14 +1483,14 @@
       </w:r>
       <w:r>
         <w:rPr>
-          <w:rFonts w:ascii="Google Sans Text" w:eastAsia="Google Sans Text" w:hAnsi="Google Sans Text" w:cs="Google Sans Text"/>
+          <w:rFonts w:asciiTheme="majorHAnsi" w:eastAsia="Google Sans Text" w:hAnsiTheme="majorHAnsi" w:cstheme="majorHAnsi"/>
           <w:color w:val="1B1C1D"/>
         </w:rPr>
         <w:t xml:space="preserve"> 3x3 filter and "slides" it over the entire 5x5 input image. The </w:t>
       </w:r>
       <w:r>
         <w:rPr>
-          <w:rFonts w:ascii="Google Sans Text" w:eastAsia="Google Sans Text" w:hAnsi="Google Sans Text" w:cs="Google Sans Text"/>
+          <w:rFonts w:asciiTheme="majorHAnsi" w:eastAsia="Google Sans Text" w:hAnsiTheme="majorHAnsi" w:cstheme="majorHAnsi"/>
           <w:i/>
           <w:color w:val="1B1C1D"/>
         </w:rPr>
@@ -1564,17 +1498,10 @@
       </w:r>
       <w:r>
         <w:rPr>
-          <w:rFonts w:ascii="Google Sans Text" w:eastAsia="Google Sans Text" w:hAnsi="Google Sans Text" w:cs="Google Sans Text"/>
-          <w:color w:val="1B1C1D"/>
-        </w:rPr>
-        <w:t xml:space="preserve"> 9 weights of the filter are used at every position. The filter performs a convolution operation at each location to produc</w:t>
-      </w:r>
-      <w:r>
-        <w:rPr>
-          <w:rFonts w:ascii="Google Sans Text" w:eastAsia="Google Sans Text" w:hAnsi="Google Sans Text" w:cs="Google Sans Text"/>
-          <w:color w:val="1B1C1D"/>
-        </w:rPr>
-        <w:t>e an output value in the feature map.</w:t>
+          <w:rFonts w:asciiTheme="majorHAnsi" w:eastAsia="Google Sans Text" w:hAnsiTheme="majorHAnsi" w:cstheme="majorHAnsi"/>
+          <w:color w:val="1B1C1D"/>
+        </w:rPr>
+        <w:t xml:space="preserve"> 9 weights of the filter are used at every position. The filter performs a convolution operation at each location to produce an output value in the feature map.</w:t>
       </w:r>
     </w:p>
     <w:p>
@@ -1586,16 +1513,16 @@
           <w:right w:val="nil"/>
           <w:between w:val="nil"/>
         </w:pBdr>
-        <w:spacing w:before="240" w:after="120" w:line="275" w:lineRule="auto"/>
-        <w:rPr>
-          <w:rFonts w:ascii="Google Sans Text" w:eastAsia="Google Sans Text" w:hAnsi="Google Sans Text" w:cs="Google Sans Text"/>
+        <w:spacing w:before="240" w:line="275" w:lineRule="auto"/>
+        <w:rPr>
+          <w:rFonts w:asciiTheme="majorHAnsi" w:eastAsia="Google Sans Text" w:hAnsiTheme="majorHAnsi" w:cstheme="majorHAnsi"/>
           <w:b/>
           <w:color w:val="1B1C1D"/>
         </w:rPr>
       </w:pPr>
       <w:r>
         <w:rPr>
-          <w:rFonts w:ascii="Google Sans Text" w:eastAsia="Google Sans Text" w:hAnsi="Google Sans Text" w:cs="Google Sans Text"/>
+          <w:rFonts w:asciiTheme="majorHAnsi" w:eastAsia="Google Sans Text" w:hAnsiTheme="majorHAnsi" w:cstheme="majorHAnsi"/>
           <w:b/>
           <w:color w:val="1B1C1D"/>
         </w:rPr>
@@ -1616,10 +1543,13 @@
           <w:between w:val="nil"/>
         </w:pBdr>
         <w:spacing w:line="275" w:lineRule="auto"/>
-      </w:pPr>
-      <w:r>
-        <w:rPr>
-          <w:rFonts w:ascii="Google Sans Text" w:eastAsia="Google Sans Text" w:hAnsi="Google Sans Text" w:cs="Google Sans Text"/>
+        <w:rPr>
+          <w:rFonts w:asciiTheme="majorHAnsi" w:hAnsiTheme="majorHAnsi" w:cstheme="majorHAnsi"/>
+        </w:rPr>
+      </w:pPr>
+      <w:r>
+        <w:rPr>
+          <w:rFonts w:asciiTheme="majorHAnsi" w:eastAsia="Google Sans Text" w:hAnsiTheme="majorHAnsi" w:cstheme="majorHAnsi"/>
           <w:b/>
           <w:color w:val="1B1C1D"/>
         </w:rPr>
@@ -1627,7 +1557,7 @@
       </w:r>
       <w:r>
         <w:rPr>
-          <w:rFonts w:ascii="Google Sans Text" w:eastAsia="Google Sans Text" w:hAnsi="Google Sans Text" w:cs="Google Sans Text"/>
+          <w:rFonts w:asciiTheme="majorHAnsi" w:eastAsia="Google Sans Text" w:hAnsiTheme="majorHAnsi" w:cstheme="majorHAnsi"/>
           <w:color w:val="1B1C1D"/>
         </w:rPr>
         <w:t xml:space="preserve"> We only need to learn the 9 weights of the filter (plus one bias term), instead of thousands. This makes the network much more efficient to train and less likely to overfit.</w:t>
@@ -1647,10 +1577,13 @@
           <w:between w:val="nil"/>
         </w:pBdr>
         <w:spacing w:after="120" w:line="275" w:lineRule="auto"/>
-      </w:pPr>
-      <w:r>
-        <w:rPr>
-          <w:rFonts w:ascii="Google Sans Text" w:eastAsia="Google Sans Text" w:hAnsi="Google Sans Text" w:cs="Google Sans Text"/>
+        <w:rPr>
+          <w:rFonts w:asciiTheme="majorHAnsi" w:hAnsiTheme="majorHAnsi" w:cstheme="majorHAnsi"/>
+        </w:rPr>
+      </w:pPr>
+      <w:r>
+        <w:rPr>
+          <w:rFonts w:asciiTheme="majorHAnsi" w:eastAsia="Google Sans Text" w:hAnsiTheme="majorHAnsi" w:cstheme="majorHAnsi"/>
           <w:b/>
           <w:color w:val="1B1C1D"/>
         </w:rPr>
@@ -1658,7 +1591,7 @@
       </w:r>
       <w:r>
         <w:rPr>
-          <w:rFonts w:ascii="Google Sans Text" w:eastAsia="Google Sans Text" w:hAnsi="Google Sans Text" w:cs="Google Sans Text"/>
+          <w:rFonts w:asciiTheme="majorHAnsi" w:eastAsia="Google Sans Text" w:hAnsiTheme="majorHAnsi" w:cstheme="majorHAnsi"/>
           <w:color w:val="1B1C1D"/>
         </w:rPr>
         <w:t xml:space="preserve"> The network can detect a feature (like a vertical edge) no matter where it is in the image because the same detector is used everywhere.</w:t>
@@ -1675,11 +1608,14 @@
         </w:pBdr>
         <w:spacing w:before="120" w:after="240" w:line="275" w:lineRule="auto"/>
         <w:rPr>
-          <w:rFonts w:ascii="Google Sans Text" w:eastAsia="Google Sans Text" w:hAnsi="Google Sans Text" w:cs="Google Sans Text"/>
-          <w:color w:val="1B1C1D"/>
-        </w:rPr>
-      </w:pPr>
-      <w:r>
+          <w:rFonts w:asciiTheme="majorHAnsi" w:eastAsia="Google Sans Text" w:hAnsiTheme="majorHAnsi" w:cstheme="majorHAnsi"/>
+          <w:color w:val="1B1C1D"/>
+        </w:rPr>
+      </w:pPr>
+      <w:r>
+        <w:rPr>
+          <w:rFonts w:asciiTheme="majorHAnsi" w:hAnsiTheme="majorHAnsi" w:cstheme="majorHAnsi"/>
+        </w:rPr>
         <w:pict>
           <v:rect id="_x0000_i1028" style="width:0;height:1.5pt" o:hralign="center" o:hrstd="t" o:hr="t" fillcolor="#a0a0a0" stroked="f"/>
         </w:pict>
@@ -1690,17 +1626,20 @@
         <w:pStyle w:val="Heading3"/>
         <w:spacing w:before="0" w:after="120" w:line="275" w:lineRule="auto"/>
         <w:rPr>
-          <w:rFonts w:ascii="Google Sans Text" w:eastAsia="Google Sans Text" w:hAnsi="Google Sans Text" w:cs="Google Sans Text"/>
-          <w:color w:val="1B1C1D"/>
-        </w:rPr>
-      </w:pPr>
-      <w:r>
-        <w:rPr>
-          <w:rFonts w:ascii="Google Sans Text" w:eastAsia="Google Sans Text" w:hAnsi="Google Sans Text" w:cs="Google Sans Text"/>
-          <w:color w:val="1B1C1D"/>
+          <w:rFonts w:asciiTheme="majorHAnsi" w:eastAsia="Google Sans Text" w:hAnsiTheme="majorHAnsi" w:cstheme="majorHAnsi"/>
+          <w:color w:val="1B1C1D"/>
+          <w:sz w:val="24"/>
+          <w:u w:val="single"/>
+        </w:rPr>
+      </w:pPr>
+      <w:r>
+        <w:rPr>
+          <w:rFonts w:asciiTheme="majorHAnsi" w:eastAsia="Google Sans Text" w:hAnsiTheme="majorHAnsi" w:cstheme="majorHAnsi"/>
+          <w:color w:val="1B1C1D"/>
+          <w:sz w:val="24"/>
           <w:highlight w:val="yellow"/>
-        </w:rPr>
-        <w:lastRenderedPageBreak/>
+          <w:u w:val="single"/>
+        </w:rPr>
         <w:t>4. What are filters (kernels) in CNN? How do they help in feature extraction?</w:t>
       </w:r>
     </w:p>
@@ -1715,51 +1654,43 @@
         </w:pBdr>
         <w:spacing w:after="240" w:line="275" w:lineRule="auto"/>
         <w:rPr>
-          <w:rFonts w:ascii="Google Sans Text" w:eastAsia="Google Sans Text" w:hAnsi="Google Sans Text" w:cs="Google Sans Text"/>
-          <w:color w:val="1B1C1D"/>
-        </w:rPr>
-      </w:pPr>
-      <w:r>
-        <w:rPr>
-          <w:rFonts w:ascii="Google Sans Text" w:eastAsia="Google Sans Text" w:hAnsi="Google Sans Text" w:cs="Google Sans Text"/>
+          <w:rFonts w:asciiTheme="majorHAnsi" w:eastAsia="Google Sans Text" w:hAnsiTheme="majorHAnsi" w:cstheme="majorHAnsi"/>
+          <w:color w:val="1B1C1D"/>
+        </w:rPr>
+      </w:pPr>
+      <w:r>
+        <w:rPr>
+          <w:rFonts w:asciiTheme="majorHAnsi" w:eastAsia="Google Sans Text" w:hAnsiTheme="majorHAnsi" w:cstheme="majorHAnsi"/>
           <w:color w:val="1B1C1D"/>
         </w:rPr>
         <w:t xml:space="preserve">In a CNN, </w:t>
       </w:r>
       <w:r>
         <w:rPr>
-          <w:rFonts w:ascii="Google Sans Text" w:eastAsia="Google Sans Text" w:hAnsi="Google Sans Text" w:cs="Google Sans Text"/>
+          <w:rFonts w:asciiTheme="majorHAnsi" w:eastAsia="Google Sans Text" w:hAnsiTheme="majorHAnsi" w:cstheme="majorHAnsi"/>
           <w:b/>
           <w:color w:val="1B1C1D"/>
         </w:rPr>
-        <w:t>filt</w:t>
-      </w:r>
-      <w:r>
-        <w:rPr>
-          <w:rFonts w:ascii="Google Sans Text" w:eastAsia="Google Sans Text" w:hAnsi="Google Sans Text" w:cs="Google Sans Text"/>
+        <w:t>filters</w:t>
+      </w:r>
+      <w:r>
+        <w:rPr>
+          <w:rFonts w:asciiTheme="majorHAnsi" w:eastAsia="Google Sans Text" w:hAnsiTheme="majorHAnsi" w:cstheme="majorHAnsi"/>
+          <w:color w:val="1B1C1D"/>
+        </w:rPr>
+        <w:t xml:space="preserve"> (also known as </w:t>
+      </w:r>
+      <w:r>
+        <w:rPr>
+          <w:rFonts w:asciiTheme="majorHAnsi" w:eastAsia="Google Sans Text" w:hAnsiTheme="majorHAnsi" w:cstheme="majorHAnsi"/>
           <w:b/>
           <w:color w:val="1B1C1D"/>
         </w:rPr>
-        <w:t>ers</w:t>
-      </w:r>
-      <w:r>
-        <w:rPr>
-          <w:rFonts w:ascii="Google Sans Text" w:eastAsia="Google Sans Text" w:hAnsi="Google Sans Text" w:cs="Google Sans Text"/>
-          <w:color w:val="1B1C1D"/>
-        </w:rPr>
-        <w:t xml:space="preserve"> (also known as </w:t>
-      </w:r>
-      <w:r>
-        <w:rPr>
-          <w:rFonts w:ascii="Google Sans Text" w:eastAsia="Google Sans Text" w:hAnsi="Google Sans Text" w:cs="Google Sans Text"/>
-          <w:b/>
-          <w:color w:val="1B1C1D"/>
-        </w:rPr>
         <w:t>kernels</w:t>
       </w:r>
       <w:r>
         <w:rPr>
-          <w:rFonts w:ascii="Google Sans Text" w:eastAsia="Google Sans Text" w:hAnsi="Google Sans Text" w:cs="Google Sans Text"/>
+          <w:rFonts w:asciiTheme="majorHAnsi" w:eastAsia="Google Sans Text" w:hAnsiTheme="majorHAnsi" w:cstheme="majorHAnsi"/>
           <w:color w:val="1B1C1D"/>
         </w:rPr>
         <w:t>) are small, multi-dimensional arrays of learnable weights. They are the core components responsible for detecting patterns and features in the input data.</w:t>
@@ -1776,23 +1707,16 @@
         </w:pBdr>
         <w:spacing w:after="240" w:line="275" w:lineRule="auto"/>
         <w:rPr>
-          <w:rFonts w:ascii="Google Sans Text" w:eastAsia="Google Sans Text" w:hAnsi="Google Sans Text" w:cs="Google Sans Text"/>
-          <w:color w:val="1B1C1D"/>
-        </w:rPr>
-      </w:pPr>
-      <w:r>
-        <w:rPr>
-          <w:rFonts w:ascii="Google Sans Text" w:eastAsia="Google Sans Text" w:hAnsi="Google Sans Text" w:cs="Google Sans Text"/>
-          <w:color w:val="1B1C1D"/>
-        </w:rPr>
-        <w:t>A filter is essentially a feature detector. During the convolution operati</w:t>
-      </w:r>
-      <w:r>
-        <w:rPr>
-          <w:rFonts w:ascii="Google Sans Text" w:eastAsia="Google Sans Text" w:hAnsi="Google Sans Text" w:cs="Google Sans Text"/>
-          <w:color w:val="1B1C1D"/>
-        </w:rPr>
-        <w:t>on, the filter slides over the input image (or the feature map from a previous layer), and at each location, it computes a dot product between its own weights and the input pixels it is currently on.</w:t>
+          <w:rFonts w:asciiTheme="majorHAnsi" w:eastAsia="Google Sans Text" w:hAnsiTheme="majorHAnsi" w:cstheme="majorHAnsi"/>
+          <w:color w:val="1B1C1D"/>
+        </w:rPr>
+      </w:pPr>
+      <w:r>
+        <w:rPr>
+          <w:rFonts w:asciiTheme="majorHAnsi" w:eastAsia="Google Sans Text" w:hAnsiTheme="majorHAnsi" w:cstheme="majorHAnsi"/>
+          <w:color w:val="1B1C1D"/>
+        </w:rPr>
+        <w:t>A filter is essentially a feature detector. During the convolution operation, the filter slides over the input image (or the feature map from a previous layer), and at each location, it computes a dot product between its own weights and the input pixels it is currently on.</w:t>
       </w:r>
     </w:p>
     <w:p>
@@ -1806,14 +1730,14 @@
         </w:pBdr>
         <w:spacing w:after="120" w:line="275" w:lineRule="auto"/>
         <w:rPr>
-          <w:rFonts w:ascii="Google Sans Text" w:eastAsia="Google Sans Text" w:hAnsi="Google Sans Text" w:cs="Google Sans Text"/>
+          <w:rFonts w:asciiTheme="majorHAnsi" w:eastAsia="Google Sans Text" w:hAnsiTheme="majorHAnsi" w:cstheme="majorHAnsi"/>
           <w:b/>
           <w:color w:val="1B1C1D"/>
         </w:rPr>
       </w:pPr>
       <w:r>
         <w:rPr>
-          <w:rFonts w:ascii="Google Sans Text" w:eastAsia="Google Sans Text" w:hAnsi="Google Sans Text" w:cs="Google Sans Text"/>
+          <w:rFonts w:asciiTheme="majorHAnsi" w:eastAsia="Google Sans Text" w:hAnsiTheme="majorHAnsi" w:cstheme="majorHAnsi"/>
           <w:b/>
           <w:color w:val="1B1C1D"/>
         </w:rPr>
@@ -1834,10 +1758,13 @@
           <w:between w:val="nil"/>
         </w:pBdr>
         <w:spacing w:line="275" w:lineRule="auto"/>
-      </w:pPr>
-      <w:r>
-        <w:rPr>
-          <w:rFonts w:ascii="Google Sans Text" w:eastAsia="Google Sans Text" w:hAnsi="Google Sans Text" w:cs="Google Sans Text"/>
+        <w:rPr>
+          <w:rFonts w:asciiTheme="majorHAnsi" w:hAnsiTheme="majorHAnsi" w:cstheme="majorHAnsi"/>
+        </w:rPr>
+      </w:pPr>
+      <w:r>
+        <w:rPr>
+          <w:rFonts w:asciiTheme="majorHAnsi" w:eastAsia="Google Sans Text" w:hAnsiTheme="majorHAnsi" w:cstheme="majorHAnsi"/>
           <w:b/>
           <w:color w:val="1B1C1D"/>
         </w:rPr>
@@ -1845,7 +1772,7 @@
       </w:r>
       <w:r>
         <w:rPr>
-          <w:rFonts w:ascii="Google Sans Text" w:eastAsia="Google Sans Text" w:hAnsi="Google Sans Text" w:cs="Google Sans Text"/>
+          <w:rFonts w:asciiTheme="majorHAnsi" w:eastAsia="Google Sans Text" w:hAnsiTheme="majorHAnsi" w:cstheme="majorHAnsi"/>
           <w:color w:val="1B1C1D"/>
         </w:rPr>
         <w:t xml:space="preserve"> Each filter in a convolutional layer learns to recognize a specific low-level feature. For example, in the initial layers of a network trained on images, different filters might learn to detect:</w:t>
@@ -1865,20 +1792,16 @@
           <w:between w:val="nil"/>
         </w:pBdr>
         <w:spacing w:line="275" w:lineRule="auto"/>
-      </w:pPr>
-      <w:r>
-        <w:rPr>
-          <w:rFonts w:ascii="Google Sans Text" w:eastAsia="Google Sans Text" w:hAnsi="Google Sans Text" w:cs="Google Sans Text"/>
-          <w:color w:val="1B1C1D"/>
-        </w:rPr>
-        <w:t>Horizontal, vertical, or diagonal edge</w:t>
-      </w:r>
-      <w:r>
-        <w:rPr>
-          <w:rFonts w:ascii="Google Sans Text" w:eastAsia="Google Sans Text" w:hAnsi="Google Sans Text" w:cs="Google Sans Text"/>
-          <w:color w:val="1B1C1D"/>
-        </w:rPr>
-        <w:t>s</w:t>
+        <w:rPr>
+          <w:rFonts w:asciiTheme="majorHAnsi" w:hAnsiTheme="majorHAnsi" w:cstheme="majorHAnsi"/>
+        </w:rPr>
+      </w:pPr>
+      <w:r>
+        <w:rPr>
+          <w:rFonts w:asciiTheme="majorHAnsi" w:eastAsia="Google Sans Text" w:hAnsiTheme="majorHAnsi" w:cstheme="majorHAnsi"/>
+          <w:color w:val="1B1C1D"/>
+        </w:rPr>
+        <w:t>Horizontal, vertical, or diagonal edges</w:t>
       </w:r>
     </w:p>
     <w:p>
@@ -1895,10 +1818,13 @@
           <w:between w:val="nil"/>
         </w:pBdr>
         <w:spacing w:line="275" w:lineRule="auto"/>
-      </w:pPr>
-      <w:r>
-        <w:rPr>
-          <w:rFonts w:ascii="Google Sans Text" w:eastAsia="Google Sans Text" w:hAnsi="Google Sans Text" w:cs="Google Sans Text"/>
+        <w:rPr>
+          <w:rFonts w:asciiTheme="majorHAnsi" w:hAnsiTheme="majorHAnsi" w:cstheme="majorHAnsi"/>
+        </w:rPr>
+      </w:pPr>
+      <w:r>
+        <w:rPr>
+          <w:rFonts w:asciiTheme="majorHAnsi" w:eastAsia="Google Sans Text" w:hAnsiTheme="majorHAnsi" w:cstheme="majorHAnsi"/>
           <w:color w:val="1B1C1D"/>
         </w:rPr>
         <w:t xml:space="preserve">Specific </w:t>
@@ -1906,7 +1832,7 @@
       <w:proofErr w:type="spellStart"/>
       <w:r>
         <w:rPr>
-          <w:rFonts w:ascii="Google Sans Text" w:eastAsia="Google Sans Text" w:hAnsi="Google Sans Text" w:cs="Google Sans Text"/>
+          <w:rFonts w:asciiTheme="majorHAnsi" w:eastAsia="Google Sans Text" w:hAnsiTheme="majorHAnsi" w:cstheme="majorHAnsi"/>
           <w:color w:val="1B1C1D"/>
         </w:rPr>
         <w:t>colors</w:t>
@@ -1914,7 +1840,7 @@
       <w:proofErr w:type="spellEnd"/>
       <w:r>
         <w:rPr>
-          <w:rFonts w:ascii="Google Sans Text" w:eastAsia="Google Sans Text" w:hAnsi="Google Sans Text" w:cs="Google Sans Text"/>
+          <w:rFonts w:asciiTheme="majorHAnsi" w:eastAsia="Google Sans Text" w:hAnsiTheme="majorHAnsi" w:cstheme="majorHAnsi"/>
           <w:color w:val="1B1C1D"/>
         </w:rPr>
         <w:t xml:space="preserve"> or </w:t>
@@ -1922,7 +1848,7 @@
       <w:proofErr w:type="spellStart"/>
       <w:r>
         <w:rPr>
-          <w:rFonts w:ascii="Google Sans Text" w:eastAsia="Google Sans Text" w:hAnsi="Google Sans Text" w:cs="Google Sans Text"/>
+          <w:rFonts w:asciiTheme="majorHAnsi" w:eastAsia="Google Sans Text" w:hAnsiTheme="majorHAnsi" w:cstheme="majorHAnsi"/>
           <w:color w:val="1B1C1D"/>
         </w:rPr>
         <w:t>color</w:t>
@@ -1930,7 +1856,7 @@
       <w:proofErr w:type="spellEnd"/>
       <w:r>
         <w:rPr>
-          <w:rFonts w:ascii="Google Sans Text" w:eastAsia="Google Sans Text" w:hAnsi="Google Sans Text" w:cs="Google Sans Text"/>
+          <w:rFonts w:asciiTheme="majorHAnsi" w:eastAsia="Google Sans Text" w:hAnsiTheme="majorHAnsi" w:cstheme="majorHAnsi"/>
           <w:color w:val="1B1C1D"/>
         </w:rPr>
         <w:t xml:space="preserve"> gradients</w:t>
@@ -1950,10 +1876,13 @@
           <w:between w:val="nil"/>
         </w:pBdr>
         <w:spacing w:line="275" w:lineRule="auto"/>
-      </w:pPr>
-      <w:r>
-        <w:rPr>
-          <w:rFonts w:ascii="Google Sans Text" w:eastAsia="Google Sans Text" w:hAnsi="Google Sans Text" w:cs="Google Sans Text"/>
+        <w:rPr>
+          <w:rFonts w:asciiTheme="majorHAnsi" w:hAnsiTheme="majorHAnsi" w:cstheme="majorHAnsi"/>
+        </w:rPr>
+      </w:pPr>
+      <w:r>
+        <w:rPr>
+          <w:rFonts w:asciiTheme="majorHAnsi" w:eastAsia="Google Sans Text" w:hAnsiTheme="majorHAnsi" w:cstheme="majorHAnsi"/>
           <w:color w:val="1B1C1D"/>
         </w:rPr>
         <w:t>Simple textures like grids or dots</w:t>
@@ -1973,10 +1902,13 @@
           <w:between w:val="nil"/>
         </w:pBdr>
         <w:spacing w:line="275" w:lineRule="auto"/>
-      </w:pPr>
-      <w:r>
-        <w:rPr>
-          <w:rFonts w:ascii="Google Sans Text" w:eastAsia="Google Sans Text" w:hAnsi="Google Sans Text" w:cs="Google Sans Text"/>
+        <w:rPr>
+          <w:rFonts w:asciiTheme="majorHAnsi" w:hAnsiTheme="majorHAnsi" w:cstheme="majorHAnsi"/>
+        </w:rPr>
+      </w:pPr>
+      <w:r>
+        <w:rPr>
+          <w:rFonts w:asciiTheme="majorHAnsi" w:eastAsia="Google Sans Text" w:hAnsiTheme="majorHAnsi" w:cstheme="majorHAnsi"/>
           <w:b/>
           <w:color w:val="1B1C1D"/>
         </w:rPr>
@@ -1984,14 +1916,14 @@
       </w:r>
       <w:r>
         <w:rPr>
-          <w:rFonts w:ascii="Google Sans Text" w:eastAsia="Google Sans Text" w:hAnsi="Google Sans Text" w:cs="Google Sans Text"/>
+          <w:rFonts w:asciiTheme="majorHAnsi" w:eastAsia="Google Sans Text" w:hAnsiTheme="majorHAnsi" w:cstheme="majorHAnsi"/>
           <w:color w:val="1B1C1D"/>
         </w:rPr>
         <w:t xml:space="preserve"> The output of applying a filter across an entire input is called a </w:t>
       </w:r>
       <w:r>
         <w:rPr>
-          <w:rFonts w:ascii="Google Sans Text" w:eastAsia="Google Sans Text" w:hAnsi="Google Sans Text" w:cs="Google Sans Text"/>
+          <w:rFonts w:asciiTheme="majorHAnsi" w:eastAsia="Google Sans Text" w:hAnsiTheme="majorHAnsi" w:cstheme="majorHAnsi"/>
           <w:b/>
           <w:color w:val="1B1C1D"/>
         </w:rPr>
@@ -1999,32 +1931,26 @@
       </w:r>
       <w:r>
         <w:rPr>
-          <w:rFonts w:ascii="Google Sans Text" w:eastAsia="Google Sans Text" w:hAnsi="Google Sans Text" w:cs="Google Sans Text"/>
+          <w:rFonts w:asciiTheme="majorHAnsi" w:eastAsia="Google Sans Text" w:hAnsiTheme="majorHAnsi" w:cstheme="majorHAnsi"/>
           <w:color w:val="1B1C1D"/>
         </w:rPr>
         <w:t xml:space="preserve"> or an </w:t>
       </w:r>
       <w:r>
         <w:rPr>
-          <w:rFonts w:ascii="Google Sans Text" w:eastAsia="Google Sans Text" w:hAnsi="Google Sans Text" w:cs="Google Sans Text"/>
+          <w:rFonts w:asciiTheme="majorHAnsi" w:eastAsia="Google Sans Text" w:hAnsiTheme="majorHAnsi" w:cstheme="majorHAnsi"/>
           <w:b/>
           <w:color w:val="1B1C1D"/>
         </w:rPr>
+        <w:lastRenderedPageBreak/>
         <w:t>activation map</w:t>
       </w:r>
       <w:r>
         <w:rPr>
-          <w:rFonts w:ascii="Google Sans Text" w:eastAsia="Google Sans Text" w:hAnsi="Google Sans Text" w:cs="Google Sans Text"/>
-          <w:color w:val="1B1C1D"/>
-        </w:rPr>
-        <w:t>. This map highlights the locations in the input where the fil</w:t>
-      </w:r>
-      <w:r>
-        <w:rPr>
-          <w:rFonts w:ascii="Google Sans Text" w:eastAsia="Google Sans Text" w:hAnsi="Google Sans Text" w:cs="Google Sans Text"/>
-          <w:color w:val="1B1C1D"/>
-        </w:rPr>
-        <w:t>ter's specific feature was detected. A high activation value in the feature map means that the feature the filter is looking for is strongly present at that location in the input.</w:t>
+          <w:rFonts w:asciiTheme="majorHAnsi" w:eastAsia="Google Sans Text" w:hAnsiTheme="majorHAnsi" w:cstheme="majorHAnsi"/>
+          <w:color w:val="1B1C1D"/>
+        </w:rPr>
+        <w:t>. This map highlights the locations in the input where the filter's specific feature was detected. A high activation value in the feature map means that the feature the filter is looking for is strongly present at that location in the input.</w:t>
       </w:r>
     </w:p>
     <w:p>
@@ -2041,10 +1967,13 @@
           <w:between w:val="nil"/>
         </w:pBdr>
         <w:spacing w:line="275" w:lineRule="auto"/>
-      </w:pPr>
-      <w:r>
-        <w:rPr>
-          <w:rFonts w:ascii="Google Sans Text" w:eastAsia="Google Sans Text" w:hAnsi="Google Sans Text" w:cs="Google Sans Text"/>
+        <w:rPr>
+          <w:rFonts w:asciiTheme="majorHAnsi" w:hAnsiTheme="majorHAnsi" w:cstheme="majorHAnsi"/>
+        </w:rPr>
+      </w:pPr>
+      <w:r>
+        <w:rPr>
+          <w:rFonts w:asciiTheme="majorHAnsi" w:eastAsia="Google Sans Text" w:hAnsiTheme="majorHAnsi" w:cstheme="majorHAnsi"/>
           <w:b/>
           <w:color w:val="1B1C1D"/>
         </w:rPr>
@@ -2052,24 +1981,10 @@
       </w:r>
       <w:r>
         <w:rPr>
-          <w:rFonts w:ascii="Google Sans Text" w:eastAsia="Google Sans Text" w:hAnsi="Google Sans Text" w:cs="Google Sans Text"/>
-          <w:color w:val="1B1C1D"/>
-        </w:rPr>
-        <w:t xml:space="preserve"> A CNN uses multiple filters in each layer, cr</w:t>
-      </w:r>
-      <w:r>
-        <w:rPr>
-          <w:rFonts w:ascii="Google Sans Text" w:eastAsia="Google Sans Text" w:hAnsi="Google Sans Text" w:cs="Google Sans Text"/>
-          <w:color w:val="1B1C1D"/>
-        </w:rPr>
-        <w:t>eating a stack of feature maps. These maps are then used as the input to the next layer. The filters in deeper layers learn to combine the simple features detected by earlier layers into more complex patterns. For example, filters in a deeper layer might l</w:t>
-      </w:r>
-      <w:r>
-        <w:rPr>
-          <w:rFonts w:ascii="Google Sans Text" w:eastAsia="Google Sans Text" w:hAnsi="Google Sans Text" w:cs="Google Sans Text"/>
-          <w:color w:val="1B1C1D"/>
-        </w:rPr>
-        <w:t>earn to detect:</w:t>
+          <w:rFonts w:asciiTheme="majorHAnsi" w:eastAsia="Google Sans Text" w:hAnsiTheme="majorHAnsi" w:cstheme="majorHAnsi"/>
+          <w:color w:val="1B1C1D"/>
+        </w:rPr>
+        <w:t xml:space="preserve"> A CNN uses multiple filters in each layer, creating a stack of feature maps. These maps are then used as the input to the next layer. The filters in deeper layers learn to combine the simple features detected by earlier layers into more complex patterns. For example, filters in a deeper layer might learn to detect:</w:t>
       </w:r>
     </w:p>
     <w:p>
@@ -2086,10 +2001,13 @@
           <w:between w:val="nil"/>
         </w:pBdr>
         <w:spacing w:line="275" w:lineRule="auto"/>
-      </w:pPr>
-      <w:r>
-        <w:rPr>
-          <w:rFonts w:ascii="Google Sans Text" w:eastAsia="Google Sans Text" w:hAnsi="Google Sans Text" w:cs="Google Sans Text"/>
+        <w:rPr>
+          <w:rFonts w:asciiTheme="majorHAnsi" w:hAnsiTheme="majorHAnsi" w:cstheme="majorHAnsi"/>
+        </w:rPr>
+      </w:pPr>
+      <w:r>
+        <w:rPr>
+          <w:rFonts w:asciiTheme="majorHAnsi" w:eastAsia="Google Sans Text" w:hAnsiTheme="majorHAnsi" w:cstheme="majorHAnsi"/>
           <w:color w:val="1B1C1D"/>
         </w:rPr>
         <w:t>Corners (by combining horizontal and vertical edges)</w:t>
@@ -2109,10 +2027,13 @@
           <w:between w:val="nil"/>
         </w:pBdr>
         <w:spacing w:line="275" w:lineRule="auto"/>
-      </w:pPr>
-      <w:r>
-        <w:rPr>
-          <w:rFonts w:ascii="Google Sans Text" w:eastAsia="Google Sans Text" w:hAnsi="Google Sans Text" w:cs="Google Sans Text"/>
+        <w:rPr>
+          <w:rFonts w:asciiTheme="majorHAnsi" w:hAnsiTheme="majorHAnsi" w:cstheme="majorHAnsi"/>
+        </w:rPr>
+      </w:pPr>
+      <w:r>
+        <w:rPr>
+          <w:rFonts w:asciiTheme="majorHAnsi" w:eastAsia="Google Sans Text" w:hAnsiTheme="majorHAnsi" w:cstheme="majorHAnsi"/>
           <w:color w:val="1B1C1D"/>
         </w:rPr>
         <w:t>Shapes (by combining corners and edges)</w:t>
@@ -2132,10 +2053,13 @@
           <w:between w:val="nil"/>
         </w:pBdr>
         <w:spacing w:after="120" w:line="275" w:lineRule="auto"/>
-      </w:pPr>
-      <w:r>
-        <w:rPr>
-          <w:rFonts w:ascii="Google Sans Text" w:eastAsia="Google Sans Text" w:hAnsi="Google Sans Text" w:cs="Google Sans Text"/>
+        <w:rPr>
+          <w:rFonts w:asciiTheme="majorHAnsi" w:hAnsiTheme="majorHAnsi" w:cstheme="majorHAnsi"/>
+        </w:rPr>
+      </w:pPr>
+      <w:r>
+        <w:rPr>
+          <w:rFonts w:asciiTheme="majorHAnsi" w:eastAsia="Google Sans Text" w:hAnsiTheme="majorHAnsi" w:cstheme="majorHAnsi"/>
           <w:color w:val="1B1C1D"/>
         </w:rPr>
         <w:t>Parts of objects (like an eye or a car wheel)</w:t>
@@ -2152,34 +2076,21 @@
         </w:pBdr>
         <w:spacing w:before="240" w:after="240" w:line="275" w:lineRule="auto"/>
         <w:rPr>
-          <w:rFonts w:ascii="Google Sans Text" w:eastAsia="Google Sans Text" w:hAnsi="Google Sans Text" w:cs="Google Sans Text"/>
-          <w:color w:val="1B1C1D"/>
-        </w:rPr>
-      </w:pPr>
-      <w:r>
-        <w:rPr>
-          <w:rFonts w:ascii="Google Sans Text" w:eastAsia="Google Sans Text" w:hAnsi="Google Sans Text" w:cs="Google Sans Text"/>
+          <w:rFonts w:asciiTheme="majorHAnsi" w:eastAsia="Google Sans Text" w:hAnsiTheme="majorHAnsi" w:cstheme="majorHAnsi"/>
+          <w:color w:val="1B1C1D"/>
+        </w:rPr>
+      </w:pPr>
+      <w:r>
+        <w:rPr>
+          <w:rFonts w:asciiTheme="majorHAnsi" w:eastAsia="Google Sans Text" w:hAnsiTheme="majorHAnsi" w:cstheme="majorHAnsi"/>
           <w:color w:val="1B1C1D"/>
         </w:rPr>
         <w:t>Through this process, the network builds a rich, hierarchical representation of the input, moving from simple pixels to abstract concepts.</w:t>
       </w:r>
-    </w:p>
-    <w:p>
-      <w:pPr>
-        <w:pBdr>
-          <w:top w:val="nil"/>
-          <w:left w:val="nil"/>
-          <w:bottom w:val="nil"/>
-          <w:right w:val="nil"/>
-          <w:between w:val="nil"/>
-        </w:pBdr>
-        <w:spacing w:before="120" w:after="240" w:line="275" w:lineRule="auto"/>
-        <w:rPr>
-          <w:rFonts w:ascii="Google Sans Text" w:eastAsia="Google Sans Text" w:hAnsi="Google Sans Text" w:cs="Google Sans Text"/>
-          <w:color w:val="1B1C1D"/>
-        </w:rPr>
-      </w:pPr>
-      <w:r>
+      <w:r>
+        <w:rPr>
+          <w:rFonts w:asciiTheme="majorHAnsi" w:hAnsiTheme="majorHAnsi" w:cstheme="majorHAnsi"/>
+        </w:rPr>
         <w:pict>
           <v:rect id="_x0000_i1029" style="width:0;height:1.5pt" o:hralign="center" o:hrstd="t" o:hr="t" fillcolor="#a0a0a0" stroked="f"/>
         </w:pict>
@@ -2190,15 +2101,19 @@
         <w:pStyle w:val="Heading3"/>
         <w:spacing w:before="0" w:after="120" w:line="275" w:lineRule="auto"/>
         <w:rPr>
-          <w:rFonts w:ascii="Google Sans Text" w:eastAsia="Google Sans Text" w:hAnsi="Google Sans Text" w:cs="Google Sans Text"/>
-          <w:color w:val="1B1C1D"/>
-        </w:rPr>
-      </w:pPr>
-      <w:r>
-        <w:rPr>
-          <w:rFonts w:ascii="Google Sans Text" w:eastAsia="Google Sans Text" w:hAnsi="Google Sans Text" w:cs="Google Sans Text"/>
-          <w:color w:val="1B1C1D"/>
+          <w:rFonts w:asciiTheme="majorHAnsi" w:eastAsia="Google Sans Text" w:hAnsiTheme="majorHAnsi" w:cstheme="majorHAnsi"/>
+          <w:color w:val="1B1C1D"/>
+          <w:sz w:val="24"/>
+          <w:u w:val="single"/>
+        </w:rPr>
+      </w:pPr>
+      <w:r>
+        <w:rPr>
+          <w:rFonts w:asciiTheme="majorHAnsi" w:eastAsia="Google Sans Text" w:hAnsiTheme="majorHAnsi" w:cstheme="majorHAnsi"/>
+          <w:color w:val="1B1C1D"/>
+          <w:sz w:val="24"/>
           <w:highlight w:val="yellow"/>
+          <w:u w:val="single"/>
         </w:rPr>
         <w:t>5. Compare fully connected layers and convolutional layers.</w:t>
       </w:r>
@@ -2231,13 +2146,15 @@
               </w:pBdr>
               <w:spacing w:before="120" w:after="120" w:line="275" w:lineRule="auto"/>
               <w:rPr>
-                <w:rFonts w:ascii="Google Sans Text" w:eastAsia="Google Sans Text" w:hAnsi="Google Sans Text" w:cs="Google Sans Text"/>
+                <w:rFonts w:asciiTheme="majorHAnsi" w:eastAsia="Google Sans Text" w:hAnsiTheme="majorHAnsi" w:cstheme="majorHAnsi"/>
+                <w:b/>
                 <w:color w:val="1B1C1D"/>
               </w:rPr>
             </w:pPr>
             <w:r>
               <w:rPr>
-                <w:rFonts w:ascii="Google Sans Text" w:eastAsia="Google Sans Text" w:hAnsi="Google Sans Text" w:cs="Google Sans Text"/>
+                <w:rFonts w:asciiTheme="majorHAnsi" w:eastAsia="Google Sans Text" w:hAnsiTheme="majorHAnsi" w:cstheme="majorHAnsi"/>
+                <w:b/>
                 <w:color w:val="1B1C1D"/>
               </w:rPr>
               <w:t>Feature</w:t>
@@ -2259,13 +2176,15 @@
               </w:pBdr>
               <w:spacing w:before="120" w:after="120" w:line="275" w:lineRule="auto"/>
               <w:rPr>
-                <w:rFonts w:ascii="Google Sans Text" w:eastAsia="Google Sans Text" w:hAnsi="Google Sans Text" w:cs="Google Sans Text"/>
+                <w:rFonts w:asciiTheme="majorHAnsi" w:eastAsia="Google Sans Text" w:hAnsiTheme="majorHAnsi" w:cstheme="majorHAnsi"/>
+                <w:b/>
                 <w:color w:val="1B1C1D"/>
               </w:rPr>
             </w:pPr>
             <w:r>
               <w:rPr>
-                <w:rFonts w:ascii="Google Sans Text" w:eastAsia="Google Sans Text" w:hAnsi="Google Sans Text" w:cs="Google Sans Text"/>
+                <w:rFonts w:asciiTheme="majorHAnsi" w:eastAsia="Google Sans Text" w:hAnsiTheme="majorHAnsi" w:cstheme="majorHAnsi"/>
+                <w:b/>
                 <w:color w:val="1B1C1D"/>
               </w:rPr>
               <w:t>Fully Connected Layer (FCL)</w:t>
@@ -2287,13 +2206,15 @@
               </w:pBdr>
               <w:spacing w:before="120" w:after="120" w:line="275" w:lineRule="auto"/>
               <w:rPr>
-                <w:rFonts w:ascii="Google Sans Text" w:eastAsia="Google Sans Text" w:hAnsi="Google Sans Text" w:cs="Google Sans Text"/>
+                <w:rFonts w:asciiTheme="majorHAnsi" w:eastAsia="Google Sans Text" w:hAnsiTheme="majorHAnsi" w:cstheme="majorHAnsi"/>
+                <w:b/>
                 <w:color w:val="1B1C1D"/>
               </w:rPr>
             </w:pPr>
             <w:r>
               <w:rPr>
-                <w:rFonts w:ascii="Google Sans Text" w:eastAsia="Google Sans Text" w:hAnsi="Google Sans Text" w:cs="Google Sans Text"/>
+                <w:rFonts w:asciiTheme="majorHAnsi" w:eastAsia="Google Sans Text" w:hAnsiTheme="majorHAnsi" w:cstheme="majorHAnsi"/>
+                <w:b/>
                 <w:color w:val="1B1C1D"/>
               </w:rPr>
               <w:t>Convolutional Layer (</w:t>
@@ -2301,7 +2222,8 @@
             <w:proofErr w:type="spellStart"/>
             <w:r>
               <w:rPr>
-                <w:rFonts w:ascii="Google Sans Text" w:eastAsia="Google Sans Text" w:hAnsi="Google Sans Text" w:cs="Google Sans Text"/>
+                <w:rFonts w:asciiTheme="majorHAnsi" w:eastAsia="Google Sans Text" w:hAnsiTheme="majorHAnsi" w:cstheme="majorHAnsi"/>
+                <w:b/>
                 <w:color w:val="1B1C1D"/>
               </w:rPr>
               <w:t>Conv</w:t>
@@ -2309,7 +2231,8 @@
             <w:proofErr w:type="spellEnd"/>
             <w:r>
               <w:rPr>
-                <w:rFonts w:ascii="Google Sans Text" w:eastAsia="Google Sans Text" w:hAnsi="Google Sans Text" w:cs="Google Sans Text"/>
+                <w:rFonts w:asciiTheme="majorHAnsi" w:eastAsia="Google Sans Text" w:hAnsiTheme="majorHAnsi" w:cstheme="majorHAnsi"/>
+                <w:b/>
                 <w:color w:val="1B1C1D"/>
               </w:rPr>
               <w:t xml:space="preserve"> Layer)</w:t>
@@ -2333,14 +2256,14 @@
               </w:pBdr>
               <w:spacing w:before="120" w:after="120" w:line="275" w:lineRule="auto"/>
               <w:rPr>
-                <w:rFonts w:ascii="Google Sans Text" w:eastAsia="Google Sans Text" w:hAnsi="Google Sans Text" w:cs="Google Sans Text"/>
+                <w:rFonts w:asciiTheme="majorHAnsi" w:eastAsia="Google Sans Text" w:hAnsiTheme="majorHAnsi" w:cstheme="majorHAnsi"/>
                 <w:b/>
                 <w:color w:val="1B1C1D"/>
               </w:rPr>
             </w:pPr>
             <w:r>
               <w:rPr>
-                <w:rFonts w:ascii="Google Sans Text" w:eastAsia="Google Sans Text" w:hAnsi="Google Sans Text" w:cs="Google Sans Text"/>
+                <w:rFonts w:asciiTheme="majorHAnsi" w:eastAsia="Google Sans Text" w:hAnsiTheme="majorHAnsi" w:cstheme="majorHAnsi"/>
                 <w:b/>
                 <w:color w:val="1B1C1D"/>
               </w:rPr>
@@ -2363,13 +2286,13 @@
               </w:pBdr>
               <w:spacing w:before="120" w:after="120" w:line="275" w:lineRule="auto"/>
               <w:rPr>
-                <w:rFonts w:ascii="Google Sans Text" w:eastAsia="Google Sans Text" w:hAnsi="Google Sans Text" w:cs="Google Sans Text"/>
+                <w:rFonts w:asciiTheme="majorHAnsi" w:eastAsia="Google Sans Text" w:hAnsiTheme="majorHAnsi" w:cstheme="majorHAnsi"/>
                 <w:color w:val="1B1C1D"/>
               </w:rPr>
             </w:pPr>
             <w:r>
               <w:rPr>
-                <w:rFonts w:ascii="Google Sans Text" w:eastAsia="Google Sans Text" w:hAnsi="Google Sans Text" w:cs="Google Sans Text"/>
+                <w:rFonts w:asciiTheme="majorHAnsi" w:eastAsia="Google Sans Text" w:hAnsiTheme="majorHAnsi" w:cstheme="majorHAnsi"/>
                 <w:b/>
                 <w:color w:val="1B1C1D"/>
               </w:rPr>
@@ -2377,14 +2300,14 @@
             </w:r>
             <w:r>
               <w:rPr>
-                <w:rFonts w:ascii="Google Sans Text" w:eastAsia="Google Sans Text" w:hAnsi="Google Sans Text" w:cs="Google Sans Text"/>
+                <w:rFonts w:asciiTheme="majorHAnsi" w:eastAsia="Google Sans Text" w:hAnsiTheme="majorHAnsi" w:cstheme="majorHAnsi"/>
                 <w:color w:val="1B1C1D"/>
               </w:rPr>
               <w:t xml:space="preserve"> Every neuron in the layer is connected to </w:t>
             </w:r>
             <w:r>
               <w:rPr>
-                <w:rFonts w:ascii="Google Sans Text" w:eastAsia="Google Sans Text" w:hAnsi="Google Sans Text" w:cs="Google Sans Text"/>
+                <w:rFonts w:asciiTheme="majorHAnsi" w:eastAsia="Google Sans Text" w:hAnsiTheme="majorHAnsi" w:cstheme="majorHAnsi"/>
                 <w:i/>
                 <w:color w:val="1B1C1D"/>
               </w:rPr>
@@ -2392,7 +2315,7 @@
             </w:r>
             <w:r>
               <w:rPr>
-                <w:rFonts w:ascii="Google Sans Text" w:eastAsia="Google Sans Text" w:hAnsi="Google Sans Text" w:cs="Google Sans Text"/>
+                <w:rFonts w:asciiTheme="majorHAnsi" w:eastAsia="Google Sans Text" w:hAnsiTheme="majorHAnsi" w:cstheme="majorHAnsi"/>
                 <w:color w:val="1B1C1D"/>
               </w:rPr>
               <w:t xml:space="preserve"> neuron in the previous layer.</w:t>
@@ -2414,13 +2337,13 @@
               </w:pBdr>
               <w:spacing w:before="120" w:after="120" w:line="275" w:lineRule="auto"/>
               <w:rPr>
-                <w:rFonts w:ascii="Google Sans Text" w:eastAsia="Google Sans Text" w:hAnsi="Google Sans Text" w:cs="Google Sans Text"/>
+                <w:rFonts w:asciiTheme="majorHAnsi" w:eastAsia="Google Sans Text" w:hAnsiTheme="majorHAnsi" w:cstheme="majorHAnsi"/>
                 <w:color w:val="1B1C1D"/>
               </w:rPr>
             </w:pPr>
             <w:r>
               <w:rPr>
-                <w:rFonts w:ascii="Google Sans Text" w:eastAsia="Google Sans Text" w:hAnsi="Google Sans Text" w:cs="Google Sans Text"/>
+                <w:rFonts w:asciiTheme="majorHAnsi" w:eastAsia="Google Sans Text" w:hAnsiTheme="majorHAnsi" w:cstheme="majorHAnsi"/>
                 <w:b/>
                 <w:color w:val="1B1C1D"/>
               </w:rPr>
@@ -2428,7 +2351,7 @@
             </w:r>
             <w:r>
               <w:rPr>
-                <w:rFonts w:ascii="Google Sans Text" w:eastAsia="Google Sans Text" w:hAnsi="Google Sans Text" w:cs="Google Sans Text"/>
+                <w:rFonts w:asciiTheme="majorHAnsi" w:eastAsia="Google Sans Text" w:hAnsiTheme="majorHAnsi" w:cstheme="majorHAnsi"/>
                 <w:color w:val="1B1C1D"/>
               </w:rPr>
               <w:t xml:space="preserve"> Neurons are only connected to a small, local region of the input (the receptive field).</w:t>
@@ -2452,14 +2375,14 @@
               </w:pBdr>
               <w:spacing w:before="120" w:after="120" w:line="275" w:lineRule="auto"/>
               <w:rPr>
-                <w:rFonts w:ascii="Google Sans Text" w:eastAsia="Google Sans Text" w:hAnsi="Google Sans Text" w:cs="Google Sans Text"/>
+                <w:rFonts w:asciiTheme="majorHAnsi" w:eastAsia="Google Sans Text" w:hAnsiTheme="majorHAnsi" w:cstheme="majorHAnsi"/>
                 <w:b/>
                 <w:color w:val="1B1C1D"/>
               </w:rPr>
             </w:pPr>
             <w:r>
               <w:rPr>
-                <w:rFonts w:ascii="Google Sans Text" w:eastAsia="Google Sans Text" w:hAnsi="Google Sans Text" w:cs="Google Sans Text"/>
+                <w:rFonts w:asciiTheme="majorHAnsi" w:eastAsia="Google Sans Text" w:hAnsiTheme="majorHAnsi" w:cstheme="majorHAnsi"/>
                 <w:b/>
                 <w:color w:val="1B1C1D"/>
               </w:rPr>
@@ -2482,20 +2405,20 @@
               </w:pBdr>
               <w:spacing w:before="120" w:after="120" w:line="275" w:lineRule="auto"/>
               <w:rPr>
-                <w:rFonts w:ascii="Google Sans Text" w:eastAsia="Google Sans Text" w:hAnsi="Google Sans Text" w:cs="Google Sans Text"/>
+                <w:rFonts w:asciiTheme="majorHAnsi" w:eastAsia="Google Sans Text" w:hAnsiTheme="majorHAnsi" w:cstheme="majorHAnsi"/>
                 <w:color w:val="1B1C1D"/>
               </w:rPr>
             </w:pPr>
             <w:r>
               <w:rPr>
-                <w:rFonts w:ascii="Google Sans Text" w:eastAsia="Google Sans Text" w:hAnsi="Google Sans Text" w:cs="Google Sans Text"/>
+                <w:rFonts w:asciiTheme="majorHAnsi" w:eastAsia="Google Sans Text" w:hAnsiTheme="majorHAnsi" w:cstheme="majorHAnsi"/>
                 <w:color w:val="1B1C1D"/>
               </w:rPr>
               <w:t xml:space="preserve">Assumes the input is a </w:t>
             </w:r>
             <w:r>
               <w:rPr>
-                <w:rFonts w:ascii="Google Sans Text" w:eastAsia="Google Sans Text" w:hAnsi="Google Sans Text" w:cs="Google Sans Text"/>
+                <w:rFonts w:asciiTheme="majorHAnsi" w:eastAsia="Google Sans Text" w:hAnsiTheme="majorHAnsi" w:cstheme="majorHAnsi"/>
                 <w:b/>
                 <w:color w:val="1B1C1D"/>
               </w:rPr>
@@ -2503,7 +2426,7 @@
             </w:r>
             <w:r>
               <w:rPr>
-                <w:rFonts w:ascii="Google Sans Text" w:eastAsia="Google Sans Text" w:hAnsi="Google Sans Text" w:cs="Google Sans Text"/>
+                <w:rFonts w:asciiTheme="majorHAnsi" w:eastAsia="Google Sans Text" w:hAnsiTheme="majorHAnsi" w:cstheme="majorHAnsi"/>
                 <w:color w:val="1B1C1D"/>
               </w:rPr>
               <w:t>. Any multi-dimensional input must be flattened first.</w:t>
@@ -2525,20 +2448,20 @@
               </w:pBdr>
               <w:spacing w:before="120" w:after="120" w:line="275" w:lineRule="auto"/>
               <w:rPr>
-                <w:rFonts w:ascii="Google Sans Text" w:eastAsia="Google Sans Text" w:hAnsi="Google Sans Text" w:cs="Google Sans Text"/>
+                <w:rFonts w:asciiTheme="majorHAnsi" w:eastAsia="Google Sans Text" w:hAnsiTheme="majorHAnsi" w:cstheme="majorHAnsi"/>
                 <w:color w:val="1B1C1D"/>
               </w:rPr>
             </w:pPr>
             <w:r>
               <w:rPr>
-                <w:rFonts w:ascii="Google Sans Text" w:eastAsia="Google Sans Text" w:hAnsi="Google Sans Text" w:cs="Google Sans Text"/>
+                <w:rFonts w:asciiTheme="majorHAnsi" w:eastAsia="Google Sans Text" w:hAnsiTheme="majorHAnsi" w:cstheme="majorHAnsi"/>
                 <w:color w:val="1B1C1D"/>
               </w:rPr>
               <w:t xml:space="preserve">Preserves the input's </w:t>
             </w:r>
             <w:r>
               <w:rPr>
-                <w:rFonts w:ascii="Google Sans Text" w:eastAsia="Google Sans Text" w:hAnsi="Google Sans Text" w:cs="Google Sans Text"/>
+                <w:rFonts w:asciiTheme="majorHAnsi" w:eastAsia="Google Sans Text" w:hAnsiTheme="majorHAnsi" w:cstheme="majorHAnsi"/>
                 <w:b/>
                 <w:color w:val="1B1C1D"/>
               </w:rPr>
@@ -2546,7 +2469,7 @@
             </w:r>
             <w:r>
               <w:rPr>
-                <w:rFonts w:ascii="Google Sans Text" w:eastAsia="Google Sans Text" w:hAnsi="Google Sans Text" w:cs="Google Sans Text"/>
+                <w:rFonts w:asciiTheme="majorHAnsi" w:eastAsia="Google Sans Text" w:hAnsiTheme="majorHAnsi" w:cstheme="majorHAnsi"/>
                 <w:color w:val="1B1C1D"/>
               </w:rPr>
               <w:t xml:space="preserve"> (e.g., 2D for images, 3D for videos).</w:t>
@@ -2570,14 +2493,14 @@
               </w:pBdr>
               <w:spacing w:before="120" w:after="120" w:line="275" w:lineRule="auto"/>
               <w:rPr>
-                <w:rFonts w:ascii="Google Sans Text" w:eastAsia="Google Sans Text" w:hAnsi="Google Sans Text" w:cs="Google Sans Text"/>
+                <w:rFonts w:asciiTheme="majorHAnsi" w:eastAsia="Google Sans Text" w:hAnsiTheme="majorHAnsi" w:cstheme="majorHAnsi"/>
                 <w:b/>
                 <w:color w:val="1B1C1D"/>
               </w:rPr>
             </w:pPr>
             <w:r>
               <w:rPr>
-                <w:rFonts w:ascii="Google Sans Text" w:eastAsia="Google Sans Text" w:hAnsi="Google Sans Text" w:cs="Google Sans Text"/>
+                <w:rFonts w:asciiTheme="majorHAnsi" w:eastAsia="Google Sans Text" w:hAnsiTheme="majorHAnsi" w:cstheme="majorHAnsi"/>
                 <w:b/>
                 <w:color w:val="1B1C1D"/>
               </w:rPr>
@@ -2600,13 +2523,13 @@
               </w:pBdr>
               <w:spacing w:before="120" w:after="120" w:line="275" w:lineRule="auto"/>
               <w:rPr>
-                <w:rFonts w:ascii="Google Sans Text" w:eastAsia="Google Sans Text" w:hAnsi="Google Sans Text" w:cs="Google Sans Text"/>
+                <w:rFonts w:asciiTheme="majorHAnsi" w:eastAsia="Google Sans Text" w:hAnsiTheme="majorHAnsi" w:cstheme="majorHAnsi"/>
                 <w:color w:val="1B1C1D"/>
               </w:rPr>
             </w:pPr>
             <w:r>
               <w:rPr>
-                <w:rFonts w:ascii="Google Sans Text" w:eastAsia="Google Sans Text" w:hAnsi="Google Sans Text" w:cs="Google Sans Text"/>
+                <w:rFonts w:asciiTheme="majorHAnsi" w:eastAsia="Google Sans Text" w:hAnsiTheme="majorHAnsi" w:cstheme="majorHAnsi"/>
                 <w:b/>
                 <w:color w:val="1B1C1D"/>
               </w:rPr>
@@ -2614,17 +2537,10 @@
             </w:r>
             <w:r>
               <w:rPr>
-                <w:rFonts w:ascii="Google Sans Text" w:eastAsia="Google Sans Text" w:hAnsi="Google Sans Text" w:cs="Google Sans Text"/>
-                <w:color w:val="1B1C1D"/>
-              </w:rPr>
-              <w:t xml:space="preserve"> Each connection has its own unique weight, leading</w:t>
-            </w:r>
-            <w:r>
-              <w:rPr>
-                <w:rFonts w:ascii="Google Sans Text" w:eastAsia="Google Sans Text" w:hAnsi="Google Sans Text" w:cs="Google Sans Text"/>
-                <w:color w:val="1B1C1D"/>
-              </w:rPr>
-              <w:t xml:space="preserve"> to a very large number of parameters.</w:t>
+                <w:rFonts w:asciiTheme="majorHAnsi" w:eastAsia="Google Sans Text" w:hAnsiTheme="majorHAnsi" w:cstheme="majorHAnsi"/>
+                <w:color w:val="1B1C1D"/>
+              </w:rPr>
+              <w:t xml:space="preserve"> Each connection has its own unique weight, leading to a very large number of parameters.</w:t>
             </w:r>
           </w:p>
         </w:tc>
@@ -2643,13 +2559,13 @@
               </w:pBdr>
               <w:spacing w:before="120" w:after="120" w:line="275" w:lineRule="auto"/>
               <w:rPr>
-                <w:rFonts w:ascii="Google Sans Text" w:eastAsia="Google Sans Text" w:hAnsi="Google Sans Text" w:cs="Google Sans Text"/>
+                <w:rFonts w:asciiTheme="majorHAnsi" w:eastAsia="Google Sans Text" w:hAnsiTheme="majorHAnsi" w:cstheme="majorHAnsi"/>
                 <w:color w:val="1B1C1D"/>
               </w:rPr>
             </w:pPr>
             <w:r>
               <w:rPr>
-                <w:rFonts w:ascii="Google Sans Text" w:eastAsia="Google Sans Text" w:hAnsi="Google Sans Text" w:cs="Google Sans Text"/>
+                <w:rFonts w:asciiTheme="majorHAnsi" w:eastAsia="Google Sans Text" w:hAnsiTheme="majorHAnsi" w:cstheme="majorHAnsi"/>
                 <w:b/>
                 <w:color w:val="1B1C1D"/>
               </w:rPr>
@@ -2657,7 +2573,7 @@
             </w:r>
             <w:r>
               <w:rPr>
-                <w:rFonts w:ascii="Google Sans Text" w:eastAsia="Google Sans Text" w:hAnsi="Google Sans Text" w:cs="Google Sans Text"/>
+                <w:rFonts w:asciiTheme="majorHAnsi" w:eastAsia="Google Sans Text" w:hAnsiTheme="majorHAnsi" w:cstheme="majorHAnsi"/>
                 <w:color w:val="1B1C1D"/>
               </w:rPr>
               <w:t xml:space="preserve"> The same filter (set of weights) is used across the entire input, drastically reducing the number of parameters.</w:t>
@@ -2681,18 +2597,17 @@
               </w:pBdr>
               <w:spacing w:before="120" w:after="120" w:line="275" w:lineRule="auto"/>
               <w:rPr>
-                <w:rFonts w:ascii="Google Sans Text" w:eastAsia="Google Sans Text" w:hAnsi="Google Sans Text" w:cs="Google Sans Text"/>
+                <w:rFonts w:asciiTheme="majorHAnsi" w:eastAsia="Google Sans Text" w:hAnsiTheme="majorHAnsi" w:cstheme="majorHAnsi"/>
                 <w:b/>
                 <w:color w:val="1B1C1D"/>
               </w:rPr>
             </w:pPr>
             <w:r>
               <w:rPr>
-                <w:rFonts w:ascii="Google Sans Text" w:eastAsia="Google Sans Text" w:hAnsi="Google Sans Text" w:cs="Google Sans Text"/>
+                <w:rFonts w:asciiTheme="majorHAnsi" w:eastAsia="Google Sans Text" w:hAnsiTheme="majorHAnsi" w:cstheme="majorHAnsi"/>
                 <w:b/>
                 <w:color w:val="1B1C1D"/>
               </w:rPr>
-              <w:lastRenderedPageBreak/>
               <w:t>Primary Use Case</w:t>
             </w:r>
           </w:p>
@@ -2712,20 +2627,20 @@
               </w:pBdr>
               <w:spacing w:before="120" w:after="120" w:line="275" w:lineRule="auto"/>
               <w:rPr>
-                <w:rFonts w:ascii="Google Sans Text" w:eastAsia="Google Sans Text" w:hAnsi="Google Sans Text" w:cs="Google Sans Text"/>
+                <w:rFonts w:asciiTheme="majorHAnsi" w:eastAsia="Google Sans Text" w:hAnsiTheme="majorHAnsi" w:cstheme="majorHAnsi"/>
                 <w:color w:val="1B1C1D"/>
               </w:rPr>
             </w:pPr>
             <w:r>
               <w:rPr>
-                <w:rFonts w:ascii="Google Sans Text" w:eastAsia="Google Sans Text" w:hAnsi="Google Sans Text" w:cs="Google Sans Text"/>
+                <w:rFonts w:asciiTheme="majorHAnsi" w:eastAsia="Google Sans Text" w:hAnsiTheme="majorHAnsi" w:cstheme="majorHAnsi"/>
                 <w:color w:val="1B1C1D"/>
               </w:rPr>
               <w:t xml:space="preserve">Typically used at the </w:t>
             </w:r>
             <w:r>
               <w:rPr>
-                <w:rFonts w:ascii="Google Sans Text" w:eastAsia="Google Sans Text" w:hAnsi="Google Sans Text" w:cs="Google Sans Text"/>
+                <w:rFonts w:asciiTheme="majorHAnsi" w:eastAsia="Google Sans Text" w:hAnsiTheme="majorHAnsi" w:cstheme="majorHAnsi"/>
                 <w:b/>
                 <w:color w:val="1B1C1D"/>
               </w:rPr>
@@ -2733,7 +2648,7 @@
             </w:r>
             <w:r>
               <w:rPr>
-                <w:rFonts w:ascii="Google Sans Text" w:eastAsia="Google Sans Text" w:hAnsi="Google Sans Text" w:cs="Google Sans Text"/>
+                <w:rFonts w:asciiTheme="majorHAnsi" w:eastAsia="Google Sans Text" w:hAnsiTheme="majorHAnsi" w:cstheme="majorHAnsi"/>
                 <w:color w:val="1B1C1D"/>
               </w:rPr>
               <w:t xml:space="preserve"> for classification or regression, after features have been extracted.</w:t>
@@ -2755,20 +2670,20 @@
               </w:pBdr>
               <w:spacing w:before="120" w:after="120" w:line="275" w:lineRule="auto"/>
               <w:rPr>
-                <w:rFonts w:ascii="Google Sans Text" w:eastAsia="Google Sans Text" w:hAnsi="Google Sans Text" w:cs="Google Sans Text"/>
+                <w:rFonts w:asciiTheme="majorHAnsi" w:eastAsia="Google Sans Text" w:hAnsiTheme="majorHAnsi" w:cstheme="majorHAnsi"/>
                 <w:color w:val="1B1C1D"/>
               </w:rPr>
             </w:pPr>
             <w:r>
               <w:rPr>
-                <w:rFonts w:ascii="Google Sans Text" w:eastAsia="Google Sans Text" w:hAnsi="Google Sans Text" w:cs="Google Sans Text"/>
+                <w:rFonts w:asciiTheme="majorHAnsi" w:eastAsia="Google Sans Text" w:hAnsiTheme="majorHAnsi" w:cstheme="majorHAnsi"/>
                 <w:color w:val="1B1C1D"/>
               </w:rPr>
               <w:t xml:space="preserve">Used in the </w:t>
             </w:r>
             <w:r>
               <w:rPr>
-                <w:rFonts w:ascii="Google Sans Text" w:eastAsia="Google Sans Text" w:hAnsi="Google Sans Text" w:cs="Google Sans Text"/>
+                <w:rFonts w:asciiTheme="majorHAnsi" w:eastAsia="Google Sans Text" w:hAnsiTheme="majorHAnsi" w:cstheme="majorHAnsi"/>
                 <w:b/>
                 <w:color w:val="1B1C1D"/>
               </w:rPr>
@@ -2776,7 +2691,7 @@
             </w:r>
             <w:r>
               <w:rPr>
-                <w:rFonts w:ascii="Google Sans Text" w:eastAsia="Google Sans Text" w:hAnsi="Google Sans Text" w:cs="Google Sans Text"/>
+                <w:rFonts w:asciiTheme="majorHAnsi" w:eastAsia="Google Sans Text" w:hAnsiTheme="majorHAnsi" w:cstheme="majorHAnsi"/>
                 <w:color w:val="1B1C1D"/>
               </w:rPr>
               <w:t xml:space="preserve"> of a CNN for hierarchical feature extraction.</w:t>
@@ -2800,14 +2715,14 @@
               </w:pBdr>
               <w:spacing w:before="120" w:after="120" w:line="275" w:lineRule="auto"/>
               <w:rPr>
-                <w:rFonts w:ascii="Google Sans Text" w:eastAsia="Google Sans Text" w:hAnsi="Google Sans Text" w:cs="Google Sans Text"/>
+                <w:rFonts w:asciiTheme="majorHAnsi" w:eastAsia="Google Sans Text" w:hAnsiTheme="majorHAnsi" w:cstheme="majorHAnsi"/>
                 <w:b/>
                 <w:color w:val="1B1C1D"/>
               </w:rPr>
             </w:pPr>
             <w:r>
               <w:rPr>
-                <w:rFonts w:ascii="Google Sans Text" w:eastAsia="Google Sans Text" w:hAnsi="Google Sans Text" w:cs="Google Sans Text"/>
+                <w:rFonts w:asciiTheme="majorHAnsi" w:eastAsia="Google Sans Text" w:hAnsiTheme="majorHAnsi" w:cstheme="majorHAnsi"/>
                 <w:b/>
                 <w:color w:val="1B1C1D"/>
               </w:rPr>
@@ -2830,23 +2745,16 @@
               </w:pBdr>
               <w:spacing w:before="120" w:after="120" w:line="275" w:lineRule="auto"/>
               <w:rPr>
-                <w:rFonts w:ascii="Google Sans Text" w:eastAsia="Google Sans Text" w:hAnsi="Google Sans Text" w:cs="Google Sans Text"/>
+                <w:rFonts w:asciiTheme="majorHAnsi" w:eastAsia="Google Sans Text" w:hAnsiTheme="majorHAnsi" w:cstheme="majorHAnsi"/>
                 <w:color w:val="1B1C1D"/>
               </w:rPr>
             </w:pPr>
             <w:r>
               <w:rPr>
-                <w:rFonts w:ascii="Google Sans Text" w:eastAsia="Google Sans Text" w:hAnsi="Google Sans Text" w:cs="Google Sans Text"/>
-                <w:color w:val="1B1C1D"/>
-              </w:rPr>
-              <w:t>Can learn global, non-linear combinations of high-level features provided by preceding lay</w:t>
-            </w:r>
-            <w:r>
-              <w:rPr>
-                <w:rFonts w:ascii="Google Sans Text" w:eastAsia="Google Sans Text" w:hAnsi="Google Sans Text" w:cs="Google Sans Text"/>
-                <w:color w:val="1B1C1D"/>
-              </w:rPr>
-              <w:t>ers.</w:t>
+                <w:rFonts w:asciiTheme="majorHAnsi" w:eastAsia="Google Sans Text" w:hAnsiTheme="majorHAnsi" w:cstheme="majorHAnsi"/>
+                <w:color w:val="1B1C1D"/>
+              </w:rPr>
+              <w:t>Can learn global, non-linear combinations of high-level features provided by preceding layers.</w:t>
             </w:r>
           </w:p>
         </w:tc>
@@ -2865,13 +2773,13 @@
               </w:pBdr>
               <w:spacing w:before="120" w:after="120" w:line="275" w:lineRule="auto"/>
               <w:rPr>
-                <w:rFonts w:ascii="Google Sans Text" w:eastAsia="Google Sans Text" w:hAnsi="Google Sans Text" w:cs="Google Sans Text"/>
+                <w:rFonts w:asciiTheme="majorHAnsi" w:eastAsia="Google Sans Text" w:hAnsiTheme="majorHAnsi" w:cstheme="majorHAnsi"/>
                 <w:color w:val="1B1C1D"/>
               </w:rPr>
             </w:pPr>
             <w:r>
               <w:rPr>
-                <w:rFonts w:ascii="Google Sans Text" w:eastAsia="Google Sans Text" w:hAnsi="Google Sans Text" w:cs="Google Sans Text"/>
+                <w:rFonts w:asciiTheme="majorHAnsi" w:eastAsia="Google Sans Text" w:hAnsiTheme="majorHAnsi" w:cstheme="majorHAnsi"/>
                 <w:color w:val="1B1C1D"/>
               </w:rPr>
               <w:t xml:space="preserve">Computationally efficient, less prone to </w:t>
@@ -2879,7 +2787,7 @@
             <w:proofErr w:type="spellStart"/>
             <w:r>
               <w:rPr>
-                <w:rFonts w:ascii="Google Sans Text" w:eastAsia="Google Sans Text" w:hAnsi="Google Sans Text" w:cs="Google Sans Text"/>
+                <w:rFonts w:asciiTheme="majorHAnsi" w:eastAsia="Google Sans Text" w:hAnsiTheme="majorHAnsi" w:cstheme="majorHAnsi"/>
                 <w:color w:val="1B1C1D"/>
               </w:rPr>
               <w:t>overfitting</w:t>
@@ -2887,7 +2795,7 @@
             <w:proofErr w:type="spellEnd"/>
             <w:r>
               <w:rPr>
-                <w:rFonts w:ascii="Google Sans Text" w:eastAsia="Google Sans Text" w:hAnsi="Google Sans Text" w:cs="Google Sans Text"/>
+                <w:rFonts w:asciiTheme="majorHAnsi" w:eastAsia="Google Sans Text" w:hAnsiTheme="majorHAnsi" w:cstheme="majorHAnsi"/>
                 <w:color w:val="1B1C1D"/>
               </w:rPr>
               <w:t xml:space="preserve"> on spatial data, and excellent at learning spatial hierarchies of features.</w:t>
@@ -2911,14 +2819,14 @@
               </w:pBdr>
               <w:spacing w:before="120" w:after="120" w:line="275" w:lineRule="auto"/>
               <w:rPr>
-                <w:rFonts w:ascii="Google Sans Text" w:eastAsia="Google Sans Text" w:hAnsi="Google Sans Text" w:cs="Google Sans Text"/>
+                <w:rFonts w:asciiTheme="majorHAnsi" w:eastAsia="Google Sans Text" w:hAnsiTheme="majorHAnsi" w:cstheme="majorHAnsi"/>
                 <w:b/>
                 <w:color w:val="1B1C1D"/>
               </w:rPr>
             </w:pPr>
             <w:r>
               <w:rPr>
-                <w:rFonts w:ascii="Google Sans Text" w:eastAsia="Google Sans Text" w:hAnsi="Google Sans Text" w:cs="Google Sans Text"/>
+                <w:rFonts w:asciiTheme="majorHAnsi" w:eastAsia="Google Sans Text" w:hAnsiTheme="majorHAnsi" w:cstheme="majorHAnsi"/>
                 <w:b/>
                 <w:color w:val="1B1C1D"/>
               </w:rPr>
@@ -2941,13 +2849,13 @@
               </w:pBdr>
               <w:spacing w:before="120" w:after="120" w:line="275" w:lineRule="auto"/>
               <w:rPr>
-                <w:rFonts w:ascii="Google Sans Text" w:eastAsia="Google Sans Text" w:hAnsi="Google Sans Text" w:cs="Google Sans Text"/>
+                <w:rFonts w:asciiTheme="majorHAnsi" w:eastAsia="Google Sans Text" w:hAnsiTheme="majorHAnsi" w:cstheme="majorHAnsi"/>
                 <w:color w:val="1B1C1D"/>
               </w:rPr>
             </w:pPr>
             <w:r>
               <w:rPr>
-                <w:rFonts w:ascii="Google Sans Text" w:eastAsia="Google Sans Text" w:hAnsi="Google Sans Text" w:cs="Google Sans Text"/>
+                <w:rFonts w:asciiTheme="majorHAnsi" w:eastAsia="Google Sans Text" w:hAnsiTheme="majorHAnsi" w:cstheme="majorHAnsi"/>
                 <w:color w:val="1B1C1D"/>
               </w:rPr>
               <w:t xml:space="preserve">Computationally expensive, prone to </w:t>
@@ -2955,7 +2863,7 @@
             <w:proofErr w:type="spellStart"/>
             <w:r>
               <w:rPr>
-                <w:rFonts w:ascii="Google Sans Text" w:eastAsia="Google Sans Text" w:hAnsi="Google Sans Text" w:cs="Google Sans Text"/>
+                <w:rFonts w:asciiTheme="majorHAnsi" w:eastAsia="Google Sans Text" w:hAnsiTheme="majorHAnsi" w:cstheme="majorHAnsi"/>
                 <w:color w:val="1B1C1D"/>
               </w:rPr>
               <w:t>overfitting</w:t>
@@ -2963,7 +2871,7 @@
             <w:proofErr w:type="spellEnd"/>
             <w:r>
               <w:rPr>
-                <w:rFonts w:ascii="Google Sans Text" w:eastAsia="Google Sans Text" w:hAnsi="Google Sans Text" w:cs="Google Sans Text"/>
+                <w:rFonts w:asciiTheme="majorHAnsi" w:eastAsia="Google Sans Text" w:hAnsiTheme="majorHAnsi" w:cstheme="majorHAnsi"/>
                 <w:color w:val="1B1C1D"/>
               </w:rPr>
               <w:t>, and discards all spatial information from the input.</w:t>
@@ -2985,23 +2893,16 @@
               </w:pBdr>
               <w:spacing w:before="120" w:after="120" w:line="275" w:lineRule="auto"/>
               <w:rPr>
-                <w:rFonts w:ascii="Google Sans Text" w:eastAsia="Google Sans Text" w:hAnsi="Google Sans Text" w:cs="Google Sans Text"/>
+                <w:rFonts w:asciiTheme="majorHAnsi" w:eastAsia="Google Sans Text" w:hAnsiTheme="majorHAnsi" w:cstheme="majorHAnsi"/>
                 <w:color w:val="1B1C1D"/>
               </w:rPr>
             </w:pPr>
             <w:r>
               <w:rPr>
-                <w:rFonts w:ascii="Google Sans Text" w:eastAsia="Google Sans Text" w:hAnsi="Google Sans Text" w:cs="Google Sans Text"/>
-                <w:color w:val="1B1C1D"/>
-              </w:rPr>
-              <w:t>Not well</w:t>
-            </w:r>
-            <w:r>
-              <w:rPr>
-                <w:rFonts w:ascii="Google Sans Text" w:eastAsia="Google Sans Text" w:hAnsi="Google Sans Text" w:cs="Google Sans Text"/>
-                <w:color w:val="1B1C1D"/>
-              </w:rPr>
-              <w:t>-suited for non-spatial data or for learning global patterns in the final classification stage.</w:t>
+                <w:rFonts w:asciiTheme="majorHAnsi" w:eastAsia="Google Sans Text" w:hAnsiTheme="majorHAnsi" w:cstheme="majorHAnsi"/>
+                <w:color w:val="1B1C1D"/>
+              </w:rPr>
+              <w:t>Not well-suited for non-spatial data or for learning global patterns in the final classification stage.</w:t>
             </w:r>
           </w:p>
         </w:tc>
@@ -3018,11 +2919,14 @@
         </w:pBdr>
         <w:spacing w:before="120" w:after="240" w:line="275" w:lineRule="auto"/>
         <w:rPr>
-          <w:rFonts w:ascii="Google Sans Text" w:eastAsia="Google Sans Text" w:hAnsi="Google Sans Text" w:cs="Google Sans Text"/>
-          <w:color w:val="1B1C1D"/>
-        </w:rPr>
-      </w:pPr>
-      <w:r>
+          <w:rFonts w:asciiTheme="majorHAnsi" w:eastAsia="Google Sans Text" w:hAnsiTheme="majorHAnsi" w:cstheme="majorHAnsi"/>
+          <w:color w:val="1B1C1D"/>
+        </w:rPr>
+      </w:pPr>
+      <w:r>
+        <w:rPr>
+          <w:rFonts w:asciiTheme="majorHAnsi" w:hAnsiTheme="majorHAnsi" w:cstheme="majorHAnsi"/>
+        </w:rPr>
         <w:pict>
           <v:rect id="_x0000_i1030" style="width:0;height:1.5pt" o:hralign="center" o:hrstd="t" o:hr="t" fillcolor="#a0a0a0" stroked="f"/>
         </w:pict>
@@ -3033,15 +2937,19 @@
         <w:pStyle w:val="Heading3"/>
         <w:spacing w:before="0" w:after="120" w:line="275" w:lineRule="auto"/>
         <w:rPr>
-          <w:rFonts w:ascii="Google Sans Text" w:eastAsia="Google Sans Text" w:hAnsi="Google Sans Text" w:cs="Google Sans Text"/>
-          <w:color w:val="1B1C1D"/>
-        </w:rPr>
-      </w:pPr>
-      <w:r>
-        <w:rPr>
-          <w:rFonts w:ascii="Google Sans Text" w:eastAsia="Google Sans Text" w:hAnsi="Google Sans Text" w:cs="Google Sans Text"/>
-          <w:color w:val="1B1C1D"/>
+          <w:rFonts w:asciiTheme="majorHAnsi" w:eastAsia="Google Sans Text" w:hAnsiTheme="majorHAnsi" w:cstheme="majorHAnsi"/>
+          <w:color w:val="1B1C1D"/>
+          <w:sz w:val="24"/>
+          <w:u w:val="single"/>
+        </w:rPr>
+      </w:pPr>
+      <w:r>
+        <w:rPr>
+          <w:rFonts w:asciiTheme="majorHAnsi" w:eastAsia="Google Sans Text" w:hAnsiTheme="majorHAnsi" w:cstheme="majorHAnsi"/>
+          <w:color w:val="1B1C1D"/>
+          <w:sz w:val="24"/>
           <w:highlight w:val="yellow"/>
+          <w:u w:val="single"/>
         </w:rPr>
         <w:t>6. Explain the role of dropout regularization in CNNs.</w:t>
       </w:r>
@@ -3057,13 +2965,13 @@
         </w:pBdr>
         <w:spacing w:after="240" w:line="275" w:lineRule="auto"/>
         <w:rPr>
-          <w:rFonts w:ascii="Google Sans Text" w:eastAsia="Google Sans Text" w:hAnsi="Google Sans Text" w:cs="Google Sans Text"/>
-          <w:color w:val="1B1C1D"/>
-        </w:rPr>
-      </w:pPr>
-      <w:r>
-        <w:rPr>
-          <w:rFonts w:ascii="Google Sans Text" w:eastAsia="Google Sans Text" w:hAnsi="Google Sans Text" w:cs="Google Sans Text"/>
+          <w:rFonts w:asciiTheme="majorHAnsi" w:eastAsia="Google Sans Text" w:hAnsiTheme="majorHAnsi" w:cstheme="majorHAnsi"/>
+          <w:color w:val="1B1C1D"/>
+        </w:rPr>
+      </w:pPr>
+      <w:r>
+        <w:rPr>
+          <w:rFonts w:asciiTheme="majorHAnsi" w:eastAsia="Google Sans Text" w:hAnsiTheme="majorHAnsi" w:cstheme="majorHAnsi"/>
           <w:b/>
           <w:color w:val="1B1C1D"/>
         </w:rPr>
@@ -3071,7 +2979,7 @@
       </w:r>
       <w:r>
         <w:rPr>
-          <w:rFonts w:ascii="Google Sans Text" w:eastAsia="Google Sans Text" w:hAnsi="Google Sans Text" w:cs="Google Sans Text"/>
+          <w:rFonts w:asciiTheme="majorHAnsi" w:eastAsia="Google Sans Text" w:hAnsiTheme="majorHAnsi" w:cstheme="majorHAnsi"/>
           <w:color w:val="1B1C1D"/>
         </w:rPr>
         <w:t xml:space="preserve"> is a powerful regularization technique used to prevent </w:t>
@@ -3079,7 +2987,7 @@
       <w:proofErr w:type="spellStart"/>
       <w:r>
         <w:rPr>
-          <w:rFonts w:ascii="Google Sans Text" w:eastAsia="Google Sans Text" w:hAnsi="Google Sans Text" w:cs="Google Sans Text"/>
+          <w:rFonts w:asciiTheme="majorHAnsi" w:eastAsia="Google Sans Text" w:hAnsiTheme="majorHAnsi" w:cstheme="majorHAnsi"/>
           <w:color w:val="1B1C1D"/>
         </w:rPr>
         <w:t>overfitting</w:t>
@@ -3087,10 +2995,57 @@
       <w:proofErr w:type="spellEnd"/>
       <w:r>
         <w:rPr>
-          <w:rFonts w:ascii="Google Sans Text" w:eastAsia="Google Sans Text" w:hAnsi="Google Sans Text" w:cs="Google Sans Text"/>
+          <w:rFonts w:asciiTheme="majorHAnsi" w:eastAsia="Google Sans Text" w:hAnsiTheme="majorHAnsi" w:cstheme="majorHAnsi"/>
           <w:color w:val="1B1C1D"/>
         </w:rPr>
         <w:t xml:space="preserve"> in neural networks, including CNNs.</w:t>
+      </w:r>
+    </w:p>
+    <w:p>
+      <w:pPr>
+        <w:pBdr>
+          <w:top w:val="nil"/>
+          <w:left w:val="nil"/>
+          <w:bottom w:val="nil"/>
+          <w:right w:val="nil"/>
+          <w:between w:val="nil"/>
+        </w:pBdr>
+        <w:spacing w:after="240" w:line="275" w:lineRule="auto"/>
+        <w:rPr>
+          <w:rFonts w:asciiTheme="majorHAnsi" w:eastAsia="Google Sans Text" w:hAnsiTheme="majorHAnsi" w:cstheme="majorHAnsi"/>
+        </w:rPr>
+      </w:pPr>
+      <w:r>
+        <w:rPr>
+          <w:rFonts w:asciiTheme="majorHAnsi" w:eastAsia="Google Sans Text" w:hAnsiTheme="majorHAnsi" w:cstheme="majorHAnsi"/>
+          <w:b/>
+        </w:rPr>
+        <w:t>Concept</w:t>
+      </w:r>
+      <w:r>
+        <w:rPr>
+          <w:rFonts w:asciiTheme="majorHAnsi" w:eastAsia="Google Sans Text" w:hAnsiTheme="majorHAnsi" w:cstheme="majorHAnsi"/>
+        </w:rPr>
+        <w:t>:</w:t>
+      </w:r>
+      <w:r>
+        <w:rPr>
+          <w:rFonts w:asciiTheme="majorHAnsi" w:eastAsia="Google Sans Text" w:hAnsiTheme="majorHAnsi" w:cstheme="majorHAnsi"/>
+        </w:rPr>
+        <w:t xml:space="preserve"> </w:t>
+      </w:r>
+      <w:r>
+        <w:rPr>
+          <w:rFonts w:asciiTheme="majorHAnsi" w:eastAsia="Google Sans Text" w:hAnsiTheme="majorHAnsi" w:cstheme="majorHAnsi"/>
+        </w:rPr>
+        <w:t xml:space="preserve">During the training phase, dropout randomly sets the output of a certain percentage of neurons in a layer to zero for each forward pass. The neurons to be "dropped" are chosen randomly for each training batch. This means </w:t>
+      </w:r>
+      <w:r>
+        <w:rPr>
+          <w:rFonts w:asciiTheme="majorHAnsi" w:eastAsia="Google Sans Text" w:hAnsiTheme="majorHAnsi" w:cstheme="majorHAnsi"/>
+        </w:rPr>
+        <w:lastRenderedPageBreak/>
+        <w:t>that for each training step, the network is trained with a different, thinned-out architecture.</w:t>
       </w:r>
     </w:p>
     <w:p>
@@ -3104,62 +3059,14 @@
         </w:pBdr>
         <w:spacing w:line="275" w:lineRule="auto"/>
         <w:rPr>
-          <w:rFonts w:ascii="Google Sans Text" w:eastAsia="Google Sans Text" w:hAnsi="Google Sans Text" w:cs="Google Sans Text"/>
-        </w:rPr>
-      </w:pPr>
-      <w:r>
-        <w:rPr>
-          <w:rFonts w:ascii="Google Sans Text" w:eastAsia="Google Sans Text" w:hAnsi="Google Sans Text" w:cs="Google Sans Text"/>
-        </w:rPr>
-        <w:t>Concept:</w:t>
-      </w:r>
-    </w:p>
-    <w:p>
-      <w:pPr>
-        <w:pBdr>
-          <w:top w:val="nil"/>
-          <w:left w:val="nil"/>
-          <w:bottom w:val="nil"/>
-          <w:right w:val="nil"/>
-          <w:between w:val="nil"/>
-        </w:pBdr>
-        <w:spacing w:line="275" w:lineRule="auto"/>
-        <w:rPr>
-          <w:rFonts w:ascii="Google Sans Text" w:eastAsia="Google Sans Text" w:hAnsi="Google Sans Text" w:cs="Google Sans Text"/>
-        </w:rPr>
-      </w:pPr>
-      <w:r>
-        <w:rPr>
-          <w:rFonts w:ascii="Google Sans Text" w:eastAsia="Google Sans Text" w:hAnsi="Google Sans Text" w:cs="Google Sans Text"/>
-        </w:rPr>
-        <w:t>During the training phase, dropout randomly sets the output of a certain percentage of neurons in a layer to zero for each forward pass. The neurons to be "dropped" are chosen randomly for each training batch. This means that for each training step, the ne</w:t>
-      </w:r>
-      <w:r>
-        <w:rPr>
-          <w:rFonts w:ascii="Google Sans Text" w:eastAsia="Google Sans Text" w:hAnsi="Google Sans Text" w:cs="Google Sans Text"/>
-        </w:rPr>
-        <w:t>twork is trained with a different, thinned-out architecture.</w:t>
-      </w:r>
-    </w:p>
-    <w:p>
-      <w:pPr>
-        <w:pBdr>
-          <w:top w:val="nil"/>
-          <w:left w:val="nil"/>
-          <w:bottom w:val="nil"/>
-          <w:right w:val="nil"/>
-          <w:between w:val="nil"/>
-        </w:pBdr>
-        <w:spacing w:after="120" w:line="275" w:lineRule="auto"/>
-        <w:rPr>
-          <w:rFonts w:ascii="Google Sans Text" w:eastAsia="Google Sans Text" w:hAnsi="Google Sans Text" w:cs="Google Sans Text"/>
+          <w:rFonts w:asciiTheme="majorHAnsi" w:eastAsia="Google Sans Text" w:hAnsiTheme="majorHAnsi" w:cstheme="majorHAnsi"/>
           <w:b/>
           <w:color w:val="1B1C1D"/>
         </w:rPr>
       </w:pPr>
       <w:r>
         <w:rPr>
-          <w:rFonts w:ascii="Google Sans Text" w:eastAsia="Google Sans Text" w:hAnsi="Google Sans Text" w:cs="Google Sans Text"/>
+          <w:rFonts w:asciiTheme="majorHAnsi" w:eastAsia="Google Sans Text" w:hAnsiTheme="majorHAnsi" w:cstheme="majorHAnsi"/>
           <w:b/>
           <w:color w:val="1B1C1D"/>
         </w:rPr>
@@ -3180,10 +3087,13 @@
           <w:between w:val="nil"/>
         </w:pBdr>
         <w:spacing w:line="275" w:lineRule="auto"/>
-      </w:pPr>
-      <w:r>
-        <w:rPr>
-          <w:rFonts w:ascii="Google Sans Text" w:eastAsia="Google Sans Text" w:hAnsi="Google Sans Text" w:cs="Google Sans Text"/>
+        <w:rPr>
+          <w:rFonts w:asciiTheme="majorHAnsi" w:hAnsiTheme="majorHAnsi" w:cstheme="majorHAnsi"/>
+        </w:rPr>
+      </w:pPr>
+      <w:r>
+        <w:rPr>
+          <w:rFonts w:asciiTheme="majorHAnsi" w:eastAsia="Google Sans Text" w:hAnsiTheme="majorHAnsi" w:cstheme="majorHAnsi"/>
           <w:b/>
           <w:color w:val="1B1C1D"/>
         </w:rPr>
@@ -3191,17 +3101,10 @@
       </w:r>
       <w:r>
         <w:rPr>
-          <w:rFonts w:ascii="Google Sans Text" w:eastAsia="Google Sans Text" w:hAnsi="Google Sans Text" w:cs="Google Sans Text"/>
-          <w:color w:val="1B1C1D"/>
-        </w:rPr>
-        <w:t xml:space="preserve"> By randomly deactivating neurons, dropout ensures that no single neuron becomes overly specialized or reliant on the presence of another specific neuro</w:t>
-      </w:r>
-      <w:r>
-        <w:rPr>
-          <w:rFonts w:ascii="Google Sans Text" w:eastAsia="Google Sans Text" w:hAnsi="Google Sans Text" w:cs="Google Sans Text"/>
-          <w:color w:val="1B1C1D"/>
-        </w:rPr>
-        <w:t>n. Neurons must learn more robust features that are useful in conjunction with different random subsets of other neurons. This breaks up complex co-adaptations where the network might be memorizing noise in the training data.</w:t>
+          <w:rFonts w:asciiTheme="majorHAnsi" w:eastAsia="Google Sans Text" w:hAnsiTheme="majorHAnsi" w:cstheme="majorHAnsi"/>
+          <w:color w:val="1B1C1D"/>
+        </w:rPr>
+        <w:t xml:space="preserve"> By randomly deactivating neurons, dropout ensures that no single neuron becomes overly specialized or reliant on the presence of another specific neuron. Neurons must learn more robust features that are useful in conjunction with different random subsets of other neurons. This breaks up complex co-adaptations where the network might be memorizing noise in the training data.</w:t>
       </w:r>
     </w:p>
     <w:p>
@@ -3218,10 +3121,13 @@
           <w:between w:val="nil"/>
         </w:pBdr>
         <w:spacing w:line="275" w:lineRule="auto"/>
-      </w:pPr>
-      <w:r>
-        <w:rPr>
-          <w:rFonts w:ascii="Google Sans Text" w:eastAsia="Google Sans Text" w:hAnsi="Google Sans Text" w:cs="Google Sans Text"/>
+        <w:rPr>
+          <w:rFonts w:asciiTheme="majorHAnsi" w:hAnsiTheme="majorHAnsi" w:cstheme="majorHAnsi"/>
+        </w:rPr>
+      </w:pPr>
+      <w:r>
+        <w:rPr>
+          <w:rFonts w:asciiTheme="majorHAnsi" w:eastAsia="Google Sans Text" w:hAnsiTheme="majorHAnsi" w:cstheme="majorHAnsi"/>
           <w:b/>
           <w:color w:val="1B1C1D"/>
         </w:rPr>
@@ -3229,17 +3135,10 @@
       </w:r>
       <w:r>
         <w:rPr>
-          <w:rFonts w:ascii="Google Sans Text" w:eastAsia="Google Sans Text" w:hAnsi="Google Sans Text" w:cs="Google Sans Text"/>
-          <w:color w:val="1B1C1D"/>
-        </w:rPr>
-        <w:t xml:space="preserve"> Since a</w:t>
-      </w:r>
-      <w:r>
-        <w:rPr>
-          <w:rFonts w:ascii="Google Sans Text" w:eastAsia="Google Sans Text" w:hAnsi="Google Sans Text" w:cs="Google Sans Text"/>
-          <w:color w:val="1B1C1D"/>
-        </w:rPr>
-        <w:t>ny neuron can be dropped out, the network is forced to learn redundant representations of the data. It cannot rely on one specific pathway to get the right answer; instead, it learns multiple, independent ways to detect features.</w:t>
+          <w:rFonts w:asciiTheme="majorHAnsi" w:eastAsia="Google Sans Text" w:hAnsiTheme="majorHAnsi" w:cstheme="majorHAnsi"/>
+          <w:color w:val="1B1C1D"/>
+        </w:rPr>
+        <w:t xml:space="preserve"> Since any neuron can be dropped out, the network is forced to learn redundant representations of the data. It cannot rely on one specific pathway to get the right answer; instead, it learns multiple, independent ways to detect features.</w:t>
       </w:r>
     </w:p>
     <w:p>
@@ -3256,10 +3155,13 @@
           <w:between w:val="nil"/>
         </w:pBdr>
         <w:spacing w:after="120" w:line="275" w:lineRule="auto"/>
-      </w:pPr>
-      <w:r>
-        <w:rPr>
-          <w:rFonts w:ascii="Google Sans Text" w:eastAsia="Google Sans Text" w:hAnsi="Google Sans Text" w:cs="Google Sans Text"/>
+        <w:rPr>
+          <w:rFonts w:asciiTheme="majorHAnsi" w:hAnsiTheme="majorHAnsi" w:cstheme="majorHAnsi"/>
+        </w:rPr>
+      </w:pPr>
+      <w:r>
+        <w:rPr>
+          <w:rFonts w:asciiTheme="majorHAnsi" w:eastAsia="Google Sans Text" w:hAnsiTheme="majorHAnsi" w:cstheme="majorHAnsi"/>
           <w:b/>
           <w:color w:val="1B1C1D"/>
         </w:rPr>
@@ -3267,24 +3169,10 @@
       </w:r>
       <w:r>
         <w:rPr>
-          <w:rFonts w:ascii="Google Sans Text" w:eastAsia="Google Sans Text" w:hAnsi="Google Sans Text" w:cs="Google Sans Text"/>
-          <w:color w:val="1B1C1D"/>
-        </w:rPr>
-        <w:t xml:space="preserve"> T</w:t>
-      </w:r>
-      <w:r>
-        <w:rPr>
-          <w:rFonts w:ascii="Google Sans Text" w:eastAsia="Google Sans Text" w:hAnsi="Google Sans Text" w:cs="Google Sans Text"/>
-          <w:color w:val="1B1C1D"/>
-        </w:rPr>
-        <w:t>raining a network with dropout is analogous to training a large number of different, smaller neural networks simultaneously. At test time, dropout is turned off, and the full network is used. This is equivalent to taking an average of the predictions of al</w:t>
-      </w:r>
-      <w:r>
-        <w:rPr>
-          <w:rFonts w:ascii="Google Sans Text" w:eastAsia="Google Sans Text" w:hAnsi="Google Sans Text" w:cs="Google Sans Text"/>
-          <w:color w:val="1B1C1D"/>
-        </w:rPr>
-        <w:t>l the thinned-out networks, which typically results in better generalization and performance on unseen data.</w:t>
+          <w:rFonts w:asciiTheme="majorHAnsi" w:eastAsia="Google Sans Text" w:hAnsiTheme="majorHAnsi" w:cstheme="majorHAnsi"/>
+          <w:color w:val="1B1C1D"/>
+        </w:rPr>
+        <w:t xml:space="preserve"> Training a network with dropout is analogous to training a large number of different, smaller neural networks simultaneously. At test time, dropout is turned off, and the full network is used. This is equivalent to taking an average of the predictions of all the thinned-out networks, which typically results in better generalization and performance on unseen data.</w:t>
       </w:r>
     </w:p>
     <w:p>
@@ -3298,13 +3186,12 @@
         </w:pBdr>
         <w:spacing w:before="240" w:after="240" w:line="275" w:lineRule="auto"/>
         <w:rPr>
-          <w:rFonts w:ascii="Google Sans Text" w:eastAsia="Google Sans Text" w:hAnsi="Google Sans Text" w:cs="Google Sans Text"/>
-          <w:color w:val="1B1C1D"/>
-        </w:rPr>
-      </w:pPr>
-      <w:r>
-        <w:rPr>
-          <w:rFonts w:ascii="Google Sans Text" w:eastAsia="Google Sans Text" w:hAnsi="Google Sans Text" w:cs="Google Sans Text"/>
+          <w:rFonts w:asciiTheme="majorHAnsi" w:hAnsiTheme="majorHAnsi" w:cstheme="majorHAnsi"/>
+        </w:rPr>
+      </w:pPr>
+      <w:r>
+        <w:rPr>
+          <w:rFonts w:asciiTheme="majorHAnsi" w:eastAsia="Google Sans Text" w:hAnsiTheme="majorHAnsi" w:cstheme="majorHAnsi"/>
           <w:color w:val="1B1C1D"/>
         </w:rPr>
         <w:t xml:space="preserve">In CNNs, dropout is most commonly applied to the fully connected layers at the end of the network, as these layers contain the majority of the parameters and are therefore most susceptible to </w:t>
@@ -3312,7 +3199,7 @@
       <w:proofErr w:type="spellStart"/>
       <w:r>
         <w:rPr>
-          <w:rFonts w:ascii="Google Sans Text" w:eastAsia="Google Sans Text" w:hAnsi="Google Sans Text" w:cs="Google Sans Text"/>
+          <w:rFonts w:asciiTheme="majorHAnsi" w:eastAsia="Google Sans Text" w:hAnsiTheme="majorHAnsi" w:cstheme="majorHAnsi"/>
           <w:color w:val="1B1C1D"/>
         </w:rPr>
         <w:t>overfitting</w:t>
@@ -3320,10 +3207,18 @@
       <w:proofErr w:type="spellEnd"/>
       <w:r>
         <w:rPr>
-          <w:rFonts w:ascii="Google Sans Text" w:eastAsia="Google Sans Text" w:hAnsi="Google Sans Text" w:cs="Google Sans Text"/>
+          <w:rFonts w:asciiTheme="majorHAnsi" w:eastAsia="Google Sans Text" w:hAnsiTheme="majorHAnsi" w:cstheme="majorHAnsi"/>
           <w:color w:val="1B1C1D"/>
         </w:rPr>
         <w:t>.</w:t>
+      </w:r>
+      <w:r>
+        <w:rPr>
+          <w:rFonts w:asciiTheme="majorHAnsi" w:hAnsiTheme="majorHAnsi" w:cstheme="majorHAnsi"/>
+        </w:rPr>
+        <w:pict>
+          <v:rect id="_x0000_i1031" style="width:0;height:1.5pt" o:hralign="center" o:hrstd="t" o:hr="t" fillcolor="#a0a0a0" stroked="f"/>
+        </w:pict>
       </w:r>
     </w:p>
     <w:p>
@@ -3335,58 +3230,45 @@
           <w:right w:val="nil"/>
           <w:between w:val="nil"/>
         </w:pBdr>
-        <w:spacing w:before="120" w:after="240" w:line="275" w:lineRule="auto"/>
-        <w:rPr>
-          <w:rFonts w:ascii="Google Sans Text" w:eastAsia="Google Sans Text" w:hAnsi="Google Sans Text" w:cs="Google Sans Text"/>
-          <w:color w:val="1B1C1D"/>
-        </w:rPr>
-      </w:pPr>
-      <w:r>
-        <w:pict>
-          <v:rect id="_x0000_i1031" style="width:0;height:1.5pt" o:hralign="center" o:hrstd="t" o:hr="t" fillcolor="#a0a0a0" stroked="f"/>
-        </w:pict>
-      </w:r>
-    </w:p>
-    <w:p>
-      <w:pPr>
-        <w:pStyle w:val="Heading3"/>
-        <w:spacing w:before="0" w:after="120" w:line="275" w:lineRule="auto"/>
-        <w:rPr>
-          <w:rFonts w:ascii="Google Sans Text" w:eastAsia="Google Sans Text" w:hAnsi="Google Sans Text" w:cs="Google Sans Text"/>
-          <w:color w:val="1B1C1D"/>
-        </w:rPr>
-      </w:pPr>
-      <w:r>
-        <w:rPr>
-          <w:rFonts w:ascii="Google Sans Text" w:eastAsia="Google Sans Text" w:hAnsi="Google Sans Text" w:cs="Google Sans Text"/>
-          <w:color w:val="1B1C1D"/>
+        <w:spacing w:before="240" w:after="240" w:line="275" w:lineRule="auto"/>
+        <w:rPr>
+          <w:rFonts w:asciiTheme="majorHAnsi" w:eastAsia="Google Sans Text" w:hAnsiTheme="majorHAnsi" w:cstheme="majorHAnsi"/>
+          <w:b/>
+          <w:color w:val="1B1C1D"/>
+        </w:rPr>
+      </w:pPr>
+      <w:r>
+        <w:rPr>
+          <w:rFonts w:asciiTheme="majorHAnsi" w:eastAsia="Google Sans Text" w:hAnsiTheme="majorHAnsi" w:cstheme="majorHAnsi"/>
+          <w:b/>
+          <w:color w:val="1B1C1D"/>
+          <w:sz w:val="24"/>
           <w:highlight w:val="yellow"/>
-        </w:rPr>
-        <w:t xml:space="preserve">7. What is weight decay (L2 regularization)? How </w:t>
-      </w:r>
-      <w:r>
-        <w:rPr>
-          <w:rFonts w:ascii="Google Sans Text" w:eastAsia="Google Sans Text" w:hAnsi="Google Sans Text" w:cs="Google Sans Text"/>
-          <w:color w:val="1B1C1D"/>
+          <w:u w:val="single"/>
+        </w:rPr>
+        <w:t xml:space="preserve">7. What is weight decay (L2 regularization)? How does it prevent </w:t>
+      </w:r>
+      <w:proofErr w:type="spellStart"/>
+      <w:r>
+        <w:rPr>
+          <w:rFonts w:asciiTheme="majorHAnsi" w:eastAsia="Google Sans Text" w:hAnsiTheme="majorHAnsi" w:cstheme="majorHAnsi"/>
+          <w:b/>
+          <w:color w:val="1B1C1D"/>
+          <w:sz w:val="24"/>
           <w:highlight w:val="yellow"/>
-        </w:rPr>
-        <w:t xml:space="preserve">does it prevent </w:t>
-      </w:r>
-      <w:proofErr w:type="spellStart"/>
-      <w:r>
-        <w:rPr>
-          <w:rFonts w:ascii="Google Sans Text" w:eastAsia="Google Sans Text" w:hAnsi="Google Sans Text" w:cs="Google Sans Text"/>
-          <w:color w:val="1B1C1D"/>
+          <w:u w:val="single"/>
+        </w:rPr>
+        <w:t>overfitting</w:t>
+      </w:r>
+      <w:proofErr w:type="spellEnd"/>
+      <w:r>
+        <w:rPr>
+          <w:rFonts w:asciiTheme="majorHAnsi" w:eastAsia="Google Sans Text" w:hAnsiTheme="majorHAnsi" w:cstheme="majorHAnsi"/>
+          <w:b/>
+          <w:color w:val="1B1C1D"/>
+          <w:sz w:val="24"/>
           <w:highlight w:val="yellow"/>
-        </w:rPr>
-        <w:t>overfitting</w:t>
-      </w:r>
-      <w:proofErr w:type="spellEnd"/>
-      <w:r>
-        <w:rPr>
-          <w:rFonts w:ascii="Google Sans Text" w:eastAsia="Google Sans Text" w:hAnsi="Google Sans Text" w:cs="Google Sans Text"/>
-          <w:color w:val="1B1C1D"/>
-          <w:highlight w:val="yellow"/>
+          <w:u w:val="single"/>
         </w:rPr>
         <w:t>?</w:t>
       </w:r>
@@ -3402,13 +3284,13 @@
         </w:pBdr>
         <w:spacing w:after="240" w:line="275" w:lineRule="auto"/>
         <w:rPr>
-          <w:rFonts w:ascii="Google Sans Text" w:eastAsia="Google Sans Text" w:hAnsi="Google Sans Text" w:cs="Google Sans Text"/>
-          <w:color w:val="1B1C1D"/>
-        </w:rPr>
-      </w:pPr>
-      <w:r>
-        <w:rPr>
-          <w:rFonts w:ascii="Google Sans Text" w:eastAsia="Google Sans Text" w:hAnsi="Google Sans Text" w:cs="Google Sans Text"/>
+          <w:rFonts w:asciiTheme="majorHAnsi" w:eastAsia="Google Sans Text" w:hAnsiTheme="majorHAnsi" w:cstheme="majorHAnsi"/>
+          <w:color w:val="1B1C1D"/>
+        </w:rPr>
+      </w:pPr>
+      <w:r>
+        <w:rPr>
+          <w:rFonts w:asciiTheme="majorHAnsi" w:eastAsia="Google Sans Text" w:hAnsiTheme="majorHAnsi" w:cstheme="majorHAnsi"/>
           <w:b/>
           <w:color w:val="1B1C1D"/>
         </w:rPr>
@@ -3416,14 +3298,14 @@
       </w:r>
       <w:r>
         <w:rPr>
-          <w:rFonts w:ascii="Google Sans Text" w:eastAsia="Google Sans Text" w:hAnsi="Google Sans Text" w:cs="Google Sans Text"/>
+          <w:rFonts w:asciiTheme="majorHAnsi" w:eastAsia="Google Sans Text" w:hAnsiTheme="majorHAnsi" w:cstheme="majorHAnsi"/>
           <w:color w:val="1B1C1D"/>
         </w:rPr>
         <w:t xml:space="preserve">, also known as </w:t>
       </w:r>
       <w:r>
         <w:rPr>
-          <w:rFonts w:ascii="Google Sans Text" w:eastAsia="Google Sans Text" w:hAnsi="Google Sans Text" w:cs="Google Sans Text"/>
+          <w:rFonts w:asciiTheme="majorHAnsi" w:eastAsia="Google Sans Text" w:hAnsiTheme="majorHAnsi" w:cstheme="majorHAnsi"/>
           <w:b/>
           <w:color w:val="1B1C1D"/>
         </w:rPr>
@@ -3431,7 +3313,7 @@
       </w:r>
       <w:r>
         <w:rPr>
-          <w:rFonts w:ascii="Google Sans Text" w:eastAsia="Google Sans Text" w:hAnsi="Google Sans Text" w:cs="Google Sans Text"/>
+          <w:rFonts w:asciiTheme="majorHAnsi" w:eastAsia="Google Sans Text" w:hAnsiTheme="majorHAnsi" w:cstheme="majorHAnsi"/>
           <w:color w:val="1B1C1D"/>
         </w:rPr>
         <w:t xml:space="preserve">, is a technique used to prevent </w:t>
@@ -3439,7 +3321,7 @@
       <w:proofErr w:type="spellStart"/>
       <w:r>
         <w:rPr>
-          <w:rFonts w:ascii="Google Sans Text" w:eastAsia="Google Sans Text" w:hAnsi="Google Sans Text" w:cs="Google Sans Text"/>
+          <w:rFonts w:asciiTheme="majorHAnsi" w:eastAsia="Google Sans Text" w:hAnsiTheme="majorHAnsi" w:cstheme="majorHAnsi"/>
           <w:color w:val="1B1C1D"/>
         </w:rPr>
         <w:t>overfitting</w:t>
@@ -3447,7 +3329,7 @@
       <w:proofErr w:type="spellEnd"/>
       <w:r>
         <w:rPr>
-          <w:rFonts w:ascii="Google Sans Text" w:eastAsia="Google Sans Text" w:hAnsi="Google Sans Text" w:cs="Google Sans Text"/>
+          <w:rFonts w:asciiTheme="majorHAnsi" w:eastAsia="Google Sans Text" w:hAnsiTheme="majorHAnsi" w:cstheme="majorHAnsi"/>
           <w:color w:val="1B1C1D"/>
         </w:rPr>
         <w:t xml:space="preserve"> by adding a penalty term to the network's loss function.</w:t>
@@ -3464,14 +3346,80 @@
         </w:pBdr>
         <w:spacing w:line="275" w:lineRule="auto"/>
         <w:rPr>
-          <w:rFonts w:ascii="Google Sans Text" w:eastAsia="Google Sans Text" w:hAnsi="Google Sans Text" w:cs="Google Sans Text"/>
-        </w:rPr>
-      </w:pPr>
-      <w:r>
-        <w:rPr>
-          <w:rFonts w:ascii="Google Sans Text" w:eastAsia="Google Sans Text" w:hAnsi="Google Sans Text" w:cs="Google Sans Text"/>
-        </w:rPr>
-        <w:t>What it is:</w:t>
+          <w:rFonts w:asciiTheme="majorHAnsi" w:eastAsia="Google Sans Text" w:hAnsiTheme="majorHAnsi" w:cstheme="majorHAnsi"/>
+        </w:rPr>
+      </w:pPr>
+      <w:r>
+        <w:rPr>
+          <w:rFonts w:asciiTheme="majorHAnsi" w:eastAsia="Google Sans Text" w:hAnsiTheme="majorHAnsi" w:cstheme="majorHAnsi"/>
+          <w:b/>
+        </w:rPr>
+        <w:t>What it is</w:t>
+      </w:r>
+      <w:r>
+        <w:rPr>
+          <w:rFonts w:asciiTheme="majorHAnsi" w:eastAsia="Google Sans Text" w:hAnsiTheme="majorHAnsi" w:cstheme="majorHAnsi"/>
+        </w:rPr>
+        <w:t>:</w:t>
+      </w:r>
+      <w:r>
+        <w:rPr>
+          <w:rFonts w:asciiTheme="majorHAnsi" w:eastAsia="Google Sans Text" w:hAnsiTheme="majorHAnsi" w:cstheme="majorHAnsi"/>
+        </w:rPr>
+        <w:t xml:space="preserve"> </w:t>
+      </w:r>
+      <w:r>
+        <w:rPr>
+          <w:rFonts w:asciiTheme="majorHAnsi" w:eastAsia="Google Sans Text" w:hAnsiTheme="majorHAnsi" w:cstheme="majorHAnsi"/>
+        </w:rPr>
+        <w:t>The standard loss function (e.g., Cross-Entropy) aims to minimize the error between the network's predictions and the true labels. L2 regularization adds a new term to this loss function that penalizes large weight values. The modified loss function becomes:</w:t>
+      </w:r>
+      <w:r>
+        <w:rPr>
+          <w:rFonts w:asciiTheme="majorHAnsi" w:eastAsia="Google Sans Text" w:hAnsiTheme="majorHAnsi" w:cstheme="majorHAnsi"/>
+        </w:rPr>
+        <w:t xml:space="preserve"> </w:t>
+      </w:r>
+      <w:proofErr w:type="spellStart"/>
+      <w:r>
+        <w:rPr>
+          <w:rFonts w:asciiTheme="majorHAnsi" w:eastAsia="Google Sans Text" w:hAnsiTheme="majorHAnsi" w:cstheme="majorHAnsi"/>
+          <w:color w:val="1B1C1D"/>
+        </w:rPr>
+        <w:t>Lnew</w:t>
+      </w:r>
+      <w:proofErr w:type="spellEnd"/>
+      <w:r>
+        <w:rPr>
+          <w:rFonts w:asciiTheme="majorHAnsi" w:eastAsia="Google Sans Text" w:hAnsiTheme="majorHAnsi" w:cstheme="majorHAnsi"/>
+          <w:color w:val="1B1C1D"/>
+        </w:rPr>
+        <w:t>​(θ</w:t>
+      </w:r>
+      <w:proofErr w:type="gramStart"/>
+      <w:r>
+        <w:rPr>
+          <w:rFonts w:asciiTheme="majorHAnsi" w:eastAsia="Google Sans Text" w:hAnsiTheme="majorHAnsi" w:cstheme="majorHAnsi"/>
+          <w:color w:val="1B1C1D"/>
+        </w:rPr>
+        <w:t>)=</w:t>
+      </w:r>
+      <w:proofErr w:type="spellStart"/>
+      <w:proofErr w:type="gramEnd"/>
+      <w:r>
+        <w:rPr>
+          <w:rFonts w:asciiTheme="majorHAnsi" w:eastAsia="Google Sans Text" w:hAnsiTheme="majorHAnsi" w:cstheme="majorHAnsi"/>
+          <w:color w:val="1B1C1D"/>
+        </w:rPr>
+        <w:t>Loriginal</w:t>
+      </w:r>
+      <w:proofErr w:type="spellEnd"/>
+      <w:r>
+        <w:rPr>
+          <w:rFonts w:asciiTheme="majorHAnsi" w:eastAsia="Google Sans Text" w:hAnsiTheme="majorHAnsi" w:cstheme="majorHAnsi"/>
+          <w:color w:val="1B1C1D"/>
+        </w:rPr>
+        <w:t>​(θ)+2mλ​w∑​w2</w:t>
       </w:r>
     </w:p>
     <w:p>
@@ -3483,110 +3431,26 @@
           <w:right w:val="nil"/>
           <w:between w:val="nil"/>
         </w:pBdr>
-        <w:spacing w:line="275" w:lineRule="auto"/>
-        <w:rPr>
-          <w:rFonts w:ascii="Google Sans Text" w:eastAsia="Google Sans Text" w:hAnsi="Google Sans Text" w:cs="Google Sans Text"/>
-        </w:rPr>
-      </w:pPr>
-      <w:r>
-        <w:rPr>
-          <w:rFonts w:ascii="Google Sans Text" w:eastAsia="Google Sans Text" w:hAnsi="Google Sans Text" w:cs="Google Sans Text"/>
-        </w:rPr>
-        <w:lastRenderedPageBreak/>
-        <w:t>The standard loss function (e.g., Cross-Entropy) aims to minimize the error between the network's predictions and the true labels. L2 regularization adds a new term to this loss function that penalizes large weight values. The modified loss function become</w:t>
-      </w:r>
-      <w:r>
-        <w:rPr>
-          <w:rFonts w:ascii="Google Sans Text" w:eastAsia="Google Sans Text" w:hAnsi="Google Sans Text" w:cs="Google Sans Text"/>
-        </w:rPr>
-        <w:t>s:</w:t>
-      </w:r>
-    </w:p>
-    <w:p>
-      <w:pPr>
-        <w:pBdr>
-          <w:top w:val="nil"/>
-          <w:left w:val="nil"/>
-          <w:bottom w:val="nil"/>
-          <w:right w:val="nil"/>
-          <w:between w:val="nil"/>
-        </w:pBdr>
-        <w:spacing w:line="275" w:lineRule="auto"/>
-        <w:rPr>
-          <w:rFonts w:ascii="Google Sans Text" w:eastAsia="Google Sans Text" w:hAnsi="Google Sans Text" w:cs="Google Sans Text"/>
-          <w:color w:val="1B1C1D"/>
-        </w:rPr>
-      </w:pPr>
-      <w:proofErr w:type="spellStart"/>
-      <w:r>
-        <w:rPr>
-          <w:rFonts w:ascii="Google Sans Text" w:eastAsia="Google Sans Text" w:hAnsi="Google Sans Text" w:cs="Google Sans Text"/>
-          <w:color w:val="1B1C1D"/>
-        </w:rPr>
-        <w:t>Lnew</w:t>
-      </w:r>
-      <w:proofErr w:type="spellEnd"/>
-      <w:r>
-        <w:rPr>
-          <w:rFonts w:ascii="Google Sans Text" w:eastAsia="Google Sans Text" w:hAnsi="Google Sans Text" w:cs="Google Sans Text"/>
-          <w:color w:val="1B1C1D"/>
-        </w:rPr>
-        <w:t>​</w:t>
-      </w:r>
-      <w:r>
-        <w:rPr>
-          <w:rFonts w:ascii="Google Sans Text" w:eastAsia="Google Sans Text" w:hAnsi="Google Sans Text" w:cs="Google Sans Text"/>
-          <w:color w:val="1B1C1D"/>
-        </w:rPr>
-        <w:t>(θ</w:t>
-      </w:r>
-      <w:proofErr w:type="gramStart"/>
-      <w:r>
-        <w:rPr>
-          <w:rFonts w:ascii="Google Sans Text" w:eastAsia="Google Sans Text" w:hAnsi="Google Sans Text" w:cs="Google Sans Text"/>
-          <w:color w:val="1B1C1D"/>
-        </w:rPr>
-        <w:t>)=</w:t>
-      </w:r>
-      <w:proofErr w:type="spellStart"/>
-      <w:proofErr w:type="gramEnd"/>
-      <w:r>
-        <w:rPr>
-          <w:rFonts w:ascii="Google Sans Text" w:eastAsia="Google Sans Text" w:hAnsi="Google Sans Text" w:cs="Google Sans Text"/>
-          <w:color w:val="1B1C1D"/>
-        </w:rPr>
-        <w:t>Loriginal</w:t>
-      </w:r>
-      <w:proofErr w:type="spellEnd"/>
-      <w:r>
-        <w:rPr>
-          <w:rFonts w:ascii="Google Sans Text" w:eastAsia="Google Sans Text" w:hAnsi="Google Sans Text" w:cs="Google Sans Text"/>
-          <w:color w:val="1B1C1D"/>
-        </w:rPr>
-        <w:t>​(θ)+2mλ​w∑​w2</w:t>
-      </w:r>
-    </w:p>
-    <w:p>
-      <w:pPr>
-        <w:pBdr>
-          <w:top w:val="nil"/>
-          <w:left w:val="nil"/>
-          <w:bottom w:val="nil"/>
-          <w:right w:val="nil"/>
-          <w:between w:val="nil"/>
-        </w:pBdr>
-        <w:spacing w:after="120" w:line="275" w:lineRule="auto"/>
-        <w:rPr>
-          <w:rFonts w:ascii="Google Sans Text" w:eastAsia="Google Sans Text" w:hAnsi="Google Sans Text" w:cs="Google Sans Text"/>
-          <w:color w:val="1B1C1D"/>
-        </w:rPr>
-      </w:pPr>
-      <w:r>
-        <w:rPr>
-          <w:rFonts w:ascii="Google Sans Text" w:eastAsia="Google Sans Text" w:hAnsi="Google Sans Text" w:cs="Google Sans Text"/>
-          <w:color w:val="1B1C1D"/>
-        </w:rPr>
-        <w:t>Where:</w:t>
+        <w:spacing w:before="240" w:line="275" w:lineRule="auto"/>
+        <w:rPr>
+          <w:rFonts w:asciiTheme="majorHAnsi" w:eastAsia="Google Sans Text" w:hAnsiTheme="majorHAnsi" w:cstheme="majorHAnsi"/>
+          <w:color w:val="1B1C1D"/>
+        </w:rPr>
+      </w:pPr>
+      <w:r>
+        <w:rPr>
+          <w:rFonts w:asciiTheme="majorHAnsi" w:eastAsia="Google Sans Text" w:hAnsiTheme="majorHAnsi" w:cstheme="majorHAnsi"/>
+          <w:b/>
+          <w:color w:val="1B1C1D"/>
+        </w:rPr>
+        <w:t>Where</w:t>
+      </w:r>
+      <w:r>
+        <w:rPr>
+          <w:rFonts w:asciiTheme="majorHAnsi" w:eastAsia="Google Sans Text" w:hAnsiTheme="majorHAnsi" w:cstheme="majorHAnsi"/>
+          <w:color w:val="1B1C1D"/>
+        </w:rPr>
+        <w:t>:</w:t>
       </w:r>
     </w:p>
     <w:p>
@@ -3603,11 +3467,14 @@
           <w:between w:val="nil"/>
         </w:pBdr>
         <w:spacing w:line="275" w:lineRule="auto"/>
+        <w:rPr>
+          <w:rFonts w:asciiTheme="majorHAnsi" w:hAnsiTheme="majorHAnsi" w:cstheme="majorHAnsi"/>
+        </w:rPr>
       </w:pPr>
       <w:proofErr w:type="spellStart"/>
       <w:r>
         <w:rPr>
-          <w:rFonts w:ascii="Google Sans Text" w:eastAsia="Google Sans Text" w:hAnsi="Google Sans Text" w:cs="Google Sans Text"/>
+          <w:rFonts w:asciiTheme="majorHAnsi" w:eastAsia="Google Sans Text" w:hAnsiTheme="majorHAnsi" w:cstheme="majorHAnsi"/>
           <w:color w:val="1B1C1D"/>
         </w:rPr>
         <w:t>Loriginal</w:t>
@@ -3615,17 +3482,10 @@
       <w:proofErr w:type="spellEnd"/>
       <w:r>
         <w:rPr>
-          <w:rFonts w:ascii="Google Sans Text" w:eastAsia="Google Sans Text" w:hAnsi="Google Sans Text" w:cs="Google Sans Text"/>
-          <w:color w:val="1B1C1D"/>
-        </w:rPr>
-        <w:t>​</w:t>
-      </w:r>
-      <w:r>
-        <w:rPr>
-          <w:rFonts w:ascii="Google Sans Text" w:eastAsia="Google Sans Text" w:hAnsi="Google Sans Text" w:cs="Google Sans Text"/>
-          <w:color w:val="1B1C1D"/>
-        </w:rPr>
-        <w:t>(θ) is the original loss function.</w:t>
+          <w:rFonts w:asciiTheme="majorHAnsi" w:eastAsia="Google Sans Text" w:hAnsiTheme="majorHAnsi" w:cstheme="majorHAnsi"/>
+          <w:color w:val="1B1C1D"/>
+        </w:rPr>
+        <w:t>​(θ) is the original loss function.</w:t>
       </w:r>
     </w:p>
     <w:p>
@@ -3642,13 +3502,23 @@
           <w:between w:val="nil"/>
         </w:pBdr>
         <w:spacing w:line="275" w:lineRule="auto"/>
-      </w:pPr>
-      <w:r>
-        <w:rPr>
-          <w:rFonts w:ascii="Google Sans Text" w:eastAsia="Google Sans Text" w:hAnsi="Google Sans Text" w:cs="Google Sans Text"/>
-          <w:color w:val="1B1C1D"/>
-        </w:rPr>
-        <w:t>∑w​w2 is the sum of the squares of all the weights (w) in the network.</w:t>
+        <w:rPr>
+          <w:rFonts w:asciiTheme="majorHAnsi" w:hAnsiTheme="majorHAnsi" w:cstheme="majorHAnsi"/>
+        </w:rPr>
+      </w:pPr>
+      <w:r>
+        <w:rPr>
+          <w:rFonts w:asciiTheme="majorHAnsi" w:eastAsia="Google Sans Text" w:hAnsiTheme="majorHAnsi" w:cstheme="majorHAnsi"/>
+          <w:color w:val="1B1C1D"/>
+        </w:rPr>
+        <w:t>∑w​</w:t>
+      </w:r>
+      <w:r>
+        <w:rPr>
+          <w:rFonts w:asciiTheme="majorHAnsi" w:eastAsia="Google Sans Text" w:hAnsiTheme="majorHAnsi" w:cstheme="majorHAnsi"/>
+          <w:color w:val="1B1C1D"/>
+        </w:rPr>
+        <w:t>2 is the sum of the squares of all the weights (w) in the network.</w:t>
       </w:r>
     </w:p>
     <w:p>
@@ -3665,11 +3535,14 @@
           <w:between w:val="nil"/>
         </w:pBdr>
         <w:spacing w:line="275" w:lineRule="auto"/>
+        <w:rPr>
+          <w:rFonts w:asciiTheme="majorHAnsi" w:hAnsiTheme="majorHAnsi" w:cstheme="majorHAnsi"/>
+        </w:rPr>
       </w:pPr>
       <w:proofErr w:type="gramStart"/>
       <w:r>
         <w:rPr>
-          <w:rFonts w:ascii="Google Sans Text" w:eastAsia="Google Sans Text" w:hAnsi="Google Sans Text" w:cs="Google Sans Text"/>
+          <w:rFonts w:asciiTheme="majorHAnsi" w:eastAsia="Google Sans Text" w:hAnsiTheme="majorHAnsi" w:cstheme="majorHAnsi"/>
           <w:color w:val="1B1C1D"/>
         </w:rPr>
         <w:t>λ</w:t>
@@ -3677,7 +3550,7 @@
       <w:proofErr w:type="gramEnd"/>
       <w:r>
         <w:rPr>
-          <w:rFonts w:ascii="Google Sans Text" w:eastAsia="Google Sans Text" w:hAnsi="Google Sans Text" w:cs="Google Sans Text"/>
+          <w:rFonts w:asciiTheme="majorHAnsi" w:eastAsia="Google Sans Text" w:hAnsiTheme="majorHAnsi" w:cstheme="majorHAnsi"/>
           <w:color w:val="1B1C1D"/>
         </w:rPr>
         <w:t xml:space="preserve"> (lambda) is the regularization </w:t>
@@ -3685,7 +3558,7 @@
       <w:proofErr w:type="spellStart"/>
       <w:r>
         <w:rPr>
-          <w:rFonts w:ascii="Google Sans Text" w:eastAsia="Google Sans Text" w:hAnsi="Google Sans Text" w:cs="Google Sans Text"/>
+          <w:rFonts w:asciiTheme="majorHAnsi" w:eastAsia="Google Sans Text" w:hAnsiTheme="majorHAnsi" w:cstheme="majorHAnsi"/>
           <w:color w:val="1B1C1D"/>
         </w:rPr>
         <w:t>hyperparameter</w:t>
@@ -3693,7 +3566,7 @@
       <w:proofErr w:type="spellEnd"/>
       <w:r>
         <w:rPr>
-          <w:rFonts w:ascii="Google Sans Text" w:eastAsia="Google Sans Text" w:hAnsi="Google Sans Text" w:cs="Google Sans Text"/>
+          <w:rFonts w:asciiTheme="majorHAnsi" w:eastAsia="Google Sans Text" w:hAnsiTheme="majorHAnsi" w:cstheme="majorHAnsi"/>
           <w:color w:val="1B1C1D"/>
         </w:rPr>
         <w:t>, which controls the strength of the penalty. A higher λ means a stronger penalty.</w:t>
@@ -3713,11 +3586,14 @@
           <w:between w:val="nil"/>
         </w:pBdr>
         <w:spacing w:after="120" w:line="275" w:lineRule="auto"/>
+        <w:rPr>
+          <w:rFonts w:asciiTheme="majorHAnsi" w:hAnsiTheme="majorHAnsi" w:cstheme="majorHAnsi"/>
+        </w:rPr>
       </w:pPr>
       <w:proofErr w:type="gramStart"/>
       <w:r>
         <w:rPr>
-          <w:rFonts w:ascii="Google Sans Text" w:eastAsia="Google Sans Text" w:hAnsi="Google Sans Text" w:cs="Google Sans Text"/>
+          <w:rFonts w:asciiTheme="majorHAnsi" w:eastAsia="Google Sans Text" w:hAnsiTheme="majorHAnsi" w:cstheme="majorHAnsi"/>
           <w:color w:val="1B1C1D"/>
         </w:rPr>
         <w:t>m</w:t>
@@ -3725,7 +3601,7 @@
       <w:proofErr w:type="gramEnd"/>
       <w:r>
         <w:rPr>
-          <w:rFonts w:ascii="Google Sans Text" w:eastAsia="Google Sans Text" w:hAnsi="Google Sans Text" w:cs="Google Sans Text"/>
+          <w:rFonts w:asciiTheme="majorHAnsi" w:eastAsia="Google Sans Text" w:hAnsiTheme="majorHAnsi" w:cstheme="majorHAnsi"/>
           <w:color w:val="1B1C1D"/>
         </w:rPr>
         <w:t xml:space="preserve"> is the number of training examples.</w:t>
@@ -3742,14 +3618,14 @@
         </w:pBdr>
         <w:spacing w:before="240" w:after="120" w:line="275" w:lineRule="auto"/>
         <w:rPr>
-          <w:rFonts w:ascii="Google Sans Text" w:eastAsia="Google Sans Text" w:hAnsi="Google Sans Text" w:cs="Google Sans Text"/>
+          <w:rFonts w:asciiTheme="majorHAnsi" w:eastAsia="Google Sans Text" w:hAnsiTheme="majorHAnsi" w:cstheme="majorHAnsi"/>
           <w:b/>
           <w:color w:val="1B1C1D"/>
         </w:rPr>
       </w:pPr>
       <w:r>
         <w:rPr>
-          <w:rFonts w:ascii="Google Sans Text" w:eastAsia="Google Sans Text" w:hAnsi="Google Sans Text" w:cs="Google Sans Text"/>
+          <w:rFonts w:asciiTheme="majorHAnsi" w:eastAsia="Google Sans Text" w:hAnsiTheme="majorHAnsi" w:cstheme="majorHAnsi"/>
           <w:b/>
           <w:color w:val="1B1C1D"/>
         </w:rPr>
@@ -3758,7 +3634,7 @@
       <w:proofErr w:type="spellStart"/>
       <w:r>
         <w:rPr>
-          <w:rFonts w:ascii="Google Sans Text" w:eastAsia="Google Sans Text" w:hAnsi="Google Sans Text" w:cs="Google Sans Text"/>
+          <w:rFonts w:asciiTheme="majorHAnsi" w:eastAsia="Google Sans Text" w:hAnsiTheme="majorHAnsi" w:cstheme="majorHAnsi"/>
           <w:b/>
           <w:color w:val="1B1C1D"/>
         </w:rPr>
@@ -3767,7 +3643,7 @@
       <w:proofErr w:type="spellEnd"/>
       <w:r>
         <w:rPr>
-          <w:rFonts w:ascii="Google Sans Text" w:eastAsia="Google Sans Text" w:hAnsi="Google Sans Text" w:cs="Google Sans Text"/>
+          <w:rFonts w:asciiTheme="majorHAnsi" w:eastAsia="Google Sans Text" w:hAnsiTheme="majorHAnsi" w:cstheme="majorHAnsi"/>
           <w:b/>
           <w:color w:val="1B1C1D"/>
         </w:rPr>
@@ -3788,10 +3664,13 @@
           <w:between w:val="nil"/>
         </w:pBdr>
         <w:spacing w:line="275" w:lineRule="auto"/>
-      </w:pPr>
-      <w:r>
-        <w:rPr>
-          <w:rFonts w:ascii="Google Sans Text" w:eastAsia="Google Sans Text" w:hAnsi="Google Sans Text" w:cs="Google Sans Text"/>
+        <w:rPr>
+          <w:rFonts w:asciiTheme="majorHAnsi" w:hAnsiTheme="majorHAnsi" w:cstheme="majorHAnsi"/>
+        </w:rPr>
+      </w:pPr>
+      <w:r>
+        <w:rPr>
+          <w:rFonts w:asciiTheme="majorHAnsi" w:eastAsia="Google Sans Text" w:hAnsiTheme="majorHAnsi" w:cstheme="majorHAnsi"/>
           <w:b/>
           <w:color w:val="1B1C1D"/>
         </w:rPr>
@@ -3799,17 +3678,10 @@
       </w:r>
       <w:r>
         <w:rPr>
-          <w:rFonts w:ascii="Google Sans Text" w:eastAsia="Google Sans Text" w:hAnsi="Google Sans Text" w:cs="Google Sans Text"/>
-          <w:color w:val="1B1C1D"/>
-        </w:rPr>
-        <w:t xml:space="preserve"> A model that has overfit the training data often has very large weight values. This happens because the model tries to perfectly fit every data point, including the noise, by making its decision boundaries highly complex. By adding a penalty for large wei</w:t>
-      </w:r>
-      <w:r>
-        <w:rPr>
-          <w:rFonts w:ascii="Google Sans Text" w:eastAsia="Google Sans Text" w:hAnsi="Google Sans Text" w:cs="Google Sans Text"/>
-          <w:color w:val="1B1C1D"/>
-        </w:rPr>
-        <w:t>ghts, L2 regularization discourages the model from learning such complex, high-variance functions.</w:t>
+          <w:rFonts w:asciiTheme="majorHAnsi" w:eastAsia="Google Sans Text" w:hAnsiTheme="majorHAnsi" w:cstheme="majorHAnsi"/>
+          <w:color w:val="1B1C1D"/>
+        </w:rPr>
+        <w:t xml:space="preserve"> A model that has overfit the training data often has very large weight values. This happens because the model tries to perfectly fit every data point, including the noise, by making its decision boundaries highly complex. By adding a penalty for large weights, L2 regularization discourages the model from learning such complex, high-variance functions.</w:t>
       </w:r>
     </w:p>
     <w:p>
@@ -3826,10 +3698,13 @@
           <w:between w:val="nil"/>
         </w:pBdr>
         <w:spacing w:line="275" w:lineRule="auto"/>
-      </w:pPr>
-      <w:r>
-        <w:rPr>
-          <w:rFonts w:ascii="Google Sans Text" w:eastAsia="Google Sans Text" w:hAnsi="Google Sans Text" w:cs="Google Sans Text"/>
+        <w:rPr>
+          <w:rFonts w:asciiTheme="majorHAnsi" w:hAnsiTheme="majorHAnsi" w:cstheme="majorHAnsi"/>
+        </w:rPr>
+      </w:pPr>
+      <w:r>
+        <w:rPr>
+          <w:rFonts w:asciiTheme="majorHAnsi" w:eastAsia="Google Sans Text" w:hAnsiTheme="majorHAnsi" w:cstheme="majorHAnsi"/>
           <w:b/>
           <w:color w:val="1B1C1D"/>
         </w:rPr>
@@ -3837,7 +3712,7 @@
       </w:r>
       <w:r>
         <w:rPr>
-          <w:rFonts w:ascii="Google Sans Text" w:eastAsia="Google Sans Text" w:hAnsi="Google Sans Text" w:cs="Google Sans Text"/>
+          <w:rFonts w:asciiTheme="majorHAnsi" w:eastAsia="Google Sans Text" w:hAnsiTheme="majorHAnsi" w:cstheme="majorHAnsi"/>
           <w:color w:val="1B1C1D"/>
         </w:rPr>
         <w:t xml:space="preserve"> During training (</w:t>
@@ -3845,7 +3720,7 @@
       <w:proofErr w:type="spellStart"/>
       <w:r>
         <w:rPr>
-          <w:rFonts w:ascii="Google Sans Text" w:eastAsia="Google Sans Text" w:hAnsi="Google Sans Text" w:cs="Google Sans Text"/>
+          <w:rFonts w:asciiTheme="majorHAnsi" w:eastAsia="Google Sans Text" w:hAnsiTheme="majorHAnsi" w:cstheme="majorHAnsi"/>
           <w:color w:val="1B1C1D"/>
         </w:rPr>
         <w:t>backpropagation</w:t>
@@ -3853,17 +3728,10 @@
       <w:proofErr w:type="spellEnd"/>
       <w:r>
         <w:rPr>
-          <w:rFonts w:ascii="Google Sans Text" w:eastAsia="Google Sans Text" w:hAnsi="Google Sans Text" w:cs="Google Sans Text"/>
-          <w:color w:val="1B1C1D"/>
-        </w:rPr>
-        <w:t>), the gradient of this new loss function includes a term that pushes the weights towards zero. T</w:t>
-      </w:r>
-      <w:r>
-        <w:rPr>
-          <w:rFonts w:ascii="Google Sans Text" w:eastAsia="Google Sans Text" w:hAnsi="Google Sans Text" w:cs="Google Sans Text"/>
-          <w:color w:val="1B1C1D"/>
-        </w:rPr>
-        <w:t>his "decays" the weights, forcing the network to maintain smaller values.</w:t>
+          <w:rFonts w:asciiTheme="majorHAnsi" w:eastAsia="Google Sans Text" w:hAnsiTheme="majorHAnsi" w:cstheme="majorHAnsi"/>
+          <w:color w:val="1B1C1D"/>
+        </w:rPr>
+        <w:t>), the gradient of this new loss function includes a term that pushes the weights towards zero. This "decays" the weights, forcing the network to maintain smaller values.</w:t>
       </w:r>
     </w:p>
     <w:p>
@@ -3880,10 +3748,13 @@
           <w:between w:val="nil"/>
         </w:pBdr>
         <w:spacing w:after="120" w:line="275" w:lineRule="auto"/>
-      </w:pPr>
-      <w:r>
-        <w:rPr>
-          <w:rFonts w:ascii="Google Sans Text" w:eastAsia="Google Sans Text" w:hAnsi="Google Sans Text" w:cs="Google Sans Text"/>
+        <w:rPr>
+          <w:rFonts w:asciiTheme="majorHAnsi" w:hAnsiTheme="majorHAnsi" w:cstheme="majorHAnsi"/>
+        </w:rPr>
+      </w:pPr>
+      <w:r>
+        <w:rPr>
+          <w:rFonts w:asciiTheme="majorHAnsi" w:eastAsia="Google Sans Text" w:hAnsiTheme="majorHAnsi" w:cstheme="majorHAnsi"/>
           <w:b/>
           <w:color w:val="1B1C1D"/>
         </w:rPr>
@@ -3891,17 +3762,10 @@
       </w:r>
       <w:r>
         <w:rPr>
-          <w:rFonts w:ascii="Google Sans Text" w:eastAsia="Google Sans Text" w:hAnsi="Google Sans Text" w:cs="Google Sans Text"/>
-          <w:color w:val="1B1C1D"/>
-        </w:rPr>
-        <w:t xml:space="preserve"> A model with smaller weights is essentially a simpler model. It is less sensitive to small changes in the input features. This results in a "smoother" deci</w:t>
-      </w:r>
-      <w:r>
-        <w:rPr>
-          <w:rFonts w:ascii="Google Sans Text" w:eastAsia="Google Sans Text" w:hAnsi="Google Sans Text" w:cs="Google Sans Text"/>
-          <w:color w:val="1B1C1D"/>
-        </w:rPr>
-        <w:t>sion boundary and a model that relies on a broader set of weak features rather than a few highly specialized, strong features. This makes the model generalize better to new, unseen data.</w:t>
+          <w:rFonts w:asciiTheme="majorHAnsi" w:eastAsia="Google Sans Text" w:hAnsiTheme="majorHAnsi" w:cstheme="majorHAnsi"/>
+          <w:color w:val="1B1C1D"/>
+        </w:rPr>
+        <w:t xml:space="preserve"> A model with smaller weights is essentially a simpler model. It is less sensitive to small changes in the input features. This results in a "smoother" decision boundary and a model that relies on a broader set of weak features rather than a few highly specialized, strong features. This makes the model generalize better to new, unseen data.</w:t>
       </w:r>
     </w:p>
     <w:p>
@@ -3915,32 +3779,16 @@
         </w:pBdr>
         <w:spacing w:before="120" w:after="240" w:line="275" w:lineRule="auto"/>
         <w:rPr>
-          <w:rFonts w:ascii="Google Sans Text" w:eastAsia="Google Sans Text" w:hAnsi="Google Sans Text" w:cs="Google Sans Text"/>
-          <w:color w:val="1B1C1D"/>
-        </w:rPr>
-      </w:pPr>
-      <w:r>
+          <w:rFonts w:asciiTheme="majorHAnsi" w:hAnsiTheme="majorHAnsi" w:cstheme="majorHAnsi"/>
+        </w:rPr>
+      </w:pPr>
+      <w:r>
+        <w:rPr>
+          <w:rFonts w:asciiTheme="majorHAnsi" w:hAnsiTheme="majorHAnsi" w:cstheme="majorHAnsi"/>
+        </w:rPr>
         <w:pict>
           <v:rect id="_x0000_i1032" style="width:0;height:1.5pt" o:hralign="center" o:hrstd="t" o:hr="t" fillcolor="#a0a0a0" stroked="f"/>
         </w:pict>
-      </w:r>
-    </w:p>
-    <w:p>
-      <w:pPr>
-        <w:pStyle w:val="Heading3"/>
-        <w:spacing w:before="0" w:after="120" w:line="275" w:lineRule="auto"/>
-        <w:rPr>
-          <w:rFonts w:ascii="Google Sans Text" w:eastAsia="Google Sans Text" w:hAnsi="Google Sans Text" w:cs="Google Sans Text"/>
-          <w:color w:val="1B1C1D"/>
-        </w:rPr>
-      </w:pPr>
-      <w:r>
-        <w:rPr>
-          <w:rFonts w:ascii="Google Sans Text" w:eastAsia="Google Sans Text" w:hAnsi="Google Sans Text" w:cs="Google Sans Text"/>
-          <w:color w:val="1B1C1D"/>
-          <w:highlight w:val="yellow"/>
-        </w:rPr>
-        <w:t>8. Write short notes on max pooling in CNNs.</w:t>
       </w:r>
     </w:p>
     <w:p>
@@ -3952,42 +3800,23 @@
           <w:right w:val="nil"/>
           <w:between w:val="nil"/>
         </w:pBdr>
-        <w:spacing w:after="240" w:line="275" w:lineRule="auto"/>
-        <w:rPr>
-          <w:rFonts w:ascii="Google Sans Text" w:eastAsia="Google Sans Text" w:hAnsi="Google Sans Text" w:cs="Google Sans Text"/>
-          <w:color w:val="1B1C1D"/>
-        </w:rPr>
-      </w:pPr>
-      <w:r>
-        <w:rPr>
-          <w:rFonts w:ascii="Google Sans Text" w:eastAsia="Google Sans Text" w:hAnsi="Google Sans Text" w:cs="Google Sans Text"/>
+        <w:spacing w:before="120" w:after="240" w:line="275" w:lineRule="auto"/>
+        <w:rPr>
+          <w:rFonts w:asciiTheme="majorHAnsi" w:eastAsia="Google Sans Text" w:hAnsiTheme="majorHAnsi" w:cstheme="majorHAnsi"/>
           <w:b/>
           <w:color w:val="1B1C1D"/>
         </w:rPr>
-        <w:t>Max Pooling</w:t>
-      </w:r>
-      <w:r>
-        <w:rPr>
-          <w:rFonts w:ascii="Google Sans Text" w:eastAsia="Google Sans Text" w:hAnsi="Google Sans Text" w:cs="Google Sans Text"/>
-          <w:color w:val="1B1C1D"/>
-        </w:rPr>
-        <w:t xml:space="preserve"> is a </w:t>
-      </w:r>
-      <w:proofErr w:type="spellStart"/>
-      <w:r>
-        <w:rPr>
-          <w:rFonts w:ascii="Google Sans Text" w:eastAsia="Google Sans Text" w:hAnsi="Google Sans Text" w:cs="Google Sans Text"/>
-          <w:color w:val="1B1C1D"/>
-        </w:rPr>
-        <w:t>downsampling</w:t>
-      </w:r>
-      <w:proofErr w:type="spellEnd"/>
-      <w:r>
-        <w:rPr>
-          <w:rFonts w:ascii="Google Sans Text" w:eastAsia="Google Sans Text" w:hAnsi="Google Sans Text" w:cs="Google Sans Text"/>
-          <w:color w:val="1B1C1D"/>
-        </w:rPr>
-        <w:t xml:space="preserve"> operation commonly used in convolutional neural networks between successive convolutional layers. Its primary goal is to reduce the spatial dimensions (width and height) of the feature maps, which has several key benefits.</w:t>
+      </w:pPr>
+      <w:r>
+        <w:rPr>
+          <w:rFonts w:asciiTheme="majorHAnsi" w:eastAsia="Google Sans Text" w:hAnsiTheme="majorHAnsi" w:cstheme="majorHAnsi"/>
+          <w:b/>
+          <w:color w:val="1B1C1D"/>
+          <w:sz w:val="24"/>
+          <w:highlight w:val="yellow"/>
+          <w:u w:val="single"/>
+        </w:rPr>
+        <w:t>8. Write short notes on max pooling in CNNs.</w:t>
       </w:r>
     </w:p>
     <w:p>
@@ -3999,16 +3828,64 @@
           <w:right w:val="nil"/>
           <w:between w:val="nil"/>
         </w:pBdr>
-        <w:spacing w:after="120" w:line="275" w:lineRule="auto"/>
-        <w:rPr>
-          <w:rFonts w:ascii="Google Sans Text" w:eastAsia="Google Sans Text" w:hAnsi="Google Sans Text" w:cs="Google Sans Text"/>
+        <w:spacing w:line="275" w:lineRule="auto"/>
+        <w:rPr>
+          <w:rFonts w:asciiTheme="majorHAnsi" w:eastAsia="Google Sans Text" w:hAnsiTheme="majorHAnsi" w:cstheme="majorHAnsi"/>
+          <w:color w:val="1B1C1D"/>
+        </w:rPr>
+      </w:pPr>
+      <w:r>
+        <w:rPr>
+          <w:rFonts w:asciiTheme="majorHAnsi" w:eastAsia="Google Sans Text" w:hAnsiTheme="majorHAnsi" w:cstheme="majorHAnsi"/>
           <w:b/>
           <w:color w:val="1B1C1D"/>
         </w:rPr>
-      </w:pPr>
-      <w:r>
-        <w:rPr>
-          <w:rFonts w:ascii="Google Sans Text" w:eastAsia="Google Sans Text" w:hAnsi="Google Sans Text" w:cs="Google Sans Text"/>
+        <w:lastRenderedPageBreak/>
+        <w:t>Max Pooling</w:t>
+      </w:r>
+      <w:r>
+        <w:rPr>
+          <w:rFonts w:asciiTheme="majorHAnsi" w:eastAsia="Google Sans Text" w:hAnsiTheme="majorHAnsi" w:cstheme="majorHAnsi"/>
+          <w:color w:val="1B1C1D"/>
+        </w:rPr>
+        <w:t xml:space="preserve"> is a </w:t>
+      </w:r>
+      <w:proofErr w:type="spellStart"/>
+      <w:r>
+        <w:rPr>
+          <w:rFonts w:asciiTheme="majorHAnsi" w:eastAsia="Google Sans Text" w:hAnsiTheme="majorHAnsi" w:cstheme="majorHAnsi"/>
+          <w:color w:val="1B1C1D"/>
+        </w:rPr>
+        <w:t>downsampling</w:t>
+      </w:r>
+      <w:proofErr w:type="spellEnd"/>
+      <w:r>
+        <w:rPr>
+          <w:rFonts w:asciiTheme="majorHAnsi" w:eastAsia="Google Sans Text" w:hAnsiTheme="majorHAnsi" w:cstheme="majorHAnsi"/>
+          <w:color w:val="1B1C1D"/>
+        </w:rPr>
+        <w:t xml:space="preserve"> operation commonly used in convolutional neural networks between successive convolutional layers. Its primary goal is to reduce the spatial dimensions (width and height) of the feature maps, which has several key benefits.</w:t>
+      </w:r>
+    </w:p>
+    <w:p>
+      <w:pPr>
+        <w:pBdr>
+          <w:top w:val="nil"/>
+          <w:left w:val="nil"/>
+          <w:bottom w:val="nil"/>
+          <w:right w:val="nil"/>
+          <w:between w:val="nil"/>
+        </w:pBdr>
+        <w:spacing w:line="275" w:lineRule="auto"/>
+        <w:rPr>
+          <w:rFonts w:asciiTheme="majorHAnsi" w:eastAsia="Google Sans Text" w:hAnsiTheme="majorHAnsi" w:cstheme="majorHAnsi"/>
+          <w:b/>
+          <w:color w:val="1B1C1D"/>
+        </w:rPr>
+      </w:pPr>
+      <w:r>
+        <w:rPr>
+          <w:rFonts w:asciiTheme="majorHAnsi" w:eastAsia="Google Sans Text" w:hAnsiTheme="majorHAnsi" w:cstheme="majorHAnsi"/>
           <w:b/>
           <w:color w:val="1B1C1D"/>
         </w:rPr>
@@ -4029,10 +3906,13 @@
           <w:between w:val="nil"/>
         </w:pBdr>
         <w:spacing w:line="275" w:lineRule="auto"/>
-      </w:pPr>
-      <w:r>
-        <w:rPr>
-          <w:rFonts w:ascii="Google Sans Text" w:eastAsia="Google Sans Text" w:hAnsi="Google Sans Text" w:cs="Google Sans Text"/>
+        <w:rPr>
+          <w:rFonts w:asciiTheme="majorHAnsi" w:hAnsiTheme="majorHAnsi" w:cstheme="majorHAnsi"/>
+        </w:rPr>
+      </w:pPr>
+      <w:r>
+        <w:rPr>
+          <w:rFonts w:asciiTheme="majorHAnsi" w:eastAsia="Google Sans Text" w:hAnsiTheme="majorHAnsi" w:cstheme="majorHAnsi"/>
           <w:color w:val="1B1C1D"/>
         </w:rPr>
         <w:t>A pooling window (or kernel), typically of size 2x2, is defined along with a stride, usually 2.</w:t>
@@ -4052,10 +3932,13 @@
           <w:between w:val="nil"/>
         </w:pBdr>
         <w:spacing w:line="275" w:lineRule="auto"/>
-      </w:pPr>
-      <w:r>
-        <w:rPr>
-          <w:rFonts w:ascii="Google Sans Text" w:eastAsia="Google Sans Text" w:hAnsi="Google Sans Text" w:cs="Google Sans Text"/>
+        <w:rPr>
+          <w:rFonts w:asciiTheme="majorHAnsi" w:hAnsiTheme="majorHAnsi" w:cstheme="majorHAnsi"/>
+        </w:rPr>
+      </w:pPr>
+      <w:r>
+        <w:rPr>
+          <w:rFonts w:asciiTheme="majorHAnsi" w:eastAsia="Google Sans Text" w:hAnsiTheme="majorHAnsi" w:cstheme="majorHAnsi"/>
           <w:color w:val="1B1C1D"/>
         </w:rPr>
         <w:t>This window slides over each feature map from the previous layer.</w:t>
@@ -4075,20 +3958,16 @@
           <w:between w:val="nil"/>
         </w:pBdr>
         <w:spacing w:line="275" w:lineRule="auto"/>
-      </w:pPr>
-      <w:r>
-        <w:rPr>
-          <w:rFonts w:ascii="Google Sans Text" w:eastAsia="Google Sans Text" w:hAnsi="Google Sans Text" w:cs="Google Sans Text"/>
-          <w:color w:val="1B1C1D"/>
-        </w:rPr>
-        <w:t xml:space="preserve">For each region covered by the window, the maximum pixel value within that region is taken as </w:t>
-      </w:r>
-      <w:r>
-        <w:rPr>
-          <w:rFonts w:ascii="Google Sans Text" w:eastAsia="Google Sans Text" w:hAnsi="Google Sans Text" w:cs="Google Sans Text"/>
-          <w:color w:val="1B1C1D"/>
-        </w:rPr>
-        <w:t>the output. All other values in the window are discarded.</w:t>
+        <w:rPr>
+          <w:rFonts w:asciiTheme="majorHAnsi" w:hAnsiTheme="majorHAnsi" w:cstheme="majorHAnsi"/>
+        </w:rPr>
+      </w:pPr>
+      <w:r>
+        <w:rPr>
+          <w:rFonts w:asciiTheme="majorHAnsi" w:eastAsia="Google Sans Text" w:hAnsiTheme="majorHAnsi" w:cstheme="majorHAnsi"/>
+          <w:color w:val="1B1C1D"/>
+        </w:rPr>
+        <w:t>For each region covered by the window, the maximum pixel value within that region is taken as the output. All other values in the window are discarded.</w:t>
       </w:r>
     </w:p>
     <w:p>
@@ -4104,11 +3983,14 @@
           <w:right w:val="nil"/>
           <w:between w:val="nil"/>
         </w:pBdr>
-        <w:spacing w:after="120" w:line="275" w:lineRule="auto"/>
-      </w:pPr>
-      <w:r>
-        <w:rPr>
-          <w:rFonts w:ascii="Google Sans Text" w:eastAsia="Google Sans Text" w:hAnsi="Google Sans Text" w:cs="Google Sans Text"/>
+        <w:spacing w:line="275" w:lineRule="auto"/>
+        <w:rPr>
+          <w:rFonts w:asciiTheme="majorHAnsi" w:hAnsiTheme="majorHAnsi" w:cstheme="majorHAnsi"/>
+        </w:rPr>
+      </w:pPr>
+      <w:r>
+        <w:rPr>
+          <w:rFonts w:asciiTheme="majorHAnsi" w:eastAsia="Google Sans Text" w:hAnsiTheme="majorHAnsi" w:cstheme="majorHAnsi"/>
           <w:color w:val="1B1C1D"/>
         </w:rPr>
         <w:t>This creates a new, smaller feature map that retains the most prominent features from the original map.</w:t>
@@ -4125,14 +4007,56 @@
         </w:pBdr>
         <w:spacing w:before="240" w:line="275" w:lineRule="auto"/>
         <w:rPr>
-          <w:rFonts w:ascii="Google Sans Text" w:eastAsia="Google Sans Text" w:hAnsi="Google Sans Text" w:cs="Google Sans Text"/>
-        </w:rPr>
-      </w:pPr>
-      <w:r>
-        <w:rPr>
-          <w:rFonts w:ascii="Google Sans Text" w:eastAsia="Google Sans Text" w:hAnsi="Google Sans Text" w:cs="Google Sans Text"/>
-        </w:rPr>
-        <w:t>Example:</w:t>
+          <w:rFonts w:asciiTheme="majorHAnsi" w:eastAsia="Google Sans Text" w:hAnsiTheme="majorHAnsi" w:cstheme="majorHAnsi"/>
+        </w:rPr>
+      </w:pPr>
+      <w:r>
+        <w:rPr>
+          <w:rFonts w:asciiTheme="majorHAnsi" w:eastAsia="Google Sans Text" w:hAnsiTheme="majorHAnsi" w:cstheme="majorHAnsi"/>
+          <w:b/>
+        </w:rPr>
+        <w:t>Example</w:t>
+      </w:r>
+      <w:r>
+        <w:rPr>
+          <w:rFonts w:asciiTheme="majorHAnsi" w:eastAsia="Google Sans Text" w:hAnsiTheme="majorHAnsi" w:cstheme="majorHAnsi"/>
+        </w:rPr>
+        <w:t>:</w:t>
+      </w:r>
+      <w:r>
+        <w:rPr>
+          <w:rFonts w:asciiTheme="majorHAnsi" w:eastAsia="Google Sans Text" w:hAnsiTheme="majorHAnsi" w:cstheme="majorHAnsi"/>
+        </w:rPr>
+        <w:t xml:space="preserve"> </w:t>
+      </w:r>
+      <w:r>
+        <w:rPr>
+          <w:rFonts w:asciiTheme="majorHAnsi" w:eastAsia="Google Sans Text" w:hAnsiTheme="majorHAnsi" w:cstheme="majorHAnsi"/>
+        </w:rPr>
+        <w:t>For a 2x2 max pooling operation with a stride of 2 on a 4x4 feature map:</w:t>
+      </w:r>
+    </w:p>
+    <w:p>
+      <w:pPr>
+        <w:pBdr>
+          <w:top w:val="nil"/>
+          <w:left w:val="nil"/>
+          <w:bottom w:val="nil"/>
+          <w:right w:val="nil"/>
+          <w:between w:val="nil"/>
+        </w:pBdr>
+        <w:spacing w:after="240" w:line="275" w:lineRule="auto"/>
+        <w:rPr>
+          <w:rFonts w:asciiTheme="majorHAnsi" w:eastAsia="Google Sans Text" w:hAnsiTheme="majorHAnsi" w:cstheme="majorHAnsi"/>
+          <w:color w:val="1B1C1D"/>
+        </w:rPr>
+      </w:pPr>
+      <w:r>
+        <w:rPr>
+          <w:rFonts w:asciiTheme="majorHAnsi" w:eastAsia="Google Sans Text" w:hAnsiTheme="majorHAnsi" w:cstheme="majorHAnsi"/>
+          <w:color w:val="1B1C1D"/>
+        </w:rPr>
+        <w:t>​1390​8526​2415​6738​​2x2 Max Pool​(max(1,8,3,5)max(9,2,0,6)​max(2,6,4,7)max(1,3,5,8)​)=(89​78​)</w:t>
       </w:r>
     </w:p>
     <w:p>
@@ -4146,65 +4070,14 @@
         </w:pBdr>
         <w:spacing w:line="275" w:lineRule="auto"/>
         <w:rPr>
-          <w:rFonts w:ascii="Google Sans Text" w:eastAsia="Google Sans Text" w:hAnsi="Google Sans Text" w:cs="Google Sans Text"/>
-        </w:rPr>
-      </w:pPr>
-      <w:r>
-        <w:rPr>
-          <w:rFonts w:ascii="Google Sans Text" w:eastAsia="Google Sans Text" w:hAnsi="Google Sans Text" w:cs="Google Sans Text"/>
-        </w:rPr>
-        <w:t>For a 2x2 max pooling operation with a stride of 2 on a 4x4 feature map:</w:t>
-      </w:r>
-    </w:p>
-    <w:p>
-      <w:pPr>
-        <w:pBdr>
-          <w:top w:val="nil"/>
-          <w:left w:val="nil"/>
-          <w:bottom w:val="nil"/>
-          <w:right w:val="nil"/>
-          <w:between w:val="nil"/>
-        </w:pBdr>
-        <w:spacing w:line="275" w:lineRule="auto"/>
-        <w:rPr>
-          <w:rFonts w:ascii="Google Sans Text" w:eastAsia="Google Sans Text" w:hAnsi="Google Sans Text" w:cs="Google Sans Text"/>
-          <w:color w:val="1B1C1D"/>
-        </w:rPr>
-      </w:pPr>
-      <w:r>
-        <w:rPr>
-          <w:rFonts w:ascii="Google Sans Text" w:eastAsia="Google Sans Text" w:hAnsi="Google Sans Text" w:cs="Google Sans Text"/>
-          <w:color w:val="1B1C1D"/>
-        </w:rPr>
-        <w:t>​</w:t>
-      </w:r>
-      <w:r>
-        <w:rPr>
-          <w:rFonts w:ascii="Google Sans Text" w:eastAsia="Google Sans Text" w:hAnsi="Google Sans Text" w:cs="Google Sans Text"/>
-          <w:color w:val="1B1C1D"/>
-        </w:rPr>
-        <w:t>1390​8526​2415​6738​​2x2 Max Pool​(max(1,8,3,5)max(9,2,0,6)​max(2,6,4,7)max(1,3,5,8)​)=(89​78​)</w:t>
-      </w:r>
-    </w:p>
-    <w:p>
-      <w:pPr>
-        <w:pBdr>
-          <w:top w:val="nil"/>
-          <w:left w:val="nil"/>
-          <w:bottom w:val="nil"/>
-          <w:right w:val="nil"/>
-          <w:between w:val="nil"/>
-        </w:pBdr>
-        <w:spacing w:after="120" w:line="275" w:lineRule="auto"/>
-        <w:rPr>
-          <w:rFonts w:ascii="Google Sans Text" w:eastAsia="Google Sans Text" w:hAnsi="Google Sans Text" w:cs="Google Sans Text"/>
+          <w:rFonts w:asciiTheme="majorHAnsi" w:eastAsia="Google Sans Text" w:hAnsiTheme="majorHAnsi" w:cstheme="majorHAnsi"/>
           <w:b/>
           <w:color w:val="1B1C1D"/>
         </w:rPr>
       </w:pPr>
       <w:r>
         <w:rPr>
-          <w:rFonts w:ascii="Google Sans Text" w:eastAsia="Google Sans Text" w:hAnsi="Google Sans Text" w:cs="Google Sans Text"/>
+          <w:rFonts w:asciiTheme="majorHAnsi" w:eastAsia="Google Sans Text" w:hAnsiTheme="majorHAnsi" w:cstheme="majorHAnsi"/>
           <w:b/>
           <w:color w:val="1B1C1D"/>
         </w:rPr>
@@ -4225,10 +4098,13 @@
           <w:between w:val="nil"/>
         </w:pBdr>
         <w:spacing w:line="275" w:lineRule="auto"/>
-      </w:pPr>
-      <w:r>
-        <w:rPr>
-          <w:rFonts w:ascii="Google Sans Text" w:eastAsia="Google Sans Text" w:hAnsi="Google Sans Text" w:cs="Google Sans Text"/>
+        <w:rPr>
+          <w:rFonts w:asciiTheme="majorHAnsi" w:hAnsiTheme="majorHAnsi" w:cstheme="majorHAnsi"/>
+        </w:rPr>
+      </w:pPr>
+      <w:r>
+        <w:rPr>
+          <w:rFonts w:asciiTheme="majorHAnsi" w:eastAsia="Google Sans Text" w:hAnsiTheme="majorHAnsi" w:cstheme="majorHAnsi"/>
           <w:b/>
           <w:color w:val="1B1C1D"/>
         </w:rPr>
@@ -4236,17 +4112,10 @@
       </w:r>
       <w:r>
         <w:rPr>
-          <w:rFonts w:ascii="Google Sans Text" w:eastAsia="Google Sans Text" w:hAnsi="Google Sans Text" w:cs="Google Sans Text"/>
-          <w:color w:val="1B1C1D"/>
-        </w:rPr>
-        <w:t xml:space="preserve"> It significantly reduces the number of parameters and computations required in subsequent layers, making th</w:t>
-      </w:r>
-      <w:r>
-        <w:rPr>
-          <w:rFonts w:ascii="Google Sans Text" w:eastAsia="Google Sans Text" w:hAnsi="Google Sans Text" w:cs="Google Sans Text"/>
-          <w:color w:val="1B1C1D"/>
-        </w:rPr>
-        <w:t>e network faster and more memory-efficient.</w:t>
+          <w:rFonts w:asciiTheme="majorHAnsi" w:eastAsia="Google Sans Text" w:hAnsiTheme="majorHAnsi" w:cstheme="majorHAnsi"/>
+          <w:color w:val="1B1C1D"/>
+        </w:rPr>
+        <w:t xml:space="preserve"> It significantly reduces the number of parameters and computations required in subsequent layers, making the network faster and more memory-efficient.</w:t>
       </w:r>
     </w:p>
     <w:p>
@@ -4263,10 +4132,13 @@
           <w:between w:val="nil"/>
         </w:pBdr>
         <w:spacing w:line="275" w:lineRule="auto"/>
-      </w:pPr>
-      <w:r>
-        <w:rPr>
-          <w:rFonts w:ascii="Google Sans Text" w:eastAsia="Google Sans Text" w:hAnsi="Google Sans Text" w:cs="Google Sans Text"/>
+        <w:rPr>
+          <w:rFonts w:asciiTheme="majorHAnsi" w:hAnsiTheme="majorHAnsi" w:cstheme="majorHAnsi"/>
+        </w:rPr>
+      </w:pPr>
+      <w:r>
+        <w:rPr>
+          <w:rFonts w:asciiTheme="majorHAnsi" w:eastAsia="Google Sans Text" w:hAnsiTheme="majorHAnsi" w:cstheme="majorHAnsi"/>
           <w:b/>
           <w:color w:val="1B1C1D"/>
         </w:rPr>
@@ -4274,17 +4146,10 @@
       </w:r>
       <w:r>
         <w:rPr>
-          <w:rFonts w:ascii="Google Sans Text" w:eastAsia="Google Sans Text" w:hAnsi="Google Sans Text" w:cs="Google Sans Text"/>
-          <w:color w:val="1B1C1D"/>
-        </w:rPr>
-        <w:t xml:space="preserve"> It makes the feature detection more robust to small shifts and distortions in the input image. If a feature moves slightly within the pooling window, the output of the pooling layer will l</w:t>
-      </w:r>
-      <w:r>
-        <w:rPr>
-          <w:rFonts w:ascii="Google Sans Text" w:eastAsia="Google Sans Text" w:hAnsi="Google Sans Text" w:cs="Google Sans Text"/>
-          <w:color w:val="1B1C1D"/>
-        </w:rPr>
-        <w:t>ikely remain the same because the maximum value is preserved.</w:t>
+          <w:rFonts w:asciiTheme="majorHAnsi" w:eastAsia="Google Sans Text" w:hAnsiTheme="majorHAnsi" w:cstheme="majorHAnsi"/>
+          <w:color w:val="1B1C1D"/>
+        </w:rPr>
+        <w:t xml:space="preserve"> It makes the feature detection more robust to small shifts and distortions in the input image. If a feature moves slightly within the pooling window, the output of the pooling layer will likely remain the same because the maximum value is preserved.</w:t>
       </w:r>
     </w:p>
     <w:p>
@@ -4301,21 +4166,23 @@
           <w:between w:val="nil"/>
         </w:pBdr>
         <w:spacing w:after="120" w:line="275" w:lineRule="auto"/>
+        <w:rPr>
+          <w:rFonts w:asciiTheme="majorHAnsi" w:hAnsiTheme="majorHAnsi" w:cstheme="majorHAnsi"/>
+        </w:rPr>
       </w:pPr>
       <w:proofErr w:type="spellStart"/>
       <w:r>
         <w:rPr>
-          <w:rFonts w:ascii="Google Sans Text" w:eastAsia="Google Sans Text" w:hAnsi="Google Sans Text" w:cs="Google Sans Text"/>
+          <w:rFonts w:asciiTheme="majorHAnsi" w:eastAsia="Google Sans Text" w:hAnsiTheme="majorHAnsi" w:cstheme="majorHAnsi"/>
           <w:b/>
           <w:color w:val="1B1C1D"/>
         </w:rPr>
-        <w:lastRenderedPageBreak/>
         <w:t>Overfitting</w:t>
       </w:r>
       <w:proofErr w:type="spellEnd"/>
       <w:r>
         <w:rPr>
-          <w:rFonts w:ascii="Google Sans Text" w:eastAsia="Google Sans Text" w:hAnsi="Google Sans Text" w:cs="Google Sans Text"/>
+          <w:rFonts w:asciiTheme="majorHAnsi" w:eastAsia="Google Sans Text" w:hAnsiTheme="majorHAnsi" w:cstheme="majorHAnsi"/>
           <w:b/>
           <w:color w:val="1B1C1D"/>
         </w:rPr>
@@ -4323,7 +4190,7 @@
       </w:r>
       <w:r>
         <w:rPr>
-          <w:rFonts w:ascii="Google Sans Text" w:eastAsia="Google Sans Text" w:hAnsi="Google Sans Text" w:cs="Google Sans Text"/>
+          <w:rFonts w:asciiTheme="majorHAnsi" w:eastAsia="Google Sans Text" w:hAnsiTheme="majorHAnsi" w:cstheme="majorHAnsi"/>
           <w:color w:val="1B1C1D"/>
         </w:rPr>
         <w:t xml:space="preserve"> By summarizing features in a </w:t>
@@ -4331,7 +4198,7 @@
       <w:proofErr w:type="spellStart"/>
       <w:r>
         <w:rPr>
-          <w:rFonts w:ascii="Google Sans Text" w:eastAsia="Google Sans Text" w:hAnsi="Google Sans Text" w:cs="Google Sans Text"/>
+          <w:rFonts w:asciiTheme="majorHAnsi" w:eastAsia="Google Sans Text" w:hAnsiTheme="majorHAnsi" w:cstheme="majorHAnsi"/>
           <w:color w:val="1B1C1D"/>
         </w:rPr>
         <w:t>neighborhood</w:t>
@@ -4339,7 +4206,7 @@
       <w:proofErr w:type="spellEnd"/>
       <w:r>
         <w:rPr>
-          <w:rFonts w:ascii="Google Sans Text" w:eastAsia="Google Sans Text" w:hAnsi="Google Sans Text" w:cs="Google Sans Text"/>
+          <w:rFonts w:asciiTheme="majorHAnsi" w:eastAsia="Google Sans Text" w:hAnsiTheme="majorHAnsi" w:cstheme="majorHAnsi"/>
           <w:color w:val="1B1C1D"/>
         </w:rPr>
         <w:t xml:space="preserve">, it helps to prevent the network from </w:t>
@@ -4347,7 +4214,7 @@
       <w:proofErr w:type="spellStart"/>
       <w:r>
         <w:rPr>
-          <w:rFonts w:ascii="Google Sans Text" w:eastAsia="Google Sans Text" w:hAnsi="Google Sans Text" w:cs="Google Sans Text"/>
+          <w:rFonts w:asciiTheme="majorHAnsi" w:eastAsia="Google Sans Text" w:hAnsiTheme="majorHAnsi" w:cstheme="majorHAnsi"/>
           <w:color w:val="1B1C1D"/>
         </w:rPr>
         <w:t>overfitting</w:t>
@@ -4355,7 +4222,7 @@
       <w:proofErr w:type="spellEnd"/>
       <w:r>
         <w:rPr>
-          <w:rFonts w:ascii="Google Sans Text" w:eastAsia="Google Sans Text" w:hAnsi="Google Sans Text" w:cs="Google Sans Text"/>
+          <w:rFonts w:asciiTheme="majorHAnsi" w:eastAsia="Google Sans Text" w:hAnsiTheme="majorHAnsi" w:cstheme="majorHAnsi"/>
           <w:color w:val="1B1C1D"/>
         </w:rPr>
         <w:t xml:space="preserve"> to the exact spatial locations of features in the training data.</w:t>
@@ -4372,11 +4239,14 @@
         </w:pBdr>
         <w:spacing w:before="120" w:after="240" w:line="275" w:lineRule="auto"/>
         <w:rPr>
-          <w:rFonts w:ascii="Google Sans Text" w:eastAsia="Google Sans Text" w:hAnsi="Google Sans Text" w:cs="Google Sans Text"/>
-          <w:color w:val="1B1C1D"/>
-        </w:rPr>
-      </w:pPr>
-      <w:r>
+          <w:rFonts w:asciiTheme="majorHAnsi" w:eastAsia="Google Sans Text" w:hAnsiTheme="majorHAnsi" w:cstheme="majorHAnsi"/>
+          <w:color w:val="1B1C1D"/>
+        </w:rPr>
+      </w:pPr>
+      <w:r>
+        <w:rPr>
+          <w:rFonts w:asciiTheme="majorHAnsi" w:hAnsiTheme="majorHAnsi" w:cstheme="majorHAnsi"/>
+        </w:rPr>
         <w:pict>
           <v:rect id="_x0000_i1033" style="width:0;height:1.5pt" o:hralign="center" o:hrstd="t" o:hr="t" fillcolor="#a0a0a0" stroked="f"/>
         </w:pict>
@@ -4387,33 +4257,41 @@
         <w:pStyle w:val="Heading3"/>
         <w:spacing w:before="0" w:after="120" w:line="275" w:lineRule="auto"/>
         <w:rPr>
-          <w:rFonts w:ascii="Google Sans Text" w:eastAsia="Google Sans Text" w:hAnsi="Google Sans Text" w:cs="Google Sans Text"/>
-          <w:color w:val="1B1C1D"/>
-        </w:rPr>
-      </w:pPr>
-      <w:r>
-        <w:rPr>
-          <w:rFonts w:ascii="Google Sans Text" w:eastAsia="Google Sans Text" w:hAnsi="Google Sans Text" w:cs="Google Sans Text"/>
-          <w:color w:val="1B1C1D"/>
+          <w:rFonts w:asciiTheme="majorHAnsi" w:eastAsia="Google Sans Text" w:hAnsiTheme="majorHAnsi" w:cstheme="majorHAnsi"/>
+          <w:color w:val="1B1C1D"/>
+          <w:sz w:val="24"/>
+          <w:u w:val="single"/>
+        </w:rPr>
+      </w:pPr>
+      <w:r>
+        <w:rPr>
+          <w:rFonts w:asciiTheme="majorHAnsi" w:eastAsia="Google Sans Text" w:hAnsiTheme="majorHAnsi" w:cstheme="majorHAnsi"/>
+          <w:color w:val="1B1C1D"/>
+          <w:sz w:val="24"/>
           <w:highlight w:val="yellow"/>
+          <w:u w:val="single"/>
         </w:rPr>
         <w:t xml:space="preserve">9. Explain the process of </w:t>
       </w:r>
       <w:proofErr w:type="spellStart"/>
       <w:r>
         <w:rPr>
-          <w:rFonts w:ascii="Google Sans Text" w:eastAsia="Google Sans Text" w:hAnsi="Google Sans Text" w:cs="Google Sans Text"/>
-          <w:color w:val="1B1C1D"/>
+          <w:rFonts w:asciiTheme="majorHAnsi" w:eastAsia="Google Sans Text" w:hAnsiTheme="majorHAnsi" w:cstheme="majorHAnsi"/>
+          <w:color w:val="1B1C1D"/>
+          <w:sz w:val="24"/>
           <w:highlight w:val="yellow"/>
+          <w:u w:val="single"/>
         </w:rPr>
         <w:t>backpropagation</w:t>
       </w:r>
       <w:proofErr w:type="spellEnd"/>
       <w:r>
         <w:rPr>
-          <w:rFonts w:ascii="Google Sans Text" w:eastAsia="Google Sans Text" w:hAnsi="Google Sans Text" w:cs="Google Sans Text"/>
-          <w:color w:val="1B1C1D"/>
+          <w:rFonts w:asciiTheme="majorHAnsi" w:eastAsia="Google Sans Text" w:hAnsiTheme="majorHAnsi" w:cstheme="majorHAnsi"/>
+          <w:color w:val="1B1C1D"/>
+          <w:sz w:val="24"/>
           <w:highlight w:val="yellow"/>
+          <w:u w:val="single"/>
         </w:rPr>
         <w:t xml:space="preserve"> in CNNs.</w:t>
       </w:r>
@@ -4427,16 +4305,16 @@
           <w:right w:val="nil"/>
           <w:between w:val="nil"/>
         </w:pBdr>
-        <w:spacing w:after="240" w:line="275" w:lineRule="auto"/>
-        <w:rPr>
-          <w:rFonts w:ascii="Google Sans Text" w:eastAsia="Google Sans Text" w:hAnsi="Google Sans Text" w:cs="Google Sans Text"/>
+        <w:spacing w:line="275" w:lineRule="auto"/>
+        <w:rPr>
+          <w:rFonts w:asciiTheme="majorHAnsi" w:eastAsia="Google Sans Text" w:hAnsiTheme="majorHAnsi" w:cstheme="majorHAnsi"/>
           <w:color w:val="1B1C1D"/>
         </w:rPr>
       </w:pPr>
       <w:proofErr w:type="spellStart"/>
       <w:r>
         <w:rPr>
-          <w:rFonts w:ascii="Google Sans Text" w:eastAsia="Google Sans Text" w:hAnsi="Google Sans Text" w:cs="Google Sans Text"/>
+          <w:rFonts w:asciiTheme="majorHAnsi" w:eastAsia="Google Sans Text" w:hAnsiTheme="majorHAnsi" w:cstheme="majorHAnsi"/>
           <w:b/>
           <w:color w:val="1B1C1D"/>
         </w:rPr>
@@ -4445,37 +4323,21 @@
       <w:proofErr w:type="spellEnd"/>
       <w:r>
         <w:rPr>
-          <w:rFonts w:ascii="Google Sans Text" w:eastAsia="Google Sans Text" w:hAnsi="Google Sans Text" w:cs="Google Sans Text"/>
-          <w:color w:val="1B1C1D"/>
-        </w:rPr>
-        <w:t xml:space="preserve"> is the algorithm used to train a CNN by iteratively adjusting the learnable parameters (weights and biases of the filters) to minimize the loss function. It is an application of the chain </w:t>
-      </w:r>
-      <w:r>
-        <w:rPr>
-          <w:rFonts w:ascii="Google Sans Text" w:eastAsia="Google Sans Text" w:hAnsi="Google Sans Text" w:cs="Google Sans Text"/>
-          <w:color w:val="1B1C1D"/>
-        </w:rPr>
-        <w:t>rule from calculus to compute the gradient of the loss with respect to each parameter.</w:t>
-      </w:r>
-    </w:p>
-    <w:p>
-      <w:pPr>
-        <w:pBdr>
-          <w:top w:val="nil"/>
-          <w:left w:val="nil"/>
-          <w:bottom w:val="nil"/>
-          <w:right w:val="nil"/>
-          <w:between w:val="nil"/>
-        </w:pBdr>
-        <w:spacing w:after="120" w:line="275" w:lineRule="auto"/>
-        <w:rPr>
-          <w:rFonts w:ascii="Google Sans Text" w:eastAsia="Google Sans Text" w:hAnsi="Google Sans Text" w:cs="Google Sans Text"/>
-          <w:color w:val="1B1C1D"/>
-        </w:rPr>
-      </w:pPr>
-      <w:r>
-        <w:rPr>
-          <w:rFonts w:ascii="Google Sans Text" w:eastAsia="Google Sans Text" w:hAnsi="Google Sans Text" w:cs="Google Sans Text"/>
+          <w:rFonts w:asciiTheme="majorHAnsi" w:eastAsia="Google Sans Text" w:hAnsiTheme="majorHAnsi" w:cstheme="majorHAnsi"/>
+          <w:color w:val="1B1C1D"/>
+        </w:rPr>
+        <w:t xml:space="preserve"> is the algorithm used to train a CNN by iteratively adjusting the learnable parameters (weights and biases of the filters) to minimize the loss function. It is an application of the chain rule from calculus to compute the gradient of the loss with respect to each parameter.</w:t>
+      </w:r>
+      <w:r>
+        <w:rPr>
+          <w:rFonts w:asciiTheme="majorHAnsi" w:eastAsia="Google Sans Text" w:hAnsiTheme="majorHAnsi" w:cstheme="majorHAnsi"/>
+          <w:color w:val="1B1C1D"/>
+        </w:rPr>
+        <w:t xml:space="preserve"> </w:t>
+      </w:r>
+      <w:r>
+        <w:rPr>
+          <w:rFonts w:asciiTheme="majorHAnsi" w:eastAsia="Google Sans Text" w:hAnsiTheme="majorHAnsi" w:cstheme="majorHAnsi"/>
           <w:color w:val="1B1C1D"/>
         </w:rPr>
         <w:t>The process involves two main passes: a forward pass and a backward pass.</w:t>
@@ -4495,57 +4357,40 @@
           <w:between w:val="nil"/>
         </w:pBdr>
         <w:spacing w:line="275" w:lineRule="auto"/>
-      </w:pPr>
-      <w:r>
-        <w:rPr>
-          <w:rFonts w:ascii="Google Sans Text" w:eastAsia="Google Sans Text" w:hAnsi="Google Sans Text" w:cs="Google Sans Text"/>
+        <w:rPr>
+          <w:rFonts w:asciiTheme="majorHAnsi" w:hAnsiTheme="majorHAnsi" w:cstheme="majorHAnsi"/>
+        </w:rPr>
+      </w:pPr>
+      <w:r>
+        <w:rPr>
+          <w:rFonts w:asciiTheme="majorHAnsi" w:eastAsia="Google Sans Text" w:hAnsiTheme="majorHAnsi" w:cstheme="majorHAnsi"/>
           <w:b/>
           <w:color w:val="1B1C1D"/>
         </w:rPr>
         <w:t>Forward Pass:</w:t>
       </w:r>
-    </w:p>
-    <w:p>
-      <w:pPr>
-        <w:numPr>
-          <w:ilvl w:val="1"/>
-          <w:numId w:val="25"/>
-        </w:numPr>
-        <w:pBdr>
-          <w:top w:val="nil"/>
-          <w:left w:val="nil"/>
-          <w:bottom w:val="nil"/>
-          <w:right w:val="nil"/>
-          <w:between w:val="nil"/>
-        </w:pBdr>
-        <w:spacing w:line="275" w:lineRule="auto"/>
-      </w:pPr>
-      <w:r>
-        <w:rPr>
-          <w:rFonts w:ascii="Google Sans Text" w:eastAsia="Google Sans Text" w:hAnsi="Google Sans Text" w:cs="Google Sans Text"/>
+      <w:r>
+        <w:rPr>
+          <w:rFonts w:asciiTheme="majorHAnsi" w:hAnsiTheme="majorHAnsi" w:cstheme="majorHAnsi"/>
+        </w:rPr>
+        <w:t xml:space="preserve"> </w:t>
+      </w:r>
+      <w:r>
+        <w:rPr>
+          <w:rFonts w:asciiTheme="majorHAnsi" w:eastAsia="Google Sans Text" w:hAnsiTheme="majorHAnsi" w:cstheme="majorHAnsi"/>
           <w:color w:val="1B1C1D"/>
         </w:rPr>
         <w:t>An input image is fed into the network.</w:t>
       </w:r>
-    </w:p>
-    <w:p>
-      <w:pPr>
-        <w:numPr>
-          <w:ilvl w:val="1"/>
-          <w:numId w:val="25"/>
-        </w:numPr>
-        <w:pBdr>
-          <w:top w:val="nil"/>
-          <w:left w:val="nil"/>
-          <w:bottom w:val="nil"/>
-          <w:right w:val="nil"/>
-          <w:between w:val="nil"/>
-        </w:pBdr>
-        <w:spacing w:line="275" w:lineRule="auto"/>
-      </w:pPr>
-      <w:r>
-        <w:rPr>
-          <w:rFonts w:ascii="Google Sans Text" w:eastAsia="Google Sans Text" w:hAnsi="Google Sans Text" w:cs="Google Sans Text"/>
+      <w:r>
+        <w:rPr>
+          <w:rFonts w:asciiTheme="majorHAnsi" w:hAnsiTheme="majorHAnsi" w:cstheme="majorHAnsi"/>
+        </w:rPr>
+        <w:t xml:space="preserve"> </w:t>
+      </w:r>
+      <w:r>
+        <w:rPr>
+          <w:rFonts w:asciiTheme="majorHAnsi" w:eastAsia="Google Sans Text" w:hAnsiTheme="majorHAnsi" w:cstheme="majorHAnsi"/>
           <w:color w:val="1B1C1D"/>
         </w:rPr>
         <w:t xml:space="preserve">It passes sequentially through the layers: convolution, activation (e.g., </w:t>
@@ -4553,7 +4398,7 @@
       <w:proofErr w:type="spellStart"/>
       <w:r>
         <w:rPr>
-          <w:rFonts w:ascii="Google Sans Text" w:eastAsia="Google Sans Text" w:hAnsi="Google Sans Text" w:cs="Google Sans Text"/>
+          <w:rFonts w:asciiTheme="majorHAnsi" w:eastAsia="Google Sans Text" w:hAnsiTheme="majorHAnsi" w:cstheme="majorHAnsi"/>
           <w:color w:val="1B1C1D"/>
         </w:rPr>
         <w:t>ReLU</w:t>
@@ -4561,40 +4406,23 @@
       <w:proofErr w:type="spellEnd"/>
       <w:r>
         <w:rPr>
-          <w:rFonts w:ascii="Google Sans Text" w:eastAsia="Google Sans Text" w:hAnsi="Google Sans Text" w:cs="Google Sans Text"/>
+          <w:rFonts w:asciiTheme="majorHAnsi" w:eastAsia="Google Sans Text" w:hAnsiTheme="majorHAnsi" w:cstheme="majorHAnsi"/>
           <w:color w:val="1B1C1D"/>
         </w:rPr>
         <w:t>), pooling, and fully connected layers.</w:t>
       </w:r>
-    </w:p>
-    <w:p>
-      <w:pPr>
-        <w:numPr>
-          <w:ilvl w:val="1"/>
-          <w:numId w:val="25"/>
-        </w:numPr>
-        <w:pBdr>
-          <w:top w:val="nil"/>
-          <w:left w:val="nil"/>
-          <w:bottom w:val="nil"/>
-          <w:right w:val="nil"/>
-          <w:between w:val="nil"/>
-        </w:pBdr>
-        <w:spacing w:line="275" w:lineRule="auto"/>
-      </w:pPr>
-      <w:r>
-        <w:rPr>
-          <w:rFonts w:ascii="Google Sans Text" w:eastAsia="Google Sans Text" w:hAnsi="Google Sans Text" w:cs="Google Sans Text"/>
-          <w:color w:val="1B1C1D"/>
-        </w:rPr>
-        <w:t>Each layer transforms the input from the previous layer, and the process continues until the final layer produces an output prediction (e.</w:t>
-      </w:r>
-      <w:r>
-        <w:rPr>
-          <w:rFonts w:ascii="Google Sans Text" w:eastAsia="Google Sans Text" w:hAnsi="Google Sans Text" w:cs="Google Sans Text"/>
-          <w:color w:val="1B1C1D"/>
-        </w:rPr>
-        <w:t>g., a vector of class probabilities).</w:t>
+      <w:r>
+        <w:rPr>
+          <w:rFonts w:asciiTheme="majorHAnsi" w:hAnsiTheme="majorHAnsi" w:cstheme="majorHAnsi"/>
+        </w:rPr>
+        <w:t xml:space="preserve"> </w:t>
+      </w:r>
+      <w:r>
+        <w:rPr>
+          <w:rFonts w:asciiTheme="majorHAnsi" w:eastAsia="Google Sans Text" w:hAnsiTheme="majorHAnsi" w:cstheme="majorHAnsi"/>
+          <w:color w:val="1B1C1D"/>
+        </w:rPr>
+        <w:t>Each layer transforms the input from the previous layer, and the process continues until the final layer produces an output prediction (e.g., a vector of class probabilities).</w:t>
       </w:r>
     </w:p>
     <w:p>
@@ -4611,57 +4439,40 @@
           <w:between w:val="nil"/>
         </w:pBdr>
         <w:spacing w:line="275" w:lineRule="auto"/>
-      </w:pPr>
-      <w:r>
-        <w:rPr>
-          <w:rFonts w:ascii="Google Sans Text" w:eastAsia="Google Sans Text" w:hAnsi="Google Sans Text" w:cs="Google Sans Text"/>
+        <w:rPr>
+          <w:rFonts w:asciiTheme="majorHAnsi" w:hAnsiTheme="majorHAnsi" w:cstheme="majorHAnsi"/>
+        </w:rPr>
+      </w:pPr>
+      <w:r>
+        <w:rPr>
+          <w:rFonts w:asciiTheme="majorHAnsi" w:eastAsia="Google Sans Text" w:hAnsiTheme="majorHAnsi" w:cstheme="majorHAnsi"/>
           <w:b/>
           <w:color w:val="1B1C1D"/>
         </w:rPr>
         <w:t>Calculate Loss:</w:t>
       </w:r>
-    </w:p>
-    <w:p>
-      <w:pPr>
-        <w:numPr>
-          <w:ilvl w:val="1"/>
-          <w:numId w:val="26"/>
-        </w:numPr>
-        <w:pBdr>
-          <w:top w:val="nil"/>
-          <w:left w:val="nil"/>
-          <w:bottom w:val="nil"/>
-          <w:right w:val="nil"/>
-          <w:between w:val="nil"/>
-        </w:pBdr>
-        <w:spacing w:line="275" w:lineRule="auto"/>
-      </w:pPr>
-      <w:r>
-        <w:rPr>
-          <w:rFonts w:ascii="Google Sans Text" w:eastAsia="Google Sans Text" w:hAnsi="Google Sans Text" w:cs="Google Sans Text"/>
+      <w:r>
+        <w:rPr>
+          <w:rFonts w:asciiTheme="majorHAnsi" w:hAnsiTheme="majorHAnsi" w:cstheme="majorHAnsi"/>
+        </w:rPr>
+        <w:t xml:space="preserve"> </w:t>
+      </w:r>
+      <w:r>
+        <w:rPr>
+          <w:rFonts w:asciiTheme="majorHAnsi" w:eastAsia="Google Sans Text" w:hAnsiTheme="majorHAnsi" w:cstheme="majorHAnsi"/>
           <w:color w:val="1B1C1D"/>
         </w:rPr>
         <w:t>The network's prediction is compared to the ground-truth label using a loss function (e.g., Cross-Entropy Loss).</w:t>
       </w:r>
-    </w:p>
-    <w:p>
-      <w:pPr>
-        <w:numPr>
-          <w:ilvl w:val="1"/>
-          <w:numId w:val="26"/>
-        </w:numPr>
-        <w:pBdr>
-          <w:top w:val="nil"/>
-          <w:left w:val="nil"/>
-          <w:bottom w:val="nil"/>
-          <w:right w:val="nil"/>
-          <w:between w:val="nil"/>
-        </w:pBdr>
-        <w:spacing w:line="275" w:lineRule="auto"/>
-      </w:pPr>
-      <w:r>
-        <w:rPr>
-          <w:rFonts w:ascii="Google Sans Text" w:eastAsia="Google Sans Text" w:hAnsi="Google Sans Text" w:cs="Google Sans Text"/>
+      <w:r>
+        <w:rPr>
+          <w:rFonts w:asciiTheme="majorHAnsi" w:hAnsiTheme="majorHAnsi" w:cstheme="majorHAnsi"/>
+        </w:rPr>
+        <w:t xml:space="preserve"> </w:t>
+      </w:r>
+      <w:r>
+        <w:rPr>
+          <w:rFonts w:asciiTheme="majorHAnsi" w:eastAsia="Google Sans Text" w:hAnsiTheme="majorHAnsi" w:cstheme="majorHAnsi"/>
           <w:color w:val="1B1C1D"/>
         </w:rPr>
         <w:t>The loss is a single scalar value that quantifies how wrong the network's prediction was.</w:t>
@@ -4681,10 +4492,13 @@
           <w:between w:val="nil"/>
         </w:pBdr>
         <w:spacing w:line="275" w:lineRule="auto"/>
-      </w:pPr>
-      <w:r>
-        <w:rPr>
-          <w:rFonts w:ascii="Google Sans Text" w:eastAsia="Google Sans Text" w:hAnsi="Google Sans Text" w:cs="Google Sans Text"/>
+        <w:rPr>
+          <w:rFonts w:asciiTheme="majorHAnsi" w:hAnsiTheme="majorHAnsi" w:cstheme="majorHAnsi"/>
+        </w:rPr>
+      </w:pPr>
+      <w:r>
+        <w:rPr>
+          <w:rFonts w:asciiTheme="majorHAnsi" w:eastAsia="Google Sans Text" w:hAnsiTheme="majorHAnsi" w:cstheme="majorHAnsi"/>
           <w:b/>
           <w:color w:val="1B1C1D"/>
         </w:rPr>
@@ -4693,7 +4507,7 @@
       <w:proofErr w:type="spellStart"/>
       <w:r>
         <w:rPr>
-          <w:rFonts w:ascii="Google Sans Text" w:eastAsia="Google Sans Text" w:hAnsi="Google Sans Text" w:cs="Google Sans Text"/>
+          <w:rFonts w:asciiTheme="majorHAnsi" w:eastAsia="Google Sans Text" w:hAnsiTheme="majorHAnsi" w:cstheme="majorHAnsi"/>
           <w:b/>
           <w:color w:val="1B1C1D"/>
         </w:rPr>
@@ -4702,11 +4516,53 @@
       <w:proofErr w:type="spellEnd"/>
       <w:r>
         <w:rPr>
-          <w:rFonts w:ascii="Google Sans Text" w:eastAsia="Google Sans Text" w:hAnsi="Google Sans Text" w:cs="Google Sans Text"/>
+          <w:rFonts w:asciiTheme="majorHAnsi" w:eastAsia="Google Sans Text" w:hAnsiTheme="majorHAnsi" w:cstheme="majorHAnsi"/>
           <w:b/>
           <w:color w:val="1B1C1D"/>
         </w:rPr>
         <w:t xml:space="preserve"> of Error):</w:t>
+      </w:r>
+      <w:r>
+        <w:rPr>
+          <w:rFonts w:asciiTheme="majorHAnsi" w:hAnsiTheme="majorHAnsi" w:cstheme="majorHAnsi"/>
+        </w:rPr>
+        <w:t xml:space="preserve"> </w:t>
+      </w:r>
+      <w:r>
+        <w:rPr>
+          <w:rFonts w:asciiTheme="majorHAnsi" w:eastAsia="Google Sans Text" w:hAnsiTheme="majorHAnsi" w:cstheme="majorHAnsi"/>
+          <w:color w:val="1B1C1D"/>
+        </w:rPr>
+        <w:t>The goal is to calculate the gradient of the loss function with respect to every weight and bias in the network (∂W∂</w:t>
+      </w:r>
+      <w:proofErr w:type="gramStart"/>
+      <w:r>
+        <w:rPr>
+          <w:rFonts w:asciiTheme="majorHAnsi" w:eastAsia="Google Sans Text" w:hAnsiTheme="majorHAnsi" w:cstheme="majorHAnsi"/>
+          <w:color w:val="1B1C1D"/>
+        </w:rPr>
+        <w:t>L​)</w:t>
+      </w:r>
+      <w:proofErr w:type="gramEnd"/>
+      <w:r>
+        <w:rPr>
+          <w:rFonts w:asciiTheme="majorHAnsi" w:eastAsia="Google Sans Text" w:hAnsiTheme="majorHAnsi" w:cstheme="majorHAnsi"/>
+          <w:color w:val="1B1C1D"/>
+        </w:rPr>
+        <w:t>.</w:t>
+      </w:r>
+      <w:r>
+        <w:rPr>
+          <w:rFonts w:asciiTheme="majorHAnsi" w:hAnsiTheme="majorHAnsi" w:cstheme="majorHAnsi"/>
+        </w:rPr>
+        <w:t xml:space="preserve"> </w:t>
+      </w:r>
+      <w:r>
+        <w:rPr>
+          <w:rFonts w:asciiTheme="majorHAnsi" w:eastAsia="Google Sans Text" w:hAnsiTheme="majorHAnsi" w:cstheme="majorHAnsi"/>
+          <w:color w:val="1B1C1D"/>
+        </w:rPr>
+        <w:t>This process starts from the final layer and moves backward towards the input layer, applying the chain rule at each step.</w:t>
       </w:r>
     </w:p>
     <w:p>
@@ -4723,29 +4579,24 @@
           <w:between w:val="nil"/>
         </w:pBdr>
         <w:spacing w:line="275" w:lineRule="auto"/>
-      </w:pPr>
-      <w:r>
-        <w:rPr>
-          <w:rFonts w:ascii="Google Sans Text" w:eastAsia="Google Sans Text" w:hAnsi="Google Sans Text" w:cs="Google Sans Text"/>
-          <w:color w:val="1B1C1D"/>
-        </w:rPr>
-        <w:t>The goal is to calculate the gradient of the loss function with respect to every weight and bias in the network (∂W∂</w:t>
-      </w:r>
-      <w:proofErr w:type="gramStart"/>
-      <w:r>
-        <w:rPr>
-          <w:rFonts w:ascii="Google Sans Text" w:eastAsia="Google Sans Text" w:hAnsi="Google Sans Text" w:cs="Google Sans Text"/>
-          <w:color w:val="1B1C1D"/>
-        </w:rPr>
-        <w:t>L​)</w:t>
-      </w:r>
-      <w:proofErr w:type="gramEnd"/>
-      <w:r>
-        <w:rPr>
-          <w:rFonts w:ascii="Google Sans Text" w:eastAsia="Google Sans Text" w:hAnsi="Google Sans Text" w:cs="Google Sans Text"/>
-          <w:color w:val="1B1C1D"/>
-        </w:rPr>
-        <w:t>.</w:t>
+        <w:rPr>
+          <w:rFonts w:asciiTheme="majorHAnsi" w:hAnsiTheme="majorHAnsi" w:cstheme="majorHAnsi"/>
+        </w:rPr>
+      </w:pPr>
+      <w:r>
+        <w:rPr>
+          <w:rFonts w:asciiTheme="majorHAnsi" w:eastAsia="Google Sans Text" w:hAnsiTheme="majorHAnsi" w:cstheme="majorHAnsi"/>
+          <w:b/>
+          <w:color w:val="1B1C1D"/>
+        </w:rPr>
+        <w:t>For Fully Connected Layers:</w:t>
+      </w:r>
+      <w:r>
+        <w:rPr>
+          <w:rFonts w:asciiTheme="majorHAnsi" w:eastAsia="Google Sans Text" w:hAnsiTheme="majorHAnsi" w:cstheme="majorHAnsi"/>
+          <w:color w:val="1B1C1D"/>
+        </w:rPr>
+        <w:t xml:space="preserve"> The process is the same as in a standard MLP.</w:t>
       </w:r>
     </w:p>
     <w:p>
@@ -4762,13 +4613,24 @@
           <w:between w:val="nil"/>
         </w:pBdr>
         <w:spacing w:line="275" w:lineRule="auto"/>
-      </w:pPr>
-      <w:r>
-        <w:rPr>
-          <w:rFonts w:ascii="Google Sans Text" w:eastAsia="Google Sans Text" w:hAnsi="Google Sans Text" w:cs="Google Sans Text"/>
-          <w:color w:val="1B1C1D"/>
-        </w:rPr>
-        <w:t>This process starts from the final layer and moves backward towards the input layer, applying the chain rule at each step.</w:t>
+        <w:rPr>
+          <w:rFonts w:asciiTheme="majorHAnsi" w:hAnsiTheme="majorHAnsi" w:cstheme="majorHAnsi"/>
+        </w:rPr>
+      </w:pPr>
+      <w:r>
+        <w:rPr>
+          <w:rFonts w:asciiTheme="majorHAnsi" w:eastAsia="Google Sans Text" w:hAnsiTheme="majorHAnsi" w:cstheme="majorHAnsi"/>
+          <w:b/>
+          <w:color w:val="1B1C1D"/>
+        </w:rPr>
+        <w:t>For Pooling Layers:</w:t>
+      </w:r>
+      <w:r>
+        <w:rPr>
+          <w:rFonts w:asciiTheme="majorHAnsi" w:eastAsia="Google Sans Text" w:hAnsiTheme="majorHAnsi" w:cstheme="majorHAnsi"/>
+          <w:color w:val="1B1C1D"/>
+        </w:rPr>
+        <w:t xml:space="preserve"> Since pooling (e.g., max pooling) has no parameters, the error is simply passed back to the neuron that contributed the maximum value during the forward pass. The gradients for all other neurons in that patch are zero.</w:t>
       </w:r>
     </w:p>
     <w:p>
@@ -4785,97 +4647,24 @@
           <w:between w:val="nil"/>
         </w:pBdr>
         <w:spacing w:line="275" w:lineRule="auto"/>
-      </w:pPr>
-      <w:r>
-        <w:rPr>
-          <w:rFonts w:ascii="Google Sans Text" w:eastAsia="Google Sans Text" w:hAnsi="Google Sans Text" w:cs="Google Sans Text"/>
+        <w:rPr>
+          <w:rFonts w:asciiTheme="majorHAnsi" w:hAnsiTheme="majorHAnsi" w:cstheme="majorHAnsi"/>
+        </w:rPr>
+      </w:pPr>
+      <w:r>
+        <w:rPr>
+          <w:rFonts w:asciiTheme="majorHAnsi" w:eastAsia="Google Sans Text" w:hAnsiTheme="majorHAnsi" w:cstheme="majorHAnsi"/>
           <w:b/>
           <w:color w:val="1B1C1D"/>
         </w:rPr>
-        <w:t>For Fully Connected Layers:</w:t>
-      </w:r>
-      <w:r>
-        <w:rPr>
-          <w:rFonts w:ascii="Google Sans Text" w:eastAsia="Google Sans Text" w:hAnsi="Google Sans Text" w:cs="Google Sans Text"/>
-          <w:color w:val="1B1C1D"/>
-        </w:rPr>
-        <w:t xml:space="preserve"> The process is the same as in a standard MLP.</w:t>
-      </w:r>
-    </w:p>
-    <w:p>
-      <w:pPr>
-        <w:numPr>
-          <w:ilvl w:val="1"/>
-          <w:numId w:val="2"/>
-        </w:numPr>
-        <w:pBdr>
-          <w:top w:val="nil"/>
-          <w:left w:val="nil"/>
-          <w:bottom w:val="nil"/>
-          <w:right w:val="nil"/>
-          <w:between w:val="nil"/>
-        </w:pBdr>
-        <w:spacing w:line="275" w:lineRule="auto"/>
-      </w:pPr>
-      <w:r>
-        <w:rPr>
-          <w:rFonts w:ascii="Google Sans Text" w:eastAsia="Google Sans Text" w:hAnsi="Google Sans Text" w:cs="Google Sans Text"/>
-          <w:b/>
-          <w:color w:val="1B1C1D"/>
-        </w:rPr>
-        <w:t>For Pooling Layers:</w:t>
-      </w:r>
-      <w:r>
-        <w:rPr>
-          <w:rFonts w:ascii="Google Sans Text" w:eastAsia="Google Sans Text" w:hAnsi="Google Sans Text" w:cs="Google Sans Text"/>
-          <w:color w:val="1B1C1D"/>
-        </w:rPr>
-        <w:t xml:space="preserve"> Since pooling (e.g., max pooling) has n</w:t>
-      </w:r>
-      <w:r>
-        <w:rPr>
-          <w:rFonts w:ascii="Google Sans Text" w:eastAsia="Google Sans Text" w:hAnsi="Google Sans Text" w:cs="Google Sans Text"/>
-          <w:color w:val="1B1C1D"/>
-        </w:rPr>
-        <w:t>o parameters, the error is simply passed back to the neuron that contributed the maximum value during the forward pass. The gradients for all other neurons in that patch are zero.</w:t>
-      </w:r>
-    </w:p>
-    <w:p>
-      <w:pPr>
-        <w:numPr>
-          <w:ilvl w:val="1"/>
-          <w:numId w:val="2"/>
-        </w:numPr>
-        <w:pBdr>
-          <w:top w:val="nil"/>
-          <w:left w:val="nil"/>
-          <w:bottom w:val="nil"/>
-          <w:right w:val="nil"/>
-          <w:between w:val="nil"/>
-        </w:pBdr>
-        <w:spacing w:line="275" w:lineRule="auto"/>
-      </w:pPr>
-      <w:r>
-        <w:rPr>
-          <w:rFonts w:ascii="Google Sans Text" w:eastAsia="Google Sans Text" w:hAnsi="Google Sans Text" w:cs="Google Sans Text"/>
-          <w:b/>
-          <w:color w:val="1B1C1D"/>
-        </w:rPr>
         <w:t>For Convolutional Layers:</w:t>
       </w:r>
       <w:r>
         <w:rPr>
-          <w:rFonts w:ascii="Google Sans Text" w:eastAsia="Google Sans Text" w:hAnsi="Google Sans Text" w:cs="Google Sans Text"/>
-          <w:color w:val="1B1C1D"/>
-        </w:rPr>
-        <w:t xml:space="preserve"> This is the most complex step. The gradient of the</w:t>
-      </w:r>
-      <w:r>
-        <w:rPr>
-          <w:rFonts w:ascii="Google Sans Text" w:eastAsia="Google Sans Text" w:hAnsi="Google Sans Text" w:cs="Google Sans Text"/>
-          <w:color w:val="1B1C1D"/>
-        </w:rPr>
-        <w:t xml:space="preserve"> loss is propagated back to the filter weights. Because the same filter is used across multiple locations (parameter sharing), the gradients from all these locations are summed up to get the final gradient for that filter.</w:t>
+          <w:rFonts w:asciiTheme="majorHAnsi" w:eastAsia="Google Sans Text" w:hAnsiTheme="majorHAnsi" w:cstheme="majorHAnsi"/>
+          <w:color w:val="1B1C1D"/>
+        </w:rPr>
+        <w:t xml:space="preserve"> This is the most complex step. The gradient of the loss is propagated back to the filter weights. Because the same filter is used across multiple locations (parameter sharing), the gradients from all these locations are summed up to get the final gradient for that filter.</w:t>
       </w:r>
     </w:p>
     <w:p>
@@ -4892,10 +4681,13 @@
           <w:between w:val="nil"/>
         </w:pBdr>
         <w:spacing w:line="275" w:lineRule="auto"/>
-      </w:pPr>
-      <w:r>
-        <w:rPr>
-          <w:rFonts w:ascii="Google Sans Text" w:eastAsia="Google Sans Text" w:hAnsi="Google Sans Text" w:cs="Google Sans Text"/>
+        <w:rPr>
+          <w:rFonts w:asciiTheme="majorHAnsi" w:hAnsiTheme="majorHAnsi" w:cstheme="majorHAnsi"/>
+        </w:rPr>
+      </w:pPr>
+      <w:r>
+        <w:rPr>
+          <w:rFonts w:asciiTheme="majorHAnsi" w:eastAsia="Google Sans Text" w:hAnsiTheme="majorHAnsi" w:cstheme="majorHAnsi"/>
           <w:b/>
           <w:color w:val="1B1C1D"/>
         </w:rPr>
@@ -4916,20 +4708,16 @@
           <w:between w:val="nil"/>
         </w:pBdr>
         <w:spacing w:line="275" w:lineRule="auto"/>
-      </w:pPr>
-      <w:r>
-        <w:rPr>
-          <w:rFonts w:ascii="Google Sans Text" w:eastAsia="Google Sans Text" w:hAnsi="Google Sans Text" w:cs="Google Sans Text"/>
-          <w:color w:val="1B1C1D"/>
-        </w:rPr>
-        <w:t>Once the gradients</w:t>
-      </w:r>
-      <w:r>
-        <w:rPr>
-          <w:rFonts w:ascii="Google Sans Text" w:eastAsia="Google Sans Text" w:hAnsi="Google Sans Text" w:cs="Google Sans Text"/>
-          <w:color w:val="1B1C1D"/>
-        </w:rPr>
-        <w:t xml:space="preserve"> for all parameters are calculated, an optimization algorithm like Stochastic Gradient Descent (SGD) or Adam is used to update the weights and biases.</w:t>
+        <w:rPr>
+          <w:rFonts w:asciiTheme="majorHAnsi" w:hAnsiTheme="majorHAnsi" w:cstheme="majorHAnsi"/>
+        </w:rPr>
+      </w:pPr>
+      <w:r>
+        <w:rPr>
+          <w:rFonts w:asciiTheme="majorHAnsi" w:eastAsia="Google Sans Text" w:hAnsiTheme="majorHAnsi" w:cstheme="majorHAnsi"/>
+          <w:color w:val="1B1C1D"/>
+        </w:rPr>
+        <w:t>Once the gradients for all parameters are calculated, an optimization algorithm like Stochastic Gradient Descent (SGD) or Adam is used to update the weights and biases.</w:t>
       </w:r>
     </w:p>
     <w:p>
@@ -4946,10 +4734,13 @@
           <w:between w:val="nil"/>
         </w:pBdr>
         <w:spacing w:line="275" w:lineRule="auto"/>
-      </w:pPr>
-      <w:r>
-        <w:rPr>
-          <w:rFonts w:ascii="Google Sans Text" w:eastAsia="Google Sans Text" w:hAnsi="Google Sans Text" w:cs="Google Sans Text"/>
+        <w:rPr>
+          <w:rFonts w:asciiTheme="majorHAnsi" w:hAnsiTheme="majorHAnsi" w:cstheme="majorHAnsi"/>
+        </w:rPr>
+      </w:pPr>
+      <w:r>
+        <w:rPr>
+          <w:rFonts w:asciiTheme="majorHAnsi" w:eastAsia="Google Sans Text" w:hAnsiTheme="majorHAnsi" w:cstheme="majorHAnsi"/>
           <w:color w:val="1B1C1D"/>
         </w:rPr>
         <w:t xml:space="preserve">The update rule is: </w:t>
@@ -4957,7 +4748,7 @@
       <w:proofErr w:type="spellStart"/>
       <w:r>
         <w:rPr>
-          <w:rFonts w:ascii="Google Sans Text" w:eastAsia="Google Sans Text" w:hAnsi="Google Sans Text" w:cs="Google Sans Text"/>
+          <w:rFonts w:asciiTheme="majorHAnsi" w:eastAsia="Google Sans Text" w:hAnsiTheme="majorHAnsi" w:cstheme="majorHAnsi"/>
           <w:color w:val="1B1C1D"/>
         </w:rPr>
         <w:t>Wnew</w:t>
@@ -4965,7 +4756,7 @@
       <w:proofErr w:type="spellEnd"/>
       <w:r>
         <w:rPr>
-          <w:rFonts w:ascii="Google Sans Text" w:eastAsia="Google Sans Text" w:hAnsi="Google Sans Text" w:cs="Google Sans Text"/>
+          <w:rFonts w:asciiTheme="majorHAnsi" w:eastAsia="Google Sans Text" w:hAnsiTheme="majorHAnsi" w:cstheme="majorHAnsi"/>
           <w:color w:val="1B1C1D"/>
         </w:rPr>
         <w:t>​=Wold​−</w:t>
@@ -4973,7 +4764,7 @@
       <w:proofErr w:type="spellStart"/>
       <w:r>
         <w:rPr>
-          <w:rFonts w:ascii="Google Sans Text" w:eastAsia="Google Sans Text" w:hAnsi="Google Sans Text" w:cs="Google Sans Text"/>
+          <w:rFonts w:asciiTheme="majorHAnsi" w:eastAsia="Google Sans Text" w:hAnsiTheme="majorHAnsi" w:cstheme="majorHAnsi"/>
           <w:color w:val="1B1C1D"/>
         </w:rPr>
         <w:t>η∂W∂</w:t>
@@ -4981,7 +4772,7 @@
       <w:proofErr w:type="gramStart"/>
       <w:r>
         <w:rPr>
-          <w:rFonts w:ascii="Google Sans Text" w:eastAsia="Google Sans Text" w:hAnsi="Google Sans Text" w:cs="Google Sans Text"/>
+          <w:rFonts w:asciiTheme="majorHAnsi" w:eastAsia="Google Sans Text" w:hAnsiTheme="majorHAnsi" w:cstheme="majorHAnsi"/>
           <w:color w:val="1B1C1D"/>
         </w:rPr>
         <w:t>L</w:t>
@@ -4989,7 +4780,7 @@
       <w:proofErr w:type="spellEnd"/>
       <w:r>
         <w:rPr>
-          <w:rFonts w:ascii="Google Sans Text" w:eastAsia="Google Sans Text" w:hAnsi="Google Sans Text" w:cs="Google Sans Text"/>
+          <w:rFonts w:asciiTheme="majorHAnsi" w:eastAsia="Google Sans Text" w:hAnsiTheme="majorHAnsi" w:cstheme="majorHAnsi"/>
           <w:color w:val="1B1C1D"/>
         </w:rPr>
         <w:t>​,</w:t>
@@ -4997,7 +4788,7 @@
       <w:proofErr w:type="gramEnd"/>
       <w:r>
         <w:rPr>
-          <w:rFonts w:ascii="Google Sans Text" w:eastAsia="Google Sans Text" w:hAnsi="Google Sans Text" w:cs="Google Sans Text"/>
+          <w:rFonts w:asciiTheme="majorHAnsi" w:eastAsia="Google Sans Text" w:hAnsiTheme="majorHAnsi" w:cstheme="majorHAnsi"/>
           <w:color w:val="1B1C1D"/>
         </w:rPr>
         <w:t xml:space="preserve"> where η is the learning rate.</w:t>
@@ -5017,10 +4808,13 @@
           <w:between w:val="nil"/>
         </w:pBdr>
         <w:spacing w:after="120" w:line="275" w:lineRule="auto"/>
-      </w:pPr>
-      <w:r>
-        <w:rPr>
-          <w:rFonts w:ascii="Google Sans Text" w:eastAsia="Google Sans Text" w:hAnsi="Google Sans Text" w:cs="Google Sans Text"/>
+        <w:rPr>
+          <w:rFonts w:asciiTheme="majorHAnsi" w:hAnsiTheme="majorHAnsi" w:cstheme="majorHAnsi"/>
+        </w:rPr>
+      </w:pPr>
+      <w:r>
+        <w:rPr>
+          <w:rFonts w:asciiTheme="majorHAnsi" w:eastAsia="Google Sans Text" w:hAnsiTheme="majorHAnsi" w:cstheme="majorHAnsi"/>
           <w:color w:val="1B1C1D"/>
         </w:rPr>
         <w:t>The parameters are adjusted in the direction that most effectively reduces the loss.</w:t>
@@ -5037,15 +4831,16 @@
         </w:pBdr>
         <w:spacing w:before="240" w:after="240" w:line="275" w:lineRule="auto"/>
         <w:rPr>
-          <w:rFonts w:ascii="Google Sans Text" w:eastAsia="Google Sans Text" w:hAnsi="Google Sans Text" w:cs="Google Sans Text"/>
-          <w:color w:val="1B1C1D"/>
-        </w:rPr>
-      </w:pPr>
-      <w:r>
-        <w:rPr>
-          <w:rFonts w:ascii="Google Sans Text" w:eastAsia="Google Sans Text" w:hAnsi="Google Sans Text" w:cs="Google Sans Text"/>
-          <w:color w:val="1B1C1D"/>
-        </w:rPr>
+          <w:rFonts w:asciiTheme="majorHAnsi" w:eastAsia="Google Sans Text" w:hAnsiTheme="majorHAnsi" w:cstheme="majorHAnsi"/>
+          <w:color w:val="1B1C1D"/>
+        </w:rPr>
+      </w:pPr>
+      <w:r>
+        <w:rPr>
+          <w:rFonts w:asciiTheme="majorHAnsi" w:eastAsia="Google Sans Text" w:hAnsiTheme="majorHAnsi" w:cstheme="majorHAnsi"/>
+          <w:color w:val="1B1C1D"/>
+        </w:rPr>
+        <w:lastRenderedPageBreak/>
         <w:t>This entire cycle of forward pass, loss calculation, backward pass, and weight update is repeated for many epochs until the network's performance converges.</w:t>
       </w:r>
     </w:p>
@@ -5060,11 +4855,14 @@
         </w:pBdr>
         <w:spacing w:before="120" w:after="240" w:line="275" w:lineRule="auto"/>
         <w:rPr>
-          <w:rFonts w:ascii="Google Sans Text" w:eastAsia="Google Sans Text" w:hAnsi="Google Sans Text" w:cs="Google Sans Text"/>
-          <w:color w:val="1B1C1D"/>
-        </w:rPr>
-      </w:pPr>
-      <w:r>
+          <w:rFonts w:asciiTheme="majorHAnsi" w:eastAsia="Google Sans Text" w:hAnsiTheme="majorHAnsi" w:cstheme="majorHAnsi"/>
+          <w:color w:val="1B1C1D"/>
+        </w:rPr>
+      </w:pPr>
+      <w:r>
+        <w:rPr>
+          <w:rFonts w:asciiTheme="majorHAnsi" w:hAnsiTheme="majorHAnsi" w:cstheme="majorHAnsi"/>
+        </w:rPr>
         <w:pict>
           <v:rect id="_x0000_i1034" style="width:0;height:1.5pt" o:hralign="center" o:hrstd="t" o:hr="t" fillcolor="#a0a0a0" stroked="f"/>
         </w:pict>
@@ -5075,41 +4873,41 @@
         <w:pStyle w:val="Heading3"/>
         <w:spacing w:before="0" w:after="120" w:line="275" w:lineRule="auto"/>
         <w:rPr>
-          <w:rFonts w:ascii="Google Sans Text" w:eastAsia="Google Sans Text" w:hAnsi="Google Sans Text" w:cs="Google Sans Text"/>
-          <w:color w:val="1B1C1D"/>
-        </w:rPr>
-      </w:pPr>
-      <w:r>
-        <w:rPr>
-          <w:rFonts w:ascii="Google Sans Text" w:eastAsia="Google Sans Text" w:hAnsi="Google Sans Text" w:cs="Google Sans Text"/>
-          <w:color w:val="1B1C1D"/>
+          <w:rFonts w:asciiTheme="majorHAnsi" w:eastAsia="Google Sans Text" w:hAnsiTheme="majorHAnsi" w:cstheme="majorHAnsi"/>
+          <w:color w:val="1B1C1D"/>
+          <w:sz w:val="24"/>
+          <w:u w:val="single"/>
+        </w:rPr>
+      </w:pPr>
+      <w:r>
+        <w:rPr>
+          <w:rFonts w:asciiTheme="majorHAnsi" w:eastAsia="Google Sans Text" w:hAnsiTheme="majorHAnsi" w:cstheme="majorHAnsi"/>
+          <w:color w:val="1B1C1D"/>
+          <w:sz w:val="24"/>
           <w:highlight w:val="yellow"/>
-        </w:rPr>
-        <w:t xml:space="preserve">10. Write a </w:t>
-      </w:r>
-      <w:r>
-        <w:rPr>
-          <w:rFonts w:ascii="Google Sans Text" w:eastAsia="Google Sans Text" w:hAnsi="Google Sans Text" w:cs="Google Sans Text"/>
-          <w:color w:val="1B1C1D"/>
+          <w:u w:val="single"/>
+        </w:rPr>
+        <w:t xml:space="preserve">10. Write a short note on </w:t>
+      </w:r>
+      <w:proofErr w:type="spellStart"/>
+      <w:r>
+        <w:rPr>
+          <w:rFonts w:asciiTheme="majorHAnsi" w:eastAsia="Google Sans Text" w:hAnsiTheme="majorHAnsi" w:cstheme="majorHAnsi"/>
+          <w:color w:val="1B1C1D"/>
+          <w:sz w:val="24"/>
           <w:highlight w:val="yellow"/>
-        </w:rPr>
-        <w:t xml:space="preserve">short note on </w:t>
-      </w:r>
-      <w:proofErr w:type="spellStart"/>
-      <w:r>
-        <w:rPr>
-          <w:rFonts w:ascii="Google Sans Text" w:eastAsia="Google Sans Text" w:hAnsi="Google Sans Text" w:cs="Google Sans Text"/>
-          <w:color w:val="1B1C1D"/>
+          <w:u w:val="single"/>
+        </w:rPr>
+        <w:t>LeNet</w:t>
+      </w:r>
+      <w:proofErr w:type="spellEnd"/>
+      <w:r>
+        <w:rPr>
+          <w:rFonts w:asciiTheme="majorHAnsi" w:eastAsia="Google Sans Text" w:hAnsiTheme="majorHAnsi" w:cstheme="majorHAnsi"/>
+          <w:color w:val="1B1C1D"/>
+          <w:sz w:val="24"/>
           <w:highlight w:val="yellow"/>
-        </w:rPr>
-        <w:t>LeNet</w:t>
-      </w:r>
-      <w:proofErr w:type="spellEnd"/>
-      <w:r>
-        <w:rPr>
-          <w:rFonts w:ascii="Google Sans Text" w:eastAsia="Google Sans Text" w:hAnsi="Google Sans Text" w:cs="Google Sans Text"/>
-          <w:color w:val="1B1C1D"/>
-          <w:highlight w:val="yellow"/>
+          <w:u w:val="single"/>
         </w:rPr>
         <w:t xml:space="preserve"> architecture and its applications.</w:t>
       </w:r>
@@ -5125,14 +4923,14 @@
         </w:pBdr>
         <w:spacing w:after="240" w:line="275" w:lineRule="auto"/>
         <w:rPr>
-          <w:rFonts w:ascii="Google Sans Text" w:eastAsia="Google Sans Text" w:hAnsi="Google Sans Text" w:cs="Google Sans Text"/>
+          <w:rFonts w:asciiTheme="majorHAnsi" w:eastAsia="Google Sans Text" w:hAnsiTheme="majorHAnsi" w:cstheme="majorHAnsi"/>
           <w:color w:val="1B1C1D"/>
         </w:rPr>
       </w:pPr>
       <w:proofErr w:type="spellStart"/>
       <w:r>
         <w:rPr>
-          <w:rFonts w:ascii="Google Sans Text" w:eastAsia="Google Sans Text" w:hAnsi="Google Sans Text" w:cs="Google Sans Text"/>
+          <w:rFonts w:asciiTheme="majorHAnsi" w:eastAsia="Google Sans Text" w:hAnsiTheme="majorHAnsi" w:cstheme="majorHAnsi"/>
           <w:b/>
           <w:color w:val="1B1C1D"/>
         </w:rPr>
@@ -5141,7 +4939,7 @@
       <w:proofErr w:type="spellEnd"/>
       <w:r>
         <w:rPr>
-          <w:rFonts w:ascii="Google Sans Text" w:eastAsia="Google Sans Text" w:hAnsi="Google Sans Text" w:cs="Google Sans Text"/>
+          <w:rFonts w:asciiTheme="majorHAnsi" w:eastAsia="Google Sans Text" w:hAnsiTheme="majorHAnsi" w:cstheme="majorHAnsi"/>
           <w:color w:val="1B1C1D"/>
         </w:rPr>
         <w:t xml:space="preserve"> (specifically LeNet-5) is one of the earliest and most influential Convolutional Neural Network architectures, developed by </w:t>
@@ -5149,7 +4947,7 @@
       <w:proofErr w:type="spellStart"/>
       <w:r>
         <w:rPr>
-          <w:rFonts w:ascii="Google Sans Text" w:eastAsia="Google Sans Text" w:hAnsi="Google Sans Text" w:cs="Google Sans Text"/>
+          <w:rFonts w:asciiTheme="majorHAnsi" w:eastAsia="Google Sans Text" w:hAnsiTheme="majorHAnsi" w:cstheme="majorHAnsi"/>
           <w:color w:val="1B1C1D"/>
         </w:rPr>
         <w:t>Yann</w:t>
@@ -5157,7 +4955,7 @@
       <w:proofErr w:type="spellEnd"/>
       <w:r>
         <w:rPr>
-          <w:rFonts w:ascii="Google Sans Text" w:eastAsia="Google Sans Text" w:hAnsi="Google Sans Text" w:cs="Google Sans Text"/>
+          <w:rFonts w:asciiTheme="majorHAnsi" w:eastAsia="Google Sans Text" w:hAnsiTheme="majorHAnsi" w:cstheme="majorHAnsi"/>
           <w:color w:val="1B1C1D"/>
         </w:rPr>
         <w:t xml:space="preserve"> </w:t>
@@ -5165,7 +4963,7 @@
       <w:proofErr w:type="spellStart"/>
       <w:r>
         <w:rPr>
-          <w:rFonts w:ascii="Google Sans Text" w:eastAsia="Google Sans Text" w:hAnsi="Google Sans Text" w:cs="Google Sans Text"/>
+          <w:rFonts w:asciiTheme="majorHAnsi" w:eastAsia="Google Sans Text" w:hAnsiTheme="majorHAnsi" w:cstheme="majorHAnsi"/>
           <w:color w:val="1B1C1D"/>
         </w:rPr>
         <w:t>LeCun</w:t>
@@ -5173,17 +4971,10 @@
       <w:proofErr w:type="spellEnd"/>
       <w:r>
         <w:rPr>
-          <w:rFonts w:ascii="Google Sans Text" w:eastAsia="Google Sans Text" w:hAnsi="Google Sans Text" w:cs="Google Sans Text"/>
-          <w:color w:val="1B1C1D"/>
-        </w:rPr>
-        <w:t xml:space="preserve"> and his colleagues in the 1990s. It is considered a pioneering work that demonstrated the power of CNNs for document rec</w:t>
-      </w:r>
-      <w:r>
-        <w:rPr>
-          <w:rFonts w:ascii="Google Sans Text" w:eastAsia="Google Sans Text" w:hAnsi="Google Sans Text" w:cs="Google Sans Text"/>
-          <w:color w:val="1B1C1D"/>
-        </w:rPr>
-        <w:t>ognition tasks.</w:t>
+          <w:rFonts w:asciiTheme="majorHAnsi" w:eastAsia="Google Sans Text" w:hAnsiTheme="majorHAnsi" w:cstheme="majorHAnsi"/>
+          <w:color w:val="1B1C1D"/>
+        </w:rPr>
+        <w:t xml:space="preserve"> and his colleagues in the 1990s. It is considered a pioneering work that demonstrated the power of CNNs for document recognition tasks.</w:t>
       </w:r>
     </w:p>
     <w:p>
@@ -5197,34 +4988,31 @@
         </w:pBdr>
         <w:spacing w:line="275" w:lineRule="auto"/>
         <w:rPr>
-          <w:rFonts w:ascii="Google Sans Text" w:eastAsia="Google Sans Text" w:hAnsi="Google Sans Text" w:cs="Google Sans Text"/>
-        </w:rPr>
-      </w:pPr>
-      <w:r>
-        <w:rPr>
-          <w:rFonts w:ascii="Google Sans Text" w:eastAsia="Google Sans Text" w:hAnsi="Google Sans Text" w:cs="Google Sans Text"/>
-        </w:rPr>
-        <w:lastRenderedPageBreak/>
-        <w:t>Architecture:</w:t>
-      </w:r>
-    </w:p>
-    <w:p>
-      <w:pPr>
-        <w:pBdr>
-          <w:top w:val="nil"/>
-          <w:left w:val="nil"/>
-          <w:bottom w:val="nil"/>
-          <w:right w:val="nil"/>
-          <w:between w:val="nil"/>
-        </w:pBdr>
-        <w:spacing w:line="275" w:lineRule="auto"/>
-        <w:rPr>
-          <w:rFonts w:ascii="Google Sans Text" w:eastAsia="Google Sans Text" w:hAnsi="Google Sans Text" w:cs="Google Sans Text"/>
-        </w:rPr>
-      </w:pPr>
-      <w:r>
-        <w:rPr>
-          <w:rFonts w:ascii="Google Sans Text" w:eastAsia="Google Sans Text" w:hAnsi="Google Sans Text" w:cs="Google Sans Text"/>
+          <w:rFonts w:asciiTheme="majorHAnsi" w:eastAsia="Google Sans Text" w:hAnsiTheme="majorHAnsi" w:cstheme="majorHAnsi"/>
+        </w:rPr>
+      </w:pPr>
+      <w:r>
+        <w:rPr>
+          <w:rFonts w:asciiTheme="majorHAnsi" w:eastAsia="Google Sans Text" w:hAnsiTheme="majorHAnsi" w:cstheme="majorHAnsi"/>
+          <w:b/>
+        </w:rPr>
+        <w:t>Architecture</w:t>
+      </w:r>
+      <w:r>
+        <w:rPr>
+          <w:rFonts w:asciiTheme="majorHAnsi" w:eastAsia="Google Sans Text" w:hAnsiTheme="majorHAnsi" w:cstheme="majorHAnsi"/>
+        </w:rPr>
+        <w:t>:</w:t>
+      </w:r>
+      <w:r>
+        <w:rPr>
+          <w:rFonts w:asciiTheme="majorHAnsi" w:eastAsia="Google Sans Text" w:hAnsiTheme="majorHAnsi" w:cstheme="majorHAnsi"/>
+        </w:rPr>
+        <w:t xml:space="preserve"> </w:t>
+      </w:r>
+      <w:r>
+        <w:rPr>
+          <w:rFonts w:asciiTheme="majorHAnsi" w:eastAsia="Google Sans Text" w:hAnsiTheme="majorHAnsi" w:cstheme="majorHAnsi"/>
         </w:rPr>
         <w:t>LeNet-5 has a simple and effective architecture that established the standard template for many modern CNNs: a sequence of convolutional and pooling layers, followed by fully connected layers for classification.</w:t>
       </w:r>
@@ -5240,23 +5028,16 @@
         </w:pBdr>
         <w:spacing w:after="120" w:line="275" w:lineRule="auto"/>
         <w:rPr>
-          <w:rFonts w:ascii="Google Sans Text" w:eastAsia="Google Sans Text" w:hAnsi="Google Sans Text" w:cs="Google Sans Text"/>
-          <w:color w:val="1B1C1D"/>
-        </w:rPr>
-      </w:pPr>
-      <w:r>
-        <w:rPr>
-          <w:rFonts w:ascii="Google Sans Text" w:eastAsia="Google Sans Text" w:hAnsi="Google Sans Text" w:cs="Google Sans Text"/>
-          <w:color w:val="1B1C1D"/>
-        </w:rPr>
-        <w:t>The typical Le</w:t>
-      </w:r>
-      <w:r>
-        <w:rPr>
-          <w:rFonts w:ascii="Google Sans Text" w:eastAsia="Google Sans Text" w:hAnsi="Google Sans Text" w:cs="Google Sans Text"/>
-          <w:color w:val="1B1C1D"/>
-        </w:rPr>
-        <w:t>Net-5 architecture consists of 7 layers (excluding the input):</w:t>
+          <w:rFonts w:asciiTheme="majorHAnsi" w:eastAsia="Google Sans Text" w:hAnsiTheme="majorHAnsi" w:cstheme="majorHAnsi"/>
+          <w:color w:val="1B1C1D"/>
+        </w:rPr>
+      </w:pPr>
+      <w:r>
+        <w:rPr>
+          <w:rFonts w:asciiTheme="majorHAnsi" w:eastAsia="Google Sans Text" w:hAnsiTheme="majorHAnsi" w:cstheme="majorHAnsi"/>
+          <w:color w:val="1B1C1D"/>
+        </w:rPr>
+        <w:t>The typical LeNet-5 architecture consists of 7 layers (excluding the input):</w:t>
       </w:r>
     </w:p>
     <w:p>
@@ -5273,10 +5054,13 @@
           <w:between w:val="nil"/>
         </w:pBdr>
         <w:spacing w:line="275" w:lineRule="auto"/>
-      </w:pPr>
-      <w:r>
-        <w:rPr>
-          <w:rFonts w:ascii="Google Sans Text" w:eastAsia="Google Sans Text" w:hAnsi="Google Sans Text" w:cs="Google Sans Text"/>
+        <w:rPr>
+          <w:rFonts w:asciiTheme="majorHAnsi" w:hAnsiTheme="majorHAnsi" w:cstheme="majorHAnsi"/>
+        </w:rPr>
+      </w:pPr>
+      <w:r>
+        <w:rPr>
+          <w:rFonts w:asciiTheme="majorHAnsi" w:eastAsia="Google Sans Text" w:hAnsiTheme="majorHAnsi" w:cstheme="majorHAnsi"/>
           <w:b/>
           <w:color w:val="1B1C1D"/>
         </w:rPr>
@@ -5284,7 +5068,7 @@
       </w:r>
       <w:r>
         <w:rPr>
-          <w:rFonts w:ascii="Google Sans Text" w:eastAsia="Google Sans Text" w:hAnsi="Google Sans Text" w:cs="Google Sans Text"/>
+          <w:rFonts w:asciiTheme="majorHAnsi" w:eastAsia="Google Sans Text" w:hAnsiTheme="majorHAnsi" w:cstheme="majorHAnsi"/>
           <w:color w:val="1B1C1D"/>
         </w:rPr>
         <w:t xml:space="preserve"> Uses 6 filters of size 5x5 to create 6 feature maps.</w:t>
@@ -5304,10 +5088,13 @@
           <w:between w:val="nil"/>
         </w:pBdr>
         <w:spacing w:line="275" w:lineRule="auto"/>
-      </w:pPr>
-      <w:r>
-        <w:rPr>
-          <w:rFonts w:ascii="Google Sans Text" w:eastAsia="Google Sans Text" w:hAnsi="Google Sans Text" w:cs="Google Sans Text"/>
+        <w:rPr>
+          <w:rFonts w:asciiTheme="majorHAnsi" w:hAnsiTheme="majorHAnsi" w:cstheme="majorHAnsi"/>
+        </w:rPr>
+      </w:pPr>
+      <w:r>
+        <w:rPr>
+          <w:rFonts w:asciiTheme="majorHAnsi" w:eastAsia="Google Sans Text" w:hAnsiTheme="majorHAnsi" w:cstheme="majorHAnsi"/>
           <w:b/>
           <w:color w:val="1B1C1D"/>
         </w:rPr>
@@ -5315,7 +5102,7 @@
       </w:r>
       <w:r>
         <w:rPr>
-          <w:rFonts w:ascii="Google Sans Text" w:eastAsia="Google Sans Text" w:hAnsi="Google Sans Text" w:cs="Google Sans Text"/>
+          <w:rFonts w:asciiTheme="majorHAnsi" w:eastAsia="Google Sans Text" w:hAnsiTheme="majorHAnsi" w:cstheme="majorHAnsi"/>
           <w:color w:val="1B1C1D"/>
         </w:rPr>
         <w:t xml:space="preserve"> Performs average pooling with a 2x2 window to </w:t>
@@ -5323,7 +5110,7 @@
       <w:proofErr w:type="spellStart"/>
       <w:r>
         <w:rPr>
-          <w:rFonts w:ascii="Google Sans Text" w:eastAsia="Google Sans Text" w:hAnsi="Google Sans Text" w:cs="Google Sans Text"/>
+          <w:rFonts w:asciiTheme="majorHAnsi" w:eastAsia="Google Sans Text" w:hAnsiTheme="majorHAnsi" w:cstheme="majorHAnsi"/>
           <w:color w:val="1B1C1D"/>
         </w:rPr>
         <w:t>downsample</w:t>
@@ -5331,10 +5118,10 @@
       <w:proofErr w:type="spellEnd"/>
       <w:r>
         <w:rPr>
-          <w:rFonts w:ascii="Google Sans Text" w:eastAsia="Google Sans Text" w:hAnsi="Google Sans Text" w:cs="Google Sans Text"/>
-          <w:color w:val="1B1C1D"/>
-        </w:rPr>
-        <w:t xml:space="preserve"> the feature maps.</w:t>
+          <w:rFonts w:asciiTheme="majorHAnsi" w:eastAsia="Google Sans Text" w:hAnsiTheme="majorHAnsi" w:cstheme="majorHAnsi"/>
+          <w:color w:val="1B1C1D"/>
+        </w:rPr>
+        <w:t xml:space="preserve"> feature maps.</w:t>
       </w:r>
     </w:p>
     <w:p>
@@ -5351,10 +5138,13 @@
           <w:between w:val="nil"/>
         </w:pBdr>
         <w:spacing w:line="275" w:lineRule="auto"/>
-      </w:pPr>
-      <w:r>
-        <w:rPr>
-          <w:rFonts w:ascii="Google Sans Text" w:eastAsia="Google Sans Text" w:hAnsi="Google Sans Text" w:cs="Google Sans Text"/>
+        <w:rPr>
+          <w:rFonts w:asciiTheme="majorHAnsi" w:hAnsiTheme="majorHAnsi" w:cstheme="majorHAnsi"/>
+        </w:rPr>
+      </w:pPr>
+      <w:r>
+        <w:rPr>
+          <w:rFonts w:asciiTheme="majorHAnsi" w:eastAsia="Google Sans Text" w:hAnsiTheme="majorHAnsi" w:cstheme="majorHAnsi"/>
           <w:b/>
           <w:color w:val="1B1C1D"/>
         </w:rPr>
@@ -5362,7 +5152,7 @@
       </w:r>
       <w:r>
         <w:rPr>
-          <w:rFonts w:ascii="Google Sans Text" w:eastAsia="Google Sans Text" w:hAnsi="Google Sans Text" w:cs="Google Sans Text"/>
+          <w:rFonts w:asciiTheme="majorHAnsi" w:eastAsia="Google Sans Text" w:hAnsiTheme="majorHAnsi" w:cstheme="majorHAnsi"/>
           <w:color w:val="1B1C1D"/>
         </w:rPr>
         <w:t xml:space="preserve"> A more complex layer with 16 filters of size 5x5, which combines inputs from the S2 layer's feature maps.</w:t>
@@ -5382,10 +5172,13 @@
           <w:between w:val="nil"/>
         </w:pBdr>
         <w:spacing w:line="275" w:lineRule="auto"/>
-      </w:pPr>
-      <w:r>
-        <w:rPr>
-          <w:rFonts w:ascii="Google Sans Text" w:eastAsia="Google Sans Text" w:hAnsi="Google Sans Text" w:cs="Google Sans Text"/>
+        <w:rPr>
+          <w:rFonts w:asciiTheme="majorHAnsi" w:hAnsiTheme="majorHAnsi" w:cstheme="majorHAnsi"/>
+        </w:rPr>
+      </w:pPr>
+      <w:r>
+        <w:rPr>
+          <w:rFonts w:asciiTheme="majorHAnsi" w:eastAsia="Google Sans Text" w:hAnsiTheme="majorHAnsi" w:cstheme="majorHAnsi"/>
           <w:b/>
           <w:color w:val="1B1C1D"/>
         </w:rPr>
@@ -5393,7 +5186,7 @@
       </w:r>
       <w:r>
         <w:rPr>
-          <w:rFonts w:ascii="Google Sans Text" w:eastAsia="Google Sans Text" w:hAnsi="Google Sans Text" w:cs="Google Sans Text"/>
+          <w:rFonts w:asciiTheme="majorHAnsi" w:eastAsia="Google Sans Text" w:hAnsiTheme="majorHAnsi" w:cstheme="majorHAnsi"/>
           <w:color w:val="1B1C1D"/>
         </w:rPr>
         <w:t xml:space="preserve"> Another average pooling layer with a 2x2 window.</w:t>
@@ -5413,10 +5206,13 @@
           <w:between w:val="nil"/>
         </w:pBdr>
         <w:spacing w:line="275" w:lineRule="auto"/>
-      </w:pPr>
-      <w:r>
-        <w:rPr>
-          <w:rFonts w:ascii="Google Sans Text" w:eastAsia="Google Sans Text" w:hAnsi="Google Sans Text" w:cs="Google Sans Text"/>
+        <w:rPr>
+          <w:rFonts w:asciiTheme="majorHAnsi" w:hAnsiTheme="majorHAnsi" w:cstheme="majorHAnsi"/>
+        </w:rPr>
+      </w:pPr>
+      <w:r>
+        <w:rPr>
+          <w:rFonts w:asciiTheme="majorHAnsi" w:eastAsia="Google Sans Text" w:hAnsiTheme="majorHAnsi" w:cstheme="majorHAnsi"/>
           <w:b/>
           <w:color w:val="1B1C1D"/>
         </w:rPr>
@@ -5424,17 +5220,10 @@
       </w:r>
       <w:r>
         <w:rPr>
-          <w:rFonts w:ascii="Google Sans Text" w:eastAsia="Google Sans Text" w:hAnsi="Google Sans Text" w:cs="Google Sans Text"/>
-          <w:color w:val="1B1C1D"/>
-        </w:rPr>
-        <w:t xml:space="preserve"> Has 120 filters o</w:t>
-      </w:r>
-      <w:r>
-        <w:rPr>
-          <w:rFonts w:ascii="Google Sans Text" w:eastAsia="Google Sans Text" w:hAnsi="Google Sans Text" w:cs="Google Sans Text"/>
-          <w:color w:val="1B1C1D"/>
-        </w:rPr>
-        <w:t>f size 5x5. This layer is sometimes viewed as a fully connected layer because its input and filter sizes match.</w:t>
+          <w:rFonts w:asciiTheme="majorHAnsi" w:eastAsia="Google Sans Text" w:hAnsiTheme="majorHAnsi" w:cstheme="majorHAnsi"/>
+          <w:color w:val="1B1C1D"/>
+        </w:rPr>
+        <w:t xml:space="preserve"> Has 120 filters of size 5x5. This layer is sometimes viewed as a fully connected layer because its input and filter sizes match.</w:t>
       </w:r>
     </w:p>
     <w:p>
@@ -5451,10 +5240,13 @@
           <w:between w:val="nil"/>
         </w:pBdr>
         <w:spacing w:line="275" w:lineRule="auto"/>
-      </w:pPr>
-      <w:r>
-        <w:rPr>
-          <w:rFonts w:ascii="Google Sans Text" w:eastAsia="Google Sans Text" w:hAnsi="Google Sans Text" w:cs="Google Sans Text"/>
+        <w:rPr>
+          <w:rFonts w:asciiTheme="majorHAnsi" w:hAnsiTheme="majorHAnsi" w:cstheme="majorHAnsi"/>
+        </w:rPr>
+      </w:pPr>
+      <w:r>
+        <w:rPr>
+          <w:rFonts w:asciiTheme="majorHAnsi" w:eastAsia="Google Sans Text" w:hAnsiTheme="majorHAnsi" w:cstheme="majorHAnsi"/>
           <w:b/>
           <w:color w:val="1B1C1D"/>
         </w:rPr>
@@ -5462,7 +5254,7 @@
       </w:r>
       <w:r>
         <w:rPr>
-          <w:rFonts w:ascii="Google Sans Text" w:eastAsia="Google Sans Text" w:hAnsi="Google Sans Text" w:cs="Google Sans Text"/>
+          <w:rFonts w:asciiTheme="majorHAnsi" w:eastAsia="Google Sans Text" w:hAnsiTheme="majorHAnsi" w:cstheme="majorHAnsi"/>
           <w:color w:val="1B1C1D"/>
         </w:rPr>
         <w:t xml:space="preserve"> Contains 84 neurons.</w:t>
@@ -5482,10 +5274,13 @@
           <w:between w:val="nil"/>
         </w:pBdr>
         <w:spacing w:after="120" w:line="275" w:lineRule="auto"/>
-      </w:pPr>
-      <w:r>
-        <w:rPr>
-          <w:rFonts w:ascii="Google Sans Text" w:eastAsia="Google Sans Text" w:hAnsi="Google Sans Text" w:cs="Google Sans Text"/>
+        <w:rPr>
+          <w:rFonts w:asciiTheme="majorHAnsi" w:hAnsiTheme="majorHAnsi" w:cstheme="majorHAnsi"/>
+        </w:rPr>
+      </w:pPr>
+      <w:r>
+        <w:rPr>
+          <w:rFonts w:asciiTheme="majorHAnsi" w:eastAsia="Google Sans Text" w:hAnsiTheme="majorHAnsi" w:cstheme="majorHAnsi"/>
           <w:b/>
           <w:color w:val="1B1C1D"/>
         </w:rPr>
@@ -5493,22 +5288,15 @@
       </w:r>
       <w:r>
         <w:rPr>
-          <w:rFonts w:ascii="Google Sans Text" w:eastAsia="Google Sans Text" w:hAnsi="Google Sans Text" w:cs="Google Sans Text"/>
-          <w:color w:val="1B1C1D"/>
-        </w:rPr>
-        <w:t xml:space="preserve"> A final fully connected layer with 10 output neurons (one for each digit 0-9), of</w:t>
-      </w:r>
-      <w:r>
-        <w:rPr>
-          <w:rFonts w:ascii="Google Sans Text" w:eastAsia="Google Sans Text" w:hAnsi="Google Sans Text" w:cs="Google Sans Text"/>
-          <w:color w:val="1B1C1D"/>
-        </w:rPr>
-        <w:t xml:space="preserve">ten using a </w:t>
+          <w:rFonts w:asciiTheme="majorHAnsi" w:eastAsia="Google Sans Text" w:hAnsiTheme="majorHAnsi" w:cstheme="majorHAnsi"/>
+          <w:color w:val="1B1C1D"/>
+        </w:rPr>
+        <w:t xml:space="preserve"> A final fully connected layer with 10 output neurons (one for each digit 0-9), often using a </w:t>
       </w:r>
       <w:proofErr w:type="spellStart"/>
       <w:r>
         <w:rPr>
-          <w:rFonts w:ascii="Google Sans Text" w:eastAsia="Google Sans Text" w:hAnsi="Google Sans Text" w:cs="Google Sans Text"/>
+          <w:rFonts w:asciiTheme="majorHAnsi" w:eastAsia="Google Sans Text" w:hAnsiTheme="majorHAnsi" w:cstheme="majorHAnsi"/>
           <w:color w:val="1B1C1D"/>
         </w:rPr>
         <w:t>softmax</w:t>
@@ -5516,7 +5304,7 @@
       <w:proofErr w:type="spellEnd"/>
       <w:r>
         <w:rPr>
-          <w:rFonts w:ascii="Google Sans Text" w:eastAsia="Google Sans Text" w:hAnsi="Google Sans Text" w:cs="Google Sans Text"/>
+          <w:rFonts w:asciiTheme="majorHAnsi" w:eastAsia="Google Sans Text" w:hAnsiTheme="majorHAnsi" w:cstheme="majorHAnsi"/>
           <w:color w:val="1B1C1D"/>
         </w:rPr>
         <w:t xml:space="preserve"> activation for classification.</w:t>
@@ -5533,14 +5321,14 @@
         </w:pBdr>
         <w:spacing w:before="240" w:after="240" w:line="275" w:lineRule="auto"/>
         <w:rPr>
-          <w:rFonts w:ascii="Google Sans Text" w:eastAsia="Google Sans Text" w:hAnsi="Google Sans Text" w:cs="Google Sans Text"/>
+          <w:rFonts w:asciiTheme="majorHAnsi" w:eastAsia="Google Sans Text" w:hAnsiTheme="majorHAnsi" w:cstheme="majorHAnsi"/>
           <w:color w:val="1B1C1D"/>
         </w:rPr>
       </w:pPr>
       <w:proofErr w:type="spellStart"/>
       <w:r>
         <w:rPr>
-          <w:rFonts w:ascii="Google Sans Text" w:eastAsia="Google Sans Text" w:hAnsi="Google Sans Text" w:cs="Google Sans Text"/>
+          <w:rFonts w:asciiTheme="majorHAnsi" w:eastAsia="Google Sans Text" w:hAnsiTheme="majorHAnsi" w:cstheme="majorHAnsi"/>
           <w:color w:val="1B1C1D"/>
         </w:rPr>
         <w:t>LeNet</w:t>
@@ -5548,7 +5336,7 @@
       <w:proofErr w:type="spellEnd"/>
       <w:r>
         <w:rPr>
-          <w:rFonts w:ascii="Google Sans Text" w:eastAsia="Google Sans Text" w:hAnsi="Google Sans Text" w:cs="Google Sans Text"/>
+          <w:rFonts w:asciiTheme="majorHAnsi" w:eastAsia="Google Sans Text" w:hAnsiTheme="majorHAnsi" w:cstheme="majorHAnsi"/>
           <w:color w:val="1B1C1D"/>
         </w:rPr>
         <w:t xml:space="preserve"> used </w:t>
@@ -5556,7 +5344,7 @@
       <w:proofErr w:type="spellStart"/>
       <w:r>
         <w:rPr>
-          <w:rFonts w:ascii="Google Sans Text" w:eastAsia="Google Sans Text" w:hAnsi="Google Sans Text" w:cs="Google Sans Text"/>
+          <w:rFonts w:asciiTheme="majorHAnsi" w:eastAsia="Google Sans Text" w:hAnsiTheme="majorHAnsi" w:cstheme="majorHAnsi"/>
           <w:color w:val="1B1C1D"/>
         </w:rPr>
         <w:t>tanh</w:t>
@@ -5564,7 +5352,7 @@
       <w:proofErr w:type="spellEnd"/>
       <w:r>
         <w:rPr>
-          <w:rFonts w:ascii="Google Sans Text" w:eastAsia="Google Sans Text" w:hAnsi="Google Sans Text" w:cs="Google Sans Text"/>
+          <w:rFonts w:asciiTheme="majorHAnsi" w:eastAsia="Google Sans Text" w:hAnsiTheme="majorHAnsi" w:cstheme="majorHAnsi"/>
           <w:color w:val="1B1C1D"/>
         </w:rPr>
         <w:t xml:space="preserve"> or sigmoid as its activation functions, unlike modern networks that primarily use </w:t>
@@ -5572,7 +5360,7 @@
       <w:proofErr w:type="spellStart"/>
       <w:r>
         <w:rPr>
-          <w:rFonts w:ascii="Google Sans Text" w:eastAsia="Google Sans Text" w:hAnsi="Google Sans Text" w:cs="Google Sans Text"/>
+          <w:rFonts w:asciiTheme="majorHAnsi" w:eastAsia="Google Sans Text" w:hAnsiTheme="majorHAnsi" w:cstheme="majorHAnsi"/>
           <w:color w:val="1B1C1D"/>
         </w:rPr>
         <w:t>ReLU</w:t>
@@ -5580,7 +5368,7 @@
       <w:proofErr w:type="spellEnd"/>
       <w:r>
         <w:rPr>
-          <w:rFonts w:ascii="Google Sans Text" w:eastAsia="Google Sans Text" w:hAnsi="Google Sans Text" w:cs="Google Sans Text"/>
+          <w:rFonts w:asciiTheme="majorHAnsi" w:eastAsia="Google Sans Text" w:hAnsiTheme="majorHAnsi" w:cstheme="majorHAnsi"/>
           <w:color w:val="1B1C1D"/>
         </w:rPr>
         <w:t>.</w:t>
@@ -5597,14 +5385,211 @@
         </w:pBdr>
         <w:spacing w:line="275" w:lineRule="auto"/>
         <w:rPr>
-          <w:rFonts w:ascii="Google Sans Text" w:eastAsia="Google Sans Text" w:hAnsi="Google Sans Text" w:cs="Google Sans Text"/>
-        </w:rPr>
-      </w:pPr>
-      <w:r>
-        <w:rPr>
-          <w:rFonts w:ascii="Google Sans Text" w:eastAsia="Google Sans Text" w:hAnsi="Google Sans Text" w:cs="Google Sans Text"/>
+          <w:rFonts w:asciiTheme="majorHAnsi" w:eastAsia="Google Sans Text" w:hAnsiTheme="majorHAnsi" w:cstheme="majorHAnsi"/>
+        </w:rPr>
+      </w:pPr>
+      <w:r>
+        <w:rPr>
+          <w:rFonts w:asciiTheme="majorHAnsi" w:eastAsia="Google Sans Text" w:hAnsiTheme="majorHAnsi" w:cstheme="majorHAnsi"/>
         </w:rPr>
         <w:t>Applications:</w:t>
+      </w:r>
+      <w:r>
+        <w:rPr>
+          <w:rFonts w:asciiTheme="majorHAnsi" w:eastAsia="Google Sans Text" w:hAnsiTheme="majorHAnsi" w:cstheme="majorHAnsi"/>
+        </w:rPr>
+        <w:t xml:space="preserve"> </w:t>
+      </w:r>
+      <w:proofErr w:type="spellStart"/>
+      <w:r>
+        <w:rPr>
+          <w:rFonts w:asciiTheme="majorHAnsi" w:eastAsia="Google Sans Text" w:hAnsiTheme="majorHAnsi" w:cstheme="majorHAnsi"/>
+        </w:rPr>
+        <w:t>LeNet</w:t>
+      </w:r>
+      <w:proofErr w:type="spellEnd"/>
+      <w:r>
+        <w:rPr>
+          <w:rFonts w:asciiTheme="majorHAnsi" w:eastAsia="Google Sans Text" w:hAnsiTheme="majorHAnsi" w:cstheme="majorHAnsi"/>
+        </w:rPr>
+        <w:t xml:space="preserve"> was originally designed and famously used for handwritten digit recognition. Its primary commercial application was in reading zip codes on mail and recognizing numbers on bank checks, tasks where it achieved very high accuracy and demonstrated its real-world viability. Although modern architectures are far more complex, the fundamental principles pioneered by </w:t>
+      </w:r>
+      <w:proofErr w:type="spellStart"/>
+      <w:r>
+        <w:rPr>
+          <w:rFonts w:asciiTheme="majorHAnsi" w:eastAsia="Google Sans Text" w:hAnsiTheme="majorHAnsi" w:cstheme="majorHAnsi"/>
+        </w:rPr>
+        <w:t>LeNet</w:t>
+      </w:r>
+      <w:proofErr w:type="spellEnd"/>
+      <w:r>
+        <w:rPr>
+          <w:rFonts w:asciiTheme="majorHAnsi" w:eastAsia="Google Sans Text" w:hAnsiTheme="majorHAnsi" w:cstheme="majorHAnsi"/>
+        </w:rPr>
+        <w:t xml:space="preserve"> form the foundation of virtually all modern computer vision applications.</w:t>
+      </w:r>
+    </w:p>
+    <w:p>
+      <w:pPr>
+        <w:pBdr>
+          <w:top w:val="nil"/>
+          <w:left w:val="nil"/>
+          <w:bottom w:val="nil"/>
+          <w:right w:val="nil"/>
+          <w:between w:val="nil"/>
+        </w:pBdr>
+        <w:spacing w:before="120" w:after="240" w:line="275" w:lineRule="auto"/>
+        <w:rPr>
+          <w:rFonts w:asciiTheme="majorHAnsi" w:eastAsia="Google Sans Text" w:hAnsiTheme="majorHAnsi" w:cstheme="majorHAnsi"/>
+        </w:rPr>
+      </w:pPr>
+      <w:r>
+        <w:rPr>
+          <w:rFonts w:asciiTheme="majorHAnsi" w:hAnsiTheme="majorHAnsi" w:cstheme="majorHAnsi"/>
+        </w:rPr>
+        <w:pict>
+          <v:rect id="_x0000_i1035" style="width:0;height:1.5pt" o:hralign="center" o:hrstd="t" o:hr="t" fillcolor="#a0a0a0" stroked="f"/>
+        </w:pict>
+      </w:r>
+    </w:p>
+    <w:p>
+      <w:pPr>
+        <w:pStyle w:val="Heading3"/>
+        <w:spacing w:before="0" w:after="120" w:line="275" w:lineRule="auto"/>
+        <w:rPr>
+          <w:rFonts w:asciiTheme="majorHAnsi" w:eastAsia="Google Sans Text" w:hAnsiTheme="majorHAnsi" w:cstheme="majorHAnsi"/>
+          <w:color w:val="1B1C1D"/>
+          <w:sz w:val="24"/>
+          <w:u w:val="single"/>
+        </w:rPr>
+      </w:pPr>
+      <w:r>
+        <w:rPr>
+          <w:rFonts w:asciiTheme="majorHAnsi" w:eastAsia="Google Sans Text" w:hAnsiTheme="majorHAnsi" w:cstheme="majorHAnsi"/>
+          <w:color w:val="1B1C1D"/>
+          <w:sz w:val="24"/>
+          <w:highlight w:val="yellow"/>
+          <w:u w:val="single"/>
+        </w:rPr>
+        <w:t xml:space="preserve">11. What is </w:t>
+      </w:r>
+      <w:proofErr w:type="spellStart"/>
+      <w:r>
+        <w:rPr>
+          <w:rFonts w:asciiTheme="majorHAnsi" w:eastAsia="Google Sans Text" w:hAnsiTheme="majorHAnsi" w:cstheme="majorHAnsi"/>
+          <w:color w:val="1B1C1D"/>
+          <w:sz w:val="24"/>
+          <w:highlight w:val="yellow"/>
+          <w:u w:val="single"/>
+        </w:rPr>
+        <w:t>PixelNet</w:t>
+      </w:r>
+      <w:proofErr w:type="spellEnd"/>
+      <w:r>
+        <w:rPr>
+          <w:rFonts w:asciiTheme="majorHAnsi" w:eastAsia="Google Sans Text" w:hAnsiTheme="majorHAnsi" w:cstheme="majorHAnsi"/>
+          <w:color w:val="1B1C1D"/>
+          <w:sz w:val="24"/>
+          <w:highlight w:val="yellow"/>
+          <w:u w:val="single"/>
+        </w:rPr>
+        <w:t>? Mention its applications.</w:t>
+      </w:r>
+    </w:p>
+    <w:p>
+      <w:pPr>
+        <w:pBdr>
+          <w:top w:val="nil"/>
+          <w:left w:val="nil"/>
+          <w:bottom w:val="nil"/>
+          <w:right w:val="nil"/>
+          <w:between w:val="nil"/>
+        </w:pBdr>
+        <w:spacing w:after="240" w:line="275" w:lineRule="auto"/>
+        <w:rPr>
+          <w:rFonts w:asciiTheme="majorHAnsi" w:eastAsia="Google Sans Text" w:hAnsiTheme="majorHAnsi" w:cstheme="majorHAnsi"/>
+          <w:color w:val="1B1C1D"/>
+        </w:rPr>
+      </w:pPr>
+      <w:proofErr w:type="spellStart"/>
+      <w:r>
+        <w:rPr>
+          <w:rFonts w:asciiTheme="majorHAnsi" w:eastAsia="Google Sans Text" w:hAnsiTheme="majorHAnsi" w:cstheme="majorHAnsi"/>
+          <w:b/>
+          <w:color w:val="1B1C1D"/>
+        </w:rPr>
+        <w:t>PixelNet</w:t>
+      </w:r>
+      <w:proofErr w:type="spellEnd"/>
+      <w:r>
+        <w:rPr>
+          <w:rFonts w:asciiTheme="majorHAnsi" w:eastAsia="Google Sans Text" w:hAnsiTheme="majorHAnsi" w:cstheme="majorHAnsi"/>
+          <w:color w:val="1B1C1D"/>
+        </w:rPr>
+        <w:t xml:space="preserve"> is a deep neural network architecture designed for dense, per-pixel prediction tasks, most notably </w:t>
+      </w:r>
+      <w:r>
+        <w:rPr>
+          <w:rFonts w:asciiTheme="majorHAnsi" w:eastAsia="Google Sans Text" w:hAnsiTheme="majorHAnsi" w:cstheme="majorHAnsi"/>
+          <w:b/>
+          <w:color w:val="1B1C1D"/>
+        </w:rPr>
+        <w:t>semantic segmentation</w:t>
+      </w:r>
+      <w:r>
+        <w:rPr>
+          <w:rFonts w:asciiTheme="majorHAnsi" w:eastAsia="Google Sans Text" w:hAnsiTheme="majorHAnsi" w:cstheme="majorHAnsi"/>
+          <w:color w:val="1B1C1D"/>
+        </w:rPr>
+        <w:t xml:space="preserve">. Unlike other popular architectures for segmentation like Fully Convolutional Networks (FCNs), which use </w:t>
+      </w:r>
+      <w:proofErr w:type="spellStart"/>
+      <w:r>
+        <w:rPr>
+          <w:rFonts w:asciiTheme="majorHAnsi" w:eastAsia="Google Sans Text" w:hAnsiTheme="majorHAnsi" w:cstheme="majorHAnsi"/>
+          <w:color w:val="1B1C1D"/>
+        </w:rPr>
+        <w:t>upsampling</w:t>
+      </w:r>
+      <w:proofErr w:type="spellEnd"/>
+      <w:r>
+        <w:rPr>
+          <w:rFonts w:asciiTheme="majorHAnsi" w:eastAsia="Google Sans Text" w:hAnsiTheme="majorHAnsi" w:cstheme="majorHAnsi"/>
+          <w:color w:val="1B1C1D"/>
+        </w:rPr>
+        <w:t xml:space="preserve"> or </w:t>
+      </w:r>
+      <w:proofErr w:type="spellStart"/>
+      <w:r>
+        <w:rPr>
+          <w:rFonts w:asciiTheme="majorHAnsi" w:eastAsia="Google Sans Text" w:hAnsiTheme="majorHAnsi" w:cstheme="majorHAnsi"/>
+          <w:color w:val="1B1C1D"/>
+        </w:rPr>
+        <w:t>deconvolution</w:t>
+      </w:r>
+      <w:proofErr w:type="spellEnd"/>
+      <w:r>
+        <w:rPr>
+          <w:rFonts w:asciiTheme="majorHAnsi" w:eastAsia="Google Sans Text" w:hAnsiTheme="majorHAnsi" w:cstheme="majorHAnsi"/>
+          <w:color w:val="1B1C1D"/>
+        </w:rPr>
+        <w:t xml:space="preserve"> layers to generate a full-resolution output, </w:t>
+      </w:r>
+      <w:proofErr w:type="spellStart"/>
+      <w:r>
+        <w:rPr>
+          <w:rFonts w:asciiTheme="majorHAnsi" w:eastAsia="Google Sans Text" w:hAnsiTheme="majorHAnsi" w:cstheme="majorHAnsi"/>
+          <w:color w:val="1B1C1D"/>
+        </w:rPr>
+        <w:t>PixelNet</w:t>
+      </w:r>
+      <w:proofErr w:type="spellEnd"/>
+      <w:r>
+        <w:rPr>
+          <w:rFonts w:asciiTheme="majorHAnsi" w:eastAsia="Google Sans Text" w:hAnsiTheme="majorHAnsi" w:cstheme="majorHAnsi"/>
+          <w:color w:val="1B1C1D"/>
+        </w:rPr>
+        <w:t xml:space="preserve"> takes a different approach.</w:t>
       </w:r>
     </w:p>
     <w:p>
@@ -5618,282 +5603,45 @@
         </w:pBdr>
         <w:spacing w:line="275" w:lineRule="auto"/>
         <w:rPr>
-          <w:rFonts w:ascii="Google Sans Text" w:eastAsia="Google Sans Text" w:hAnsi="Google Sans Text" w:cs="Google Sans Text"/>
-        </w:rPr>
-      </w:pPr>
+          <w:rFonts w:asciiTheme="majorHAnsi" w:eastAsia="Google Sans Text" w:hAnsiTheme="majorHAnsi" w:cstheme="majorHAnsi"/>
+        </w:rPr>
+      </w:pPr>
+      <w:r>
+        <w:rPr>
+          <w:rFonts w:asciiTheme="majorHAnsi" w:eastAsia="Google Sans Text" w:hAnsiTheme="majorHAnsi" w:cstheme="majorHAnsi"/>
+          <w:b/>
+        </w:rPr>
+        <w:t>Concept</w:t>
+      </w:r>
+      <w:r>
+        <w:rPr>
+          <w:rFonts w:asciiTheme="majorHAnsi" w:eastAsia="Google Sans Text" w:hAnsiTheme="majorHAnsi" w:cstheme="majorHAnsi"/>
+        </w:rPr>
+        <w:t>:</w:t>
+      </w:r>
+      <w:r>
+        <w:rPr>
+          <w:rFonts w:asciiTheme="majorHAnsi" w:eastAsia="Google Sans Text" w:hAnsiTheme="majorHAnsi" w:cstheme="majorHAnsi"/>
+        </w:rPr>
+        <w:t xml:space="preserve"> </w:t>
+      </w:r>
+      <w:r>
+        <w:rPr>
+          <w:rFonts w:asciiTheme="majorHAnsi" w:eastAsia="Google Sans Text" w:hAnsiTheme="majorHAnsi" w:cstheme="majorHAnsi"/>
+        </w:rPr>
+        <w:t xml:space="preserve">to make an independent classification decision for each pixel in the input image. To do this, for every pixel, it gathers features from different depths of a pre-trained base CNN (like VGG or </w:t>
+      </w:r>
       <w:proofErr w:type="spellStart"/>
       <w:r>
         <w:rPr>
-          <w:rFonts w:ascii="Google Sans Text" w:eastAsia="Google Sans Text" w:hAnsi="Google Sans Text" w:cs="Google Sans Text"/>
-        </w:rPr>
-        <w:t>LeNet</w:t>
+          <w:rFonts w:asciiTheme="majorHAnsi" w:eastAsia="Google Sans Text" w:hAnsiTheme="majorHAnsi" w:cstheme="majorHAnsi"/>
+        </w:rPr>
+        <w:t>ResNet</w:t>
       </w:r>
       <w:proofErr w:type="spellEnd"/>
       <w:r>
         <w:rPr>
-          <w:rFonts w:ascii="Google Sans Text" w:eastAsia="Google Sans Text" w:hAnsi="Google Sans Text" w:cs="Google Sans Text"/>
-        </w:rPr>
-        <w:t xml:space="preserve"> was originally designed and famously used for handwritten digit recognition. Its primary commercial application was in reading zip codes on mail and recognizing numbers on bank checks, tasks where it achieved very high accuracy and demonstrated its r</w:t>
-      </w:r>
-      <w:r>
-        <w:rPr>
-          <w:rFonts w:ascii="Google Sans Text" w:eastAsia="Google Sans Text" w:hAnsi="Google Sans Text" w:cs="Google Sans Text"/>
-        </w:rPr>
-        <w:t xml:space="preserve">eal-world viability. Although modern architectures are far more complex, the fundamental principles pioneered by </w:t>
-      </w:r>
-      <w:proofErr w:type="spellStart"/>
-      <w:r>
-        <w:rPr>
-          <w:rFonts w:ascii="Google Sans Text" w:eastAsia="Google Sans Text" w:hAnsi="Google Sans Text" w:cs="Google Sans Text"/>
-        </w:rPr>
-        <w:t>LeNet</w:t>
-      </w:r>
-      <w:proofErr w:type="spellEnd"/>
-      <w:r>
-        <w:rPr>
-          <w:rFonts w:ascii="Google Sans Text" w:eastAsia="Google Sans Text" w:hAnsi="Google Sans Text" w:cs="Google Sans Text"/>
-        </w:rPr>
-        <w:t xml:space="preserve"> form the foundation of virtually all modern computer vision applications.</w:t>
-      </w:r>
-    </w:p>
-    <w:p>
-      <w:pPr>
-        <w:pBdr>
-          <w:top w:val="nil"/>
-          <w:left w:val="nil"/>
-          <w:bottom w:val="nil"/>
-          <w:right w:val="nil"/>
-          <w:between w:val="nil"/>
-        </w:pBdr>
-        <w:spacing w:before="120" w:after="240" w:line="275" w:lineRule="auto"/>
-        <w:rPr>
-          <w:rFonts w:ascii="Google Sans Text" w:eastAsia="Google Sans Text" w:hAnsi="Google Sans Text" w:cs="Google Sans Text"/>
-        </w:rPr>
-      </w:pPr>
-      <w:r>
-        <w:pict>
-          <v:rect id="_x0000_i1035" style="width:0;height:1.5pt" o:hralign="center" o:hrstd="t" o:hr="t" fillcolor="#a0a0a0" stroked="f"/>
-        </w:pict>
-      </w:r>
-    </w:p>
-    <w:p>
-      <w:pPr>
-        <w:pStyle w:val="Heading3"/>
-        <w:spacing w:before="0" w:after="120" w:line="275" w:lineRule="auto"/>
-        <w:rPr>
-          <w:rFonts w:ascii="Google Sans Text" w:eastAsia="Google Sans Text" w:hAnsi="Google Sans Text" w:cs="Google Sans Text"/>
-          <w:color w:val="1B1C1D"/>
-        </w:rPr>
-      </w:pPr>
-      <w:r>
-        <w:rPr>
-          <w:rFonts w:ascii="Google Sans Text" w:eastAsia="Google Sans Text" w:hAnsi="Google Sans Text" w:cs="Google Sans Text"/>
-          <w:color w:val="1B1C1D"/>
-          <w:highlight w:val="yellow"/>
-        </w:rPr>
-        <w:t xml:space="preserve">11. What is </w:t>
-      </w:r>
-      <w:proofErr w:type="spellStart"/>
-      <w:r>
-        <w:rPr>
-          <w:rFonts w:ascii="Google Sans Text" w:eastAsia="Google Sans Text" w:hAnsi="Google Sans Text" w:cs="Google Sans Text"/>
-          <w:color w:val="1B1C1D"/>
-          <w:highlight w:val="yellow"/>
-        </w:rPr>
-        <w:t>PixelNet</w:t>
-      </w:r>
-      <w:proofErr w:type="spellEnd"/>
-      <w:r>
-        <w:rPr>
-          <w:rFonts w:ascii="Google Sans Text" w:eastAsia="Google Sans Text" w:hAnsi="Google Sans Text" w:cs="Google Sans Text"/>
-          <w:color w:val="1B1C1D"/>
-          <w:highlight w:val="yellow"/>
-        </w:rPr>
-        <w:t>? Mention its applications.</w:t>
-      </w:r>
-    </w:p>
-    <w:p>
-      <w:pPr>
-        <w:pBdr>
-          <w:top w:val="nil"/>
-          <w:left w:val="nil"/>
-          <w:bottom w:val="nil"/>
-          <w:right w:val="nil"/>
-          <w:between w:val="nil"/>
-        </w:pBdr>
-        <w:spacing w:after="240" w:line="275" w:lineRule="auto"/>
-        <w:rPr>
-          <w:rFonts w:ascii="Google Sans Text" w:eastAsia="Google Sans Text" w:hAnsi="Google Sans Text" w:cs="Google Sans Text"/>
-          <w:color w:val="1B1C1D"/>
-        </w:rPr>
-      </w:pPr>
-      <w:proofErr w:type="spellStart"/>
-      <w:r>
-        <w:rPr>
-          <w:rFonts w:ascii="Google Sans Text" w:eastAsia="Google Sans Text" w:hAnsi="Google Sans Text" w:cs="Google Sans Text"/>
-          <w:b/>
-          <w:color w:val="1B1C1D"/>
-        </w:rPr>
-        <w:t>PixelNet</w:t>
-      </w:r>
-      <w:proofErr w:type="spellEnd"/>
-      <w:r>
-        <w:rPr>
-          <w:rFonts w:ascii="Google Sans Text" w:eastAsia="Google Sans Text" w:hAnsi="Google Sans Text" w:cs="Google Sans Text"/>
-          <w:color w:val="1B1C1D"/>
-        </w:rPr>
-        <w:t xml:space="preserve"> is </w:t>
-      </w:r>
-      <w:r>
-        <w:rPr>
-          <w:rFonts w:ascii="Google Sans Text" w:eastAsia="Google Sans Text" w:hAnsi="Google Sans Text" w:cs="Google Sans Text"/>
-          <w:color w:val="1B1C1D"/>
-        </w:rPr>
-        <w:t xml:space="preserve">a deep neural network architecture designed for dense, per-pixel prediction tasks, most notably </w:t>
-      </w:r>
-      <w:r>
-        <w:rPr>
-          <w:rFonts w:ascii="Google Sans Text" w:eastAsia="Google Sans Text" w:hAnsi="Google Sans Text" w:cs="Google Sans Text"/>
-          <w:b/>
-          <w:color w:val="1B1C1D"/>
-        </w:rPr>
-        <w:t>semantic segmentation</w:t>
-      </w:r>
-      <w:r>
-        <w:rPr>
-          <w:rFonts w:ascii="Google Sans Text" w:eastAsia="Google Sans Text" w:hAnsi="Google Sans Text" w:cs="Google Sans Text"/>
-          <w:color w:val="1B1C1D"/>
-        </w:rPr>
-        <w:t xml:space="preserve">. Unlike other popular architectures for segmentation like Fully Convolutional Networks (FCNs), which use </w:t>
-      </w:r>
-      <w:proofErr w:type="spellStart"/>
-      <w:r>
-        <w:rPr>
-          <w:rFonts w:ascii="Google Sans Text" w:eastAsia="Google Sans Text" w:hAnsi="Google Sans Text" w:cs="Google Sans Text"/>
-          <w:color w:val="1B1C1D"/>
-        </w:rPr>
-        <w:t>upsampling</w:t>
-      </w:r>
-      <w:proofErr w:type="spellEnd"/>
-      <w:r>
-        <w:rPr>
-          <w:rFonts w:ascii="Google Sans Text" w:eastAsia="Google Sans Text" w:hAnsi="Google Sans Text" w:cs="Google Sans Text"/>
-          <w:color w:val="1B1C1D"/>
-        </w:rPr>
-        <w:t xml:space="preserve"> or </w:t>
-      </w:r>
-      <w:proofErr w:type="spellStart"/>
-      <w:r>
-        <w:rPr>
-          <w:rFonts w:ascii="Google Sans Text" w:eastAsia="Google Sans Text" w:hAnsi="Google Sans Text" w:cs="Google Sans Text"/>
-          <w:color w:val="1B1C1D"/>
-        </w:rPr>
-        <w:t>deconvolution</w:t>
-      </w:r>
-      <w:proofErr w:type="spellEnd"/>
-      <w:r>
-        <w:rPr>
-          <w:rFonts w:ascii="Google Sans Text" w:eastAsia="Google Sans Text" w:hAnsi="Google Sans Text" w:cs="Google Sans Text"/>
-          <w:color w:val="1B1C1D"/>
-        </w:rPr>
-        <w:t xml:space="preserve"> layer</w:t>
-      </w:r>
-      <w:r>
-        <w:rPr>
-          <w:rFonts w:ascii="Google Sans Text" w:eastAsia="Google Sans Text" w:hAnsi="Google Sans Text" w:cs="Google Sans Text"/>
-          <w:color w:val="1B1C1D"/>
-        </w:rPr>
-        <w:t xml:space="preserve">s to generate a full-resolution output, </w:t>
-      </w:r>
-      <w:proofErr w:type="spellStart"/>
-      <w:r>
-        <w:rPr>
-          <w:rFonts w:ascii="Google Sans Text" w:eastAsia="Google Sans Text" w:hAnsi="Google Sans Text" w:cs="Google Sans Text"/>
-          <w:color w:val="1B1C1D"/>
-        </w:rPr>
-        <w:t>PixelNet</w:t>
-      </w:r>
-      <w:proofErr w:type="spellEnd"/>
-      <w:r>
-        <w:rPr>
-          <w:rFonts w:ascii="Google Sans Text" w:eastAsia="Google Sans Text" w:hAnsi="Google Sans Text" w:cs="Google Sans Text"/>
-          <w:color w:val="1B1C1D"/>
-        </w:rPr>
-        <w:t xml:space="preserve"> takes a different approach.</w:t>
-      </w:r>
-    </w:p>
-    <w:p>
-      <w:pPr>
-        <w:pBdr>
-          <w:top w:val="nil"/>
-          <w:left w:val="nil"/>
-          <w:bottom w:val="nil"/>
-          <w:right w:val="nil"/>
-          <w:between w:val="nil"/>
-        </w:pBdr>
-        <w:spacing w:line="275" w:lineRule="auto"/>
-        <w:rPr>
-          <w:rFonts w:ascii="Google Sans Text" w:eastAsia="Google Sans Text" w:hAnsi="Google Sans Text" w:cs="Google Sans Text"/>
-        </w:rPr>
-      </w:pPr>
-      <w:r>
-        <w:rPr>
-          <w:rFonts w:ascii="Google Sans Text" w:eastAsia="Google Sans Text" w:hAnsi="Google Sans Text" w:cs="Google Sans Text"/>
-        </w:rPr>
-        <w:t>Concept:</w:t>
-      </w:r>
-    </w:p>
-    <w:p>
-      <w:pPr>
-        <w:pBdr>
-          <w:top w:val="nil"/>
-          <w:left w:val="nil"/>
-          <w:bottom w:val="nil"/>
-          <w:right w:val="nil"/>
-          <w:between w:val="nil"/>
-        </w:pBdr>
-        <w:spacing w:line="275" w:lineRule="auto"/>
-        <w:rPr>
-          <w:rFonts w:ascii="Google Sans Text" w:eastAsia="Google Sans Text" w:hAnsi="Google Sans Text" w:cs="Google Sans Text"/>
-        </w:rPr>
-      </w:pPr>
-      <w:r>
-        <w:rPr>
-          <w:rFonts w:ascii="Google Sans Text" w:eastAsia="Google Sans Text" w:hAnsi="Google Sans Text" w:cs="Google Sans Text"/>
-        </w:rPr>
-        <w:t xml:space="preserve">The core idea of </w:t>
-      </w:r>
-      <w:proofErr w:type="spellStart"/>
-      <w:r>
-        <w:rPr>
-          <w:rFonts w:ascii="Google Sans Text" w:eastAsia="Google Sans Text" w:hAnsi="Google Sans Text" w:cs="Google Sans Text"/>
-        </w:rPr>
-        <w:t>PixelNet</w:t>
-      </w:r>
-      <w:proofErr w:type="spellEnd"/>
-      <w:r>
-        <w:rPr>
-          <w:rFonts w:ascii="Google Sans Text" w:eastAsia="Google Sans Text" w:hAnsi="Google Sans Text" w:cs="Google Sans Text"/>
-        </w:rPr>
-        <w:t xml:space="preserve"> is to make an independent classification decision for each pixel in the input image. To do this, for every pixel, it gathers features from diffe</w:t>
-      </w:r>
-      <w:r>
-        <w:rPr>
-          <w:rFonts w:ascii="Google Sans Text" w:eastAsia="Google Sans Text" w:hAnsi="Google Sans Text" w:cs="Google Sans Text"/>
-        </w:rPr>
-        <w:t xml:space="preserve">rent depths of a pre-trained base CNN (like VGG or </w:t>
-      </w:r>
-      <w:proofErr w:type="spellStart"/>
-      <w:r>
-        <w:rPr>
-          <w:rFonts w:ascii="Google Sans Text" w:eastAsia="Google Sans Text" w:hAnsi="Google Sans Text" w:cs="Google Sans Text"/>
-        </w:rPr>
-        <w:t>ResNet</w:t>
-      </w:r>
-      <w:proofErr w:type="spellEnd"/>
-      <w:r>
-        <w:rPr>
-          <w:rFonts w:ascii="Google Sans Text" w:eastAsia="Google Sans Text" w:hAnsi="Google Sans Text" w:cs="Google Sans Text"/>
+          <w:rFonts w:asciiTheme="majorHAnsi" w:eastAsia="Google Sans Text" w:hAnsiTheme="majorHAnsi" w:cstheme="majorHAnsi"/>
         </w:rPr>
         <w:t>).</w:t>
       </w:r>
@@ -5912,10 +5660,13 @@
           <w:between w:val="nil"/>
         </w:pBdr>
         <w:spacing w:line="275" w:lineRule="auto"/>
-      </w:pPr>
-      <w:r>
-        <w:rPr>
-          <w:rFonts w:ascii="Google Sans Text" w:eastAsia="Google Sans Text" w:hAnsi="Google Sans Text" w:cs="Google Sans Text"/>
+        <w:rPr>
+          <w:rFonts w:asciiTheme="majorHAnsi" w:hAnsiTheme="majorHAnsi" w:cstheme="majorHAnsi"/>
+        </w:rPr>
+      </w:pPr>
+      <w:r>
+        <w:rPr>
+          <w:rFonts w:asciiTheme="majorHAnsi" w:eastAsia="Google Sans Text" w:hAnsiTheme="majorHAnsi" w:cstheme="majorHAnsi"/>
           <w:color w:val="1B1C1D"/>
         </w:rPr>
         <w:t>It samples features from multiple layers: low-level layers provide fine-grained spatial detail, while high-level layers provide rich semantic context.</w:t>
@@ -5935,10 +5686,13 @@
           <w:between w:val="nil"/>
         </w:pBdr>
         <w:spacing w:line="275" w:lineRule="auto"/>
-      </w:pPr>
-      <w:r>
-        <w:rPr>
-          <w:rFonts w:ascii="Google Sans Text" w:eastAsia="Google Sans Text" w:hAnsi="Google Sans Text" w:cs="Google Sans Text"/>
+        <w:rPr>
+          <w:rFonts w:asciiTheme="majorHAnsi" w:hAnsiTheme="majorHAnsi" w:cstheme="majorHAnsi"/>
+        </w:rPr>
+      </w:pPr>
+      <w:r>
+        <w:rPr>
+          <w:rFonts w:asciiTheme="majorHAnsi" w:eastAsia="Google Sans Text" w:hAnsiTheme="majorHAnsi" w:cstheme="majorHAnsi"/>
           <w:color w:val="1B1C1D"/>
         </w:rPr>
         <w:t xml:space="preserve">By combining this multi-scale information for each pixel, </w:t>
@@ -5946,7 +5700,7 @@
       <w:proofErr w:type="spellStart"/>
       <w:r>
         <w:rPr>
-          <w:rFonts w:ascii="Google Sans Text" w:eastAsia="Google Sans Text" w:hAnsi="Google Sans Text" w:cs="Google Sans Text"/>
+          <w:rFonts w:asciiTheme="majorHAnsi" w:eastAsia="Google Sans Text" w:hAnsiTheme="majorHAnsi" w:cstheme="majorHAnsi"/>
           <w:color w:val="1B1C1D"/>
         </w:rPr>
         <w:t>PixelNet</w:t>
@@ -5954,7 +5708,7 @@
       <w:proofErr w:type="spellEnd"/>
       <w:r>
         <w:rPr>
-          <w:rFonts w:ascii="Google Sans Text" w:eastAsia="Google Sans Text" w:hAnsi="Google Sans Text" w:cs="Google Sans Text"/>
+          <w:rFonts w:asciiTheme="majorHAnsi" w:eastAsia="Google Sans Text" w:hAnsiTheme="majorHAnsi" w:cstheme="majorHAnsi"/>
           <w:color w:val="1B1C1D"/>
         </w:rPr>
         <w:t xml:space="preserve"> can make a highly informed and precise prediction without relying on </w:t>
@@ -5962,7 +5716,7 @@
       <w:proofErr w:type="spellStart"/>
       <w:r>
         <w:rPr>
-          <w:rFonts w:ascii="Google Sans Text" w:eastAsia="Google Sans Text" w:hAnsi="Google Sans Text" w:cs="Google Sans Text"/>
+          <w:rFonts w:asciiTheme="majorHAnsi" w:eastAsia="Google Sans Text" w:hAnsiTheme="majorHAnsi" w:cstheme="majorHAnsi"/>
           <w:color w:val="1B1C1D"/>
         </w:rPr>
         <w:t>upsampling</w:t>
@@ -5970,7 +5724,7 @@
       <w:proofErr w:type="spellEnd"/>
       <w:r>
         <w:rPr>
-          <w:rFonts w:ascii="Google Sans Text" w:eastAsia="Google Sans Text" w:hAnsi="Google Sans Text" w:cs="Google Sans Text"/>
+          <w:rFonts w:asciiTheme="majorHAnsi" w:eastAsia="Google Sans Text" w:hAnsiTheme="majorHAnsi" w:cstheme="majorHAnsi"/>
           <w:color w:val="1B1C1D"/>
         </w:rPr>
         <w:t xml:space="preserve"> layers, which can sometimes produce blurry or imprecise boundaries.</w:t>
@@ -5990,20 +5744,16 @@
           <w:between w:val="nil"/>
         </w:pBdr>
         <w:spacing w:after="120" w:line="275" w:lineRule="auto"/>
-      </w:pPr>
-      <w:r>
-        <w:rPr>
-          <w:rFonts w:ascii="Google Sans Text" w:eastAsia="Google Sans Text" w:hAnsi="Google Sans Text" w:cs="Google Sans Text"/>
-          <w:color w:val="1B1C1D"/>
-        </w:rPr>
-        <w:t>This process is computationally intensive</w:t>
-      </w:r>
-      <w:r>
-        <w:rPr>
-          <w:rFonts w:ascii="Google Sans Text" w:eastAsia="Google Sans Text" w:hAnsi="Google Sans Text" w:cs="Google Sans Text"/>
-          <w:color w:val="1B1C1D"/>
-        </w:rPr>
-        <w:t>, so it is often applied to a sampled subset of pixels during training.</w:t>
+        <w:rPr>
+          <w:rFonts w:asciiTheme="majorHAnsi" w:hAnsiTheme="majorHAnsi" w:cstheme="majorHAnsi"/>
+        </w:rPr>
+      </w:pPr>
+      <w:r>
+        <w:rPr>
+          <w:rFonts w:asciiTheme="majorHAnsi" w:eastAsia="Google Sans Text" w:hAnsiTheme="majorHAnsi" w:cstheme="majorHAnsi"/>
+          <w:color w:val="1B1C1D"/>
+        </w:rPr>
+        <w:t>This process is computationally intensive, so it is often applied to a sampled subset of pixels during training.</w:t>
       </w:r>
     </w:p>
     <w:p>
@@ -6017,41 +5767,39 @@
         </w:pBdr>
         <w:spacing w:before="240" w:line="275" w:lineRule="auto"/>
         <w:rPr>
-          <w:rFonts w:ascii="Google Sans Text" w:eastAsia="Google Sans Text" w:hAnsi="Google Sans Text" w:cs="Google Sans Text"/>
-        </w:rPr>
-      </w:pPr>
-      <w:r>
-        <w:rPr>
-          <w:rFonts w:ascii="Google Sans Text" w:eastAsia="Google Sans Text" w:hAnsi="Google Sans Text" w:cs="Google Sans Text"/>
-        </w:rPr>
-        <w:t>Applications:</w:t>
-      </w:r>
-    </w:p>
-    <w:p>
-      <w:pPr>
-        <w:pBdr>
-          <w:top w:val="nil"/>
-          <w:left w:val="nil"/>
-          <w:bottom w:val="nil"/>
-          <w:right w:val="nil"/>
-          <w:between w:val="nil"/>
-        </w:pBdr>
-        <w:spacing w:line="275" w:lineRule="auto"/>
-        <w:rPr>
-          <w:rFonts w:ascii="Google Sans Text" w:eastAsia="Google Sans Text" w:hAnsi="Google Sans Text" w:cs="Google Sans Text"/>
-        </w:rPr>
-      </w:pPr>
+          <w:rFonts w:asciiTheme="majorHAnsi" w:eastAsia="Google Sans Text" w:hAnsiTheme="majorHAnsi" w:cstheme="majorHAnsi"/>
+        </w:rPr>
+      </w:pPr>
+      <w:r>
+        <w:rPr>
+          <w:rFonts w:asciiTheme="majorHAnsi" w:eastAsia="Google Sans Text" w:hAnsiTheme="majorHAnsi" w:cstheme="majorHAnsi"/>
+          <w:b/>
+        </w:rPr>
+        <w:t>Applications</w:t>
+      </w:r>
+      <w:r>
+        <w:rPr>
+          <w:rFonts w:asciiTheme="majorHAnsi" w:eastAsia="Google Sans Text" w:hAnsiTheme="majorHAnsi" w:cstheme="majorHAnsi"/>
+        </w:rPr>
+        <w:t>:</w:t>
+      </w:r>
+      <w:r>
+        <w:rPr>
+          <w:rFonts w:asciiTheme="majorHAnsi" w:eastAsia="Google Sans Text" w:hAnsiTheme="majorHAnsi" w:cstheme="majorHAnsi"/>
+        </w:rPr>
+        <w:t xml:space="preserve"> </w:t>
+      </w:r>
       <w:proofErr w:type="spellStart"/>
       <w:r>
         <w:rPr>
-          <w:rFonts w:ascii="Google Sans Text" w:eastAsia="Google Sans Text" w:hAnsi="Google Sans Text" w:cs="Google Sans Text"/>
+          <w:rFonts w:asciiTheme="majorHAnsi" w:eastAsia="Google Sans Text" w:hAnsiTheme="majorHAnsi" w:cstheme="majorHAnsi"/>
         </w:rPr>
         <w:t>PixelNet</w:t>
       </w:r>
       <w:proofErr w:type="spellEnd"/>
       <w:r>
         <w:rPr>
-          <w:rFonts w:ascii="Google Sans Text" w:eastAsia="Google Sans Text" w:hAnsi="Google Sans Text" w:cs="Google Sans Text"/>
+          <w:rFonts w:asciiTheme="majorHAnsi" w:eastAsia="Google Sans Text" w:hAnsiTheme="majorHAnsi" w:cstheme="majorHAnsi"/>
         </w:rPr>
         <w:t xml:space="preserve"> is designed for tasks that require assigning a label to every single pixel in an image. Its main applications include:</w:t>
       </w:r>
@@ -6070,19 +5818,21 @@
           <w:between w:val="nil"/>
         </w:pBdr>
         <w:spacing w:line="275" w:lineRule="auto"/>
-      </w:pPr>
-      <w:r>
-        <w:rPr>
-          <w:rFonts w:ascii="Google Sans Text" w:eastAsia="Google Sans Text" w:hAnsi="Google Sans Text" w:cs="Google Sans Text"/>
+        <w:rPr>
+          <w:rFonts w:asciiTheme="majorHAnsi" w:hAnsiTheme="majorHAnsi" w:cstheme="majorHAnsi"/>
+        </w:rPr>
+      </w:pPr>
+      <w:r>
+        <w:rPr>
+          <w:rFonts w:asciiTheme="majorHAnsi" w:eastAsia="Google Sans Text" w:hAnsiTheme="majorHAnsi" w:cstheme="majorHAnsi"/>
           <w:b/>
           <w:color w:val="1B1C1D"/>
         </w:rPr>
-        <w:lastRenderedPageBreak/>
         <w:t>Semantic Segmentation:</w:t>
       </w:r>
       <w:r>
         <w:rPr>
-          <w:rFonts w:ascii="Google Sans Text" w:eastAsia="Google Sans Text" w:hAnsi="Google Sans Text" w:cs="Google Sans Text"/>
+          <w:rFonts w:asciiTheme="majorHAnsi" w:eastAsia="Google Sans Text" w:hAnsiTheme="majorHAnsi" w:cstheme="majorHAnsi"/>
           <w:color w:val="1B1C1D"/>
         </w:rPr>
         <w:t xml:space="preserve"> </w:t>
@@ -6090,7 +5840,7 @@
       <w:proofErr w:type="spellStart"/>
       <w:r>
         <w:rPr>
-          <w:rFonts w:ascii="Google Sans Text" w:eastAsia="Google Sans Text" w:hAnsi="Google Sans Text" w:cs="Google Sans Text"/>
+          <w:rFonts w:asciiTheme="majorHAnsi" w:eastAsia="Google Sans Text" w:hAnsiTheme="majorHAnsi" w:cstheme="majorHAnsi"/>
           <w:color w:val="1B1C1D"/>
         </w:rPr>
         <w:t>Labeling</w:t>
@@ -6098,10 +5848,10 @@
       <w:proofErr w:type="spellEnd"/>
       <w:r>
         <w:rPr>
-          <w:rFonts w:ascii="Google Sans Text" w:eastAsia="Google Sans Text" w:hAnsi="Google Sans Text" w:cs="Google Sans Text"/>
-          <w:color w:val="1B1C1D"/>
-        </w:rPr>
-        <w:t xml:space="preserve"> each pixel with the class of the object it belongs to (e.g., 'car', 'road', 'sky', 'person').</w:t>
+          <w:rFonts w:asciiTheme="majorHAnsi" w:eastAsia="Google Sans Text" w:hAnsiTheme="majorHAnsi" w:cstheme="majorHAnsi"/>
+          <w:color w:val="1B1C1D"/>
+        </w:rPr>
+        <w:t xml:space="preserve"> each pixel with class of object it belongs to (e.g., 'car', 'road', 'sky', 'person').</w:t>
       </w:r>
     </w:p>
     <w:p>
@@ -6118,10 +5868,13 @@
           <w:between w:val="nil"/>
         </w:pBdr>
         <w:spacing w:line="275" w:lineRule="auto"/>
-      </w:pPr>
-      <w:r>
-        <w:rPr>
-          <w:rFonts w:ascii="Google Sans Text" w:eastAsia="Google Sans Text" w:hAnsi="Google Sans Text" w:cs="Google Sans Text"/>
+        <w:rPr>
+          <w:rFonts w:asciiTheme="majorHAnsi" w:hAnsiTheme="majorHAnsi" w:cstheme="majorHAnsi"/>
+        </w:rPr>
+      </w:pPr>
+      <w:r>
+        <w:rPr>
+          <w:rFonts w:asciiTheme="majorHAnsi" w:eastAsia="Google Sans Text" w:hAnsiTheme="majorHAnsi" w:cstheme="majorHAnsi"/>
           <w:b/>
           <w:color w:val="1B1C1D"/>
         </w:rPr>
@@ -6129,7 +5882,7 @@
       </w:r>
       <w:r>
         <w:rPr>
-          <w:rFonts w:ascii="Google Sans Text" w:eastAsia="Google Sans Text" w:hAnsi="Google Sans Text" w:cs="Google Sans Text"/>
+          <w:rFonts w:asciiTheme="majorHAnsi" w:eastAsia="Google Sans Text" w:hAnsiTheme="majorHAnsi" w:cstheme="majorHAnsi"/>
           <w:color w:val="1B1C1D"/>
         </w:rPr>
         <w:t xml:space="preserve"> </w:t>
@@ -6137,7 +5890,7 @@
       <w:proofErr w:type="spellStart"/>
       <w:r>
         <w:rPr>
-          <w:rFonts w:ascii="Google Sans Text" w:eastAsia="Google Sans Text" w:hAnsi="Google Sans Text" w:cs="Google Sans Text"/>
+          <w:rFonts w:asciiTheme="majorHAnsi" w:eastAsia="Google Sans Text" w:hAnsiTheme="majorHAnsi" w:cstheme="majorHAnsi"/>
           <w:color w:val="1B1C1D"/>
         </w:rPr>
         <w:t>Labeling</w:t>
@@ -6145,7 +5898,7 @@
       <w:proofErr w:type="spellEnd"/>
       <w:r>
         <w:rPr>
-          <w:rFonts w:ascii="Google Sans Text" w:eastAsia="Google Sans Text" w:hAnsi="Google Sans Text" w:cs="Google Sans Text"/>
+          <w:rFonts w:asciiTheme="majorHAnsi" w:eastAsia="Google Sans Text" w:hAnsiTheme="majorHAnsi" w:cstheme="majorHAnsi"/>
           <w:color w:val="1B1C1D"/>
         </w:rPr>
         <w:t xml:space="preserve"> the parts of an object (e.g., 'wheel', 'window', 'door' on a car).</w:t>
@@ -6165,38 +5918,26 @@
           <w:between w:val="nil"/>
         </w:pBdr>
         <w:spacing w:after="120" w:line="275" w:lineRule="auto"/>
-      </w:pPr>
-      <w:r>
-        <w:rPr>
-          <w:rFonts w:ascii="Google Sans Text" w:eastAsia="Google Sans Text" w:hAnsi="Google Sans Text" w:cs="Google Sans Text"/>
+        <w:rPr>
+          <w:rFonts w:asciiTheme="majorHAnsi" w:hAnsiTheme="majorHAnsi" w:cstheme="majorHAnsi"/>
+        </w:rPr>
+      </w:pPr>
+      <w:r>
+        <w:rPr>
+          <w:rFonts w:asciiTheme="majorHAnsi" w:eastAsia="Google Sans Text" w:hAnsiTheme="majorHAnsi" w:cstheme="majorHAnsi"/>
           <w:b/>
           <w:color w:val="1B1C1D"/>
         </w:rPr>
+        <w:lastRenderedPageBreak/>
         <w:t>Surface Normal Estimation:</w:t>
       </w:r>
       <w:r>
         <w:rPr>
-          <w:rFonts w:ascii="Google Sans Text" w:eastAsia="Google Sans Text" w:hAnsi="Google Sans Text" w:cs="Google Sans Text"/>
-          <w:color w:val="1B1C1D"/>
-        </w:rPr>
-        <w:t xml:space="preserve"> Predicting the orientat</w:t>
-      </w:r>
-      <w:r>
-        <w:rPr>
-          <w:rFonts w:ascii="Google Sans Text" w:eastAsia="Google Sans Text" w:hAnsi="Google Sans Text" w:cs="Google Sans Text"/>
-          <w:color w:val="1B1C1D"/>
-        </w:rPr>
-        <w:t xml:space="preserve">ion of the surface at each pixel, </w:t>
-      </w:r>
-      <w:proofErr w:type="gramStart"/>
-      <w:r>
-        <w:rPr>
-          <w:rFonts w:ascii="Google Sans Text" w:eastAsia="Google Sans Text" w:hAnsi="Google Sans Text" w:cs="Google Sans Text"/>
-          <w:color w:val="1B1C1D"/>
-        </w:rPr>
-        <w:t>which is useful in 3D reconstruction.</w:t>
-      </w:r>
-      <w:proofErr w:type="gramEnd"/>
+          <w:rFonts w:asciiTheme="majorHAnsi" w:eastAsia="Google Sans Text" w:hAnsiTheme="majorHAnsi" w:cstheme="majorHAnsi"/>
+          <w:color w:val="1B1C1D"/>
+        </w:rPr>
+        <w:t xml:space="preserve"> Predicting orientation of surface at each pixel, which is useful in 3D reconstruction.</w:t>
+      </w:r>
     </w:p>
     <w:p>
       <w:pPr>
@@ -6209,11 +5950,14 @@
         </w:pBdr>
         <w:spacing w:before="120" w:after="240" w:line="275" w:lineRule="auto"/>
         <w:rPr>
-          <w:rFonts w:ascii="Google Sans Text" w:eastAsia="Google Sans Text" w:hAnsi="Google Sans Text" w:cs="Google Sans Text"/>
-          <w:color w:val="1B1C1D"/>
-        </w:rPr>
-      </w:pPr>
-      <w:r>
+          <w:rFonts w:asciiTheme="majorHAnsi" w:eastAsia="Google Sans Text" w:hAnsiTheme="majorHAnsi" w:cstheme="majorHAnsi"/>
+          <w:color w:val="1B1C1D"/>
+        </w:rPr>
+      </w:pPr>
+      <w:r>
+        <w:rPr>
+          <w:rFonts w:asciiTheme="majorHAnsi" w:hAnsiTheme="majorHAnsi" w:cstheme="majorHAnsi"/>
+        </w:rPr>
         <w:pict>
           <v:rect id="_x0000_i1036" style="width:0;height:1.5pt" o:hralign="center" o:hrstd="t" o:hr="t" fillcolor="#a0a0a0" stroked="f"/>
         </w:pict>
@@ -6224,34 +5968,42 @@
         <w:pStyle w:val="Heading3"/>
         <w:spacing w:before="0" w:after="120" w:line="275" w:lineRule="auto"/>
         <w:rPr>
-          <w:rFonts w:ascii="Google Sans Text" w:eastAsia="Google Sans Text" w:hAnsi="Google Sans Text" w:cs="Google Sans Text"/>
+          <w:rFonts w:asciiTheme="majorHAnsi" w:eastAsia="Google Sans Text" w:hAnsiTheme="majorHAnsi" w:cstheme="majorHAnsi"/>
           <w:b w:val="0"/>
           <w:color w:val="1B1C1D"/>
-        </w:rPr>
-      </w:pPr>
-      <w:r>
-        <w:rPr>
-          <w:rFonts w:ascii="Google Sans Text" w:eastAsia="Google Sans Text" w:hAnsi="Google Sans Text" w:cs="Google Sans Text"/>
-          <w:color w:val="1B1C1D"/>
+          <w:sz w:val="24"/>
+          <w:u w:val="single"/>
+        </w:rPr>
+      </w:pPr>
+      <w:r>
+        <w:rPr>
+          <w:rFonts w:asciiTheme="majorHAnsi" w:eastAsia="Google Sans Text" w:hAnsiTheme="majorHAnsi" w:cstheme="majorHAnsi"/>
+          <w:color w:val="1B1C1D"/>
+          <w:sz w:val="24"/>
           <w:highlight w:val="yellow"/>
+          <w:u w:val="single"/>
         </w:rPr>
         <w:t xml:space="preserve">12. Define the following terms: Neuron, Weight, Bias, </w:t>
       </w:r>
       <w:proofErr w:type="gramStart"/>
       <w:r>
         <w:rPr>
-          <w:rFonts w:ascii="Google Sans Text" w:eastAsia="Google Sans Text" w:hAnsi="Google Sans Text" w:cs="Google Sans Text"/>
-          <w:color w:val="1B1C1D"/>
+          <w:rFonts w:asciiTheme="majorHAnsi" w:eastAsia="Google Sans Text" w:hAnsiTheme="majorHAnsi" w:cstheme="majorHAnsi"/>
+          <w:color w:val="1B1C1D"/>
+          <w:sz w:val="24"/>
           <w:highlight w:val="yellow"/>
+          <w:u w:val="single"/>
         </w:rPr>
         <w:t>Activation</w:t>
       </w:r>
       <w:proofErr w:type="gramEnd"/>
       <w:r>
         <w:rPr>
-          <w:rFonts w:ascii="Google Sans Text" w:eastAsia="Google Sans Text" w:hAnsi="Google Sans Text" w:cs="Google Sans Text"/>
-          <w:color w:val="1B1C1D"/>
+          <w:rFonts w:asciiTheme="majorHAnsi" w:eastAsia="Google Sans Text" w:hAnsiTheme="majorHAnsi" w:cstheme="majorHAnsi"/>
+          <w:color w:val="1B1C1D"/>
+          <w:sz w:val="24"/>
           <w:highlight w:val="yellow"/>
+          <w:u w:val="single"/>
         </w:rPr>
         <w:t xml:space="preserve"> Function.</w:t>
       </w:r>
@@ -6270,10 +6022,13 @@
           <w:between w:val="nil"/>
         </w:pBdr>
         <w:spacing w:line="275" w:lineRule="auto"/>
-      </w:pPr>
-      <w:r>
-        <w:rPr>
-          <w:rFonts w:ascii="Google Sans Text" w:eastAsia="Google Sans Text" w:hAnsi="Google Sans Text" w:cs="Google Sans Text"/>
+        <w:rPr>
+          <w:rFonts w:asciiTheme="majorHAnsi" w:hAnsiTheme="majorHAnsi" w:cstheme="majorHAnsi"/>
+        </w:rPr>
+      </w:pPr>
+      <w:r>
+        <w:rPr>
+          <w:rFonts w:asciiTheme="majorHAnsi" w:eastAsia="Google Sans Text" w:hAnsiTheme="majorHAnsi" w:cstheme="majorHAnsi"/>
           <w:b/>
           <w:color w:val="1B1C1D"/>
         </w:rPr>
@@ -6281,7 +6036,7 @@
       </w:r>
       <w:r>
         <w:rPr>
-          <w:rFonts w:ascii="Google Sans Text" w:eastAsia="Google Sans Text" w:hAnsi="Google Sans Text" w:cs="Google Sans Text"/>
+          <w:rFonts w:asciiTheme="majorHAnsi" w:eastAsia="Google Sans Text" w:hAnsiTheme="majorHAnsi" w:cstheme="majorHAnsi"/>
           <w:color w:val="1B1C1D"/>
         </w:rPr>
         <w:t xml:space="preserve"> A neuron (or node) is the fundamental computational unit of a neural network. It receives one or more inputs, performs a computation, and produces an output. The process involves:</w:t>
@@ -6301,17 +6056,20 @@
           <w:between w:val="nil"/>
         </w:pBdr>
         <w:spacing w:line="275" w:lineRule="auto"/>
-      </w:pPr>
-      <w:r>
-        <w:rPr>
-          <w:rFonts w:ascii="Google Sans Text" w:eastAsia="Google Sans Text" w:hAnsi="Google Sans Text" w:cs="Google Sans Text"/>
+        <w:rPr>
+          <w:rFonts w:asciiTheme="majorHAnsi" w:hAnsiTheme="majorHAnsi" w:cstheme="majorHAnsi"/>
+        </w:rPr>
+      </w:pPr>
+      <w:r>
+        <w:rPr>
+          <w:rFonts w:asciiTheme="majorHAnsi" w:eastAsia="Google Sans Text" w:hAnsiTheme="majorHAnsi" w:cstheme="majorHAnsi"/>
           <w:color w:val="1B1C1D"/>
         </w:rPr>
         <w:t xml:space="preserve">Calculating a </w:t>
       </w:r>
       <w:r>
         <w:rPr>
-          <w:rFonts w:ascii="Google Sans Text" w:eastAsia="Google Sans Text" w:hAnsi="Google Sans Text" w:cs="Google Sans Text"/>
+          <w:rFonts w:asciiTheme="majorHAnsi" w:eastAsia="Google Sans Text" w:hAnsiTheme="majorHAnsi" w:cstheme="majorHAnsi"/>
           <w:b/>
           <w:color w:val="1B1C1D"/>
         </w:rPr>
@@ -6319,7 +6077,7 @@
       </w:r>
       <w:r>
         <w:rPr>
-          <w:rFonts w:ascii="Google Sans Text" w:eastAsia="Google Sans Text" w:hAnsi="Google Sans Text" w:cs="Google Sans Text"/>
+          <w:rFonts w:asciiTheme="majorHAnsi" w:eastAsia="Google Sans Text" w:hAnsiTheme="majorHAnsi" w:cstheme="majorHAnsi"/>
           <w:color w:val="1B1C1D"/>
         </w:rPr>
         <w:t xml:space="preserve"> of its inputs.</w:t>
@@ -6339,17 +6097,20 @@
           <w:between w:val="nil"/>
         </w:pBdr>
         <w:spacing w:line="275" w:lineRule="auto"/>
-      </w:pPr>
-      <w:r>
-        <w:rPr>
-          <w:rFonts w:ascii="Google Sans Text" w:eastAsia="Google Sans Text" w:hAnsi="Google Sans Text" w:cs="Google Sans Text"/>
+        <w:rPr>
+          <w:rFonts w:asciiTheme="majorHAnsi" w:hAnsiTheme="majorHAnsi" w:cstheme="majorHAnsi"/>
+        </w:rPr>
+      </w:pPr>
+      <w:r>
+        <w:rPr>
+          <w:rFonts w:asciiTheme="majorHAnsi" w:eastAsia="Google Sans Text" w:hAnsiTheme="majorHAnsi" w:cstheme="majorHAnsi"/>
           <w:color w:val="1B1C1D"/>
         </w:rPr>
         <w:t xml:space="preserve">Adding a </w:t>
       </w:r>
       <w:r>
         <w:rPr>
-          <w:rFonts w:ascii="Google Sans Text" w:eastAsia="Google Sans Text" w:hAnsi="Google Sans Text" w:cs="Google Sans Text"/>
+          <w:rFonts w:asciiTheme="majorHAnsi" w:eastAsia="Google Sans Text" w:hAnsiTheme="majorHAnsi" w:cstheme="majorHAnsi"/>
           <w:b/>
           <w:color w:val="1B1C1D"/>
         </w:rPr>
@@ -6357,7 +6118,7 @@
       </w:r>
       <w:r>
         <w:rPr>
-          <w:rFonts w:ascii="Google Sans Text" w:eastAsia="Google Sans Text" w:hAnsi="Google Sans Text" w:cs="Google Sans Text"/>
+          <w:rFonts w:asciiTheme="majorHAnsi" w:eastAsia="Google Sans Text" w:hAnsiTheme="majorHAnsi" w:cstheme="majorHAnsi"/>
           <w:color w:val="1B1C1D"/>
         </w:rPr>
         <w:t xml:space="preserve"> term to this sum.</w:t>
@@ -6377,24 +6138,20 @@
           <w:between w:val="nil"/>
         </w:pBdr>
         <w:spacing w:line="275" w:lineRule="auto"/>
-      </w:pPr>
-      <w:r>
-        <w:rPr>
-          <w:rFonts w:ascii="Google Sans Text" w:eastAsia="Google Sans Text" w:hAnsi="Google Sans Text" w:cs="Google Sans Text"/>
-          <w:color w:val="1B1C1D"/>
-        </w:rPr>
-        <w:t>P</w:t>
-      </w:r>
-      <w:r>
-        <w:rPr>
-          <w:rFonts w:ascii="Google Sans Text" w:eastAsia="Google Sans Text" w:hAnsi="Google Sans Text" w:cs="Google Sans Text"/>
-          <w:color w:val="1B1C1D"/>
-        </w:rPr>
-        <w:t xml:space="preserve">assing the result through an </w:t>
-      </w:r>
-      <w:r>
-        <w:rPr>
-          <w:rFonts w:ascii="Google Sans Text" w:eastAsia="Google Sans Text" w:hAnsi="Google Sans Text" w:cs="Google Sans Text"/>
+        <w:rPr>
+          <w:rFonts w:asciiTheme="majorHAnsi" w:hAnsiTheme="majorHAnsi" w:cstheme="majorHAnsi"/>
+        </w:rPr>
+      </w:pPr>
+      <w:r>
+        <w:rPr>
+          <w:rFonts w:asciiTheme="majorHAnsi" w:eastAsia="Google Sans Text" w:hAnsiTheme="majorHAnsi" w:cstheme="majorHAnsi"/>
+          <w:color w:val="1B1C1D"/>
+        </w:rPr>
+        <w:t xml:space="preserve">Passing the result through an </w:t>
+      </w:r>
+      <w:r>
+        <w:rPr>
+          <w:rFonts w:asciiTheme="majorHAnsi" w:eastAsia="Google Sans Text" w:hAnsiTheme="majorHAnsi" w:cstheme="majorHAnsi"/>
           <w:b/>
           <w:color w:val="1B1C1D"/>
         </w:rPr>
@@ -6402,7 +6159,7 @@
       </w:r>
       <w:r>
         <w:rPr>
-          <w:rFonts w:ascii="Google Sans Text" w:eastAsia="Google Sans Text" w:hAnsi="Google Sans Text" w:cs="Google Sans Text"/>
+          <w:rFonts w:asciiTheme="majorHAnsi" w:eastAsia="Google Sans Text" w:hAnsiTheme="majorHAnsi" w:cstheme="majorHAnsi"/>
           <w:color w:val="1B1C1D"/>
         </w:rPr>
         <w:t xml:space="preserve"> to produce the final output, </w:t>
@@ -6410,7 +6167,7 @@
       <w:proofErr w:type="gramStart"/>
       <w:r>
         <w:rPr>
-          <w:rFonts w:ascii="Google Sans Text" w:eastAsia="Google Sans Text" w:hAnsi="Google Sans Text" w:cs="Google Sans Text"/>
+          <w:rFonts w:asciiTheme="majorHAnsi" w:eastAsia="Google Sans Text" w:hAnsiTheme="majorHAnsi" w:cstheme="majorHAnsi"/>
           <w:color w:val="1B1C1D"/>
         </w:rPr>
         <w:t>which is then passed to other neurons.</w:t>
@@ -6431,10 +6188,13 @@
           <w:between w:val="nil"/>
         </w:pBdr>
         <w:spacing w:line="275" w:lineRule="auto"/>
-      </w:pPr>
-      <w:r>
-        <w:rPr>
-          <w:rFonts w:ascii="Google Sans Text" w:eastAsia="Google Sans Text" w:hAnsi="Google Sans Text" w:cs="Google Sans Text"/>
+        <w:rPr>
+          <w:rFonts w:asciiTheme="majorHAnsi" w:hAnsiTheme="majorHAnsi" w:cstheme="majorHAnsi"/>
+        </w:rPr>
+      </w:pPr>
+      <w:r>
+        <w:rPr>
+          <w:rFonts w:asciiTheme="majorHAnsi" w:eastAsia="Google Sans Text" w:hAnsiTheme="majorHAnsi" w:cstheme="majorHAnsi"/>
           <w:b/>
           <w:color w:val="1B1C1D"/>
         </w:rPr>
@@ -6442,14 +6202,14 @@
       </w:r>
       <w:r>
         <w:rPr>
-          <w:rFonts w:ascii="Google Sans Text" w:eastAsia="Google Sans Text" w:hAnsi="Google Sans Text" w:cs="Google Sans Text"/>
+          <w:rFonts w:asciiTheme="majorHAnsi" w:eastAsia="Google Sans Text" w:hAnsiTheme="majorHAnsi" w:cstheme="majorHAnsi"/>
           <w:color w:val="1B1C1D"/>
         </w:rPr>
         <w:t xml:space="preserve"> A weight is a learnable parameter associated with each input connection to a neuron. It represents the </w:t>
       </w:r>
       <w:r>
         <w:rPr>
-          <w:rFonts w:ascii="Google Sans Text" w:eastAsia="Google Sans Text" w:hAnsi="Google Sans Text" w:cs="Google Sans Text"/>
+          <w:rFonts w:asciiTheme="majorHAnsi" w:eastAsia="Google Sans Text" w:hAnsiTheme="majorHAnsi" w:cstheme="majorHAnsi"/>
           <w:b/>
           <w:color w:val="1B1C1D"/>
         </w:rPr>
@@ -6457,17 +6217,10 @@
       </w:r>
       <w:r>
         <w:rPr>
-          <w:rFonts w:ascii="Google Sans Text" w:eastAsia="Google Sans Text" w:hAnsi="Google Sans Text" w:cs="Google Sans Text"/>
-          <w:color w:val="1B1C1D"/>
-        </w:rPr>
-        <w:t xml:space="preserve"> of th</w:t>
-      </w:r>
-      <w:r>
-        <w:rPr>
-          <w:rFonts w:ascii="Google Sans Text" w:eastAsia="Google Sans Text" w:hAnsi="Google Sans Text" w:cs="Google Sans Text"/>
-          <w:color w:val="1B1C1D"/>
-        </w:rPr>
-        <w:t>at connection. During training, the network learns the optimal values for these weights. A large positive weight means the input strongly excites the neuron, while a large negative weight means it strongly inhibits it.</w:t>
+          <w:rFonts w:asciiTheme="majorHAnsi" w:eastAsia="Google Sans Text" w:hAnsiTheme="majorHAnsi" w:cstheme="majorHAnsi"/>
+          <w:color w:val="1B1C1D"/>
+        </w:rPr>
+        <w:t xml:space="preserve"> of that connection. During training, the network learns the optimal values for these weights. A large positive weight means the input strongly excites the neuron, while a large negative weight means it strongly inhibits it.</w:t>
       </w:r>
     </w:p>
     <w:p>
@@ -6484,10 +6237,13 @@
           <w:between w:val="nil"/>
         </w:pBdr>
         <w:spacing w:line="275" w:lineRule="auto"/>
-      </w:pPr>
-      <w:r>
-        <w:rPr>
-          <w:rFonts w:ascii="Google Sans Text" w:eastAsia="Google Sans Text" w:hAnsi="Google Sans Text" w:cs="Google Sans Text"/>
+        <w:rPr>
+          <w:rFonts w:asciiTheme="majorHAnsi" w:hAnsiTheme="majorHAnsi" w:cstheme="majorHAnsi"/>
+        </w:rPr>
+      </w:pPr>
+      <w:r>
+        <w:rPr>
+          <w:rFonts w:asciiTheme="majorHAnsi" w:eastAsia="Google Sans Text" w:hAnsiTheme="majorHAnsi" w:cstheme="majorHAnsi"/>
           <w:b/>
           <w:color w:val="1B1C1D"/>
         </w:rPr>
@@ -6495,29 +6251,15 @@
       </w:r>
       <w:r>
         <w:rPr>
-          <w:rFonts w:ascii="Google Sans Text" w:eastAsia="Google Sans Text" w:hAnsi="Google Sans Text" w:cs="Google Sans Text"/>
-          <w:color w:val="1B1C1D"/>
-        </w:rPr>
-        <w:t xml:space="preserve"> A bias is another learnable par</w:t>
-      </w:r>
-      <w:r>
-        <w:rPr>
-          <w:rFonts w:ascii="Google Sans Text" w:eastAsia="Google Sans Text" w:hAnsi="Google Sans Text" w:cs="Google Sans Text"/>
-          <w:color w:val="1B1C1D"/>
-        </w:rPr>
-        <w:t xml:space="preserve">ameter associated with each neuron. It is added to the weighted sum of inputs before the activation function is applied. The role of the bias is to provide the neuron with a trainable constant that allows it to shift its activation function to the left or </w:t>
-      </w:r>
-      <w:r>
-        <w:rPr>
-          <w:rFonts w:ascii="Google Sans Text" w:eastAsia="Google Sans Text" w:hAnsi="Google Sans Text" w:cs="Google Sans Text"/>
-          <w:color w:val="1B1C1D"/>
-        </w:rPr>
-        <w:t>right. This helps the network fit the data better and is analogous to the y-intercept in a linear equation (y=</w:t>
+          <w:rFonts w:asciiTheme="majorHAnsi" w:eastAsia="Google Sans Text" w:hAnsiTheme="majorHAnsi" w:cstheme="majorHAnsi"/>
+          <w:color w:val="1B1C1D"/>
+        </w:rPr>
+        <w:t xml:space="preserve"> A bias is another learnable parameter associated with each neuron. It is added to the weighted sum of inputs before the activation function is applied. The role of the bias is to provide the neuron with a trainable constant that allows it to shift its activation function to the left or right. This helps the network fit the data better and is analogous to the y-intercept in a linear equation (y=</w:t>
       </w:r>
       <w:proofErr w:type="spellStart"/>
       <w:r>
         <w:rPr>
-          <w:rFonts w:ascii="Google Sans Text" w:eastAsia="Google Sans Text" w:hAnsi="Google Sans Text" w:cs="Google Sans Text"/>
+          <w:rFonts w:asciiTheme="majorHAnsi" w:eastAsia="Google Sans Text" w:hAnsiTheme="majorHAnsi" w:cstheme="majorHAnsi"/>
           <w:color w:val="1B1C1D"/>
         </w:rPr>
         <w:t>mx+b</w:t>
@@ -6525,7 +6267,7 @@
       <w:proofErr w:type="spellEnd"/>
       <w:r>
         <w:rPr>
-          <w:rFonts w:ascii="Google Sans Text" w:eastAsia="Google Sans Text" w:hAnsi="Google Sans Text" w:cs="Google Sans Text"/>
+          <w:rFonts w:asciiTheme="majorHAnsi" w:eastAsia="Google Sans Text" w:hAnsiTheme="majorHAnsi" w:cstheme="majorHAnsi"/>
           <w:color w:val="1B1C1D"/>
         </w:rPr>
         <w:t>, where b is the bias).</w:t>
@@ -6545,10 +6287,13 @@
           <w:between w:val="nil"/>
         </w:pBdr>
         <w:spacing w:line="275" w:lineRule="auto"/>
-      </w:pPr>
-      <w:r>
-        <w:rPr>
-          <w:rFonts w:ascii="Google Sans Text" w:eastAsia="Google Sans Text" w:hAnsi="Google Sans Text" w:cs="Google Sans Text"/>
+        <w:rPr>
+          <w:rFonts w:asciiTheme="majorHAnsi" w:hAnsiTheme="majorHAnsi" w:cstheme="majorHAnsi"/>
+        </w:rPr>
+      </w:pPr>
+      <w:r>
+        <w:rPr>
+          <w:rFonts w:asciiTheme="majorHAnsi" w:eastAsia="Google Sans Text" w:hAnsiTheme="majorHAnsi" w:cstheme="majorHAnsi"/>
           <w:b/>
           <w:color w:val="1B1C1D"/>
         </w:rPr>
@@ -6556,21 +6301,14 @@
       </w:r>
       <w:r>
         <w:rPr>
-          <w:rFonts w:ascii="Google Sans Text" w:eastAsia="Google Sans Text" w:hAnsi="Google Sans Text" w:cs="Google Sans Text"/>
-          <w:color w:val="1B1C1D"/>
-        </w:rPr>
-        <w:t xml:space="preserve"> An activation function is a mathematical function applied to the output of a neuron. Its purpose </w:t>
-      </w:r>
-      <w:r>
-        <w:rPr>
-          <w:rFonts w:ascii="Google Sans Text" w:eastAsia="Google Sans Text" w:hAnsi="Google Sans Text" w:cs="Google Sans Text"/>
-          <w:color w:val="1B1C1D"/>
-        </w:rPr>
-        <w:t xml:space="preserve">is to introduce </w:t>
-      </w:r>
-      <w:r>
-        <w:rPr>
-          <w:rFonts w:ascii="Google Sans Text" w:eastAsia="Google Sans Text" w:hAnsi="Google Sans Text" w:cs="Google Sans Text"/>
+          <w:rFonts w:asciiTheme="majorHAnsi" w:eastAsia="Google Sans Text" w:hAnsiTheme="majorHAnsi" w:cstheme="majorHAnsi"/>
+          <w:color w:val="1B1C1D"/>
+        </w:rPr>
+        <w:t xml:space="preserve"> An activation function is a mathematical function applied to the output of a neuron. Its purpose is to introduce </w:t>
+      </w:r>
+      <w:r>
+        <w:rPr>
+          <w:rFonts w:asciiTheme="majorHAnsi" w:eastAsia="Google Sans Text" w:hAnsiTheme="majorHAnsi" w:cstheme="majorHAnsi"/>
           <w:b/>
           <w:color w:val="1B1C1D"/>
         </w:rPr>
@@ -6578,7 +6316,7 @@
       </w:r>
       <w:r>
         <w:rPr>
-          <w:rFonts w:ascii="Google Sans Text" w:eastAsia="Google Sans Text" w:hAnsi="Google Sans Text" w:cs="Google Sans Text"/>
+          <w:rFonts w:asciiTheme="majorHAnsi" w:eastAsia="Google Sans Text" w:hAnsiTheme="majorHAnsi" w:cstheme="majorHAnsi"/>
           <w:color w:val="1B1C1D"/>
         </w:rPr>
         <w:t xml:space="preserve"> into the network. Without non-linear activation functions, a multi-layer neural network would simply be equivalent to a single-layer linear model, incapable of learning complex patterns. Common examples include:</w:t>
@@ -6598,11 +6336,14 @@
           <w:between w:val="nil"/>
         </w:pBdr>
         <w:spacing w:line="275" w:lineRule="auto"/>
+        <w:rPr>
+          <w:rFonts w:asciiTheme="majorHAnsi" w:hAnsiTheme="majorHAnsi" w:cstheme="majorHAnsi"/>
+        </w:rPr>
       </w:pPr>
       <w:proofErr w:type="spellStart"/>
       <w:r>
         <w:rPr>
-          <w:rFonts w:ascii="Google Sans Text" w:eastAsia="Google Sans Text" w:hAnsi="Google Sans Text" w:cs="Google Sans Text"/>
+          <w:rFonts w:asciiTheme="majorHAnsi" w:eastAsia="Google Sans Text" w:hAnsiTheme="majorHAnsi" w:cstheme="majorHAnsi"/>
           <w:b/>
           <w:color w:val="1B1C1D"/>
         </w:rPr>
@@ -6611,7 +6352,7 @@
       <w:proofErr w:type="spellEnd"/>
       <w:r>
         <w:rPr>
-          <w:rFonts w:ascii="Google Sans Text" w:eastAsia="Google Sans Text" w:hAnsi="Google Sans Text" w:cs="Google Sans Text"/>
+          <w:rFonts w:asciiTheme="majorHAnsi" w:eastAsia="Google Sans Text" w:hAnsiTheme="majorHAnsi" w:cstheme="majorHAnsi"/>
           <w:b/>
           <w:color w:val="1B1C1D"/>
         </w:rPr>
@@ -6619,7 +6360,7 @@
       </w:r>
       <w:r>
         <w:rPr>
-          <w:rFonts w:ascii="Google Sans Text" w:eastAsia="Google Sans Text" w:hAnsi="Google Sans Text" w:cs="Google Sans Text"/>
+          <w:rFonts w:asciiTheme="majorHAnsi" w:eastAsia="Google Sans Text" w:hAnsiTheme="majorHAnsi" w:cstheme="majorHAnsi"/>
           <w:color w:val="1B1C1D"/>
         </w:rPr>
         <w:t xml:space="preserve"> f(x)=max(0,x)</w:t>
@@ -6639,10 +6380,13 @@
           <w:between w:val="nil"/>
         </w:pBdr>
         <w:spacing w:line="275" w:lineRule="auto"/>
-      </w:pPr>
-      <w:r>
-        <w:rPr>
-          <w:rFonts w:ascii="Google Sans Text" w:eastAsia="Google Sans Text" w:hAnsi="Google Sans Text" w:cs="Google Sans Text"/>
+        <w:rPr>
+          <w:rFonts w:asciiTheme="majorHAnsi" w:hAnsiTheme="majorHAnsi" w:cstheme="majorHAnsi"/>
+        </w:rPr>
+      </w:pPr>
+      <w:r>
+        <w:rPr>
+          <w:rFonts w:asciiTheme="majorHAnsi" w:eastAsia="Google Sans Text" w:hAnsiTheme="majorHAnsi" w:cstheme="majorHAnsi"/>
           <w:b/>
           <w:color w:val="1B1C1D"/>
         </w:rPr>
@@ -6650,7 +6394,7 @@
       </w:r>
       <w:r>
         <w:rPr>
-          <w:rFonts w:ascii="Google Sans Text" w:eastAsia="Google Sans Text" w:hAnsi="Google Sans Text" w:cs="Google Sans Text"/>
+          <w:rFonts w:asciiTheme="majorHAnsi" w:eastAsia="Google Sans Text" w:hAnsiTheme="majorHAnsi" w:cstheme="majorHAnsi"/>
           <w:color w:val="1B1C1D"/>
         </w:rPr>
         <w:t xml:space="preserve"> f(x)=1+e−x1​</w:t>
@@ -6670,11 +6414,14 @@
           <w:between w:val="nil"/>
         </w:pBdr>
         <w:spacing w:after="120" w:line="275" w:lineRule="auto"/>
+        <w:rPr>
+          <w:rFonts w:asciiTheme="majorHAnsi" w:hAnsiTheme="majorHAnsi" w:cstheme="majorHAnsi"/>
+        </w:rPr>
       </w:pPr>
       <w:proofErr w:type="spellStart"/>
       <w:r>
         <w:rPr>
-          <w:rFonts w:ascii="Google Sans Text" w:eastAsia="Google Sans Text" w:hAnsi="Google Sans Text" w:cs="Google Sans Text"/>
+          <w:rFonts w:asciiTheme="majorHAnsi" w:eastAsia="Google Sans Text" w:hAnsiTheme="majorHAnsi" w:cstheme="majorHAnsi"/>
           <w:b/>
           <w:color w:val="1B1C1D"/>
         </w:rPr>
@@ -6683,7 +6430,7 @@
       <w:proofErr w:type="spellEnd"/>
       <w:r>
         <w:rPr>
-          <w:rFonts w:ascii="Google Sans Text" w:eastAsia="Google Sans Text" w:hAnsi="Google Sans Text" w:cs="Google Sans Text"/>
+          <w:rFonts w:asciiTheme="majorHAnsi" w:eastAsia="Google Sans Text" w:hAnsiTheme="majorHAnsi" w:cstheme="majorHAnsi"/>
           <w:b/>
           <w:color w:val="1B1C1D"/>
         </w:rPr>
@@ -6691,7 +6438,7 @@
       </w:r>
       <w:r>
         <w:rPr>
-          <w:rFonts w:ascii="Google Sans Text" w:eastAsia="Google Sans Text" w:hAnsi="Google Sans Text" w:cs="Google Sans Text"/>
+          <w:rFonts w:asciiTheme="majorHAnsi" w:eastAsia="Google Sans Text" w:hAnsiTheme="majorHAnsi" w:cstheme="majorHAnsi"/>
           <w:color w:val="1B1C1D"/>
         </w:rPr>
         <w:t xml:space="preserve"> f(x)=</w:t>
@@ -6699,7 +6446,7 @@
       <w:proofErr w:type="spellStart"/>
       <w:r>
         <w:rPr>
-          <w:rFonts w:ascii="Google Sans Text" w:eastAsia="Google Sans Text" w:hAnsi="Google Sans Text" w:cs="Google Sans Text"/>
+          <w:rFonts w:asciiTheme="majorHAnsi" w:eastAsia="Google Sans Text" w:hAnsiTheme="majorHAnsi" w:cstheme="majorHAnsi"/>
           <w:color w:val="1B1C1D"/>
         </w:rPr>
         <w:t>tanh</w:t>
@@ -6707,7 +6454,7 @@
       <w:proofErr w:type="spellEnd"/>
       <w:r>
         <w:rPr>
-          <w:rFonts w:ascii="Google Sans Text" w:eastAsia="Google Sans Text" w:hAnsi="Google Sans Text" w:cs="Google Sans Text"/>
+          <w:rFonts w:asciiTheme="majorHAnsi" w:eastAsia="Google Sans Text" w:hAnsiTheme="majorHAnsi" w:cstheme="majorHAnsi"/>
           <w:color w:val="1B1C1D"/>
         </w:rPr>
         <w:t>(x)</w:t>
@@ -6724,11 +6471,14 @@
         </w:pBdr>
         <w:spacing w:before="120" w:after="240" w:line="275" w:lineRule="auto"/>
         <w:rPr>
-          <w:rFonts w:ascii="Google Sans Text" w:eastAsia="Google Sans Text" w:hAnsi="Google Sans Text" w:cs="Google Sans Text"/>
-          <w:color w:val="1B1C1D"/>
-        </w:rPr>
-      </w:pPr>
-      <w:r>
+          <w:rFonts w:asciiTheme="majorHAnsi" w:eastAsia="Google Sans Text" w:hAnsiTheme="majorHAnsi" w:cstheme="majorHAnsi"/>
+          <w:color w:val="1B1C1D"/>
+        </w:rPr>
+      </w:pPr>
+      <w:r>
+        <w:rPr>
+          <w:rFonts w:asciiTheme="majorHAnsi" w:hAnsiTheme="majorHAnsi" w:cstheme="majorHAnsi"/>
+        </w:rPr>
         <w:pict>
           <v:rect id="_x0000_i1037" style="width:0;height:1.5pt" o:hralign="center" o:hrstd="t" o:hr="t" fillcolor="#a0a0a0" stroked="f"/>
         </w:pict>
@@ -6739,33 +6489,41 @@
         <w:pStyle w:val="Heading3"/>
         <w:spacing w:before="0" w:after="120" w:line="275" w:lineRule="auto"/>
         <w:rPr>
-          <w:rFonts w:ascii="Google Sans Text" w:eastAsia="Google Sans Text" w:hAnsi="Google Sans Text" w:cs="Google Sans Text"/>
-          <w:color w:val="1B1C1D"/>
-        </w:rPr>
-      </w:pPr>
-      <w:r>
-        <w:rPr>
-          <w:rFonts w:ascii="Google Sans Text" w:eastAsia="Google Sans Text" w:hAnsi="Google Sans Text" w:cs="Google Sans Text"/>
-          <w:color w:val="1B1C1D"/>
+          <w:rFonts w:asciiTheme="majorHAnsi" w:eastAsia="Google Sans Text" w:hAnsiTheme="majorHAnsi" w:cstheme="majorHAnsi"/>
+          <w:color w:val="1B1C1D"/>
+          <w:sz w:val="24"/>
+          <w:u w:val="single"/>
+        </w:rPr>
+      </w:pPr>
+      <w:r>
+        <w:rPr>
+          <w:rFonts w:asciiTheme="majorHAnsi" w:eastAsia="Google Sans Text" w:hAnsiTheme="majorHAnsi" w:cstheme="majorHAnsi"/>
+          <w:color w:val="1B1C1D"/>
+          <w:sz w:val="24"/>
           <w:highlight w:val="yellow"/>
+          <w:u w:val="single"/>
         </w:rPr>
         <w:t xml:space="preserve">13. Differentiate between </w:t>
       </w:r>
       <w:proofErr w:type="spellStart"/>
       <w:r>
         <w:rPr>
-          <w:rFonts w:ascii="Google Sans Text" w:eastAsia="Google Sans Text" w:hAnsi="Google Sans Text" w:cs="Google Sans Text"/>
-          <w:color w:val="1B1C1D"/>
+          <w:rFonts w:asciiTheme="majorHAnsi" w:eastAsia="Google Sans Text" w:hAnsiTheme="majorHAnsi" w:cstheme="majorHAnsi"/>
+          <w:color w:val="1B1C1D"/>
+          <w:sz w:val="24"/>
           <w:highlight w:val="yellow"/>
+          <w:u w:val="single"/>
         </w:rPr>
         <w:t>feedforward</w:t>
       </w:r>
       <w:proofErr w:type="spellEnd"/>
       <w:r>
         <w:rPr>
-          <w:rFonts w:ascii="Google Sans Text" w:eastAsia="Google Sans Text" w:hAnsi="Google Sans Text" w:cs="Google Sans Text"/>
-          <w:color w:val="1B1C1D"/>
+          <w:rFonts w:asciiTheme="majorHAnsi" w:eastAsia="Google Sans Text" w:hAnsiTheme="majorHAnsi" w:cstheme="majorHAnsi"/>
+          <w:color w:val="1B1C1D"/>
+          <w:sz w:val="24"/>
           <w:highlight w:val="yellow"/>
+          <w:u w:val="single"/>
         </w:rPr>
         <w:t xml:space="preserve"> neural network and recurrent neural network.</w:t>
       </w:r>
@@ -6802,14 +6560,14 @@
               </w:pBdr>
               <w:spacing w:before="120" w:after="120" w:line="275" w:lineRule="auto"/>
               <w:rPr>
-                <w:rFonts w:ascii="Google Sans Text" w:eastAsia="Google Sans Text" w:hAnsi="Google Sans Text" w:cs="Google Sans Text"/>
+                <w:rFonts w:asciiTheme="majorHAnsi" w:eastAsia="Google Sans Text" w:hAnsiTheme="majorHAnsi" w:cstheme="majorHAnsi"/>
                 <w:b/>
                 <w:color w:val="1B1C1D"/>
               </w:rPr>
             </w:pPr>
             <w:r>
               <w:rPr>
-                <w:rFonts w:ascii="Google Sans Text" w:eastAsia="Google Sans Text" w:hAnsi="Google Sans Text" w:cs="Google Sans Text"/>
+                <w:rFonts w:asciiTheme="majorHAnsi" w:eastAsia="Google Sans Text" w:hAnsiTheme="majorHAnsi" w:cstheme="majorHAnsi"/>
                 <w:b/>
                 <w:color w:val="1B1C1D"/>
               </w:rPr>
@@ -6832,7 +6590,7 @@
               </w:pBdr>
               <w:spacing w:before="120" w:after="120" w:line="275" w:lineRule="auto"/>
               <w:rPr>
-                <w:rFonts w:ascii="Google Sans Text" w:eastAsia="Google Sans Text" w:hAnsi="Google Sans Text" w:cs="Google Sans Text"/>
+                <w:rFonts w:asciiTheme="majorHAnsi" w:eastAsia="Google Sans Text" w:hAnsiTheme="majorHAnsi" w:cstheme="majorHAnsi"/>
                 <w:b/>
                 <w:color w:val="1B1C1D"/>
               </w:rPr>
@@ -6840,7 +6598,7 @@
             <w:proofErr w:type="spellStart"/>
             <w:r>
               <w:rPr>
-                <w:rFonts w:ascii="Google Sans Text" w:eastAsia="Google Sans Text" w:hAnsi="Google Sans Text" w:cs="Google Sans Text"/>
+                <w:rFonts w:asciiTheme="majorHAnsi" w:eastAsia="Google Sans Text" w:hAnsiTheme="majorHAnsi" w:cstheme="majorHAnsi"/>
                 <w:b/>
                 <w:color w:val="1B1C1D"/>
               </w:rPr>
@@ -6849,7 +6607,7 @@
             <w:proofErr w:type="spellEnd"/>
             <w:r>
               <w:rPr>
-                <w:rFonts w:ascii="Google Sans Text" w:eastAsia="Google Sans Text" w:hAnsi="Google Sans Text" w:cs="Google Sans Text"/>
+                <w:rFonts w:asciiTheme="majorHAnsi" w:eastAsia="Google Sans Text" w:hAnsiTheme="majorHAnsi" w:cstheme="majorHAnsi"/>
                 <w:b/>
                 <w:color w:val="1B1C1D"/>
               </w:rPr>
@@ -6872,14 +6630,14 @@
               </w:pBdr>
               <w:spacing w:before="120" w:after="120" w:line="275" w:lineRule="auto"/>
               <w:rPr>
-                <w:rFonts w:ascii="Google Sans Text" w:eastAsia="Google Sans Text" w:hAnsi="Google Sans Text" w:cs="Google Sans Text"/>
+                <w:rFonts w:asciiTheme="majorHAnsi" w:eastAsia="Google Sans Text" w:hAnsiTheme="majorHAnsi" w:cstheme="majorHAnsi"/>
                 <w:b/>
                 <w:color w:val="1B1C1D"/>
               </w:rPr>
             </w:pPr>
             <w:r>
               <w:rPr>
-                <w:rFonts w:ascii="Google Sans Text" w:eastAsia="Google Sans Text" w:hAnsi="Google Sans Text" w:cs="Google Sans Text"/>
+                <w:rFonts w:asciiTheme="majorHAnsi" w:eastAsia="Google Sans Text" w:hAnsiTheme="majorHAnsi" w:cstheme="majorHAnsi"/>
                 <w:b/>
                 <w:color w:val="1B1C1D"/>
               </w:rPr>
@@ -6907,14 +6665,14 @@
               </w:pBdr>
               <w:spacing w:before="120" w:after="120" w:line="275" w:lineRule="auto"/>
               <w:rPr>
-                <w:rFonts w:ascii="Google Sans Text" w:eastAsia="Google Sans Text" w:hAnsi="Google Sans Text" w:cs="Google Sans Text"/>
+                <w:rFonts w:asciiTheme="majorHAnsi" w:eastAsia="Google Sans Text" w:hAnsiTheme="majorHAnsi" w:cstheme="majorHAnsi"/>
                 <w:b/>
                 <w:color w:val="1B1C1D"/>
               </w:rPr>
             </w:pPr>
             <w:r>
               <w:rPr>
-                <w:rFonts w:ascii="Google Sans Text" w:eastAsia="Google Sans Text" w:hAnsi="Google Sans Text" w:cs="Google Sans Text"/>
+                <w:rFonts w:asciiTheme="majorHAnsi" w:eastAsia="Google Sans Text" w:hAnsiTheme="majorHAnsi" w:cstheme="majorHAnsi"/>
                 <w:b/>
                 <w:color w:val="1B1C1D"/>
               </w:rPr>
@@ -6937,13 +6695,13 @@
               </w:pBdr>
               <w:spacing w:before="120" w:after="120" w:line="275" w:lineRule="auto"/>
               <w:rPr>
-                <w:rFonts w:ascii="Google Sans Text" w:eastAsia="Google Sans Text" w:hAnsi="Google Sans Text" w:cs="Google Sans Text"/>
+                <w:rFonts w:asciiTheme="majorHAnsi" w:eastAsia="Google Sans Text" w:hAnsiTheme="majorHAnsi" w:cstheme="majorHAnsi"/>
                 <w:color w:val="1B1C1D"/>
               </w:rPr>
             </w:pPr>
             <w:r>
               <w:rPr>
-                <w:rFonts w:ascii="Google Sans Text" w:eastAsia="Google Sans Text" w:hAnsi="Google Sans Text" w:cs="Google Sans Text"/>
+                <w:rFonts w:asciiTheme="majorHAnsi" w:eastAsia="Google Sans Text" w:hAnsiTheme="majorHAnsi" w:cstheme="majorHAnsi"/>
                 <w:b/>
                 <w:color w:val="1B1C1D"/>
               </w:rPr>
@@ -6951,7 +6709,7 @@
             </w:r>
             <w:r>
               <w:rPr>
-                <w:rFonts w:ascii="Google Sans Text" w:eastAsia="Google Sans Text" w:hAnsi="Google Sans Text" w:cs="Google Sans Text"/>
+                <w:rFonts w:asciiTheme="majorHAnsi" w:eastAsia="Google Sans Text" w:hAnsiTheme="majorHAnsi" w:cstheme="majorHAnsi"/>
                 <w:color w:val="1B1C1D"/>
               </w:rPr>
               <w:t xml:space="preserve"> Information flows in one direction only, from the input layer, through the hidden layers, to the output layer. There are no loops or cycles.</w:t>
@@ -6973,13 +6731,13 @@
               </w:pBdr>
               <w:spacing w:before="120" w:after="120" w:line="275" w:lineRule="auto"/>
               <w:rPr>
-                <w:rFonts w:ascii="Google Sans Text" w:eastAsia="Google Sans Text" w:hAnsi="Google Sans Text" w:cs="Google Sans Text"/>
+                <w:rFonts w:asciiTheme="majorHAnsi" w:eastAsia="Google Sans Text" w:hAnsiTheme="majorHAnsi" w:cstheme="majorHAnsi"/>
                 <w:color w:val="1B1C1D"/>
               </w:rPr>
             </w:pPr>
             <w:r>
               <w:rPr>
-                <w:rFonts w:ascii="Google Sans Text" w:eastAsia="Google Sans Text" w:hAnsi="Google Sans Text" w:cs="Google Sans Text"/>
+                <w:rFonts w:asciiTheme="majorHAnsi" w:eastAsia="Google Sans Text" w:hAnsiTheme="majorHAnsi" w:cstheme="majorHAnsi"/>
                 <w:b/>
                 <w:color w:val="1B1C1D"/>
               </w:rPr>
@@ -6987,7 +6745,7 @@
             </w:r>
             <w:r>
               <w:rPr>
-                <w:rFonts w:ascii="Google Sans Text" w:eastAsia="Google Sans Text" w:hAnsi="Google Sans Text" w:cs="Google Sans Text"/>
+                <w:rFonts w:asciiTheme="majorHAnsi" w:eastAsia="Google Sans Text" w:hAnsiTheme="majorHAnsi" w:cstheme="majorHAnsi"/>
                 <w:color w:val="1B1C1D"/>
               </w:rPr>
               <w:t xml:space="preserve"> Information can flow in loops. The output of a neuron can be fed back to itself or to a neuron in a previous layer, creating a cycle.</w:t>
@@ -7014,14 +6772,14 @@
               </w:pBdr>
               <w:spacing w:before="120" w:after="120" w:line="275" w:lineRule="auto"/>
               <w:rPr>
-                <w:rFonts w:ascii="Google Sans Text" w:eastAsia="Google Sans Text" w:hAnsi="Google Sans Text" w:cs="Google Sans Text"/>
+                <w:rFonts w:asciiTheme="majorHAnsi" w:eastAsia="Google Sans Text" w:hAnsiTheme="majorHAnsi" w:cstheme="majorHAnsi"/>
                 <w:b/>
                 <w:color w:val="1B1C1D"/>
               </w:rPr>
             </w:pPr>
             <w:r>
               <w:rPr>
-                <w:rFonts w:ascii="Google Sans Text" w:eastAsia="Google Sans Text" w:hAnsi="Google Sans Text" w:cs="Google Sans Text"/>
+                <w:rFonts w:asciiTheme="majorHAnsi" w:eastAsia="Google Sans Text" w:hAnsiTheme="majorHAnsi" w:cstheme="majorHAnsi"/>
                 <w:b/>
                 <w:color w:val="1B1C1D"/>
               </w:rPr>
@@ -7044,13 +6802,13 @@
               </w:pBdr>
               <w:spacing w:before="120" w:after="120" w:line="275" w:lineRule="auto"/>
               <w:rPr>
-                <w:rFonts w:ascii="Google Sans Text" w:eastAsia="Google Sans Text" w:hAnsi="Google Sans Text" w:cs="Google Sans Text"/>
+                <w:rFonts w:asciiTheme="majorHAnsi" w:eastAsia="Google Sans Text" w:hAnsiTheme="majorHAnsi" w:cstheme="majorHAnsi"/>
                 <w:color w:val="1B1C1D"/>
               </w:rPr>
             </w:pPr>
             <w:r>
               <w:rPr>
-                <w:rFonts w:ascii="Google Sans Text" w:eastAsia="Google Sans Text" w:hAnsi="Google Sans Text" w:cs="Google Sans Text"/>
+                <w:rFonts w:asciiTheme="majorHAnsi" w:eastAsia="Google Sans Text" w:hAnsiTheme="majorHAnsi" w:cstheme="majorHAnsi"/>
                 <w:b/>
                 <w:color w:val="1B1C1D"/>
               </w:rPr>
@@ -7058,25 +6816,10 @@
             </w:r>
             <w:r>
               <w:rPr>
-                <w:rFonts w:ascii="Google Sans Text" w:eastAsia="Google Sans Text" w:hAnsi="Google Sans Text" w:cs="Google Sans Text"/>
-                <w:color w:val="1B1C1D"/>
-              </w:rPr>
-              <w:t xml:space="preserve"> FNNs have no internal memory of past inputs. The output for a given input is always the same, </w:t>
-            </w:r>
-            <w:r>
-              <w:rPr>
-                <w:rFonts w:ascii="Google Sans Text" w:eastAsia="Google Sans Text" w:hAnsi="Google Sans Text" w:cs="Google Sans Text"/>
-                <w:color w:val="1B1C1D"/>
-              </w:rPr>
-              <w:lastRenderedPageBreak/>
-              <w:t>regardle</w:t>
-            </w:r>
-            <w:r>
-              <w:rPr>
-                <w:rFonts w:ascii="Google Sans Text" w:eastAsia="Google Sans Text" w:hAnsi="Google Sans Text" w:cs="Google Sans Text"/>
-                <w:color w:val="1B1C1D"/>
-              </w:rPr>
-              <w:t>ss of previous inputs.</w:t>
+                <w:rFonts w:asciiTheme="majorHAnsi" w:eastAsia="Google Sans Text" w:hAnsiTheme="majorHAnsi" w:cstheme="majorHAnsi"/>
+                <w:color w:val="1B1C1D"/>
+              </w:rPr>
+              <w:t xml:space="preserve"> FNNs have no internal memory of past inputs. The output for a given input is always the same, regardless of previous inputs.</w:t>
             </w:r>
           </w:p>
         </w:tc>
@@ -7095,33 +6838,24 @@
               </w:pBdr>
               <w:spacing w:before="120" w:after="120" w:line="275" w:lineRule="auto"/>
               <w:rPr>
-                <w:rFonts w:ascii="Google Sans Text" w:eastAsia="Google Sans Text" w:hAnsi="Google Sans Text" w:cs="Google Sans Text"/>
+                <w:rFonts w:asciiTheme="majorHAnsi" w:eastAsia="Google Sans Text" w:hAnsiTheme="majorHAnsi" w:cstheme="majorHAnsi"/>
                 <w:color w:val="1B1C1D"/>
               </w:rPr>
             </w:pPr>
             <w:r>
               <w:rPr>
-                <w:rFonts w:ascii="Google Sans Text" w:eastAsia="Google Sans Text" w:hAnsi="Google Sans Text" w:cs="Google Sans Text"/>
+                <w:rFonts w:asciiTheme="majorHAnsi" w:eastAsia="Google Sans Text" w:hAnsiTheme="majorHAnsi" w:cstheme="majorHAnsi"/>
                 <w:b/>
                 <w:color w:val="1B1C1D"/>
               </w:rPr>
-              <w:lastRenderedPageBreak/>
               <w:t>Has internal memory.</w:t>
             </w:r>
             <w:r>
               <w:rPr>
-                <w:rFonts w:ascii="Google Sans Text" w:eastAsia="Google Sans Text" w:hAnsi="Google Sans Text" w:cs="Google Sans Text"/>
-                <w:color w:val="1B1C1D"/>
-              </w:rPr>
-              <w:t xml:space="preserve"> RNNs maintain a 'hidden state' or 'memory' that captures information from all </w:t>
-            </w:r>
-            <w:r>
-              <w:rPr>
-                <w:rFonts w:ascii="Google Sans Text" w:eastAsia="Google Sans Text" w:hAnsi="Google Sans Text" w:cs="Google Sans Text"/>
-                <w:color w:val="1B1C1D"/>
-              </w:rPr>
-              <w:lastRenderedPageBreak/>
-              <w:t>previous inputs in a sequence.</w:t>
+                <w:rFonts w:asciiTheme="majorHAnsi" w:eastAsia="Google Sans Text" w:hAnsiTheme="majorHAnsi" w:cstheme="majorHAnsi"/>
+                <w:color w:val="1B1C1D"/>
+              </w:rPr>
+              <w:t xml:space="preserve"> RNNs maintain a 'hidden state' or 'memory' that captures information from all previous inputs in a sequence.</w:t>
             </w:r>
           </w:p>
         </w:tc>
@@ -7145,7 +6879,7 @@
               </w:pBdr>
               <w:spacing w:before="120" w:after="120" w:line="275" w:lineRule="auto"/>
               <w:rPr>
-                <w:rFonts w:ascii="Google Sans Text" w:eastAsia="Google Sans Text" w:hAnsi="Google Sans Text" w:cs="Google Sans Text"/>
+                <w:rFonts w:asciiTheme="majorHAnsi" w:eastAsia="Google Sans Text" w:hAnsiTheme="majorHAnsi" w:cstheme="majorHAnsi"/>
                 <w:b/>
                 <w:color w:val="1B1C1D"/>
               </w:rPr>
@@ -7153,11 +6887,10 @@
             <w:proofErr w:type="spellStart"/>
             <w:r>
               <w:rPr>
-                <w:rFonts w:ascii="Google Sans Text" w:eastAsia="Google Sans Text" w:hAnsi="Google Sans Text" w:cs="Google Sans Text"/>
+                <w:rFonts w:asciiTheme="majorHAnsi" w:eastAsia="Google Sans Text" w:hAnsiTheme="majorHAnsi" w:cstheme="majorHAnsi"/>
                 <w:b/>
                 <w:color w:val="1B1C1D"/>
               </w:rPr>
-              <w:lastRenderedPageBreak/>
               <w:t>Input/Output</w:t>
             </w:r>
             <w:proofErr w:type="spellEnd"/>
@@ -7178,21 +6911,21 @@
               </w:pBdr>
               <w:spacing w:before="120" w:after="120" w:line="275" w:lineRule="auto"/>
               <w:rPr>
-                <w:rFonts w:ascii="Google Sans Text" w:eastAsia="Google Sans Text" w:hAnsi="Google Sans Text" w:cs="Google Sans Text"/>
+                <w:rFonts w:asciiTheme="majorHAnsi" w:eastAsia="Google Sans Text" w:hAnsiTheme="majorHAnsi" w:cstheme="majorHAnsi"/>
                 <w:b/>
                 <w:color w:val="1B1C1D"/>
               </w:rPr>
             </w:pPr>
             <w:r>
               <w:rPr>
-                <w:rFonts w:ascii="Google Sans Text" w:eastAsia="Google Sans Text" w:hAnsi="Google Sans Text" w:cs="Google Sans Text"/>
+                <w:rFonts w:asciiTheme="majorHAnsi" w:eastAsia="Google Sans Text" w:hAnsiTheme="majorHAnsi" w:cstheme="majorHAnsi"/>
                 <w:color w:val="1B1C1D"/>
               </w:rPr>
               <w:t xml:space="preserve">Designed to handle </w:t>
             </w:r>
             <w:r>
               <w:rPr>
-                <w:rFonts w:ascii="Google Sans Text" w:eastAsia="Google Sans Text" w:hAnsi="Google Sans Text" w:cs="Google Sans Text"/>
+                <w:rFonts w:asciiTheme="majorHAnsi" w:eastAsia="Google Sans Text" w:hAnsiTheme="majorHAnsi" w:cstheme="majorHAnsi"/>
                 <w:b/>
                 <w:color w:val="1B1C1D"/>
               </w:rPr>
@@ -7215,20 +6948,20 @@
               </w:pBdr>
               <w:spacing w:before="120" w:after="120" w:line="275" w:lineRule="auto"/>
               <w:rPr>
-                <w:rFonts w:ascii="Google Sans Text" w:eastAsia="Google Sans Text" w:hAnsi="Google Sans Text" w:cs="Google Sans Text"/>
+                <w:rFonts w:asciiTheme="majorHAnsi" w:eastAsia="Google Sans Text" w:hAnsiTheme="majorHAnsi" w:cstheme="majorHAnsi"/>
                 <w:color w:val="1B1C1D"/>
               </w:rPr>
             </w:pPr>
             <w:r>
               <w:rPr>
-                <w:rFonts w:ascii="Google Sans Text" w:eastAsia="Google Sans Text" w:hAnsi="Google Sans Text" w:cs="Google Sans Text"/>
+                <w:rFonts w:asciiTheme="majorHAnsi" w:eastAsia="Google Sans Text" w:hAnsiTheme="majorHAnsi" w:cstheme="majorHAnsi"/>
                 <w:color w:val="1B1C1D"/>
               </w:rPr>
               <w:t xml:space="preserve">Designed to handle </w:t>
             </w:r>
             <w:r>
               <w:rPr>
-                <w:rFonts w:ascii="Google Sans Text" w:eastAsia="Google Sans Text" w:hAnsi="Google Sans Text" w:cs="Google Sans Text"/>
+                <w:rFonts w:asciiTheme="majorHAnsi" w:eastAsia="Google Sans Text" w:hAnsiTheme="majorHAnsi" w:cstheme="majorHAnsi"/>
                 <w:b/>
                 <w:color w:val="1B1C1D"/>
               </w:rPr>
@@ -7236,7 +6969,7 @@
             </w:r>
             <w:r>
               <w:rPr>
-                <w:rFonts w:ascii="Google Sans Text" w:eastAsia="Google Sans Text" w:hAnsi="Google Sans Text" w:cs="Google Sans Text"/>
+                <w:rFonts w:asciiTheme="majorHAnsi" w:eastAsia="Google Sans Text" w:hAnsiTheme="majorHAnsi" w:cstheme="majorHAnsi"/>
                 <w:color w:val="1B1C1D"/>
               </w:rPr>
               <w:t>, such as text, speech, or time series.</w:t>
@@ -7263,14 +6996,14 @@
               </w:pBdr>
               <w:spacing w:before="120" w:after="120" w:line="275" w:lineRule="auto"/>
               <w:rPr>
-                <w:rFonts w:ascii="Google Sans Text" w:eastAsia="Google Sans Text" w:hAnsi="Google Sans Text" w:cs="Google Sans Text"/>
+                <w:rFonts w:asciiTheme="majorHAnsi" w:eastAsia="Google Sans Text" w:hAnsiTheme="majorHAnsi" w:cstheme="majorHAnsi"/>
                 <w:b/>
                 <w:color w:val="1B1C1D"/>
               </w:rPr>
             </w:pPr>
             <w:r>
               <w:rPr>
-                <w:rFonts w:ascii="Google Sans Text" w:eastAsia="Google Sans Text" w:hAnsi="Google Sans Text" w:cs="Google Sans Text"/>
+                <w:rFonts w:asciiTheme="majorHAnsi" w:eastAsia="Google Sans Text" w:hAnsiTheme="majorHAnsi" w:cstheme="majorHAnsi"/>
                 <w:b/>
                 <w:color w:val="1B1C1D"/>
               </w:rPr>
@@ -7293,13 +7026,13 @@
               </w:pBdr>
               <w:spacing w:before="120" w:after="120" w:line="275" w:lineRule="auto"/>
               <w:rPr>
-                <w:rFonts w:ascii="Google Sans Text" w:eastAsia="Google Sans Text" w:hAnsi="Google Sans Text" w:cs="Google Sans Text"/>
+                <w:rFonts w:asciiTheme="majorHAnsi" w:eastAsia="Google Sans Text" w:hAnsiTheme="majorHAnsi" w:cstheme="majorHAnsi"/>
                 <w:color w:val="1B1C1D"/>
               </w:rPr>
             </w:pPr>
             <w:r>
               <w:rPr>
-                <w:rFonts w:ascii="Google Sans Text" w:eastAsia="Google Sans Text" w:hAnsi="Google Sans Text" w:cs="Google Sans Text"/>
+                <w:rFonts w:asciiTheme="majorHAnsi" w:eastAsia="Google Sans Text" w:hAnsiTheme="majorHAnsi" w:cstheme="majorHAnsi"/>
                 <w:color w:val="1B1C1D"/>
               </w:rPr>
               <w:t>Image classification, object detection, regression problems, and other tasks where the input data has no temporal dependency.</w:t>
@@ -7321,13 +7054,13 @@
               </w:pBdr>
               <w:spacing w:before="120" w:after="120" w:line="275" w:lineRule="auto"/>
               <w:rPr>
-                <w:rFonts w:ascii="Google Sans Text" w:eastAsia="Google Sans Text" w:hAnsi="Google Sans Text" w:cs="Google Sans Text"/>
+                <w:rFonts w:asciiTheme="majorHAnsi" w:eastAsia="Google Sans Text" w:hAnsiTheme="majorHAnsi" w:cstheme="majorHAnsi"/>
                 <w:color w:val="1B1C1D"/>
               </w:rPr>
             </w:pPr>
             <w:r>
               <w:rPr>
-                <w:rFonts w:ascii="Google Sans Text" w:eastAsia="Google Sans Text" w:hAnsi="Google Sans Text" w:cs="Google Sans Text"/>
+                <w:rFonts w:asciiTheme="majorHAnsi" w:eastAsia="Google Sans Text" w:hAnsiTheme="majorHAnsi" w:cstheme="majorHAnsi"/>
                 <w:color w:val="1B1C1D"/>
               </w:rPr>
               <w:t xml:space="preserve">Natural Language Processing (NLP), speech recognition, machine translation, time-series </w:t>
@@ -7335,7 +7068,7 @@
             <w:proofErr w:type="gramStart"/>
             <w:r>
               <w:rPr>
-                <w:rFonts w:ascii="Google Sans Text" w:eastAsia="Google Sans Text" w:hAnsi="Google Sans Text" w:cs="Google Sans Text"/>
+                <w:rFonts w:asciiTheme="majorHAnsi" w:eastAsia="Google Sans Text" w:hAnsiTheme="majorHAnsi" w:cstheme="majorHAnsi"/>
                 <w:color w:val="1B1C1D"/>
               </w:rPr>
               <w:t>forecasting,</w:t>
@@ -7343,7 +7076,7 @@
             <w:proofErr w:type="gramEnd"/>
             <w:r>
               <w:rPr>
-                <w:rFonts w:ascii="Google Sans Text" w:eastAsia="Google Sans Text" w:hAnsi="Google Sans Text" w:cs="Google Sans Text"/>
+                <w:rFonts w:asciiTheme="majorHAnsi" w:eastAsia="Google Sans Text" w:hAnsiTheme="majorHAnsi" w:cstheme="majorHAnsi"/>
                 <w:color w:val="1B1C1D"/>
               </w:rPr>
               <w:t xml:space="preserve"> and other tasks involving sequential data.</w:t>
@@ -7370,17 +7103,18 @@
               </w:pBdr>
               <w:spacing w:before="120" w:after="120" w:line="275" w:lineRule="auto"/>
               <w:rPr>
-                <w:rFonts w:ascii="Google Sans Text" w:eastAsia="Google Sans Text" w:hAnsi="Google Sans Text" w:cs="Google Sans Text"/>
+                <w:rFonts w:asciiTheme="majorHAnsi" w:eastAsia="Google Sans Text" w:hAnsiTheme="majorHAnsi" w:cstheme="majorHAnsi"/>
                 <w:b/>
                 <w:color w:val="1B1C1D"/>
               </w:rPr>
             </w:pPr>
             <w:r>
               <w:rPr>
-                <w:rFonts w:ascii="Google Sans Text" w:eastAsia="Google Sans Text" w:hAnsi="Google Sans Text" w:cs="Google Sans Text"/>
+                <w:rFonts w:asciiTheme="majorHAnsi" w:eastAsia="Google Sans Text" w:hAnsiTheme="majorHAnsi" w:cstheme="majorHAnsi"/>
                 <w:b/>
                 <w:color w:val="1B1C1D"/>
               </w:rPr>
+              <w:lastRenderedPageBreak/>
               <w:t>Example Architectures</w:t>
             </w:r>
           </w:p>
@@ -7400,13 +7134,13 @@
               </w:pBdr>
               <w:spacing w:before="120" w:after="120" w:line="275" w:lineRule="auto"/>
               <w:rPr>
-                <w:rFonts w:ascii="Google Sans Text" w:eastAsia="Google Sans Text" w:hAnsi="Google Sans Text" w:cs="Google Sans Text"/>
+                <w:rFonts w:asciiTheme="majorHAnsi" w:eastAsia="Google Sans Text" w:hAnsiTheme="majorHAnsi" w:cstheme="majorHAnsi"/>
                 <w:color w:val="1B1C1D"/>
               </w:rPr>
             </w:pPr>
             <w:r>
               <w:rPr>
-                <w:rFonts w:ascii="Google Sans Text" w:eastAsia="Google Sans Text" w:hAnsi="Google Sans Text" w:cs="Google Sans Text"/>
+                <w:rFonts w:asciiTheme="majorHAnsi" w:eastAsia="Google Sans Text" w:hAnsiTheme="majorHAnsi" w:cstheme="majorHAnsi"/>
                 <w:color w:val="1B1C1D"/>
               </w:rPr>
               <w:t>Multi-Layer Perceptron (MLP), Convolutional Neural Network (CNN).</w:t>
@@ -7428,23 +7162,16 @@
               </w:pBdr>
               <w:spacing w:before="120" w:after="120" w:line="275" w:lineRule="auto"/>
               <w:rPr>
-                <w:rFonts w:ascii="Google Sans Text" w:eastAsia="Google Sans Text" w:hAnsi="Google Sans Text" w:cs="Google Sans Text"/>
+                <w:rFonts w:asciiTheme="majorHAnsi" w:eastAsia="Google Sans Text" w:hAnsiTheme="majorHAnsi" w:cstheme="majorHAnsi"/>
                 <w:color w:val="1B1C1D"/>
               </w:rPr>
             </w:pPr>
             <w:r>
               <w:rPr>
-                <w:rFonts w:ascii="Google Sans Text" w:eastAsia="Google Sans Text" w:hAnsi="Google Sans Text" w:cs="Google Sans Text"/>
-                <w:color w:val="1B1C1D"/>
-              </w:rPr>
-              <w:t>Simple RNN, Long Short-</w:t>
-            </w:r>
-            <w:r>
-              <w:rPr>
-                <w:rFonts w:ascii="Google Sans Text" w:eastAsia="Google Sans Text" w:hAnsi="Google Sans Text" w:cs="Google Sans Text"/>
-                <w:color w:val="1B1C1D"/>
-              </w:rPr>
-              <w:t>Term Memory (LSTM), Gated Recurrent Unit (GRU).</w:t>
+                <w:rFonts w:asciiTheme="majorHAnsi" w:eastAsia="Google Sans Text" w:hAnsiTheme="majorHAnsi" w:cstheme="majorHAnsi"/>
+                <w:color w:val="1B1C1D"/>
+              </w:rPr>
+              <w:t>Simple RNN, Long Short-Term Memory (LSTM), Gated Recurrent Unit (GRU).</w:t>
             </w:r>
           </w:p>
         </w:tc>
@@ -7461,11 +7188,14 @@
         </w:pBdr>
         <w:spacing w:before="120" w:after="240" w:line="275" w:lineRule="auto"/>
         <w:rPr>
-          <w:rFonts w:ascii="Google Sans Text" w:eastAsia="Google Sans Text" w:hAnsi="Google Sans Text" w:cs="Google Sans Text"/>
-          <w:color w:val="1B1C1D"/>
-        </w:rPr>
-      </w:pPr>
-      <w:r>
+          <w:rFonts w:asciiTheme="majorHAnsi" w:eastAsia="Google Sans Text" w:hAnsiTheme="majorHAnsi" w:cstheme="majorHAnsi"/>
+          <w:color w:val="1B1C1D"/>
+        </w:rPr>
+      </w:pPr>
+      <w:r>
+        <w:rPr>
+          <w:rFonts w:asciiTheme="majorHAnsi" w:hAnsiTheme="majorHAnsi" w:cstheme="majorHAnsi"/>
+        </w:rPr>
         <w:pict>
           <v:rect id="_x0000_i1038" style="width:0;height:1.5pt" o:hralign="center" o:hrstd="t" o:hr="t" fillcolor="#a0a0a0" stroked="f"/>
         </w:pict>
@@ -7476,15 +7206,19 @@
         <w:pStyle w:val="Heading3"/>
         <w:spacing w:before="0" w:after="120" w:line="275" w:lineRule="auto"/>
         <w:rPr>
-          <w:rFonts w:ascii="Google Sans Text" w:eastAsia="Google Sans Text" w:hAnsi="Google Sans Text" w:cs="Google Sans Text"/>
-          <w:color w:val="1B1C1D"/>
-        </w:rPr>
-      </w:pPr>
-      <w:r>
-        <w:rPr>
-          <w:rFonts w:ascii="Google Sans Text" w:eastAsia="Google Sans Text" w:hAnsi="Google Sans Text" w:cs="Google Sans Text"/>
-          <w:color w:val="1B1C1D"/>
+          <w:rFonts w:asciiTheme="majorHAnsi" w:eastAsia="Google Sans Text" w:hAnsiTheme="majorHAnsi" w:cstheme="majorHAnsi"/>
+          <w:color w:val="1B1C1D"/>
+          <w:sz w:val="24"/>
+          <w:u w:val="single"/>
+        </w:rPr>
+      </w:pPr>
+      <w:r>
+        <w:rPr>
+          <w:rFonts w:asciiTheme="majorHAnsi" w:eastAsia="Google Sans Text" w:hAnsiTheme="majorHAnsi" w:cstheme="majorHAnsi"/>
+          <w:color w:val="1B1C1D"/>
+          <w:sz w:val="24"/>
           <w:highlight w:val="yellow"/>
+          <w:u w:val="single"/>
         </w:rPr>
         <w:t>14. What is the perceptron learning rule?</w:t>
       </w:r>
@@ -7500,20 +7234,20 @@
         </w:pBdr>
         <w:spacing w:after="240" w:line="275" w:lineRule="auto"/>
         <w:rPr>
-          <w:rFonts w:ascii="Google Sans Text" w:eastAsia="Google Sans Text" w:hAnsi="Google Sans Text" w:cs="Google Sans Text"/>
-          <w:color w:val="1B1C1D"/>
-        </w:rPr>
-      </w:pPr>
-      <w:r>
-        <w:rPr>
-          <w:rFonts w:ascii="Google Sans Text" w:eastAsia="Google Sans Text" w:hAnsi="Google Sans Text" w:cs="Google Sans Text"/>
+          <w:rFonts w:asciiTheme="majorHAnsi" w:eastAsia="Google Sans Text" w:hAnsiTheme="majorHAnsi" w:cstheme="majorHAnsi"/>
+          <w:color w:val="1B1C1D"/>
+        </w:rPr>
+      </w:pPr>
+      <w:r>
+        <w:rPr>
+          <w:rFonts w:asciiTheme="majorHAnsi" w:eastAsia="Google Sans Text" w:hAnsiTheme="majorHAnsi" w:cstheme="majorHAnsi"/>
           <w:color w:val="1B1C1D"/>
         </w:rPr>
         <w:t xml:space="preserve">The </w:t>
       </w:r>
       <w:r>
         <w:rPr>
-          <w:rFonts w:ascii="Google Sans Text" w:eastAsia="Google Sans Text" w:hAnsi="Google Sans Text" w:cs="Google Sans Text"/>
+          <w:rFonts w:asciiTheme="majorHAnsi" w:eastAsia="Google Sans Text" w:hAnsiTheme="majorHAnsi" w:cstheme="majorHAnsi"/>
           <w:b/>
           <w:color w:val="1B1C1D"/>
         </w:rPr>
@@ -7521,7 +7255,7 @@
       </w:r>
       <w:r>
         <w:rPr>
-          <w:rFonts w:ascii="Google Sans Text" w:eastAsia="Google Sans Text" w:hAnsi="Google Sans Text" w:cs="Google Sans Text"/>
+          <w:rFonts w:asciiTheme="majorHAnsi" w:eastAsia="Google Sans Text" w:hAnsiTheme="majorHAnsi" w:cstheme="majorHAnsi"/>
           <w:color w:val="1B1C1D"/>
         </w:rPr>
         <w:t xml:space="preserve"> is a simple algorithm used to train a single-layer neural network, known as a Perceptron. It is an iterative algorithm designed to find a set of weights that allows the perceptron to correctly classify a set of linearly separable training data.</w:t>
@@ -7538,26 +7272,18 @@
         </w:pBdr>
         <w:spacing w:after="120" w:line="275" w:lineRule="auto"/>
         <w:rPr>
-          <w:rFonts w:ascii="Google Sans Text" w:eastAsia="Google Sans Text" w:hAnsi="Google Sans Text" w:cs="Google Sans Text"/>
+          <w:rFonts w:asciiTheme="majorHAnsi" w:eastAsia="Google Sans Text" w:hAnsiTheme="majorHAnsi" w:cstheme="majorHAnsi"/>
           <w:b/>
           <w:color w:val="1B1C1D"/>
         </w:rPr>
       </w:pPr>
       <w:r>
         <w:rPr>
-          <w:rFonts w:ascii="Google Sans Text" w:eastAsia="Google Sans Text" w:hAnsi="Google Sans Text" w:cs="Google Sans Text"/>
+          <w:rFonts w:asciiTheme="majorHAnsi" w:eastAsia="Google Sans Text" w:hAnsiTheme="majorHAnsi" w:cstheme="majorHAnsi"/>
           <w:b/>
           <w:color w:val="1B1C1D"/>
         </w:rPr>
-        <w:t>The Algori</w:t>
-      </w:r>
-      <w:r>
-        <w:rPr>
-          <w:rFonts w:ascii="Google Sans Text" w:eastAsia="Google Sans Text" w:hAnsi="Google Sans Text" w:cs="Google Sans Text"/>
-          <w:b/>
-          <w:color w:val="1B1C1D"/>
-        </w:rPr>
-        <w:t>thm:</w:t>
+        <w:t>The Algorithm:</w:t>
       </w:r>
     </w:p>
     <w:p>
@@ -7574,10 +7300,13 @@
           <w:between w:val="nil"/>
         </w:pBdr>
         <w:spacing w:line="275" w:lineRule="auto"/>
-      </w:pPr>
-      <w:r>
-        <w:rPr>
-          <w:rFonts w:ascii="Google Sans Text" w:eastAsia="Google Sans Text" w:hAnsi="Google Sans Text" w:cs="Google Sans Text"/>
+        <w:rPr>
+          <w:rFonts w:asciiTheme="majorHAnsi" w:hAnsiTheme="majorHAnsi" w:cstheme="majorHAnsi"/>
+        </w:rPr>
+      </w:pPr>
+      <w:r>
+        <w:rPr>
+          <w:rFonts w:asciiTheme="majorHAnsi" w:eastAsia="Google Sans Text" w:hAnsiTheme="majorHAnsi" w:cstheme="majorHAnsi"/>
           <w:b/>
           <w:color w:val="1B1C1D"/>
         </w:rPr>
@@ -7585,7 +7314,7 @@
       </w:r>
       <w:r>
         <w:rPr>
-          <w:rFonts w:ascii="Google Sans Text" w:eastAsia="Google Sans Text" w:hAnsi="Google Sans Text" w:cs="Google Sans Text"/>
+          <w:rFonts w:asciiTheme="majorHAnsi" w:eastAsia="Google Sans Text" w:hAnsiTheme="majorHAnsi" w:cstheme="majorHAnsi"/>
           <w:color w:val="1B1C1D"/>
         </w:rPr>
         <w:t xml:space="preserve"> Initialize the weights (w) and bias (b) to small random numbers or zero.</w:t>
@@ -7605,10 +7334,13 @@
           <w:between w:val="nil"/>
         </w:pBdr>
         <w:spacing w:line="275" w:lineRule="auto"/>
-      </w:pPr>
-      <w:r>
-        <w:rPr>
-          <w:rFonts w:ascii="Google Sans Text" w:eastAsia="Google Sans Text" w:hAnsi="Google Sans Text" w:cs="Google Sans Text"/>
+        <w:rPr>
+          <w:rFonts w:asciiTheme="majorHAnsi" w:hAnsiTheme="majorHAnsi" w:cstheme="majorHAnsi"/>
+        </w:rPr>
+      </w:pPr>
+      <w:r>
+        <w:rPr>
+          <w:rFonts w:asciiTheme="majorHAnsi" w:eastAsia="Google Sans Text" w:hAnsiTheme="majorHAnsi" w:cstheme="majorHAnsi"/>
           <w:color w:val="1B1C1D"/>
         </w:rPr>
         <w:t>Iteration: For each training example (</w:t>
@@ -7616,7 +7348,7 @@
       <w:proofErr w:type="gramStart"/>
       <w:r>
         <w:rPr>
-          <w:rFonts w:ascii="Google Sans Text" w:eastAsia="Google Sans Text" w:hAnsi="Google Sans Text" w:cs="Google Sans Text"/>
+          <w:rFonts w:asciiTheme="majorHAnsi" w:eastAsia="Google Sans Text" w:hAnsiTheme="majorHAnsi" w:cstheme="majorHAnsi"/>
           <w:color w:val="1B1C1D"/>
         </w:rPr>
         <w:t>xi​,</w:t>
@@ -7624,20 +7356,21 @@
       <w:proofErr w:type="gramEnd"/>
       <w:r>
         <w:rPr>
-          <w:rFonts w:ascii="Google Sans Text" w:eastAsia="Google Sans Text" w:hAnsi="Google Sans Text" w:cs="Google Sans Text"/>
+          <w:rFonts w:asciiTheme="majorHAnsi" w:eastAsia="Google Sans Text" w:hAnsiTheme="majorHAnsi" w:cstheme="majorHAnsi"/>
           <w:color w:val="1B1C1D"/>
         </w:rPr>
         <w:t>di​), where xi​ is the input vector and di​ is the desired target label (e.g., +1 or -1):</w:t>
       </w:r>
       <w:r>
         <w:rPr>
+          <w:rFonts w:asciiTheme="majorHAnsi" w:hAnsiTheme="majorHAnsi" w:cstheme="majorHAnsi"/>
           <w:color w:val="000000"/>
         </w:rPr>
         <w:br/>
       </w:r>
       <w:r>
         <w:rPr>
-          <w:rFonts w:ascii="Google Sans Text" w:eastAsia="Google Sans Text" w:hAnsi="Google Sans Text" w:cs="Google Sans Text"/>
+          <w:rFonts w:asciiTheme="majorHAnsi" w:eastAsia="Google Sans Text" w:hAnsiTheme="majorHAnsi" w:cstheme="majorHAnsi"/>
           <w:color w:val="1B1C1D"/>
         </w:rPr>
         <w:t xml:space="preserve">a. Calculate the output: Compute the neuron's output, </w:t>
@@ -7645,7 +7378,7 @@
       <w:proofErr w:type="spellStart"/>
       <w:r>
         <w:rPr>
-          <w:rFonts w:ascii="Google Sans Text" w:eastAsia="Google Sans Text" w:hAnsi="Google Sans Text" w:cs="Google Sans Text"/>
+          <w:rFonts w:asciiTheme="majorHAnsi" w:eastAsia="Google Sans Text" w:hAnsiTheme="majorHAnsi" w:cstheme="majorHAnsi"/>
           <w:color w:val="1B1C1D"/>
         </w:rPr>
         <w:t>yi</w:t>
@@ -7653,102 +7386,98 @@
       <w:proofErr w:type="spellEnd"/>
       <w:r>
         <w:rPr>
-          <w:rFonts w:ascii="Google Sans Text" w:eastAsia="Google Sans Text" w:hAnsi="Google Sans Text" w:cs="Google Sans Text"/>
+          <w:rFonts w:asciiTheme="majorHAnsi" w:eastAsia="Google Sans Text" w:hAnsiTheme="majorHAnsi" w:cstheme="majorHAnsi"/>
           <w:color w:val="1B1C1D"/>
         </w:rPr>
         <w:t>​, by applying a step function to the weighted sum of inputs:</w:t>
       </w:r>
       <w:r>
         <w:rPr>
+          <w:rFonts w:asciiTheme="majorHAnsi" w:hAnsiTheme="majorHAnsi" w:cstheme="majorHAnsi"/>
           <w:color w:val="000000"/>
         </w:rPr>
+        <w:t xml:space="preserve"> </w:t>
+      </w:r>
+      <w:proofErr w:type="spellStart"/>
+      <w:r>
+        <w:rPr>
+          <w:rFonts w:asciiTheme="majorHAnsi" w:eastAsia="Google Sans Text" w:hAnsiTheme="majorHAnsi" w:cstheme="majorHAnsi"/>
+          <w:color w:val="1B1C1D"/>
+        </w:rPr>
+        <w:t>yi</w:t>
+      </w:r>
+      <w:proofErr w:type="spellEnd"/>
+      <w:r>
+        <w:rPr>
+          <w:rFonts w:asciiTheme="majorHAnsi" w:eastAsia="Google Sans Text" w:hAnsiTheme="majorHAnsi" w:cstheme="majorHAnsi"/>
+          <w:color w:val="1B1C1D"/>
+        </w:rPr>
+        <w:t>​=step(∑j​</w:t>
+      </w:r>
+      <w:proofErr w:type="spellStart"/>
+      <w:r>
+        <w:rPr>
+          <w:rFonts w:asciiTheme="majorHAnsi" w:eastAsia="Google Sans Text" w:hAnsiTheme="majorHAnsi" w:cstheme="majorHAnsi"/>
+          <w:color w:val="1B1C1D"/>
+        </w:rPr>
+        <w:t>wj</w:t>
+      </w:r>
+      <w:proofErr w:type="spellEnd"/>
+      <w:r>
+        <w:rPr>
+          <w:rFonts w:asciiTheme="majorHAnsi" w:eastAsia="Google Sans Text" w:hAnsiTheme="majorHAnsi" w:cstheme="majorHAnsi"/>
+          <w:color w:val="1B1C1D"/>
+        </w:rPr>
+        <w:t>​</w:t>
+      </w:r>
+      <w:proofErr w:type="spellStart"/>
+      <w:r>
+        <w:rPr>
+          <w:rFonts w:asciiTheme="majorHAnsi" w:eastAsia="Google Sans Text" w:hAnsiTheme="majorHAnsi" w:cstheme="majorHAnsi"/>
+          <w:color w:val="1B1C1D"/>
+        </w:rPr>
+        <w:t>xij</w:t>
+      </w:r>
+      <w:proofErr w:type="spellEnd"/>
+      <w:r>
+        <w:rPr>
+          <w:rFonts w:asciiTheme="majorHAnsi" w:eastAsia="Google Sans Text" w:hAnsiTheme="majorHAnsi" w:cstheme="majorHAnsi"/>
+          <w:color w:val="1B1C1D"/>
+        </w:rPr>
+        <w:t>​+b)</w:t>
+      </w:r>
+      <w:r>
+        <w:rPr>
+          <w:rFonts w:asciiTheme="majorHAnsi" w:hAnsiTheme="majorHAnsi" w:cstheme="majorHAnsi"/>
+          <w:color w:val="000000"/>
+        </w:rPr>
         <w:br/>
       </w:r>
+      <w:r>
+        <w:rPr>
+          <w:rFonts w:asciiTheme="majorHAnsi" w:eastAsia="Google Sans Text" w:hAnsiTheme="majorHAnsi" w:cstheme="majorHAnsi"/>
+          <w:color w:val="1B1C1D"/>
+        </w:rPr>
+        <w:t>(The step function typically outputs +1 if the input is &gt; 0, and -1 otherwise).</w:t>
+      </w:r>
+      <w:r>
+        <w:rPr>
+          <w:rFonts w:asciiTheme="majorHAnsi" w:hAnsiTheme="majorHAnsi" w:cstheme="majorHAnsi"/>
+          <w:color w:val="000000"/>
+        </w:rPr>
+        <w:br/>
+      </w:r>
+      <w:r>
+        <w:rPr>
+          <w:rFonts w:asciiTheme="majorHAnsi" w:eastAsia="Google Sans Text" w:hAnsiTheme="majorHAnsi" w:cstheme="majorHAnsi"/>
+          <w:color w:val="1B1C1D"/>
+        </w:rPr>
+        <w:t xml:space="preserve">b. Compare and Update: Compare the predicted output </w:t>
+      </w:r>
       <w:proofErr w:type="spellStart"/>
       <w:r>
         <w:rPr>
-          <w:rFonts w:ascii="Google Sans Text" w:eastAsia="Google Sans Text" w:hAnsi="Google Sans Text" w:cs="Google Sans Text"/>
-          <w:color w:val="1B1C1D"/>
-        </w:rPr>
-        <w:t>yi</w:t>
-      </w:r>
-      <w:proofErr w:type="spellEnd"/>
-      <w:r>
-        <w:rPr>
-          <w:rFonts w:ascii="Google Sans Text" w:eastAsia="Google Sans Text" w:hAnsi="Google Sans Text" w:cs="Google Sans Text"/>
-          <w:color w:val="1B1C1D"/>
-        </w:rPr>
-        <w:t>​=step(∑j​</w:t>
-      </w:r>
-      <w:proofErr w:type="spellStart"/>
-      <w:r>
-        <w:rPr>
-          <w:rFonts w:ascii="Google Sans Text" w:eastAsia="Google Sans Text" w:hAnsi="Google Sans Text" w:cs="Google Sans Text"/>
-          <w:color w:val="1B1C1D"/>
-        </w:rPr>
-        <w:t>wj</w:t>
-      </w:r>
-      <w:proofErr w:type="spellEnd"/>
-      <w:r>
-        <w:rPr>
-          <w:rFonts w:ascii="Google Sans Text" w:eastAsia="Google Sans Text" w:hAnsi="Google Sans Text" w:cs="Google Sans Text"/>
-          <w:color w:val="1B1C1D"/>
-        </w:rPr>
-        <w:t>​</w:t>
-      </w:r>
-      <w:proofErr w:type="spellStart"/>
-      <w:r>
-        <w:rPr>
-          <w:rFonts w:ascii="Google Sans Text" w:eastAsia="Google Sans Text" w:hAnsi="Google Sans Text" w:cs="Google Sans Text"/>
-          <w:color w:val="1B1C1D"/>
-        </w:rPr>
-        <w:t>xij</w:t>
-      </w:r>
-      <w:proofErr w:type="spellEnd"/>
-      <w:r>
-        <w:rPr>
-          <w:rFonts w:ascii="Google Sans Text" w:eastAsia="Google Sans Text" w:hAnsi="Google Sans Text" w:cs="Google Sans Text"/>
-          <w:color w:val="1B1C1D"/>
-        </w:rPr>
-        <w:t>​+b)</w:t>
-      </w:r>
-      <w:r>
-        <w:rPr>
-          <w:color w:val="000000"/>
-        </w:rPr>
-        <w:br/>
-      </w:r>
-      <w:r>
-        <w:rPr>
-          <w:rFonts w:ascii="Google Sans Text" w:eastAsia="Google Sans Text" w:hAnsi="Google Sans Text" w:cs="Google Sans Text"/>
-          <w:color w:val="1B1C1D"/>
-        </w:rPr>
-        <w:t>(The step function typically outputs +1 if the input is &gt; 0, and -1 otherwise).</w:t>
-      </w:r>
-      <w:r>
-        <w:rPr>
-          <w:color w:val="000000"/>
-        </w:rPr>
-        <w:br/>
-      </w:r>
-      <w:r>
-        <w:rPr>
-          <w:rFonts w:ascii="Google Sans Text" w:eastAsia="Google Sans Text" w:hAnsi="Google Sans Text" w:cs="Google Sans Text"/>
-          <w:color w:val="1B1C1D"/>
-        </w:rPr>
-        <w:t xml:space="preserve">b. Compare and Update: Compare the </w:t>
-      </w:r>
-      <w:r>
-        <w:rPr>
-          <w:rFonts w:ascii="Google Sans Text" w:eastAsia="Google Sans Text" w:hAnsi="Google Sans Text" w:cs="Google Sans Text"/>
-          <w:color w:val="1B1C1D"/>
-        </w:rPr>
-        <w:t xml:space="preserve">predicted output </w:t>
-      </w:r>
-      <w:proofErr w:type="spellStart"/>
-      <w:r>
-        <w:rPr>
-          <w:rFonts w:ascii="Google Sans Text" w:eastAsia="Google Sans Text" w:hAnsi="Google Sans Text" w:cs="Google Sans Text"/>
+          <w:rFonts w:asciiTheme="majorHAnsi" w:eastAsia="Google Sans Text" w:hAnsiTheme="majorHAnsi" w:cstheme="majorHAnsi"/>
           <w:color w:val="1B1C1D"/>
         </w:rPr>
         <w:t>yi</w:t>
@@ -7757,7 +7486,7 @@
       <w:proofErr w:type="gramStart"/>
       <w:r>
         <w:rPr>
-          <w:rFonts w:ascii="Google Sans Text" w:eastAsia="Google Sans Text" w:hAnsi="Google Sans Text" w:cs="Google Sans Text"/>
+          <w:rFonts w:asciiTheme="majorHAnsi" w:eastAsia="Google Sans Text" w:hAnsiTheme="majorHAnsi" w:cstheme="majorHAnsi"/>
           <w:color w:val="1B1C1D"/>
         </w:rPr>
         <w:t>​ with</w:t>
@@ -7765,7 +7494,7 @@
       <w:proofErr w:type="gramEnd"/>
       <w:r>
         <w:rPr>
-          <w:rFonts w:ascii="Google Sans Text" w:eastAsia="Google Sans Text" w:hAnsi="Google Sans Text" w:cs="Google Sans Text"/>
+          <w:rFonts w:asciiTheme="majorHAnsi" w:eastAsia="Google Sans Text" w:hAnsiTheme="majorHAnsi" w:cstheme="majorHAnsi"/>
           <w:color w:val="1B1C1D"/>
         </w:rPr>
         <w:t xml:space="preserve"> the desired output di​.</w:t>
@@ -7785,10 +7514,13 @@
           <w:between w:val="nil"/>
         </w:pBdr>
         <w:spacing w:line="275" w:lineRule="auto"/>
-      </w:pPr>
-      <w:r>
-        <w:rPr>
-          <w:rFonts w:ascii="Google Sans Text" w:eastAsia="Google Sans Text" w:hAnsi="Google Sans Text" w:cs="Google Sans Text"/>
+        <w:rPr>
+          <w:rFonts w:asciiTheme="majorHAnsi" w:hAnsiTheme="majorHAnsi" w:cstheme="majorHAnsi"/>
+        </w:rPr>
+      </w:pPr>
+      <w:r>
+        <w:rPr>
+          <w:rFonts w:asciiTheme="majorHAnsi" w:eastAsia="Google Sans Text" w:hAnsiTheme="majorHAnsi" w:cstheme="majorHAnsi"/>
           <w:color w:val="1B1C1D"/>
         </w:rPr>
         <w:t xml:space="preserve">If </w:t>
@@ -7796,7 +7528,7 @@
       <w:proofErr w:type="spellStart"/>
       <w:r>
         <w:rPr>
-          <w:rFonts w:ascii="Google Sans Text" w:eastAsia="Google Sans Text" w:hAnsi="Google Sans Text" w:cs="Google Sans Text"/>
+          <w:rFonts w:asciiTheme="majorHAnsi" w:eastAsia="Google Sans Text" w:hAnsiTheme="majorHAnsi" w:cstheme="majorHAnsi"/>
           <w:color w:val="1B1C1D"/>
         </w:rPr>
         <w:t>yi</w:t>
@@ -7804,7 +7536,7 @@
       <w:proofErr w:type="spellEnd"/>
       <w:r>
         <w:rPr>
-          <w:rFonts w:ascii="Google Sans Text" w:eastAsia="Google Sans Text" w:hAnsi="Google Sans Text" w:cs="Google Sans Text"/>
+          <w:rFonts w:asciiTheme="majorHAnsi" w:eastAsia="Google Sans Text" w:hAnsiTheme="majorHAnsi" w:cstheme="majorHAnsi"/>
           <w:color w:val="1B1C1D"/>
         </w:rPr>
         <w:t>​=di</w:t>
@@ -7812,7 +7544,7 @@
       <w:proofErr w:type="gramStart"/>
       <w:r>
         <w:rPr>
-          <w:rFonts w:ascii="Google Sans Text" w:eastAsia="Google Sans Text" w:hAnsi="Google Sans Text" w:cs="Google Sans Text"/>
+          <w:rFonts w:asciiTheme="majorHAnsi" w:eastAsia="Google Sans Text" w:hAnsiTheme="majorHAnsi" w:cstheme="majorHAnsi"/>
           <w:color w:val="1B1C1D"/>
         </w:rPr>
         <w:t>​ (</w:t>
@@ -7820,7 +7552,7 @@
       <w:proofErr w:type="gramEnd"/>
       <w:r>
         <w:rPr>
-          <w:rFonts w:ascii="Google Sans Text" w:eastAsia="Google Sans Text" w:hAnsi="Google Sans Text" w:cs="Google Sans Text"/>
+          <w:rFonts w:asciiTheme="majorHAnsi" w:eastAsia="Google Sans Text" w:hAnsiTheme="majorHAnsi" w:cstheme="majorHAnsi"/>
           <w:color w:val="1B1C1D"/>
         </w:rPr>
         <w:t>prediction is correct), do nothing.</w:t>
@@ -7840,10 +7572,13 @@
           <w:between w:val="nil"/>
         </w:pBdr>
         <w:spacing w:line="275" w:lineRule="auto"/>
-      </w:pPr>
-      <w:r>
-        <w:rPr>
-          <w:rFonts w:ascii="Google Sans Text" w:eastAsia="Google Sans Text" w:hAnsi="Google Sans Text" w:cs="Google Sans Text"/>
+        <w:rPr>
+          <w:rFonts w:asciiTheme="majorHAnsi" w:hAnsiTheme="majorHAnsi" w:cstheme="majorHAnsi"/>
+        </w:rPr>
+      </w:pPr>
+      <w:r>
+        <w:rPr>
+          <w:rFonts w:asciiTheme="majorHAnsi" w:eastAsia="Google Sans Text" w:hAnsiTheme="majorHAnsi" w:cstheme="majorHAnsi"/>
           <w:color w:val="1B1C1D"/>
         </w:rPr>
         <w:t xml:space="preserve">If </w:t>
@@ -7851,7 +7586,7 @@
       <w:proofErr w:type="spellStart"/>
       <w:r>
         <w:rPr>
-          <w:rFonts w:ascii="Google Sans Text" w:eastAsia="Google Sans Text" w:hAnsi="Google Sans Text" w:cs="Google Sans Text"/>
+          <w:rFonts w:asciiTheme="majorHAnsi" w:eastAsia="Google Sans Text" w:hAnsiTheme="majorHAnsi" w:cstheme="majorHAnsi"/>
           <w:color w:val="1B1C1D"/>
         </w:rPr>
         <w:t>yi</w:t>
@@ -7859,131 +7594,129 @@
       <w:proofErr w:type="spellEnd"/>
       <w:r>
         <w:rPr>
-          <w:rFonts w:ascii="Google Sans Text" w:eastAsia="Google Sans Text" w:hAnsi="Google Sans Text" w:cs="Google Sans Text"/>
-          <w:color w:val="1B1C1D"/>
-        </w:rPr>
-        <w:t>​=di​ (prediction is incorrect), update the weights and bias according to the following rule:</w:t>
-      </w:r>
-      <w:r>
-        <w:rPr>
+          <w:rFonts w:asciiTheme="majorHAnsi" w:eastAsia="Google Sans Text" w:hAnsiTheme="majorHAnsi" w:cstheme="majorHAnsi"/>
+          <w:color w:val="1B1C1D"/>
+        </w:rPr>
+        <w:t>​</w:t>
+      </w:r>
+      <w:r>
+        <w:rPr>
+          <w:rFonts w:asciiTheme="majorHAnsi" w:eastAsia="Google Sans Text" w:hAnsiTheme="majorHAnsi" w:cstheme="majorHAnsi"/>
+          <w:color w:val="1B1C1D"/>
+        </w:rPr>
+        <w:t>=di​ (prediction is incorrect), update the weights and bias according to the following rule:</w:t>
+      </w:r>
+      <w:r>
+        <w:rPr>
+          <w:rFonts w:asciiTheme="majorHAnsi" w:hAnsiTheme="majorHAnsi" w:cstheme="majorHAnsi"/>
           <w:color w:val="000000"/>
         </w:rPr>
         <w:br/>
       </w:r>
-      <w:r>
-        <w:rPr>
+      <w:proofErr w:type="spellStart"/>
+      <w:r>
+        <w:rPr>
+          <w:rFonts w:asciiTheme="majorHAnsi" w:eastAsia="Google Sans Text" w:hAnsiTheme="majorHAnsi" w:cstheme="majorHAnsi"/>
+          <w:color w:val="1B1C1D"/>
+        </w:rPr>
+        <w:t>wj</w:t>
+      </w:r>
+      <w:proofErr w:type="spellEnd"/>
+      <w:r>
+        <w:rPr>
+          <w:rFonts w:asciiTheme="majorHAnsi" w:eastAsia="Google Sans Text" w:hAnsiTheme="majorHAnsi" w:cstheme="majorHAnsi"/>
+          <w:color w:val="1B1C1D"/>
+        </w:rPr>
+        <w:t>​(new)=</w:t>
+      </w:r>
+      <w:proofErr w:type="spellStart"/>
+      <w:r>
+        <w:rPr>
+          <w:rFonts w:asciiTheme="majorHAnsi" w:eastAsia="Google Sans Text" w:hAnsiTheme="majorHAnsi" w:cstheme="majorHAnsi"/>
+          <w:color w:val="1B1C1D"/>
+        </w:rPr>
+        <w:t>wj</w:t>
+      </w:r>
+      <w:proofErr w:type="spellEnd"/>
+      <w:r>
+        <w:rPr>
+          <w:rFonts w:asciiTheme="majorHAnsi" w:eastAsia="Google Sans Text" w:hAnsiTheme="majorHAnsi" w:cstheme="majorHAnsi"/>
+          <w:color w:val="1B1C1D"/>
+        </w:rPr>
+        <w:t>​(old)+η(di​−</w:t>
+      </w:r>
+      <w:proofErr w:type="spellStart"/>
+      <w:r>
+        <w:rPr>
+          <w:rFonts w:asciiTheme="majorHAnsi" w:eastAsia="Google Sans Text" w:hAnsiTheme="majorHAnsi" w:cstheme="majorHAnsi"/>
+          <w:color w:val="1B1C1D"/>
+        </w:rPr>
+        <w:t>yi</w:t>
+      </w:r>
+      <w:proofErr w:type="spellEnd"/>
+      <w:r>
+        <w:rPr>
+          <w:rFonts w:asciiTheme="majorHAnsi" w:eastAsia="Google Sans Text" w:hAnsiTheme="majorHAnsi" w:cstheme="majorHAnsi"/>
+          <w:color w:val="1B1C1D"/>
+        </w:rPr>
+        <w:t>​)</w:t>
+      </w:r>
+      <w:proofErr w:type="spellStart"/>
+      <w:r>
+        <w:rPr>
+          <w:rFonts w:asciiTheme="majorHAnsi" w:eastAsia="Google Sans Text" w:hAnsiTheme="majorHAnsi" w:cstheme="majorHAnsi"/>
+          <w:color w:val="1B1C1D"/>
+        </w:rPr>
+        <w:t>xij</w:t>
+      </w:r>
+      <w:proofErr w:type="spellEnd"/>
+      <w:r>
+        <w:rPr>
+          <w:rFonts w:asciiTheme="majorHAnsi" w:eastAsia="Google Sans Text" w:hAnsiTheme="majorHAnsi" w:cstheme="majorHAnsi"/>
+          <w:color w:val="1B1C1D"/>
+        </w:rPr>
+        <w:t>​</w:t>
+      </w:r>
+      <w:r>
+        <w:rPr>
+          <w:rFonts w:asciiTheme="majorHAnsi" w:hAnsiTheme="majorHAnsi" w:cstheme="majorHAnsi"/>
           <w:color w:val="000000"/>
         </w:rPr>
         <w:br/>
       </w:r>
+      <w:r>
+        <w:rPr>
+          <w:rFonts w:asciiTheme="majorHAnsi" w:eastAsia="Google Sans Text" w:hAnsiTheme="majorHAnsi" w:cstheme="majorHAnsi"/>
+          <w:color w:val="1B1C1D"/>
+        </w:rPr>
+        <w:t>b(new)=b(old)+η(di​−</w:t>
+      </w:r>
       <w:proofErr w:type="spellStart"/>
       <w:r>
         <w:rPr>
-          <w:rFonts w:ascii="Google Sans Text" w:eastAsia="Google Sans Text" w:hAnsi="Google Sans Text" w:cs="Google Sans Text"/>
-          <w:color w:val="1B1C1D"/>
-        </w:rPr>
-        <w:t>wj</w:t>
+          <w:rFonts w:asciiTheme="majorHAnsi" w:eastAsia="Google Sans Text" w:hAnsiTheme="majorHAnsi" w:cstheme="majorHAnsi"/>
+          <w:color w:val="1B1C1D"/>
+        </w:rPr>
+        <w:t>yi</w:t>
       </w:r>
       <w:proofErr w:type="spellEnd"/>
       <w:r>
         <w:rPr>
-          <w:rFonts w:ascii="Google Sans Text" w:eastAsia="Google Sans Text" w:hAnsi="Google Sans Text" w:cs="Google Sans Text"/>
-          <w:color w:val="1B1C1D"/>
-        </w:rPr>
-        <w:t>​(new)=</w:t>
-      </w:r>
-      <w:proofErr w:type="spellStart"/>
-      <w:r>
-        <w:rPr>
-          <w:rFonts w:ascii="Google Sans Text" w:eastAsia="Google Sans Text" w:hAnsi="Google Sans Text" w:cs="Google Sans Text"/>
-          <w:color w:val="1B1C1D"/>
-        </w:rPr>
-        <w:t>wj</w:t>
-      </w:r>
-      <w:proofErr w:type="spellEnd"/>
-      <w:r>
-        <w:rPr>
-          <w:rFonts w:ascii="Google Sans Text" w:eastAsia="Google Sans Text" w:hAnsi="Google Sans Text" w:cs="Google Sans Text"/>
-          <w:color w:val="1B1C1D"/>
-        </w:rPr>
-        <w:t>​(old)+η(di​−</w:t>
-      </w:r>
-      <w:proofErr w:type="spellStart"/>
-      <w:r>
-        <w:rPr>
-          <w:rFonts w:ascii="Google Sans Text" w:eastAsia="Google Sans Text" w:hAnsi="Google Sans Text" w:cs="Google Sans Text"/>
-          <w:color w:val="1B1C1D"/>
-        </w:rPr>
-        <w:t>yi</w:t>
-      </w:r>
-      <w:proofErr w:type="spellEnd"/>
-      <w:r>
-        <w:rPr>
-          <w:rFonts w:ascii="Google Sans Text" w:eastAsia="Google Sans Text" w:hAnsi="Google Sans Text" w:cs="Google Sans Text"/>
+          <w:rFonts w:asciiTheme="majorHAnsi" w:eastAsia="Google Sans Text" w:hAnsiTheme="majorHAnsi" w:cstheme="majorHAnsi"/>
           <w:color w:val="1B1C1D"/>
         </w:rPr>
         <w:t>​)</w:t>
       </w:r>
-      <w:proofErr w:type="spellStart"/>
-      <w:r>
-        <w:rPr>
-          <w:rFonts w:ascii="Google Sans Text" w:eastAsia="Google Sans Text" w:hAnsi="Google Sans Text" w:cs="Google Sans Text"/>
-          <w:color w:val="1B1C1D"/>
-        </w:rPr>
-        <w:t>xij</w:t>
-      </w:r>
-      <w:proofErr w:type="spellEnd"/>
-      <w:r>
-        <w:rPr>
-          <w:rFonts w:ascii="Google Sans Text" w:eastAsia="Google Sans Text" w:hAnsi="Google Sans Text" w:cs="Google Sans Text"/>
-          <w:color w:val="1B1C1D"/>
-        </w:rPr>
-        <w:t>​</w:t>
-      </w:r>
-      <w:r>
-        <w:rPr>
+      <w:r>
+        <w:rPr>
+          <w:rFonts w:asciiTheme="majorHAnsi" w:hAnsiTheme="majorHAnsi" w:cstheme="majorHAnsi"/>
           <w:color w:val="000000"/>
         </w:rPr>
         <w:br/>
       </w:r>
       <w:r>
         <w:rPr>
-          <w:rFonts w:ascii="Google Sans Text" w:eastAsia="Google Sans Text" w:hAnsi="Google Sans Text" w:cs="Google Sans Text"/>
-          <w:color w:val="1B1C1D"/>
-        </w:rPr>
-        <w:t>b(new)=b(old)+η(di​−</w:t>
-      </w:r>
-      <w:proofErr w:type="spellStart"/>
-      <w:r>
-        <w:rPr>
-          <w:rFonts w:ascii="Google Sans Text" w:eastAsia="Google Sans Text" w:hAnsi="Google Sans Text" w:cs="Google Sans Text"/>
-          <w:color w:val="1B1C1D"/>
-        </w:rPr>
-        <w:t>yi</w:t>
-      </w:r>
-      <w:proofErr w:type="spellEnd"/>
-      <w:r>
-        <w:rPr>
-          <w:rFonts w:ascii="Google Sans Text" w:eastAsia="Google Sans Text" w:hAnsi="Google Sans Text" w:cs="Google Sans Text"/>
-          <w:color w:val="1B1C1D"/>
-        </w:rPr>
-        <w:t>​)</w:t>
-      </w:r>
-      <w:r>
-        <w:rPr>
-          <w:color w:val="000000"/>
-        </w:rPr>
-        <w:br/>
-      </w:r>
-      <w:r>
-        <w:rPr>
-          <w:color w:val="000000"/>
-        </w:rPr>
-        <w:br/>
-      </w:r>
-      <w:r>
-        <w:rPr>
-          <w:rFonts w:ascii="Google Sans Text" w:eastAsia="Google Sans Text" w:hAnsi="Google Sans Text" w:cs="Google Sans Text"/>
+          <w:rFonts w:asciiTheme="majorHAnsi" w:eastAsia="Google Sans Text" w:hAnsiTheme="majorHAnsi" w:cstheme="majorHAnsi"/>
           <w:color w:val="1B1C1D"/>
         </w:rPr>
         <w:t>Where η (eta) is the learning rate, a small positive constant that controls the step size of the update.</w:t>
@@ -8003,10 +7736,13 @@
           <w:between w:val="nil"/>
         </w:pBdr>
         <w:spacing w:after="120" w:line="275" w:lineRule="auto"/>
-      </w:pPr>
-      <w:r>
-        <w:rPr>
-          <w:rFonts w:ascii="Google Sans Text" w:eastAsia="Google Sans Text" w:hAnsi="Google Sans Text" w:cs="Google Sans Text"/>
+        <w:rPr>
+          <w:rFonts w:asciiTheme="majorHAnsi" w:hAnsiTheme="majorHAnsi" w:cstheme="majorHAnsi"/>
+        </w:rPr>
+      </w:pPr>
+      <w:r>
+        <w:rPr>
+          <w:rFonts w:asciiTheme="majorHAnsi" w:eastAsia="Google Sans Text" w:hAnsiTheme="majorHAnsi" w:cstheme="majorHAnsi"/>
           <w:b/>
           <w:color w:val="1B1C1D"/>
         </w:rPr>
@@ -8014,17 +7750,10 @@
       </w:r>
       <w:r>
         <w:rPr>
-          <w:rFonts w:ascii="Google Sans Text" w:eastAsia="Google Sans Text" w:hAnsi="Google Sans Text" w:cs="Google Sans Text"/>
-          <w:color w:val="1B1C1D"/>
-        </w:rPr>
-        <w:t xml:space="preserve"> Repeat step 2 for all training examples, iterating through the entire dataset multiple times (epochs) until the perceptron converges, me</w:t>
-      </w:r>
-      <w:r>
-        <w:rPr>
-          <w:rFonts w:ascii="Google Sans Text" w:eastAsia="Google Sans Text" w:hAnsi="Google Sans Text" w:cs="Google Sans Text"/>
-          <w:color w:val="1B1C1D"/>
-        </w:rPr>
-        <w:t>aning it classifies all training examples correctly.</w:t>
+          <w:rFonts w:asciiTheme="majorHAnsi" w:eastAsia="Google Sans Text" w:hAnsiTheme="majorHAnsi" w:cstheme="majorHAnsi"/>
+          <w:color w:val="1B1C1D"/>
+        </w:rPr>
+        <w:t xml:space="preserve"> Repeat step 2 for all training examples, iterating through the entire dataset multiple times (epochs) until the perceptron converges, meaning it classifies all training examples correctly.</w:t>
       </w:r>
     </w:p>
     <w:p>
@@ -8038,13 +7767,12 @@
         </w:pBdr>
         <w:spacing w:before="240" w:after="240" w:line="275" w:lineRule="auto"/>
         <w:rPr>
-          <w:rFonts w:ascii="Google Sans Text" w:eastAsia="Google Sans Text" w:hAnsi="Google Sans Text" w:cs="Google Sans Text"/>
-          <w:color w:val="1B1C1D"/>
-        </w:rPr>
-      </w:pPr>
-      <w:r>
-        <w:rPr>
-          <w:rFonts w:ascii="Google Sans Text" w:eastAsia="Google Sans Text" w:hAnsi="Google Sans Text" w:cs="Google Sans Text"/>
+          <w:rFonts w:asciiTheme="majorHAnsi" w:hAnsiTheme="majorHAnsi" w:cstheme="majorHAnsi"/>
+        </w:rPr>
+      </w:pPr>
+      <w:r>
+        <w:rPr>
+          <w:rFonts w:asciiTheme="majorHAnsi" w:eastAsia="Google Sans Text" w:hAnsiTheme="majorHAnsi" w:cstheme="majorHAnsi"/>
           <w:b/>
           <w:color w:val="1B1C1D"/>
         </w:rPr>
@@ -8052,14 +7780,14 @@
       </w:r>
       <w:r>
         <w:rPr>
-          <w:rFonts w:ascii="Google Sans Text" w:eastAsia="Google Sans Text" w:hAnsi="Google Sans Text" w:cs="Google Sans Text"/>
+          <w:rFonts w:asciiTheme="majorHAnsi" w:eastAsia="Google Sans Text" w:hAnsiTheme="majorHAnsi" w:cstheme="majorHAnsi"/>
           <w:color w:val="1B1C1D"/>
         </w:rPr>
         <w:t xml:space="preserve"> The Perceptron Learning Rule is only guaranteed to converge if the data is </w:t>
       </w:r>
       <w:r>
         <w:rPr>
-          <w:rFonts w:ascii="Google Sans Text" w:eastAsia="Google Sans Text" w:hAnsi="Google Sans Text" w:cs="Google Sans Text"/>
+          <w:rFonts w:asciiTheme="majorHAnsi" w:eastAsia="Google Sans Text" w:hAnsiTheme="majorHAnsi" w:cstheme="majorHAnsi"/>
           <w:b/>
           <w:color w:val="1B1C1D"/>
         </w:rPr>
@@ -8067,10 +7795,18 @@
       </w:r>
       <w:r>
         <w:rPr>
-          <w:rFonts w:ascii="Google Sans Text" w:eastAsia="Google Sans Text" w:hAnsi="Google Sans Text" w:cs="Google Sans Text"/>
+          <w:rFonts w:asciiTheme="majorHAnsi" w:eastAsia="Google Sans Text" w:hAnsiTheme="majorHAnsi" w:cstheme="majorHAnsi"/>
           <w:color w:val="1B1C1D"/>
         </w:rPr>
         <w:t>.</w:t>
+      </w:r>
+      <w:r>
+        <w:rPr>
+          <w:rFonts w:asciiTheme="majorHAnsi" w:hAnsiTheme="majorHAnsi" w:cstheme="majorHAnsi"/>
+        </w:rPr>
+        <w:pict>
+          <v:rect id="_x0000_i1039" style="width:0;height:1.5pt" o:hralign="center" o:hrstd="t" o:hr="t" fillcolor="#a0a0a0" stroked="f"/>
+        </w:pict>
       </w:r>
     </w:p>
     <w:p>
@@ -8082,45 +7818,22 @@
           <w:right w:val="nil"/>
           <w:between w:val="nil"/>
         </w:pBdr>
-        <w:spacing w:before="120" w:after="240" w:line="275" w:lineRule="auto"/>
-        <w:rPr>
-          <w:rFonts w:ascii="Google Sans Text" w:eastAsia="Google Sans Text" w:hAnsi="Google Sans Text" w:cs="Google Sans Text"/>
-          <w:color w:val="1B1C1D"/>
-        </w:rPr>
-      </w:pPr>
-      <w:r>
-        <w:pict>
-          <v:rect id="_x0000_i1039" style="width:0;height:1.5pt" o:hralign="center" o:hrstd="t" o:hr="t" fillcolor="#a0a0a0" stroked="f"/>
-        </w:pict>
-      </w:r>
-    </w:p>
-    <w:p>
-      <w:pPr>
-        <w:pStyle w:val="Heading3"/>
-        <w:spacing w:before="0" w:after="120" w:line="275" w:lineRule="auto"/>
-        <w:rPr>
-          <w:rFonts w:ascii="Google Sans Text" w:eastAsia="Google Sans Text" w:hAnsi="Google Sans Text" w:cs="Google Sans Text"/>
-          <w:color w:val="1B1C1D"/>
+        <w:spacing w:before="240" w:after="240" w:line="275" w:lineRule="auto"/>
+        <w:rPr>
+          <w:rFonts w:asciiTheme="majorHAnsi" w:eastAsia="Google Sans Text" w:hAnsiTheme="majorHAnsi" w:cstheme="majorHAnsi"/>
+          <w:b/>
+          <w:color w:val="1B1C1D"/>
+        </w:rPr>
+      </w:pPr>
+      <w:r>
+        <w:rPr>
+          <w:rFonts w:asciiTheme="majorHAnsi" w:eastAsia="Google Sans Text" w:hAnsiTheme="majorHAnsi" w:cstheme="majorHAnsi"/>
+          <w:b/>
+          <w:color w:val="1B1C1D"/>
+          <w:sz w:val="24"/>
           <w:highlight w:val="yellow"/>
-        </w:rPr>
-      </w:pPr>
-    </w:p>
-    <w:p>
-      <w:pPr>
-        <w:pStyle w:val="Heading3"/>
-        <w:spacing w:before="0" w:after="120" w:line="275" w:lineRule="auto"/>
-        <w:rPr>
-          <w:rFonts w:ascii="Google Sans Text" w:eastAsia="Google Sans Text" w:hAnsi="Google Sans Text" w:cs="Google Sans Text"/>
-          <w:color w:val="1B1C1D"/>
-        </w:rPr>
-      </w:pPr>
-      <w:r>
-        <w:rPr>
-          <w:rFonts w:ascii="Google Sans Text" w:eastAsia="Google Sans Text" w:hAnsi="Google Sans Text" w:cs="Google Sans Text"/>
-          <w:color w:val="1B1C1D"/>
-          <w:highlight w:val="yellow"/>
-        </w:rPr>
-        <w:lastRenderedPageBreak/>
+          <w:u w:val="single"/>
+        </w:rPr>
         <w:t>15. State the challenges faced in multi-digit number recognition compared to single-digit.</w:t>
       </w:r>
     </w:p>
@@ -8135,13 +7848,13 @@
         </w:pBdr>
         <w:spacing w:after="120" w:line="275" w:lineRule="auto"/>
         <w:rPr>
-          <w:rFonts w:ascii="Google Sans Text" w:eastAsia="Google Sans Text" w:hAnsi="Google Sans Text" w:cs="Google Sans Text"/>
-          <w:color w:val="1B1C1D"/>
-        </w:rPr>
-      </w:pPr>
-      <w:r>
-        <w:rPr>
-          <w:rFonts w:ascii="Google Sans Text" w:eastAsia="Google Sans Text" w:hAnsi="Google Sans Text" w:cs="Google Sans Text"/>
+          <w:rFonts w:asciiTheme="majorHAnsi" w:eastAsia="Google Sans Text" w:hAnsiTheme="majorHAnsi" w:cstheme="majorHAnsi"/>
+          <w:color w:val="1B1C1D"/>
+        </w:rPr>
+      </w:pPr>
+      <w:r>
+        <w:rPr>
+          <w:rFonts w:asciiTheme="majorHAnsi" w:eastAsia="Google Sans Text" w:hAnsiTheme="majorHAnsi" w:cstheme="majorHAnsi"/>
           <w:color w:val="1B1C1D"/>
         </w:rPr>
         <w:t>Recognizing a sequence of multiple digits in an image is a significantly more complex problem than recognizing an isolated, single digit. The primary challenges include:</w:t>
@@ -8161,10 +7874,13 @@
           <w:between w:val="nil"/>
         </w:pBdr>
         <w:spacing w:line="275" w:lineRule="auto"/>
-      </w:pPr>
-      <w:r>
-        <w:rPr>
-          <w:rFonts w:ascii="Google Sans Text" w:eastAsia="Google Sans Text" w:hAnsi="Google Sans Text" w:cs="Google Sans Text"/>
+        <w:rPr>
+          <w:rFonts w:asciiTheme="majorHAnsi" w:hAnsiTheme="majorHAnsi" w:cstheme="majorHAnsi"/>
+        </w:rPr>
+      </w:pPr>
+      <w:r>
+        <w:rPr>
+          <w:rFonts w:asciiTheme="majorHAnsi" w:eastAsia="Google Sans Text" w:hAnsiTheme="majorHAnsi" w:cstheme="majorHAnsi"/>
           <w:b/>
           <w:color w:val="1B1C1D"/>
         </w:rPr>
@@ -8172,22 +7888,15 @@
       </w:r>
       <w:r>
         <w:rPr>
-          <w:rFonts w:ascii="Google Sans Text" w:eastAsia="Google Sans Text" w:hAnsi="Google Sans Text" w:cs="Google Sans Text"/>
-          <w:color w:val="1B1C1D"/>
-        </w:rPr>
-        <w:t xml:space="preserve"> This is the most critical challenge. Before the digits can be recognized, they must be located and separated from one another. In real-world images (like house numbers or handwritten sequences), digits can be touching, overlapping, or have inconsistent sp</w:t>
-      </w:r>
-      <w:r>
-        <w:rPr>
-          <w:rFonts w:ascii="Google Sans Text" w:eastAsia="Google Sans Text" w:hAnsi="Google Sans Text" w:cs="Google Sans Text"/>
-          <w:color w:val="1B1C1D"/>
-        </w:rPr>
-        <w:t xml:space="preserve">acing, making it very difficult to determine where one digit ends and the next begins. Single-digit recognition tasks (like MNIST) typically provide pre-segmented, </w:t>
+          <w:rFonts w:asciiTheme="majorHAnsi" w:eastAsia="Google Sans Text" w:hAnsiTheme="majorHAnsi" w:cstheme="majorHAnsi"/>
+          <w:color w:val="1B1C1D"/>
+        </w:rPr>
+        <w:t xml:space="preserve"> Before the digits can be recognized, they must be located and separated from one another. In real-world images (like house numbers or handwritten sequences), digits can be touching, overlapping, or have inconsistent spacing, making it very difficult to determine where one digit ends and the next begins. Single-digit recognition tasks (like MNIST) typically provide pre-segmented, </w:t>
       </w:r>
       <w:proofErr w:type="spellStart"/>
       <w:r>
         <w:rPr>
-          <w:rFonts w:ascii="Google Sans Text" w:eastAsia="Google Sans Text" w:hAnsi="Google Sans Text" w:cs="Google Sans Text"/>
+          <w:rFonts w:asciiTheme="majorHAnsi" w:eastAsia="Google Sans Text" w:hAnsiTheme="majorHAnsi" w:cstheme="majorHAnsi"/>
           <w:color w:val="1B1C1D"/>
         </w:rPr>
         <w:t>centered</w:t>
@@ -8195,7 +7904,7 @@
       <w:proofErr w:type="spellEnd"/>
       <w:r>
         <w:rPr>
-          <w:rFonts w:ascii="Google Sans Text" w:eastAsia="Google Sans Text" w:hAnsi="Google Sans Text" w:cs="Google Sans Text"/>
+          <w:rFonts w:asciiTheme="majorHAnsi" w:eastAsia="Google Sans Text" w:hAnsiTheme="majorHAnsi" w:cstheme="majorHAnsi"/>
           <w:color w:val="1B1C1D"/>
         </w:rPr>
         <w:t xml:space="preserve"> digits.</w:t>
@@ -8215,10 +7924,13 @@
           <w:between w:val="nil"/>
         </w:pBdr>
         <w:spacing w:line="275" w:lineRule="auto"/>
-      </w:pPr>
-      <w:r>
-        <w:rPr>
-          <w:rFonts w:ascii="Google Sans Text" w:eastAsia="Google Sans Text" w:hAnsi="Google Sans Text" w:cs="Google Sans Text"/>
+        <w:rPr>
+          <w:rFonts w:asciiTheme="majorHAnsi" w:hAnsiTheme="majorHAnsi" w:cstheme="majorHAnsi"/>
+        </w:rPr>
+      </w:pPr>
+      <w:r>
+        <w:rPr>
+          <w:rFonts w:asciiTheme="majorHAnsi" w:eastAsia="Google Sans Text" w:hAnsiTheme="majorHAnsi" w:cstheme="majorHAnsi"/>
           <w:b/>
           <w:color w:val="1B1C1D"/>
         </w:rPr>
@@ -8226,17 +7938,10 @@
       </w:r>
       <w:r>
         <w:rPr>
-          <w:rFonts w:ascii="Google Sans Text" w:eastAsia="Google Sans Text" w:hAnsi="Google Sans Text" w:cs="Google Sans Text"/>
-          <w:color w:val="1B1C1D"/>
-        </w:rPr>
-        <w:t xml:space="preserve"> The number of digits in the sequence is often unknown and </w:t>
-      </w:r>
-      <w:r>
-        <w:rPr>
-          <w:rFonts w:ascii="Google Sans Text" w:eastAsia="Google Sans Text" w:hAnsi="Google Sans Text" w:cs="Google Sans Text"/>
-          <w:color w:val="1B1C1D"/>
-        </w:rPr>
-        <w:t>variable (e.g., '42', '180', '90210'). The recognition system must be able to handle sequences of different lengths, which is a structural challenge for many models that expect a fixed-size input or output.</w:t>
+          <w:rFonts w:asciiTheme="majorHAnsi" w:eastAsia="Google Sans Text" w:hAnsiTheme="majorHAnsi" w:cstheme="majorHAnsi"/>
+          <w:color w:val="1B1C1D"/>
+        </w:rPr>
+        <w:t xml:space="preserve"> The number of digits in the sequence is often unknown and variable (e.g., '42', '180', '90210'). The recognition system must be able to handle sequences of different lengths, which is a structural challenge for many models that expect a fixed-size input or output.</w:t>
       </w:r>
     </w:p>
     <w:p>
@@ -8253,10 +7958,13 @@
           <w:between w:val="nil"/>
         </w:pBdr>
         <w:spacing w:line="275" w:lineRule="auto"/>
-      </w:pPr>
-      <w:r>
-        <w:rPr>
-          <w:rFonts w:ascii="Google Sans Text" w:eastAsia="Google Sans Text" w:hAnsi="Google Sans Text" w:cs="Google Sans Text"/>
+        <w:rPr>
+          <w:rFonts w:asciiTheme="majorHAnsi" w:hAnsiTheme="majorHAnsi" w:cstheme="majorHAnsi"/>
+        </w:rPr>
+      </w:pPr>
+      <w:r>
+        <w:rPr>
+          <w:rFonts w:asciiTheme="majorHAnsi" w:eastAsia="Google Sans Text" w:hAnsiTheme="majorHAnsi" w:cstheme="majorHAnsi"/>
           <w:b/>
           <w:color w:val="1B1C1D"/>
         </w:rPr>
@@ -8264,17 +7972,10 @@
       </w:r>
       <w:r>
         <w:rPr>
-          <w:rFonts w:ascii="Google Sans Text" w:eastAsia="Google Sans Text" w:hAnsi="Google Sans Text" w:cs="Google Sans Text"/>
-          <w:color w:val="1B1C1D"/>
-        </w:rPr>
-        <w:t xml:space="preserve"> The system must not</w:t>
-      </w:r>
-      <w:r>
-        <w:rPr>
-          <w:rFonts w:ascii="Google Sans Text" w:eastAsia="Google Sans Text" w:hAnsi="Google Sans Text" w:cs="Google Sans Text"/>
-          <w:color w:val="1B1C1D"/>
-        </w:rPr>
-        <w:t xml:space="preserve"> only identify the digits but also preserve their correct order. Recognizing '1', '2', '3' is useless if the system cannot determine that the number is '123' and not '321' or '213'. The spatial relationship between the detected digits is crucial.</w:t>
+          <w:rFonts w:asciiTheme="majorHAnsi" w:eastAsia="Google Sans Text" w:hAnsiTheme="majorHAnsi" w:cstheme="majorHAnsi"/>
+          <w:color w:val="1B1C1D"/>
+        </w:rPr>
+        <w:t xml:space="preserve"> The system must not only identify the digits but also preserve their correct order. Recognizing '1', '2', '3' is useless if the system cannot determine that the number is '123' and not '321' or '213'. The spatial relationship between the detected digits is crucial.</w:t>
       </w:r>
     </w:p>
     <w:p>
@@ -8291,26 +7992,21 @@
           <w:between w:val="nil"/>
         </w:pBdr>
         <w:spacing w:line="275" w:lineRule="auto"/>
-      </w:pPr>
-      <w:r>
-        <w:rPr>
-          <w:rFonts w:ascii="Google Sans Text" w:eastAsia="Google Sans Text" w:hAnsi="Google Sans Text" w:cs="Google Sans Text"/>
+        <w:rPr>
+          <w:rFonts w:asciiTheme="majorHAnsi" w:hAnsiTheme="majorHAnsi" w:cstheme="majorHAnsi"/>
+        </w:rPr>
+      </w:pPr>
+      <w:r>
+        <w:rPr>
+          <w:rFonts w:asciiTheme="majorHAnsi" w:eastAsia="Google Sans Text" w:hAnsiTheme="majorHAnsi" w:cstheme="majorHAnsi"/>
           <w:b/>
           <w:color w:val="1B1C1D"/>
         </w:rPr>
-        <w:t>Increased</w:t>
-      </w:r>
-      <w:r>
-        <w:rPr>
-          <w:rFonts w:ascii="Google Sans Text" w:eastAsia="Google Sans Text" w:hAnsi="Google Sans Text" w:cs="Google Sans Text"/>
-          <w:b/>
-          <w:color w:val="1B1C1D"/>
-        </w:rPr>
-        <w:t xml:space="preserve"> Complexity:</w:t>
-      </w:r>
-      <w:r>
-        <w:rPr>
-          <w:rFonts w:ascii="Google Sans Text" w:eastAsia="Google Sans Text" w:hAnsi="Google Sans Text" w:cs="Google Sans Text"/>
+        <w:t>Increased Complexity:</w:t>
+      </w:r>
+      <w:r>
+        <w:rPr>
+          <w:rFonts w:asciiTheme="majorHAnsi" w:eastAsia="Google Sans Text" w:hAnsiTheme="majorHAnsi" w:cstheme="majorHAnsi"/>
           <w:color w:val="1B1C1D"/>
         </w:rPr>
         <w:t xml:space="preserve"> The output space is exponentially larger. For single digits, there are 10 possible classes (0-9). For a five-digit number, there are 105=100,000 possible classes. This makes the classification task vastly more complex.</w:t>
@@ -8330,10 +8026,13 @@
           <w:between w:val="nil"/>
         </w:pBdr>
         <w:spacing w:after="120" w:line="275" w:lineRule="auto"/>
-      </w:pPr>
-      <w:r>
-        <w:rPr>
-          <w:rFonts w:ascii="Google Sans Text" w:eastAsia="Google Sans Text" w:hAnsi="Google Sans Text" w:cs="Google Sans Text"/>
+        <w:rPr>
+          <w:rFonts w:asciiTheme="majorHAnsi" w:hAnsiTheme="majorHAnsi" w:cstheme="majorHAnsi"/>
+        </w:rPr>
+      </w:pPr>
+      <w:r>
+        <w:rPr>
+          <w:rFonts w:asciiTheme="majorHAnsi" w:eastAsia="Google Sans Text" w:hAnsiTheme="majorHAnsi" w:cstheme="majorHAnsi"/>
           <w:b/>
           <w:color w:val="1B1C1D"/>
         </w:rPr>
@@ -8341,57 +8040,13 @@
       </w:r>
       <w:r>
         <w:rPr>
-          <w:rFonts w:ascii="Google Sans Text" w:eastAsia="Google Sans Text" w:hAnsi="Google Sans Text" w:cs="Google Sans Text"/>
-          <w:color w:val="1B1C1D"/>
-        </w:rPr>
-        <w:t xml:space="preserve"> Multi</w:t>
-      </w:r>
-      <w:r>
-        <w:rPr>
-          <w:rFonts w:ascii="Google Sans Text" w:eastAsia="Google Sans Text" w:hAnsi="Google Sans Text" w:cs="Google Sans Text"/>
-          <w:color w:val="1B1C1D"/>
-        </w:rPr>
-        <w:t>-digit numbers in natural scenes are often accompanied by background clutter, shadows, and varied lighting conditions that can interfere with both segmentation and recognition. The model needs to be robust enough to ignore these irrelevant details.</w:t>
-      </w:r>
-    </w:p>
-    <w:p>
-      <w:pPr>
-        <w:pBdr>
-          <w:top w:val="nil"/>
-          <w:left w:val="nil"/>
-          <w:bottom w:val="nil"/>
-          <w:right w:val="nil"/>
-          <w:between w:val="nil"/>
-        </w:pBdr>
-        <w:spacing w:before="240" w:after="240" w:line="275" w:lineRule="auto"/>
-        <w:rPr>
-          <w:rFonts w:ascii="Google Sans Text" w:eastAsia="Google Sans Text" w:hAnsi="Google Sans Text" w:cs="Google Sans Text"/>
-          <w:color w:val="1B1C1D"/>
-        </w:rPr>
-      </w:pPr>
-      <w:r>
-        <w:rPr>
-          <w:rFonts w:ascii="Google Sans Text" w:eastAsia="Google Sans Text" w:hAnsi="Google Sans Text" w:cs="Google Sans Text"/>
-          <w:color w:val="1B1C1D"/>
-        </w:rPr>
-        <w:t>These c</w:t>
-      </w:r>
-      <w:r>
-        <w:rPr>
-          <w:rFonts w:ascii="Google Sans Text" w:eastAsia="Google Sans Text" w:hAnsi="Google Sans Text" w:cs="Google Sans Text"/>
-          <w:color w:val="1B1C1D"/>
-        </w:rPr>
-        <w:t>hallenges led to the development of more advanced models like Recurrent Neural Networks (RNNs) combined with CNNs (e.g., in the SVHN dataset) that can perform localization, segmentation, and recognition in a sin</w:t>
+          <w:rFonts w:asciiTheme="majorHAnsi" w:eastAsia="Google Sans Text" w:hAnsiTheme="majorHAnsi" w:cstheme="majorHAnsi"/>
+          <w:color w:val="1B1C1D"/>
+        </w:rPr>
+        <w:t xml:space="preserve"> Multi-digit numbers in natural scenes are often accompanied by background clutter, shadows, and varied lighting conditions that can interfere with both segmentation and recognition. The model needs to be robust enough to ignore these irrelevant details.</w:t>
       </w:r>
       <w:bookmarkStart w:id="0" w:name="_GoBack"/>
       <w:bookmarkEnd w:id="0"/>
-      <w:r>
-        <w:rPr>
-          <w:rFonts w:ascii="Google Sans Text" w:eastAsia="Google Sans Text" w:hAnsi="Google Sans Text" w:cs="Google Sans Text"/>
-          <w:color w:val="1B1C1D"/>
-        </w:rPr>
-        <w:t>gle, end-to-end process.</w:t>
-      </w:r>
     </w:p>
     <w:sectPr>
       <w:pgSz w:w="11907" w:h="16839" w:code="9"/>
